--- a/YM_thesis - in progress_upd.docx
+++ b/YM_thesis - in progress_upd.docx
@@ -5392,3106 +5392,1266 @@
     </w:p>
     <w:p>
       <w:r>
-        <w:t xml:space="preserve">Im in progress of writing thesis in the file "YM_thesis - in progress upd". I need to write methodology chapter. </w:t>
-      </w:r>
-    </w:p>
-    <w:p>
-      <w:r>
-        <w:t>I will descrieb briefly what i do for the methodology:</w:t>
-      </w:r>
-    </w:p>
-    <w:p>
-      <w:pPr>
-        <w:pStyle w:val="ListParagraph"/>
-        <w:numPr>
-          <w:ilvl w:val="0"/>
-          <w:numId w:val="15"/>
-        </w:numPr>
-      </w:pPr>
-      <w:r>
-        <w:t xml:space="preserve">Justify the choice of the variable based on the attached literature </w:t>
-      </w:r>
-    </w:p>
-    <w:p>
-      <w:pPr>
-        <w:pStyle w:val="ListParagraph"/>
-        <w:numPr>
-          <w:ilvl w:val="0"/>
-          <w:numId w:val="15"/>
-        </w:numPr>
-        <w:rPr>
-          <w:b/>
-          <w:bCs/>
-        </w:rPr>
-      </w:pPr>
-      <w:r>
-        <w:t xml:space="preserve">The following models where used </w:t>
-      </w:r>
-      <w:r>
-        <w:br/>
-      </w:r>
-      <w:r>
-        <w:rPr>
-          <w:b/>
-          <w:bCs/>
-        </w:rPr>
-        <w:t>Modeling Process</w:t>
-      </w:r>
-    </w:p>
-    <w:p>
-      <w:pPr>
-        <w:ind w:left="720"/>
-      </w:pPr>
-      <w:r>
-        <w:t>The modeling pipeline is designed to evaluate the impact of artificial intelligence adoption (ai_adoption) and ICT capabilities (spec_ict) on real wages (log_real_wage), while accounting for unobserved differences between economic sectors across different European countries.</w:t>
-      </w:r>
-    </w:p>
-    <w:p>
-      <w:pPr>
-        <w:ind w:left="720"/>
-      </w:pPr>
-      <w:r>
-        <w:t>The analytical workflow proceeds as follows:</w:t>
-      </w:r>
-    </w:p>
-    <w:p>
-      <w:pPr>
-        <w:ind w:left="720"/>
-      </w:pPr>
-      <w:r>
-        <w:rPr>
-          <w:b/>
-          <w:bCs/>
-        </w:rPr>
-        <w:t>Data Preparation:</w:t>
-      </w:r>
-      <w:r>
-        <w:t xml:space="preserve"> A panel dataset is declared using id (a composite identifier constructed as Country_Sector, e.g., "AT_C") and year (2021–2024). Variables are transformed into their </w:t>
-      </w:r>
-      <w:r>
+        <w:t>Variable selection</w:t>
+      </w:r>
+    </w:p>
+    <w:p>
+      <w:pPr>
+        <w:spacing w:line="360" w:lineRule="auto"/>
+        <w:jc w:val="both"/>
+        <w:rPr>
+          <w:rFonts w:ascii="Times New Roman" w:hAnsi="Times New Roman" w:cs="Times New Roman"/>
+          <w:sz w:val="24"/>
+          <w:szCs w:val="24"/>
+        </w:rPr>
+      </w:pPr>
+      <w:r>
+        <w:rPr>
+          <w:rFonts w:ascii="Times New Roman" w:hAnsi="Times New Roman" w:cs="Times New Roman"/>
+          <w:sz w:val="24"/>
+          <w:szCs w:val="24"/>
+        </w:rPr>
+        <w:t xml:space="preserve">The selection of variables is governed by two </w:t>
+      </w:r>
+      <w:r>
+        <w:rPr>
+          <w:rFonts w:ascii="Times New Roman" w:hAnsi="Times New Roman" w:cs="Times New Roman"/>
+          <w:sz w:val="24"/>
+          <w:szCs w:val="24"/>
+        </w:rPr>
+        <w:t>factors</w:t>
+      </w:r>
+      <w:r>
+        <w:rPr>
+          <w:rFonts w:ascii="Times New Roman" w:hAnsi="Times New Roman" w:cs="Times New Roman"/>
+          <w:sz w:val="24"/>
+          <w:szCs w:val="24"/>
+        </w:rPr>
+        <w:t xml:space="preserve">: the theoretical and empirical requirements needed to test the </w:t>
+      </w:r>
+      <w:r>
+        <w:rPr>
+          <w:rFonts w:ascii="Times New Roman" w:hAnsi="Times New Roman" w:cs="Times New Roman"/>
+          <w:sz w:val="24"/>
+          <w:szCs w:val="24"/>
+        </w:rPr>
+        <w:t>hypothesis</w:t>
+      </w:r>
+      <w:r>
+        <w:rPr>
+          <w:rFonts w:ascii="Times New Roman" w:hAnsi="Times New Roman" w:cs="Times New Roman"/>
+          <w:sz w:val="24"/>
+          <w:szCs w:val="24"/>
+        </w:rPr>
+        <w:t>,</w:t>
+      </w:r>
+      <w:r>
+        <w:rPr>
+          <w:rFonts w:ascii="Times New Roman" w:hAnsi="Times New Roman" w:cs="Times New Roman"/>
+          <w:sz w:val="24"/>
+          <w:szCs w:val="24"/>
+        </w:rPr>
+        <w:t xml:space="preserve"> </w:t>
+      </w:r>
+      <w:r>
+        <w:rPr>
+          <w:rFonts w:ascii="Times New Roman" w:hAnsi="Times New Roman" w:cs="Times New Roman"/>
+          <w:sz w:val="24"/>
+          <w:szCs w:val="24"/>
+        </w:rPr>
+        <w:t>and the availability of harmonised, comparable data at the country–sector–year level across EU member states.</w:t>
+      </w:r>
+      <w:r>
+        <w:rPr>
+          <w:rFonts w:ascii="Times New Roman" w:hAnsi="Times New Roman" w:cs="Times New Roman"/>
+          <w:sz w:val="24"/>
+          <w:szCs w:val="24"/>
+        </w:rPr>
+        <w:t xml:space="preserve"> </w:t>
+      </w:r>
+      <w:r>
+        <w:rPr>
+          <w:rFonts w:ascii="Times New Roman" w:hAnsi="Times New Roman" w:cs="Times New Roman"/>
+          <w:sz w:val="24"/>
+          <w:szCs w:val="24"/>
+        </w:rPr>
+        <w:t>The dependent variable is the real wages, measured as wages and salaries per employee in full-time equivalents</w:t>
+      </w:r>
+      <w:r>
+        <w:rPr>
+          <w:rFonts w:ascii="Times New Roman" w:hAnsi="Times New Roman" w:cs="Times New Roman"/>
+          <w:sz w:val="24"/>
+          <w:szCs w:val="24"/>
+        </w:rPr>
+        <w:t xml:space="preserve"> in EUR/hour</w:t>
+      </w:r>
+      <w:r>
+        <w:rPr>
+          <w:rFonts w:ascii="Times New Roman" w:hAnsi="Times New Roman" w:cs="Times New Roman"/>
+          <w:sz w:val="24"/>
+          <w:szCs w:val="24"/>
+        </w:rPr>
+        <w:t>.</w:t>
+      </w:r>
+      <w:r>
+        <w:rPr>
+          <w:rFonts w:ascii="Times New Roman" w:hAnsi="Times New Roman" w:cs="Times New Roman"/>
+          <w:sz w:val="24"/>
+          <w:szCs w:val="24"/>
+        </w:rPr>
+        <w:t xml:space="preserve"> </w:t>
+      </w:r>
+      <w:r>
+        <w:rPr>
+          <w:rFonts w:ascii="Times New Roman" w:hAnsi="Times New Roman" w:cs="Times New Roman"/>
+          <w:sz w:val="24"/>
+          <w:szCs w:val="24"/>
+        </w:rPr>
+        <w:t>Variable selection for AI adoption and ICT follows the research framework of</w:t>
+      </w:r>
+      <w:r>
+        <w:rPr>
+          <w:rFonts w:ascii="Times New Roman" w:hAnsi="Times New Roman" w:cs="Times New Roman"/>
+          <w:sz w:val="24"/>
+          <w:szCs w:val="24"/>
+        </w:rPr>
+        <w:t xml:space="preserve"> Karol</w:t>
+      </w:r>
+      <w:r>
+        <w:rPr>
+          <w:rFonts w:ascii="Times New Roman" w:hAnsi="Times New Roman" w:cs="Times New Roman"/>
+          <w:sz w:val="24"/>
+          <w:szCs w:val="24"/>
+        </w:rPr>
+        <w:t xml:space="preserve"> Madoń, who demonstrates a positive and heterogeneous association between AI exposure and wages across European countries, concentrated among high-skilled workers and sectors with greater ICT penetration</w:t>
+      </w:r>
+      <w:r>
+        <w:rPr>
+          <w:rFonts w:ascii="Times New Roman" w:hAnsi="Times New Roman" w:cs="Times New Roman"/>
+          <w:sz w:val="24"/>
+          <w:szCs w:val="24"/>
+        </w:rPr>
+        <w:t xml:space="preserve"> [</w:t>
+      </w:r>
+      <w:r>
+        <w:rPr>
+          <w:rFonts w:ascii="Times New Roman" w:hAnsi="Times New Roman" w:cs="Times New Roman"/>
+          <w:sz w:val="24"/>
+          <w:szCs w:val="24"/>
+          <w:highlight w:val="yellow"/>
+        </w:rPr>
+        <w:t>Madon</w:t>
+      </w:r>
+      <w:r>
+        <w:rPr>
+          <w:rFonts w:ascii="Times New Roman" w:hAnsi="Times New Roman" w:cs="Times New Roman"/>
+          <w:sz w:val="24"/>
+          <w:szCs w:val="24"/>
+        </w:rPr>
+        <w:t>]</w:t>
+      </w:r>
+      <w:r>
+        <w:rPr>
+          <w:rFonts w:ascii="Times New Roman" w:hAnsi="Times New Roman" w:cs="Times New Roman"/>
+          <w:sz w:val="24"/>
+          <w:szCs w:val="24"/>
+        </w:rPr>
+        <w:t>. This motivates the inclusion of three complementary technology measures:</w:t>
+      </w:r>
+      <w:r>
+        <w:rPr>
+          <w:rFonts w:ascii="Times New Roman" w:hAnsi="Times New Roman" w:cs="Times New Roman"/>
+          <w:sz w:val="24"/>
+          <w:szCs w:val="24"/>
+        </w:rPr>
+        <w:t xml:space="preserve"> AI adoption, ICT specialist and ICT training. </w:t>
+      </w:r>
+      <w:r>
+        <w:rPr>
+          <w:rFonts w:ascii="Times New Roman" w:hAnsi="Times New Roman" w:cs="Times New Roman"/>
+          <w:sz w:val="24"/>
+          <w:szCs w:val="24"/>
+        </w:rPr>
+        <w:t>AI adoption is a</w:t>
+      </w:r>
+      <w:r>
+        <w:rPr>
+          <w:rFonts w:ascii="Times New Roman" w:hAnsi="Times New Roman" w:cs="Times New Roman"/>
+          <w:sz w:val="24"/>
+          <w:szCs w:val="24"/>
+        </w:rPr>
+        <w:t xml:space="preserve"> share of enterprises in a given country–sector–year cell using at least one AI technology (Eurostat: isoc_eb_ain2), </w:t>
+      </w:r>
+      <w:r>
+        <w:rPr>
+          <w:rFonts w:ascii="Times New Roman" w:hAnsi="Times New Roman" w:cs="Times New Roman"/>
+          <w:sz w:val="24"/>
+          <w:szCs w:val="24"/>
+        </w:rPr>
         <w:lastRenderedPageBreak/>
-        <w:t>natural logarithms (e.g., productivity and real wages) to allow coefficients to be interpreted as elasticities.</w:t>
-      </w:r>
-    </w:p>
-    <w:p>
-      <w:pPr>
-        <w:ind w:left="720"/>
-      </w:pPr>
-      <w:r>
-        <w:rPr>
-          <w:b/>
-          <w:bCs/>
-        </w:rPr>
-        <w:t>Interaction Mapping:</w:t>
-      </w:r>
-      <w:r>
-        <w:t> An interaction term (ai_x_ict) is computed by multiplying ai_adoption by spec_ict to test whether the presence of ICT specialists moderates the wage effect of AI adoption.</w:t>
-      </w:r>
-    </w:p>
-    <w:p>
-      <w:pPr>
-        <w:ind w:left="720"/>
-      </w:pPr>
-      <w:r>
-        <w:rPr>
-          <w:b/>
-          <w:bCs/>
-        </w:rPr>
-        <w:t>Cross-Sectional Baseline:</w:t>
-      </w:r>
-      <w:r>
-        <w:t> A standard Pooled OLS model is estimated as a baseline, ignoring country-sector specific traits.</w:t>
-      </w:r>
-    </w:p>
-    <w:p>
-      <w:pPr>
-        <w:ind w:left="720"/>
-      </w:pPr>
-      <w:r>
-        <w:rPr>
-          <w:b/>
-          <w:bCs/>
-        </w:rPr>
-        <w:t>Fixed Effects Testing:</w:t>
-      </w:r>
-      <w:r>
-        <w:t> Formal specification tests are executed. A Wald Test compares Pooled OLS against Fixed Effects models to confirm that entity-specific effects are statistically significant. A Breusch-Pagan LM test is then run to assess whether Random Effects are preferred over Pooled OLS.</w:t>
-      </w:r>
-    </w:p>
-    <w:p>
-      <w:pPr>
-        <w:ind w:left="720"/>
-      </w:pPr>
-      <w:r>
-        <w:rPr>
-          <w:b/>
-          <w:bCs/>
-        </w:rPr>
-        <w:t>Correlated Random Effects (CRE):</w:t>
-      </w:r>
-      <w:r>
-        <w:t> Because pure Fixed Effects models consume a high number of degrees of freedom and drop time-invariant structural characteristics, the workflow transitions to a Mundlak Correlated Random Effects (CRE) model.</w:t>
-      </w:r>
-    </w:p>
-    <w:p>
-      <w:pPr>
-        <w:ind w:left="720"/>
-        <w:rPr>
-          <w:b/>
-          <w:bCs/>
-        </w:rPr>
-      </w:pPr>
-      <w:r>
-        <w:rPr>
-          <w:b/>
-          <w:bCs/>
-        </w:rPr>
-        <w:t>Specific Models and Formulas</w:t>
-      </w:r>
-    </w:p>
-    <w:p>
-      <w:pPr>
-        <w:ind w:left="720"/>
-      </w:pPr>
-      <w:r>
-        <w:t>Below are the key models utilized in the analysis. For the formulas, </w:t>
+        <w:t xml:space="preserve">expressed as a percentage of enterprises. This variable serves as the primary treatment variable. It directly captures firm-level uptake rather than occupational exposure, addressing the limitation noted by </w:t>
+      </w:r>
+      <w:r>
+        <w:rPr>
+          <w:rFonts w:ascii="Times New Roman" w:hAnsi="Times New Roman" w:cs="Times New Roman"/>
+          <w:sz w:val="24"/>
+          <w:szCs w:val="24"/>
+        </w:rPr>
+        <w:t xml:space="preserve">Karol </w:t>
+      </w:r>
+      <w:r>
+        <w:rPr>
+          <w:rFonts w:ascii="Times New Roman" w:hAnsi="Times New Roman" w:cs="Times New Roman"/>
+          <w:sz w:val="24"/>
+          <w:szCs w:val="24"/>
+        </w:rPr>
+        <w:t>Madoń that purely task-based AI exposure measures do not reflect actual organisational adoption</w:t>
+      </w:r>
+      <w:r>
+        <w:rPr>
+          <w:rFonts w:ascii="Times New Roman" w:hAnsi="Times New Roman" w:cs="Times New Roman"/>
+          <w:sz w:val="24"/>
+          <w:szCs w:val="24"/>
+        </w:rPr>
+        <w:t xml:space="preserve"> </w:t>
+      </w:r>
+      <w:r>
+        <w:rPr>
+          <w:rFonts w:ascii="Times New Roman" w:hAnsi="Times New Roman" w:cs="Times New Roman"/>
+          <w:sz w:val="24"/>
+          <w:szCs w:val="24"/>
+          <w:highlight w:val="yellow"/>
+        </w:rPr>
+        <w:t>[Madon]</w:t>
+      </w:r>
+      <w:r>
+        <w:rPr>
+          <w:rFonts w:ascii="Times New Roman" w:hAnsi="Times New Roman" w:cs="Times New Roman"/>
+          <w:sz w:val="24"/>
+          <w:szCs w:val="24"/>
+          <w:highlight w:val="yellow"/>
+        </w:rPr>
+        <w:t>.</w:t>
+      </w:r>
+      <w:r>
+        <w:rPr>
+          <w:rFonts w:ascii="Times New Roman" w:hAnsi="Times New Roman" w:cs="Times New Roman"/>
+          <w:sz w:val="24"/>
+          <w:szCs w:val="24"/>
+        </w:rPr>
+        <w:t xml:space="preserve"> </w:t>
+      </w:r>
+      <w:r>
+        <w:rPr>
+          <w:rFonts w:ascii="Times New Roman" w:hAnsi="Times New Roman" w:cs="Times New Roman"/>
+          <w:sz w:val="24"/>
+          <w:szCs w:val="24"/>
+        </w:rPr>
+        <w:t>Next variable is t</w:t>
+      </w:r>
+      <w:r>
+        <w:rPr>
+          <w:rFonts w:ascii="Times New Roman" w:hAnsi="Times New Roman" w:cs="Times New Roman"/>
+          <w:sz w:val="24"/>
+          <w:szCs w:val="24"/>
+        </w:rPr>
+        <w:t>he percentage of enterprises employing ICT/IT specialists (Eurostat: isoc_ske_itspen2). This variable captures the stock of technology-complementary human capital within a sector. The inclusion of ICT specialist intensity is justified by the task-based framework of Acemoglu and Autor and the empirical finding that AI is more likely to augment rather than displace workers in high-ICT environments</w:t>
+      </w:r>
+      <w:r>
+        <w:rPr>
+          <w:rFonts w:ascii="Times New Roman" w:hAnsi="Times New Roman" w:cs="Times New Roman"/>
+          <w:sz w:val="24"/>
+          <w:szCs w:val="24"/>
+        </w:rPr>
+        <w:t xml:space="preserve"> </w:t>
+      </w:r>
+      <w:r>
+        <w:rPr>
+          <w:rFonts w:ascii="Times New Roman" w:hAnsi="Times New Roman" w:cs="Times New Roman"/>
+          <w:sz w:val="24"/>
+          <w:szCs w:val="24"/>
+          <w:highlight w:val="yellow"/>
+        </w:rPr>
+        <w:t>[</w:t>
+      </w:r>
+      <w:r>
+        <w:rPr>
+          <w:rFonts w:ascii="Times New Roman" w:hAnsi="Times New Roman" w:cs="Times New Roman"/>
+          <w:sz w:val="24"/>
+          <w:szCs w:val="24"/>
+          <w:highlight w:val="yellow"/>
+        </w:rPr>
+        <w:t>Acemoglu and Autor (2011)</w:t>
+      </w:r>
+      <w:r>
+        <w:rPr>
+          <w:rFonts w:ascii="Times New Roman" w:hAnsi="Times New Roman" w:cs="Times New Roman"/>
+          <w:sz w:val="24"/>
+          <w:szCs w:val="24"/>
+          <w:highlight w:val="yellow"/>
+        </w:rPr>
+        <w:t>]</w:t>
+      </w:r>
+      <w:r>
+        <w:rPr>
+          <w:rFonts w:ascii="Times New Roman" w:hAnsi="Times New Roman" w:cs="Times New Roman"/>
+          <w:sz w:val="24"/>
+          <w:szCs w:val="24"/>
+          <w:highlight w:val="yellow"/>
+        </w:rPr>
+        <w:t>.</w:t>
+      </w:r>
+      <w:r>
+        <w:rPr>
+          <w:rFonts w:ascii="Times New Roman" w:hAnsi="Times New Roman" w:cs="Times New Roman"/>
+          <w:sz w:val="24"/>
+          <w:szCs w:val="24"/>
+        </w:rPr>
+        <w:t xml:space="preserve"> The last technology measure is ICT training variable. </w:t>
+      </w:r>
+      <w:r>
+        <w:rPr>
+          <w:rFonts w:ascii="Times New Roman" w:hAnsi="Times New Roman" w:cs="Times New Roman"/>
+          <w:sz w:val="24"/>
+          <w:szCs w:val="24"/>
+        </w:rPr>
+        <w:t>The percentage of enterprises providing ICT training to their personnel (Eurostat: isoc_ske_ittn2), used as an alternative ICT complementarity measure in a second specification to test the robustness of the interaction channel.</w:t>
+      </w:r>
+    </w:p>
+    <w:p>
+      <w:pPr>
+        <w:spacing w:line="360" w:lineRule="auto"/>
+        <w:jc w:val="both"/>
+        <w:rPr>
+          <w:rFonts w:ascii="Times New Roman" w:hAnsi="Times New Roman" w:cs="Times New Roman"/>
+          <w:sz w:val="24"/>
+          <w:szCs w:val="24"/>
+        </w:rPr>
+      </w:pPr>
+      <w:r>
+        <w:rPr>
+          <w:rFonts w:ascii="Times New Roman" w:hAnsi="Times New Roman" w:cs="Times New Roman"/>
+          <w:sz w:val="24"/>
+          <w:szCs w:val="24"/>
+        </w:rPr>
+        <w:t xml:space="preserve">As a </w:t>
+      </w:r>
+      <w:r>
+        <w:rPr>
+          <w:rFonts w:ascii="Times New Roman" w:hAnsi="Times New Roman" w:cs="Times New Roman"/>
+          <w:sz w:val="24"/>
+          <w:szCs w:val="24"/>
+        </w:rPr>
+        <w:t xml:space="preserve">wage </w:t>
+      </w:r>
+      <w:r>
+        <w:rPr>
+          <w:rFonts w:ascii="Times New Roman" w:hAnsi="Times New Roman" w:cs="Times New Roman"/>
+          <w:sz w:val="24"/>
+          <w:szCs w:val="24"/>
+        </w:rPr>
+        <w:t>control variables were selected</w:t>
+      </w:r>
+      <w:r>
+        <w:rPr>
+          <w:rFonts w:ascii="Times New Roman" w:hAnsi="Times New Roman" w:cs="Times New Roman"/>
+          <w:sz w:val="24"/>
+          <w:szCs w:val="24"/>
+        </w:rPr>
+        <w:t xml:space="preserve"> </w:t>
+      </w:r>
+      <w:r>
+        <w:rPr>
+          <w:rFonts w:ascii="Times New Roman" w:hAnsi="Times New Roman" w:cs="Times New Roman"/>
+          <w:sz w:val="24"/>
+          <w:szCs w:val="24"/>
+        </w:rPr>
+        <w:t>labour productivity, firm size index, share of high-skill occupations, and tertiary education rate.</w:t>
+      </w:r>
+      <w:r>
+        <w:rPr>
+          <w:rFonts w:ascii="Times New Roman" w:hAnsi="Times New Roman" w:cs="Times New Roman"/>
+          <w:sz w:val="24"/>
+          <w:szCs w:val="24"/>
+        </w:rPr>
+        <w:t xml:space="preserve"> Productivity as </w:t>
+      </w:r>
+      <w:r>
+        <w:rPr>
+          <w:rFonts w:ascii="Times New Roman" w:hAnsi="Times New Roman" w:cs="Times New Roman"/>
+          <w:sz w:val="24"/>
+          <w:szCs w:val="24"/>
+        </w:rPr>
+        <w:t>g</w:t>
+      </w:r>
+      <w:r>
+        <w:rPr>
+          <w:rFonts w:ascii="Times New Roman" w:hAnsi="Times New Roman" w:cs="Times New Roman"/>
+          <w:sz w:val="24"/>
+          <w:szCs w:val="24"/>
+        </w:rPr>
+        <w:t>ross</w:t>
+      </w:r>
+      <w:r>
+        <w:rPr>
+          <w:rFonts w:ascii="Times New Roman" w:hAnsi="Times New Roman" w:cs="Times New Roman"/>
+          <w:sz w:val="24"/>
+          <w:szCs w:val="24"/>
+        </w:rPr>
+        <w:t xml:space="preserve"> value added per employee (Eurostat</w:t>
+      </w:r>
+      <w:r>
+        <w:rPr>
+          <w:rFonts w:ascii="Times New Roman" w:hAnsi="Times New Roman" w:cs="Times New Roman"/>
+          <w:sz w:val="24"/>
+          <w:szCs w:val="24"/>
+        </w:rPr>
+        <w:t>:</w:t>
+      </w:r>
+      <w:r>
+        <w:rPr>
+          <w:rFonts w:ascii="Times New Roman" w:hAnsi="Times New Roman" w:cs="Times New Roman"/>
+          <w:sz w:val="24"/>
+          <w:szCs w:val="24"/>
+        </w:rPr>
+        <w:t> nama_10_a64_e) is included as the most direct structural control for wage differences across sectors and countries. The IMF (2025) paper confirms that productivity effects are the primary theoretical mechanism through which AI generates wage gains at the macro level: higher AI adoption rates increase total factor productivity, and under competitive labour markets this gain is partially passed through to wages</w:t>
+      </w:r>
+      <w:r>
+        <w:rPr>
+          <w:rFonts w:ascii="Times New Roman" w:hAnsi="Times New Roman" w:cs="Times New Roman"/>
+          <w:sz w:val="24"/>
+          <w:szCs w:val="24"/>
+        </w:rPr>
+        <w:t xml:space="preserve"> </w:t>
+      </w:r>
+      <w:r>
+        <w:rPr>
+          <w:rFonts w:ascii="Times New Roman" w:hAnsi="Times New Roman" w:cs="Times New Roman"/>
+          <w:sz w:val="24"/>
+          <w:szCs w:val="24"/>
+          <w:highlight w:val="yellow"/>
+        </w:rPr>
+        <w:t>[IMF paper]</w:t>
+      </w:r>
+      <w:r>
+        <w:rPr>
+          <w:rFonts w:ascii="Times New Roman" w:hAnsi="Times New Roman" w:cs="Times New Roman"/>
+          <w:sz w:val="24"/>
+          <w:szCs w:val="24"/>
+          <w:highlight w:val="yellow"/>
+        </w:rPr>
+        <w:t>.</w:t>
+      </w:r>
+      <w:r>
+        <w:rPr>
+          <w:rFonts w:ascii="Times New Roman" w:hAnsi="Times New Roman" w:cs="Times New Roman"/>
+          <w:sz w:val="24"/>
+          <w:szCs w:val="24"/>
+        </w:rPr>
+        <w:t xml:space="preserve"> Excluding productivity would risk attributing to AI adoption what is in fact a productivity–wage channel. </w:t>
+      </w:r>
+    </w:p>
+    <w:p>
+      <w:pPr>
+        <w:spacing w:line="360" w:lineRule="auto"/>
+        <w:jc w:val="both"/>
+        <w:rPr>
+          <w:rFonts w:ascii="Times New Roman" w:hAnsi="Times New Roman" w:cs="Times New Roman"/>
+          <w:sz w:val="24"/>
+          <w:szCs w:val="24"/>
+        </w:rPr>
+      </w:pPr>
+      <w:r>
+        <w:rPr>
+          <w:rFonts w:ascii="Times New Roman" w:hAnsi="Times New Roman" w:cs="Times New Roman"/>
+          <w:sz w:val="24"/>
+          <w:szCs w:val="24"/>
+        </w:rPr>
+        <w:t>The variable Firm Size Index (FSI) is a</w:t>
+      </w:r>
+      <w:r>
+        <w:rPr>
+          <w:rFonts w:ascii="Times New Roman" w:hAnsi="Times New Roman" w:cs="Times New Roman"/>
+          <w:sz w:val="24"/>
+          <w:szCs w:val="24"/>
+        </w:rPr>
+        <w:t xml:space="preserve"> share of employees in enterprises with 250 or more persons in total sectoral employment (Eurostat</w:t>
+      </w:r>
+      <w:r>
+        <w:rPr>
+          <w:rFonts w:ascii="Times New Roman" w:hAnsi="Times New Roman" w:cs="Times New Roman"/>
+          <w:sz w:val="24"/>
+          <w:szCs w:val="24"/>
+        </w:rPr>
+        <w:t>:</w:t>
+      </w:r>
+      <w:r>
+        <w:rPr>
+          <w:rFonts w:ascii="Times New Roman" w:hAnsi="Times New Roman" w:cs="Times New Roman"/>
+          <w:sz w:val="24"/>
+          <w:szCs w:val="24"/>
+        </w:rPr>
+        <w:t> sbs_sc_ovw) controls for market structure. Larger firms tend to pay wage premia and are also more likely to be AI adopters, as the IMF</w:t>
+      </w:r>
+      <w:r>
+        <w:rPr>
+          <w:rFonts w:ascii="Times New Roman" w:hAnsi="Times New Roman" w:cs="Times New Roman"/>
+          <w:sz w:val="24"/>
+          <w:szCs w:val="24"/>
+        </w:rPr>
+        <w:t xml:space="preserve"> </w:t>
+      </w:r>
+      <w:r>
+        <w:rPr>
+          <w:rFonts w:ascii="Times New Roman" w:hAnsi="Times New Roman" w:cs="Times New Roman"/>
+          <w:sz w:val="24"/>
+          <w:szCs w:val="24"/>
+          <w:highlight w:val="yellow"/>
+        </w:rPr>
+        <w:t>“name IMF paper”</w:t>
+      </w:r>
+      <w:r>
+        <w:rPr>
+          <w:rFonts w:ascii="Times New Roman" w:hAnsi="Times New Roman" w:cs="Times New Roman"/>
+          <w:sz w:val="24"/>
+          <w:szCs w:val="24"/>
+        </w:rPr>
+        <w:t xml:space="preserve"> </w:t>
+      </w:r>
+      <w:r>
+        <w:rPr>
+          <w:rFonts w:ascii="Times New Roman" w:hAnsi="Times New Roman" w:cs="Times New Roman"/>
+          <w:sz w:val="24"/>
+          <w:szCs w:val="24"/>
+        </w:rPr>
+        <w:t>paper</w:t>
+      </w:r>
+      <w:r>
+        <w:rPr>
+          <w:rFonts w:ascii="Times New Roman" w:hAnsi="Times New Roman" w:cs="Times New Roman"/>
+          <w:sz w:val="24"/>
+          <w:szCs w:val="24"/>
+        </w:rPr>
+        <w:t xml:space="preserve"> adoption-rate regressions show</w:t>
+      </w:r>
+      <w:r>
+        <w:rPr>
+          <w:rFonts w:ascii="Times New Roman" w:hAnsi="Times New Roman" w:cs="Times New Roman"/>
+          <w:sz w:val="24"/>
+          <w:szCs w:val="24"/>
+        </w:rPr>
+        <w:t xml:space="preserve"> [IMF paper]</w:t>
+      </w:r>
+      <w:r>
+        <w:rPr>
+          <w:rFonts w:ascii="Times New Roman" w:hAnsi="Times New Roman" w:cs="Times New Roman"/>
+          <w:sz w:val="24"/>
+          <w:szCs w:val="24"/>
+        </w:rPr>
+        <w:t>. The variable therefore serves as a proxy for the scale and organisational complexity of the sector, which independently predicts both wage levels and adoption incentives.</w:t>
+      </w:r>
+    </w:p>
+    <w:p>
+      <w:pPr>
+        <w:spacing w:line="360" w:lineRule="auto"/>
+        <w:jc w:val="both"/>
+        <w:rPr>
+          <w:rFonts w:ascii="Times New Roman" w:hAnsi="Times New Roman" w:cs="Times New Roman"/>
+          <w:sz w:val="24"/>
+          <w:szCs w:val="24"/>
+        </w:rPr>
+      </w:pPr>
+      <w:r>
+        <w:rPr>
+          <w:rFonts w:ascii="Times New Roman" w:hAnsi="Times New Roman" w:cs="Times New Roman"/>
+          <w:sz w:val="24"/>
+          <w:szCs w:val="24"/>
+        </w:rPr>
+        <w:t xml:space="preserve">Next control variable is related to the high-skill occupations. </w:t>
+      </w:r>
+      <w:r>
+        <w:rPr>
+          <w:rFonts w:ascii="Times New Roman" w:hAnsi="Times New Roman" w:cs="Times New Roman"/>
+          <w:sz w:val="24"/>
+          <w:szCs w:val="24"/>
+        </w:rPr>
+        <w:t>The share of managers (ISCO OC1), professionals (OC2), and technicians (OC3) in total sector employment (Eurostat</w:t>
+      </w:r>
+      <w:r>
+        <w:rPr>
+          <w:rFonts w:ascii="Times New Roman" w:hAnsi="Times New Roman" w:cs="Times New Roman"/>
+          <w:sz w:val="24"/>
+          <w:szCs w:val="24"/>
+        </w:rPr>
+        <w:t>:</w:t>
+      </w:r>
+      <w:r>
+        <w:rPr>
+          <w:rFonts w:ascii="Times New Roman" w:hAnsi="Times New Roman" w:cs="Times New Roman"/>
+          <w:sz w:val="24"/>
+          <w:szCs w:val="24"/>
+        </w:rPr>
+        <w:t> lfsa_eisn2) proxies the occupational skill composition of the sector. In Acemoglu and Restrepo, wage changes are directly linked to a demographic group's specialisation in the tasks being automated: groups whose tasks are displaced experience wage declines, while groups in non-automatable or complementary tasks experience wage gains</w:t>
+      </w:r>
+      <w:r>
+        <w:rPr>
+          <w:rFonts w:ascii="Times New Roman" w:hAnsi="Times New Roman" w:cs="Times New Roman"/>
+          <w:sz w:val="24"/>
+          <w:szCs w:val="24"/>
+        </w:rPr>
+        <w:t xml:space="preserve"> [</w:t>
+      </w:r>
+      <w:r>
+        <w:rPr>
+          <w:rFonts w:ascii="Times New Roman" w:hAnsi="Times New Roman" w:cs="Times New Roman"/>
+          <w:sz w:val="24"/>
+          <w:szCs w:val="24"/>
+          <w:highlight w:val="yellow"/>
+        </w:rPr>
+        <w:t xml:space="preserve">Acemoglu and Restrepo </w:t>
+      </w:r>
+      <w:r>
+        <w:rPr>
+          <w:rFonts w:ascii="Times New Roman" w:hAnsi="Times New Roman" w:cs="Times New Roman"/>
+          <w:sz w:val="24"/>
+          <w:szCs w:val="24"/>
+          <w:highlight w:val="yellow"/>
+        </w:rPr>
+        <w:lastRenderedPageBreak/>
+        <w:t>(2022)</w:t>
+      </w:r>
+      <w:r>
+        <w:rPr>
+          <w:rFonts w:ascii="Times New Roman" w:hAnsi="Times New Roman" w:cs="Times New Roman"/>
+          <w:sz w:val="24"/>
+          <w:szCs w:val="24"/>
+        </w:rPr>
+        <w:t>]</w:t>
+      </w:r>
+      <w:r>
+        <w:rPr>
+          <w:rFonts w:ascii="Times New Roman" w:hAnsi="Times New Roman" w:cs="Times New Roman"/>
+          <w:sz w:val="24"/>
+          <w:szCs w:val="24"/>
+        </w:rPr>
+        <w:t xml:space="preserve">. Controlling for the occupational skill mix separates the AI adoption wage effect from underlying compositional differences between sectors that already employ more high-skill workers. </w:t>
+      </w:r>
+      <w:r>
+        <w:rPr>
+          <w:rFonts w:ascii="Times New Roman" w:hAnsi="Times New Roman" w:cs="Times New Roman"/>
+          <w:sz w:val="24"/>
+          <w:szCs w:val="24"/>
+        </w:rPr>
+        <w:t xml:space="preserve">Karol </w:t>
+      </w:r>
+      <w:r>
+        <w:rPr>
+          <w:rFonts w:ascii="Times New Roman" w:hAnsi="Times New Roman" w:cs="Times New Roman"/>
+          <w:sz w:val="24"/>
+          <w:szCs w:val="24"/>
+        </w:rPr>
+        <w:t>Madoń similarly includes sectoral composition controls in his Mincerian specifications to isolate the AI-specific wage channel</w:t>
+      </w:r>
+      <w:r>
+        <w:rPr>
+          <w:rFonts w:ascii="Times New Roman" w:hAnsi="Times New Roman" w:cs="Times New Roman"/>
+          <w:sz w:val="24"/>
+          <w:szCs w:val="24"/>
+        </w:rPr>
+        <w:t xml:space="preserve"> [Karol Madon]</w:t>
+      </w:r>
+      <w:r>
+        <w:rPr>
+          <w:rFonts w:ascii="Times New Roman" w:hAnsi="Times New Roman" w:cs="Times New Roman"/>
+          <w:sz w:val="24"/>
+          <w:szCs w:val="24"/>
+        </w:rPr>
+        <w:t>.</w:t>
+      </w:r>
+    </w:p>
+    <w:p>
+      <w:pPr>
+        <w:spacing w:line="360" w:lineRule="auto"/>
+        <w:jc w:val="both"/>
+        <w:rPr>
+          <w:rFonts w:ascii="Times New Roman" w:hAnsi="Times New Roman" w:cs="Times New Roman"/>
+          <w:sz w:val="24"/>
+          <w:szCs w:val="24"/>
+        </w:rPr>
+      </w:pPr>
+      <w:r>
+        <w:rPr>
+          <w:rFonts w:ascii="Times New Roman" w:hAnsi="Times New Roman" w:cs="Times New Roman"/>
+          <w:sz w:val="24"/>
+          <w:szCs w:val="24"/>
+        </w:rPr>
+        <w:t>The last one wage control is a tertiary education rate.</w:t>
+      </w:r>
+      <w:r>
+        <w:rPr>
+          <w:rFonts w:ascii="Times New Roman" w:hAnsi="Times New Roman" w:cs="Times New Roman"/>
+          <w:sz w:val="24"/>
+          <w:szCs w:val="24"/>
+        </w:rPr>
+        <w:t xml:space="preserve"> </w:t>
+      </w:r>
+      <w:r>
+        <w:rPr>
+          <w:rFonts w:ascii="Times New Roman" w:hAnsi="Times New Roman" w:cs="Times New Roman"/>
+          <w:sz w:val="24"/>
+          <w:szCs w:val="24"/>
+        </w:rPr>
+        <w:t>The share of employed persons aged 18–69 with tertiary education (ISCED 5–8) in a sector (Eurostat</w:t>
+      </w:r>
+      <w:r>
+        <w:rPr>
+          <w:rFonts w:ascii="Times New Roman" w:hAnsi="Times New Roman" w:cs="Times New Roman"/>
+          <w:sz w:val="24"/>
+          <w:szCs w:val="24"/>
+        </w:rPr>
+        <w:t>:</w:t>
+      </w:r>
+      <w:r>
+        <w:rPr>
+          <w:rFonts w:ascii="Times New Roman" w:hAnsi="Times New Roman" w:cs="Times New Roman"/>
+          <w:sz w:val="24"/>
+          <w:szCs w:val="24"/>
+        </w:rPr>
+        <w:t xml:space="preserve"> edat_lfs_9910) proxies the human capital stock. </w:t>
+      </w:r>
+      <w:r>
+        <w:rPr>
+          <w:rFonts w:ascii="Times New Roman" w:hAnsi="Times New Roman" w:cs="Times New Roman"/>
+          <w:sz w:val="24"/>
+          <w:szCs w:val="24"/>
+          <w:highlight w:val="yellow"/>
+        </w:rPr>
+        <w:t>Mincer (1974)</w:t>
+      </w:r>
+      <w:r>
+        <w:rPr>
+          <w:rFonts w:ascii="Times New Roman" w:hAnsi="Times New Roman" w:cs="Times New Roman"/>
+          <w:sz w:val="24"/>
+          <w:szCs w:val="24"/>
+        </w:rPr>
+        <w:t xml:space="preserve"> established the theoretical foundation for including education in wage equations: higher education raises productivity, and in competitive labour markets this is reflected in higher wages</w:t>
+      </w:r>
+      <w:r>
+        <w:rPr>
+          <w:rFonts w:ascii="Times New Roman" w:hAnsi="Times New Roman" w:cs="Times New Roman"/>
+          <w:sz w:val="24"/>
+          <w:szCs w:val="24"/>
+        </w:rPr>
+        <w:t xml:space="preserve"> [</w:t>
+      </w:r>
+      <w:r>
+        <w:rPr>
+          <w:rFonts w:ascii="Times New Roman" w:hAnsi="Times New Roman" w:cs="Times New Roman"/>
+          <w:sz w:val="24"/>
+          <w:szCs w:val="24"/>
+          <w:highlight w:val="yellow"/>
+        </w:rPr>
+        <w:t>Mincer (1974)</w:t>
+      </w:r>
+      <w:r>
+        <w:rPr>
+          <w:rFonts w:ascii="Times New Roman" w:hAnsi="Times New Roman" w:cs="Times New Roman"/>
+          <w:sz w:val="24"/>
+          <w:szCs w:val="24"/>
+        </w:rPr>
+        <w:t>]</w:t>
+      </w:r>
+      <w:r>
+        <w:rPr>
+          <w:rFonts w:ascii="Times New Roman" w:hAnsi="Times New Roman" w:cs="Times New Roman"/>
+          <w:sz w:val="24"/>
+          <w:szCs w:val="24"/>
+        </w:rPr>
+        <w:t>. Brey and van der Marel (2024) confirm that, in the specific context of AI adoption, tertiary education density is a positive predictor of adoption intensity, though its direct effect on wages becomes insignificant once wages themselves are controlled</w:t>
+      </w:r>
+      <w:r>
+        <w:rPr>
+          <w:rFonts w:ascii="Times New Roman" w:hAnsi="Times New Roman" w:cs="Times New Roman"/>
+          <w:sz w:val="24"/>
+          <w:szCs w:val="24"/>
+        </w:rPr>
+        <w:t xml:space="preserve"> [</w:t>
+      </w:r>
+      <w:r>
+        <w:rPr>
+          <w:rFonts w:ascii="Times New Roman" w:hAnsi="Times New Roman" w:cs="Times New Roman"/>
+          <w:sz w:val="24"/>
+          <w:szCs w:val="24"/>
+          <w:highlight w:val="yellow"/>
+        </w:rPr>
+        <w:t>Brey and van der Marel (2024)</w:t>
+      </w:r>
+      <w:r>
+        <w:rPr>
+          <w:rFonts w:ascii="Times New Roman" w:hAnsi="Times New Roman" w:cs="Times New Roman"/>
+          <w:sz w:val="24"/>
+          <w:szCs w:val="24"/>
+          <w:highlight w:val="yellow"/>
+        </w:rPr>
+        <w:t>.]</w:t>
+      </w:r>
+      <w:r>
+        <w:rPr>
+          <w:rFonts w:ascii="Times New Roman" w:hAnsi="Times New Roman" w:cs="Times New Roman"/>
+          <w:sz w:val="24"/>
+          <w:szCs w:val="24"/>
+        </w:rPr>
+        <w:t xml:space="preserve"> Including tertiary education in the model thus separates the direct human-capital wage premium from the adoption-mediated wage effect.</w:t>
+      </w:r>
+      <w:r>
+        <w:rPr>
+          <w:rFonts w:ascii="Times New Roman" w:hAnsi="Times New Roman" w:cs="Times New Roman"/>
+          <w:sz w:val="24"/>
+          <w:szCs w:val="24"/>
+        </w:rPr>
+        <w:t xml:space="preserve"> </w:t>
+      </w:r>
+    </w:p>
+    <w:p>
+      <w:pPr>
+        <w:spacing w:line="360" w:lineRule="auto"/>
+        <w:jc w:val="both"/>
+        <w:rPr>
+          <w:rFonts w:ascii="Times New Roman" w:hAnsi="Times New Roman" w:cs="Times New Roman"/>
+          <w:sz w:val="24"/>
+          <w:szCs w:val="24"/>
+        </w:rPr>
+      </w:pPr>
+      <w:r>
+        <w:rPr>
+          <w:rFonts w:ascii="Times New Roman" w:hAnsi="Times New Roman" w:cs="Times New Roman"/>
+          <w:sz w:val="24"/>
+          <w:szCs w:val="24"/>
+        </w:rPr>
+        <w:t xml:space="preserve">The next group of variables are macro controls. There are unemployment rate (Eurostat: tps00203), inflation rate (Eurostat: tec00118) and GDP at market prices per capita in current EUR (Eurostat: nama_10_pc). This approach to including country-level macroeconomic conditions as controls closely mirrors the practice of </w:t>
+      </w:r>
+      <w:r>
+        <w:rPr>
+          <w:rFonts w:ascii="Times New Roman" w:hAnsi="Times New Roman" w:cs="Times New Roman"/>
+          <w:sz w:val="24"/>
+          <w:szCs w:val="24"/>
+        </w:rPr>
+        <w:t xml:space="preserve">Karol </w:t>
+      </w:r>
+      <w:r>
+        <w:rPr>
+          <w:rFonts w:ascii="Times New Roman" w:hAnsi="Times New Roman" w:cs="Times New Roman"/>
+          <w:sz w:val="24"/>
+          <w:szCs w:val="24"/>
+        </w:rPr>
+        <w:t>Madoń, who incorporates a vector of macroeconomic controls alongside country and sector fixed effects in his Mincerian wage specifications in order to isolate the AI-specific wage channel from broader economic conditions</w:t>
+      </w:r>
+      <w:r>
+        <w:rPr>
+          <w:rFonts w:ascii="Times New Roman" w:hAnsi="Times New Roman" w:cs="Times New Roman"/>
+          <w:sz w:val="24"/>
+          <w:szCs w:val="24"/>
+        </w:rPr>
+        <w:t xml:space="preserve"> [</w:t>
+      </w:r>
+      <w:r>
+        <w:rPr>
+          <w:rFonts w:ascii="Times New Roman" w:hAnsi="Times New Roman" w:cs="Times New Roman"/>
+          <w:sz w:val="24"/>
+          <w:szCs w:val="24"/>
+          <w:highlight w:val="yellow"/>
+        </w:rPr>
+        <w:t>Madon</w:t>
+      </w:r>
+      <w:r>
+        <w:rPr>
+          <w:rFonts w:ascii="Times New Roman" w:hAnsi="Times New Roman" w:cs="Times New Roman"/>
+          <w:sz w:val="24"/>
+          <w:szCs w:val="24"/>
+        </w:rPr>
+        <w:t>]</w:t>
+      </w:r>
+      <w:r>
+        <w:rPr>
+          <w:rFonts w:ascii="Times New Roman" w:hAnsi="Times New Roman" w:cs="Times New Roman"/>
+          <w:sz w:val="24"/>
+          <w:szCs w:val="24"/>
+        </w:rPr>
+        <w:t>. In the present panel setting, these three variables serve analogous purposes</w:t>
+      </w:r>
+      <w:r>
+        <w:rPr>
+          <w:rFonts w:ascii="Times New Roman" w:hAnsi="Times New Roman" w:cs="Times New Roman"/>
+          <w:sz w:val="24"/>
+          <w:szCs w:val="24"/>
+        </w:rPr>
+        <w:t>.</w:t>
+      </w:r>
+    </w:p>
+    <w:p>
+      <w:pPr>
+        <w:spacing w:line="360" w:lineRule="auto"/>
+        <w:jc w:val="both"/>
+        <w:rPr>
+          <w:rFonts w:ascii="Times New Roman" w:hAnsi="Times New Roman" w:cs="Times New Roman"/>
+          <w:sz w:val="24"/>
+          <w:szCs w:val="24"/>
+        </w:rPr>
+      </w:pPr>
+      <w:r>
+        <w:rPr>
+          <w:rFonts w:ascii="Times New Roman" w:hAnsi="Times New Roman" w:cs="Times New Roman"/>
+          <w:sz w:val="24"/>
+          <w:szCs w:val="24"/>
+        </w:rPr>
+        <w:t>Several variables require transformation or aggregation from the raw Eurostat series before entering the model</w:t>
+      </w:r>
+      <w:r>
+        <w:rPr>
+          <w:rFonts w:ascii="Times New Roman" w:hAnsi="Times New Roman" w:cs="Times New Roman"/>
+          <w:sz w:val="24"/>
+          <w:szCs w:val="24"/>
+        </w:rPr>
+        <w:t xml:space="preserve">. </w:t>
+      </w:r>
+      <w:r>
+        <w:rPr>
+          <w:rFonts w:ascii="Times New Roman" w:hAnsi="Times New Roman" w:cs="Times New Roman"/>
+          <w:sz w:val="24"/>
+          <w:szCs w:val="24"/>
+        </w:rPr>
+        <w:t>Real wages are constructed by dividing nominal wages and salaries per employee (FTE-adjusted) by the HICP annual average index, re-based to a common reference year.</w:t>
+      </w:r>
+      <w:r>
+        <w:rPr>
+          <w:rFonts w:ascii="Times New Roman" w:hAnsi="Times New Roman" w:cs="Times New Roman"/>
+          <w:sz w:val="24"/>
+          <w:szCs w:val="24"/>
+        </w:rPr>
+        <w:t xml:space="preserve"> </w:t>
+      </w:r>
+      <w:r>
+        <w:rPr>
+          <w:rFonts w:ascii="Times New Roman" w:hAnsi="Times New Roman" w:cs="Times New Roman"/>
+          <w:sz w:val="24"/>
+          <w:szCs w:val="24"/>
+        </w:rPr>
+        <w:t>Labour productivity is constructed as GVA in millions of EUR divided by the number of employees (thousands,</w:t>
+      </w:r>
+      <w:r>
+        <w:rPr>
+          <w:rFonts w:ascii="Times New Roman" w:hAnsi="Times New Roman" w:cs="Times New Roman"/>
+          <w:sz w:val="24"/>
+          <w:szCs w:val="24"/>
+        </w:rPr>
+        <w:t xml:space="preserve"> Eurostat:</w:t>
+      </w:r>
+      <w:r>
+        <w:rPr>
+          <w:rFonts w:ascii="Times New Roman" w:hAnsi="Times New Roman" w:cs="Times New Roman"/>
+          <w:sz w:val="24"/>
+          <w:szCs w:val="24"/>
+        </w:rPr>
+        <w:t> nama_10_a64_e), yielding GVA per employee in thousands of EUR.</w:t>
+      </w:r>
+      <w:r>
+        <w:rPr>
+          <w:rFonts w:ascii="Times New Roman" w:hAnsi="Times New Roman" w:cs="Times New Roman"/>
+          <w:sz w:val="24"/>
+          <w:szCs w:val="24"/>
+        </w:rPr>
+        <w:t xml:space="preserve"> </w:t>
+      </w:r>
+      <w:r>
+        <w:rPr>
+          <w:rFonts w:ascii="Times New Roman" w:hAnsi="Times New Roman" w:cs="Times New Roman"/>
+          <w:sz w:val="24"/>
+          <w:szCs w:val="24"/>
+        </w:rPr>
+        <w:t>Firm Size Index (FSI) is computed as the share of employees in large enterprises (≥250 persons) relative to total sector employment, derived from the Eurostat Structural Business Statistics.</w:t>
+      </w:r>
+      <w:r>
+        <w:rPr>
+          <w:rFonts w:ascii="Times New Roman" w:hAnsi="Times New Roman" w:cs="Times New Roman"/>
+          <w:sz w:val="24"/>
+          <w:szCs w:val="24"/>
+        </w:rPr>
+        <w:t xml:space="preserve"> </w:t>
+      </w:r>
+      <w:r>
+        <w:rPr>
+          <w:rFonts w:ascii="Times New Roman" w:hAnsi="Times New Roman" w:cs="Times New Roman"/>
+          <w:sz w:val="24"/>
+          <w:szCs w:val="24"/>
+        </w:rPr>
+        <w:t>Share of high-skill occupations is aggregated from the employment-by-occupation and sector table by summing ISCO major groups 1, 2, and 3 as a percentage of total sector employment.</w:t>
+      </w:r>
+      <w:r>
+        <w:rPr>
+          <w:rFonts w:ascii="Times New Roman" w:hAnsi="Times New Roman" w:cs="Times New Roman"/>
+          <w:sz w:val="24"/>
+          <w:szCs w:val="24"/>
+        </w:rPr>
+        <w:t xml:space="preserve"> </w:t>
+      </w:r>
+    </w:p>
+    <w:p>
+      <w:pPr>
+        <w:spacing w:line="360" w:lineRule="auto"/>
+        <w:jc w:val="both"/>
+        <w:rPr>
+          <w:rFonts w:ascii="Times New Roman" w:hAnsi="Times New Roman" w:cs="Times New Roman"/>
+          <w:sz w:val="24"/>
+          <w:szCs w:val="24"/>
+        </w:rPr>
+      </w:pPr>
+      <w:r>
+        <w:rPr>
+          <w:rFonts w:ascii="Times New Roman" w:hAnsi="Times New Roman" w:cs="Times New Roman"/>
+          <w:sz w:val="24"/>
+          <w:szCs w:val="24"/>
+        </w:rPr>
+        <w:lastRenderedPageBreak/>
+        <w:t>A critical constraint shaping the empirical design is data availability. The Eurostat enterprise survey on AI adoption (isoc_eb_ain2) was first conducted in 2021, with subsequent waves in 2022, 2023, and 2024. As noted by the IMF, the systematic, cross-country, cross-sector data on AI adoption in European enterprises simply did not exist before 2021</w:t>
+      </w:r>
+      <w:r>
+        <w:rPr>
+          <w:rFonts w:ascii="Times New Roman" w:hAnsi="Times New Roman" w:cs="Times New Roman"/>
+          <w:sz w:val="24"/>
+          <w:szCs w:val="24"/>
+        </w:rPr>
+        <w:t>[</w:t>
+      </w:r>
+      <w:r>
+        <w:rPr>
+          <w:rFonts w:ascii="Times New Roman" w:hAnsi="Times New Roman" w:cs="Times New Roman"/>
+          <w:sz w:val="24"/>
+          <w:szCs w:val="24"/>
+          <w:highlight w:val="yellow"/>
+        </w:rPr>
+        <w:t>IMF paper</w:t>
+      </w:r>
+      <w:r>
+        <w:rPr>
+          <w:rFonts w:ascii="Times New Roman" w:hAnsi="Times New Roman" w:cs="Times New Roman"/>
+          <w:sz w:val="24"/>
+          <w:szCs w:val="24"/>
+          <w:highlight w:val="yellow"/>
+        </w:rPr>
+        <w:t xml:space="preserve"> 2025</w:t>
+      </w:r>
+      <w:r>
+        <w:rPr>
+          <w:rFonts w:ascii="Times New Roman" w:hAnsi="Times New Roman" w:cs="Times New Roman"/>
+          <w:sz w:val="24"/>
+          <w:szCs w:val="24"/>
+          <w:highlight w:val="yellow"/>
+        </w:rPr>
+        <w:t>]</w:t>
+      </w:r>
+      <w:r>
+        <w:rPr>
+          <w:rFonts w:ascii="Times New Roman" w:hAnsi="Times New Roman" w:cs="Times New Roman"/>
+          <w:sz w:val="24"/>
+          <w:szCs w:val="24"/>
+        </w:rPr>
+        <w:t>. This determines the sample period: 2021–2024, yielding a four-year panel. The sample covers country–sector cells constructed as a composite panel identifier, drawing on Eurostat's NACE Rev. 2 one-digit classification</w:t>
+      </w:r>
+      <w:r>
+        <w:rPr>
+          <w:rFonts w:ascii="Times New Roman" w:hAnsi="Times New Roman" w:cs="Times New Roman"/>
+          <w:sz w:val="24"/>
+          <w:szCs w:val="24"/>
+        </w:rPr>
+        <w:t>,</w:t>
+      </w:r>
+      <w:r>
+        <w:rPr>
+          <w:rFonts w:ascii="Times New Roman" w:hAnsi="Times New Roman" w:cs="Times New Roman"/>
+          <w:sz w:val="24"/>
+          <w:szCs w:val="24"/>
+        </w:rPr>
+        <w:t xml:space="preserve"> meaning that each observation represents a single broad sector letter (e.g., </w:t>
+      </w:r>
+      <w:r>
+        <w:rPr>
+          <w:rFonts w:ascii="Times New Roman" w:hAnsi="Times New Roman" w:cs="Times New Roman"/>
+          <w:i/>
+          <w:iCs/>
+          <w:sz w:val="24"/>
+          <w:szCs w:val="24"/>
+        </w:rPr>
+        <w:t>C</w:t>
+      </w:r>
+      <w:r>
+        <w:rPr>
+          <w:rFonts w:ascii="Times New Roman" w:hAnsi="Times New Roman" w:cs="Times New Roman"/>
+          <w:sz w:val="24"/>
+          <w:szCs w:val="24"/>
+        </w:rPr>
+        <w:t> for Manufacturing, </w:t>
+      </w:r>
+      <w:r>
+        <w:rPr>
+          <w:rFonts w:ascii="Times New Roman" w:hAnsi="Times New Roman" w:cs="Times New Roman"/>
+          <w:i/>
+          <w:iCs/>
+          <w:sz w:val="24"/>
+          <w:szCs w:val="24"/>
+        </w:rPr>
+        <w:t>G</w:t>
+      </w:r>
+      <w:r>
+        <w:rPr>
+          <w:rFonts w:ascii="Times New Roman" w:hAnsi="Times New Roman" w:cs="Times New Roman"/>
+          <w:sz w:val="24"/>
+          <w:szCs w:val="24"/>
+        </w:rPr>
+        <w:t xml:space="preserve"> for Wholesale and Retail Trade) within a given country and </w:t>
+      </w:r>
+      <w:r>
+        <w:rPr>
+          <w:rFonts w:ascii="Times New Roman" w:hAnsi="Times New Roman" w:cs="Times New Roman"/>
+          <w:sz w:val="24"/>
+          <w:szCs w:val="24"/>
+          <w:highlight w:val="red"/>
+        </w:rPr>
+        <w:t>year. This level of aggregation, combined with the four-year time horizon, results in a panel that is short and wide by econometric standards, with a limited number of time periods relative to the number of cross-sectional units.</w:t>
+      </w:r>
+    </w:p>
+    <w:p>
+      <w:pPr>
+        <w:jc w:val="both"/>
+        <w:rPr>
+          <w:rFonts w:ascii="Times New Roman" w:hAnsi="Times New Roman" w:cs="Times New Roman"/>
+          <w:sz w:val="24"/>
+          <w:szCs w:val="24"/>
+        </w:rPr>
+      </w:pPr>
+      <w:r>
+        <w:rPr>
+          <w:rFonts w:ascii="Times New Roman" w:hAnsi="Times New Roman" w:cs="Times New Roman"/>
+          <w:sz w:val="24"/>
+          <w:szCs w:val="24"/>
+          <w:highlight w:val="yellow"/>
+        </w:rPr>
+        <w:t>This constitutes a recognised limitation of the present study. With only </w:t>
       </w:r>
       <m:oMath>
         <m:r>
           <w:rPr>
-            <w:rFonts w:ascii="Cambria Math" w:hAnsi="Cambria Math"/>
+            <w:rFonts w:ascii="Cambria Math" w:hAnsi="Cambria Math" w:cs="Times New Roman"/>
+            <w:sz w:val="24"/>
+            <w:szCs w:val="24"/>
+            <w:highlight w:val="yellow"/>
           </w:rPr>
-          <m:t>i</m:t>
+          <m:t>T=4</m:t>
         </m:r>
       </m:oMath>
       <w:r>
-        <w:t> indexes the cross-sectional unit (country-sector combination), </w:t>
-      </w:r>
-      <m:oMath>
-        <m:r>
-          <w:rPr>
-            <w:rFonts w:ascii="Cambria Math" w:hAnsi="Cambria Math"/>
-          </w:rPr>
-          <m:t>t</m:t>
-        </m:r>
-      </m:oMath>
-      <w:r>
-        <w:t> indexes the year, and </w:t>
-      </w:r>
-      <m:oMath>
-        <m:sSub>
-          <m:sSubPr>
-            <m:ctrlPr>
-              <w:rPr>
-                <w:rFonts w:ascii="Cambria Math" w:hAnsi="Cambria Math"/>
-              </w:rPr>
-            </m:ctrlPr>
-          </m:sSubPr>
-          <m:e>
-            <m:r>
-              <w:rPr>
-                <w:rFonts w:ascii="Cambria Math" w:hAnsi="Cambria Math"/>
-              </w:rPr>
-              <m:t>ε</m:t>
-            </m:r>
-          </m:e>
-          <m:sub>
-            <m:r>
-              <w:rPr>
-                <w:rFonts w:ascii="Cambria Math" w:hAnsi="Cambria Math"/>
-              </w:rPr>
-              <m:t>it</m:t>
-            </m:r>
-          </m:sub>
-        </m:sSub>
-      </m:oMath>
-      <w:r>
-        <w:t> represents the idiosyncratic error term.</w:t>
-      </w:r>
-    </w:p>
-    <w:p>
-      <w:pPr>
-        <w:ind w:left="720"/>
-        <w:rPr>
+        <w:rPr>
+          <w:rFonts w:ascii="Times New Roman" w:hAnsi="Times New Roman" w:cs="Times New Roman"/>
+          <w:sz w:val="24"/>
+          <w:szCs w:val="24"/>
+          <w:highlight w:val="yellow"/>
+        </w:rPr>
+        <w:t> periods and highly aggregated cross-sectional units, the within-entity variation available for identification is constrained, reducing the precision of the Fixed Effects and CRE estimators and limiting the ability to track the dynamic evolution of the AI–wage relationship over time. The high level of sectoral aggregation further implies that considerable heterogeneity within each NACE letter — across sub-industries, firm types, and occupational groups — is absorbed into a single cell mean, potentially attenuating the estimated coefficients. These trade-offs are, however, unavoidable given the current state of Eurostat data availability: this period coincides precisely with the diffusion phase of enterprise AI adoption across EU sectors, making 2021–2024 the only feasible and substantively relevant observation window for testing the wage effects of actual AI adoption at the country–sector level.</w:t>
+      </w:r>
+    </w:p>
+    <w:p>
+      <w:pPr>
+        <w:jc w:val="both"/>
+        <w:rPr>
+          <w:rFonts w:ascii="Times New Roman" w:hAnsi="Times New Roman" w:cs="Times New Roman"/>
+          <w:sz w:val="24"/>
+          <w:szCs w:val="24"/>
+        </w:rPr>
+      </w:pPr>
+    </w:p>
+    <w:p>
+      <w:pPr>
+        <w:jc w:val="both"/>
+        <w:rPr>
+          <w:rFonts w:ascii="Times New Roman" w:hAnsi="Times New Roman" w:cs="Times New Roman"/>
+          <w:sz w:val="24"/>
+          <w:szCs w:val="24"/>
+        </w:rPr>
+      </w:pPr>
+    </w:p>
+    <w:p>
+      <w:pPr>
+        <w:jc w:val="both"/>
+        <w:rPr>
+          <w:rFonts w:ascii="Times New Roman" w:hAnsi="Times New Roman" w:cs="Times New Roman"/>
+          <w:sz w:val="24"/>
+          <w:szCs w:val="24"/>
+        </w:rPr>
+      </w:pPr>
+      <w:r>
+        <w:rPr>
+          <w:rFonts w:ascii="Times New Roman" w:hAnsi="Times New Roman" w:cs="Times New Roman"/>
           <w:b/>
           <w:bCs/>
-        </w:rPr>
-      </w:pPr>
-      <w:r>
-        <w:rPr>
-          <w:b/>
-          <w:bCs/>
-        </w:rPr>
-        <w:t>1. Pooled OLS (Cross-Sectional Baseline)</w:t>
-      </w:r>
-    </w:p>
-    <w:p>
-      <w:pPr>
-        <w:ind w:left="720"/>
-      </w:pPr>
-      <w:r>
-        <w:t>Pooled OLS treats all observations as independent, completely ignoring the panel structure. It assumes there are no unique unobserved effects for specific countries or sectors.</w:t>
-      </w:r>
-    </w:p>
-    <w:p>
-      <w:pPr>
-        <w:ind w:left="720"/>
-      </w:pPr>
-      <w:r>
-        <w:rPr>
-          <w:b/>
-          <w:bCs/>
-        </w:rPr>
-        <w:t>Formula:</w:t>
-      </w:r>
-    </w:p>
-    <w:p>
-      <w:pPr>
-        <w:ind w:left="720"/>
-      </w:pPr>
-      <m:oMathPara>
-        <m:oMath>
-          <m:r>
-            <m:rPr>
-              <m:sty m:val="p"/>
-            </m:rPr>
-            <w:rPr>
-              <w:rFonts w:ascii="Cambria Math" w:hAnsi="Cambria Math"/>
-            </w:rPr>
-            <m:t>ln</m:t>
-          </m:r>
-          <m:r>
-            <w:rPr>
-              <w:rFonts w:ascii="Cambria Math" w:hAnsi="Cambria Math"/>
-            </w:rPr>
-            <m:t>⁡(Wage</m:t>
-          </m:r>
-          <m:sSub>
-            <m:sSubPr>
-              <m:ctrlPr>
-                <w:rPr>
-                  <w:rFonts w:ascii="Cambria Math" w:hAnsi="Cambria Math"/>
-                </w:rPr>
-              </m:ctrlPr>
-            </m:sSubPr>
-            <m:e>
-              <m:r>
-                <w:rPr>
-                  <w:rFonts w:ascii="Cambria Math" w:hAnsi="Cambria Math"/>
-                </w:rPr>
-                <m:t>)</m:t>
-              </m:r>
-            </m:e>
-            <m:sub>
-              <m:r>
-                <w:rPr>
-                  <w:rFonts w:ascii="Cambria Math" w:hAnsi="Cambria Math"/>
-                </w:rPr>
-                <m:t>it</m:t>
-              </m:r>
-            </m:sub>
-          </m:sSub>
-          <m:r>
-            <w:rPr>
-              <w:rFonts w:ascii="Cambria Math" w:hAnsi="Cambria Math"/>
-            </w:rPr>
-            <m:t>=</m:t>
-          </m:r>
-          <m:sSub>
-            <m:sSubPr>
-              <m:ctrlPr>
-                <w:rPr>
-                  <w:rFonts w:ascii="Cambria Math" w:hAnsi="Cambria Math"/>
-                </w:rPr>
-              </m:ctrlPr>
-            </m:sSubPr>
-            <m:e>
-              <m:r>
-                <w:rPr>
-                  <w:rFonts w:ascii="Cambria Math" w:hAnsi="Cambria Math"/>
-                </w:rPr>
-                <m:t>β</m:t>
-              </m:r>
-            </m:e>
-            <m:sub>
-              <m:r>
-                <w:rPr>
-                  <w:rFonts w:ascii="Cambria Math" w:hAnsi="Cambria Math"/>
-                </w:rPr>
-                <m:t>0</m:t>
-              </m:r>
-            </m:sub>
-          </m:sSub>
-          <m:r>
-            <w:rPr>
-              <w:rFonts w:ascii="Cambria Math" w:hAnsi="Cambria Math"/>
-            </w:rPr>
-            <m:t>+</m:t>
-          </m:r>
-          <m:sSub>
-            <m:sSubPr>
-              <m:ctrlPr>
-                <w:rPr>
-                  <w:rFonts w:ascii="Cambria Math" w:hAnsi="Cambria Math"/>
-                </w:rPr>
-              </m:ctrlPr>
-            </m:sSubPr>
-            <m:e>
-              <m:r>
-                <w:rPr>
-                  <w:rFonts w:ascii="Cambria Math" w:hAnsi="Cambria Math"/>
-                </w:rPr>
-                <m:t>β</m:t>
-              </m:r>
-            </m:e>
-            <m:sub>
-              <m:r>
-                <w:rPr>
-                  <w:rFonts w:ascii="Cambria Math" w:hAnsi="Cambria Math"/>
-                </w:rPr>
-                <m:t>1</m:t>
-              </m:r>
-            </m:sub>
-          </m:sSub>
-          <m:r>
-            <w:rPr>
-              <w:rFonts w:ascii="Cambria Math" w:hAnsi="Cambria Math"/>
-            </w:rPr>
-            <m:t>A</m:t>
-          </m:r>
-          <m:sSub>
-            <m:sSubPr>
-              <m:ctrlPr>
-                <w:rPr>
-                  <w:rFonts w:ascii="Cambria Math" w:hAnsi="Cambria Math"/>
-                </w:rPr>
-              </m:ctrlPr>
-            </m:sSubPr>
-            <m:e>
-              <m:r>
-                <w:rPr>
-                  <w:rFonts w:ascii="Cambria Math" w:hAnsi="Cambria Math"/>
-                </w:rPr>
-                <m:t>I</m:t>
-              </m:r>
-            </m:e>
-            <m:sub>
-              <m:r>
-                <w:rPr>
-                  <w:rFonts w:ascii="Cambria Math" w:hAnsi="Cambria Math"/>
-                </w:rPr>
-                <m:t>it</m:t>
-              </m:r>
-            </m:sub>
-          </m:sSub>
-          <m:r>
-            <w:rPr>
-              <w:rFonts w:ascii="Cambria Math" w:hAnsi="Cambria Math"/>
-            </w:rPr>
-            <m:t>+</m:t>
-          </m:r>
-          <m:sSub>
-            <m:sSubPr>
-              <m:ctrlPr>
-                <w:rPr>
-                  <w:rFonts w:ascii="Cambria Math" w:hAnsi="Cambria Math"/>
-                </w:rPr>
-              </m:ctrlPr>
-            </m:sSubPr>
-            <m:e>
-              <m:r>
-                <w:rPr>
-                  <w:rFonts w:ascii="Cambria Math" w:hAnsi="Cambria Math"/>
-                </w:rPr>
-                <m:t>β</m:t>
-              </m:r>
-            </m:e>
-            <m:sub>
-              <m:r>
-                <w:rPr>
-                  <w:rFonts w:ascii="Cambria Math" w:hAnsi="Cambria Math"/>
-                </w:rPr>
-                <m:t>2</m:t>
-              </m:r>
-            </m:sub>
-          </m:sSub>
-          <m:r>
-            <w:rPr>
-              <w:rFonts w:ascii="Cambria Math" w:hAnsi="Cambria Math"/>
-            </w:rPr>
-            <m:t>IC</m:t>
-          </m:r>
-          <m:sSub>
-            <m:sSubPr>
-              <m:ctrlPr>
-                <w:rPr>
-                  <w:rFonts w:ascii="Cambria Math" w:hAnsi="Cambria Math"/>
-                </w:rPr>
-              </m:ctrlPr>
-            </m:sSubPr>
-            <m:e>
-              <m:r>
-                <w:rPr>
-                  <w:rFonts w:ascii="Cambria Math" w:hAnsi="Cambria Math"/>
-                </w:rPr>
-                <m:t>T</m:t>
-              </m:r>
-            </m:e>
-            <m:sub>
-              <m:r>
-                <w:rPr>
-                  <w:rFonts w:ascii="Cambria Math" w:hAnsi="Cambria Math"/>
-                </w:rPr>
-                <m:t>it</m:t>
-              </m:r>
-            </m:sub>
-          </m:sSub>
-          <m:r>
-            <w:rPr>
-              <w:rFonts w:ascii="Cambria Math" w:hAnsi="Cambria Math"/>
-            </w:rPr>
-            <m:t>+</m:t>
-          </m:r>
-          <m:sSub>
-            <m:sSubPr>
-              <m:ctrlPr>
-                <w:rPr>
-                  <w:rFonts w:ascii="Cambria Math" w:hAnsi="Cambria Math"/>
-                </w:rPr>
-              </m:ctrlPr>
-            </m:sSubPr>
-            <m:e>
-              <m:r>
-                <w:rPr>
-                  <w:rFonts w:ascii="Cambria Math" w:hAnsi="Cambria Math"/>
-                </w:rPr>
-                <m:t>β</m:t>
-              </m:r>
-            </m:e>
-            <m:sub>
-              <m:r>
-                <w:rPr>
-                  <w:rFonts w:ascii="Cambria Math" w:hAnsi="Cambria Math"/>
-                </w:rPr>
-                <m:t>3</m:t>
-              </m:r>
-            </m:sub>
-          </m:sSub>
-          <m:r>
-            <w:rPr>
-              <w:rFonts w:ascii="Cambria Math" w:hAnsi="Cambria Math"/>
-            </w:rPr>
-            <m:t>(AI×ICT</m:t>
-          </m:r>
-          <m:sSub>
-            <m:sSubPr>
-              <m:ctrlPr>
-                <w:rPr>
-                  <w:rFonts w:ascii="Cambria Math" w:hAnsi="Cambria Math"/>
-                </w:rPr>
-              </m:ctrlPr>
-            </m:sSubPr>
-            <m:e>
-              <m:r>
-                <w:rPr>
-                  <w:rFonts w:ascii="Cambria Math" w:hAnsi="Cambria Math"/>
-                </w:rPr>
-                <m:t>)</m:t>
-              </m:r>
-            </m:e>
-            <m:sub>
-              <m:r>
-                <w:rPr>
-                  <w:rFonts w:ascii="Cambria Math" w:hAnsi="Cambria Math"/>
-                </w:rPr>
-                <m:t>it</m:t>
-              </m:r>
-            </m:sub>
-          </m:sSub>
-          <m:r>
-            <w:rPr>
-              <w:rFonts w:ascii="Cambria Math" w:hAnsi="Cambria Math"/>
-            </w:rPr>
-            <m:t>+γ</m:t>
-          </m:r>
-          <m:sSub>
-            <m:sSubPr>
-              <m:ctrlPr>
-                <w:rPr>
-                  <w:rFonts w:ascii="Cambria Math" w:hAnsi="Cambria Math"/>
-                </w:rPr>
-              </m:ctrlPr>
-            </m:sSubPr>
-            <m:e>
-              <m:r>
-                <m:rPr>
-                  <m:sty m:val="b"/>
-                </m:rPr>
-                <w:rPr>
-                  <w:rFonts w:ascii="Cambria Math" w:hAnsi="Cambria Math"/>
-                </w:rPr>
-                <m:t>X</m:t>
-              </m:r>
-            </m:e>
-            <m:sub>
-              <m:r>
-                <w:rPr>
-                  <w:rFonts w:ascii="Cambria Math" w:hAnsi="Cambria Math"/>
-                </w:rPr>
-                <m:t>it</m:t>
-              </m:r>
-            </m:sub>
-          </m:sSub>
-          <m:r>
-            <w:rPr>
-              <w:rFonts w:ascii="Cambria Math" w:hAnsi="Cambria Math"/>
-            </w:rPr>
-            <m:t>+</m:t>
-          </m:r>
-          <m:sSub>
-            <m:sSubPr>
-              <m:ctrlPr>
-                <w:rPr>
-                  <w:rFonts w:ascii="Cambria Math" w:hAnsi="Cambria Math"/>
-                </w:rPr>
-              </m:ctrlPr>
-            </m:sSubPr>
-            <m:e>
-              <m:r>
-                <w:rPr>
-                  <w:rFonts w:ascii="Cambria Math" w:hAnsi="Cambria Math"/>
-                </w:rPr>
-                <m:t>ε</m:t>
-              </m:r>
-            </m:e>
-            <m:sub>
-              <m:r>
-                <w:rPr>
-                  <w:rFonts w:ascii="Cambria Math" w:hAnsi="Cambria Math"/>
-                </w:rPr>
-                <m:t>it</m:t>
-              </m:r>
-            </m:sub>
-          </m:sSub>
-          <m:r>
-            <w:br/>
-          </m:r>
-        </m:oMath>
-      </m:oMathPara>
-    </w:p>
-    <w:p>
-      <w:pPr>
-        <w:ind w:left="720"/>
-      </w:pPr>
-      <w:r>
-        <w:t>Where </w:t>
+          <w:sz w:val="24"/>
+          <w:szCs w:val="24"/>
+        </w:rPr>
+        <w:t>The interaction term</w:t>
+      </w:r>
+      <w:r>
+        <w:rPr>
+          <w:rFonts w:ascii="Times New Roman" w:hAnsi="Times New Roman" w:cs="Times New Roman"/>
+          <w:sz w:val="24"/>
+          <w:szCs w:val="24"/>
+        </w:rPr>
+        <w:t> (</w:t>
       </w:r>
       <m:oMath>
-        <m:sSub>
-          <m:sSubPr>
-            <m:ctrlPr>
-              <w:rPr>
-                <w:rFonts w:ascii="Cambria Math" w:hAnsi="Cambria Math"/>
-              </w:rPr>
-            </m:ctrlPr>
-          </m:sSubPr>
-          <m:e>
-            <m:r>
-              <m:rPr>
-                <m:sty m:val="b"/>
-              </m:rPr>
-              <w:rPr>
-                <w:rFonts w:ascii="Cambria Math" w:hAnsi="Cambria Math"/>
-              </w:rPr>
-              <m:t>X</m:t>
-            </m:r>
-          </m:e>
-          <m:sub>
-            <m:r>
-              <w:rPr>
-                <w:rFonts w:ascii="Cambria Math" w:hAnsi="Cambria Math"/>
-              </w:rPr>
-              <m:t>it</m:t>
-            </m:r>
-          </m:sub>
-        </m:sSub>
-      </m:oMath>
-      <w:r>
-        <w:t> represents a vector of control variables (e.g., Firm Size Index, labor productivity, human capital/high-skill share).</w:t>
-      </w:r>
-    </w:p>
-    <w:p>
-      <w:pPr>
-        <w:ind w:left="720"/>
-        <w:rPr>
-          <w:b/>
-          <w:bCs/>
-        </w:rPr>
-      </w:pPr>
-      <w:r>
-        <w:rPr>
-          <w:b/>
-          <w:bCs/>
-        </w:rPr>
-        <w:t>2. Two-Way Fixed Effects Panel Model</w:t>
-      </w:r>
-    </w:p>
-    <w:p>
-      <w:pPr>
-        <w:ind w:left="720"/>
-      </w:pPr>
-      <w:r>
-        <w:t>The Two-Way Fixed Effects model controls for all unobserved, time-invariant heterogeneity unique to each country-sector pair (entity fixed effects), as well as shocks that affect all entities simultaneously in a given year (time fixed effects). This isolates the "within" variance—how changes in AI adoption within a specific sector over time affect wages.</w:t>
-      </w:r>
-    </w:p>
-    <w:p>
-      <w:pPr>
-        <w:ind w:left="720"/>
-      </w:pPr>
-      <w:r>
-        <w:rPr>
-          <w:b/>
-          <w:bCs/>
-        </w:rPr>
-        <w:t>Formula:</w:t>
-      </w:r>
-    </w:p>
-    <w:p>
-      <w:pPr>
-        <w:ind w:left="720"/>
-      </w:pPr>
-      <m:oMathPara>
-        <m:oMath>
-          <m:r>
-            <m:rPr>
-              <m:sty m:val="p"/>
-            </m:rPr>
-            <w:rPr>
-              <w:rFonts w:ascii="Cambria Math" w:hAnsi="Cambria Math"/>
-            </w:rPr>
-            <m:t>ln</m:t>
-          </m:r>
-          <m:r>
-            <w:rPr>
-              <w:rFonts w:ascii="Cambria Math" w:hAnsi="Cambria Math"/>
-            </w:rPr>
-            <m:t>⁡(Wage</m:t>
-          </m:r>
-          <m:sSub>
-            <m:sSubPr>
-              <m:ctrlPr>
-                <w:rPr>
-                  <w:rFonts w:ascii="Cambria Math" w:hAnsi="Cambria Math"/>
-                </w:rPr>
-              </m:ctrlPr>
-            </m:sSubPr>
-            <m:e>
-              <m:r>
-                <w:rPr>
-                  <w:rFonts w:ascii="Cambria Math" w:hAnsi="Cambria Math"/>
-                </w:rPr>
-                <m:t>)</m:t>
-              </m:r>
-            </m:e>
-            <m:sub>
-              <m:r>
-                <w:rPr>
-                  <w:rFonts w:ascii="Cambria Math" w:hAnsi="Cambria Math"/>
-                </w:rPr>
-                <m:t>it</m:t>
-              </m:r>
-            </m:sub>
-          </m:sSub>
-          <m:r>
-            <w:rPr>
-              <w:rFonts w:ascii="Cambria Math" w:hAnsi="Cambria Math"/>
-            </w:rPr>
-            <m:t>=</m:t>
-          </m:r>
-          <m:sSub>
-            <m:sSubPr>
-              <m:ctrlPr>
-                <w:rPr>
-                  <w:rFonts w:ascii="Cambria Math" w:hAnsi="Cambria Math"/>
-                </w:rPr>
-              </m:ctrlPr>
-            </m:sSubPr>
-            <m:e>
-              <m:r>
-                <w:rPr>
-                  <w:rFonts w:ascii="Cambria Math" w:hAnsi="Cambria Math"/>
-                </w:rPr>
-                <m:t>α</m:t>
-              </m:r>
-            </m:e>
-            <m:sub>
-              <m:r>
-                <w:rPr>
-                  <w:rFonts w:ascii="Cambria Math" w:hAnsi="Cambria Math"/>
-                </w:rPr>
-                <m:t>i</m:t>
-              </m:r>
-            </m:sub>
-          </m:sSub>
-          <m:r>
-            <w:rPr>
-              <w:rFonts w:ascii="Cambria Math" w:hAnsi="Cambria Math"/>
-            </w:rPr>
-            <m:t>+</m:t>
-          </m:r>
-          <m:sSub>
-            <m:sSubPr>
-              <m:ctrlPr>
-                <w:rPr>
-                  <w:rFonts w:ascii="Cambria Math" w:hAnsi="Cambria Math"/>
-                </w:rPr>
-              </m:ctrlPr>
-            </m:sSubPr>
-            <m:e>
-              <m:r>
-                <w:rPr>
-                  <w:rFonts w:ascii="Cambria Math" w:hAnsi="Cambria Math"/>
-                </w:rPr>
-                <m:t>λ</m:t>
-              </m:r>
-            </m:e>
-            <m:sub>
-              <m:r>
-                <w:rPr>
-                  <w:rFonts w:ascii="Cambria Math" w:hAnsi="Cambria Math"/>
-                </w:rPr>
-                <m:t>t</m:t>
-              </m:r>
-            </m:sub>
-          </m:sSub>
-          <m:r>
-            <w:rPr>
-              <w:rFonts w:ascii="Cambria Math" w:hAnsi="Cambria Math"/>
-            </w:rPr>
-            <m:t>+</m:t>
-          </m:r>
-          <m:sSub>
-            <m:sSubPr>
-              <m:ctrlPr>
-                <w:rPr>
-                  <w:rFonts w:ascii="Cambria Math" w:hAnsi="Cambria Math"/>
-                </w:rPr>
-              </m:ctrlPr>
-            </m:sSubPr>
-            <m:e>
-              <m:r>
-                <w:rPr>
-                  <w:rFonts w:ascii="Cambria Math" w:hAnsi="Cambria Math"/>
-                </w:rPr>
-                <m:t>β</m:t>
-              </m:r>
-            </m:e>
-            <m:sub>
-              <m:r>
-                <w:rPr>
-                  <w:rFonts w:ascii="Cambria Math" w:hAnsi="Cambria Math"/>
-                </w:rPr>
-                <m:t>1</m:t>
-              </m:r>
-            </m:sub>
-          </m:sSub>
-          <m:r>
-            <w:rPr>
-              <w:rFonts w:ascii="Cambria Math" w:hAnsi="Cambria Math"/>
-            </w:rPr>
-            <m:t>A</m:t>
-          </m:r>
-          <m:sSub>
-            <m:sSubPr>
-              <m:ctrlPr>
-                <w:rPr>
-                  <w:rFonts w:ascii="Cambria Math" w:hAnsi="Cambria Math"/>
-                </w:rPr>
-              </m:ctrlPr>
-            </m:sSubPr>
-            <m:e>
-              <m:r>
-                <w:rPr>
-                  <w:rFonts w:ascii="Cambria Math" w:hAnsi="Cambria Math"/>
-                </w:rPr>
-                <m:t>I</m:t>
-              </m:r>
-            </m:e>
-            <m:sub>
-              <m:r>
-                <w:rPr>
-                  <w:rFonts w:ascii="Cambria Math" w:hAnsi="Cambria Math"/>
-                </w:rPr>
-                <m:t>it</m:t>
-              </m:r>
-            </m:sub>
-          </m:sSub>
-          <m:r>
-            <w:rPr>
-              <w:rFonts w:ascii="Cambria Math" w:hAnsi="Cambria Math"/>
-            </w:rPr>
-            <m:t>+</m:t>
-          </m:r>
-          <m:sSub>
-            <m:sSubPr>
-              <m:ctrlPr>
-                <w:rPr>
-                  <w:rFonts w:ascii="Cambria Math" w:hAnsi="Cambria Math"/>
-                </w:rPr>
-              </m:ctrlPr>
-            </m:sSubPr>
-            <m:e>
-              <m:r>
-                <w:rPr>
-                  <w:rFonts w:ascii="Cambria Math" w:hAnsi="Cambria Math"/>
-                </w:rPr>
-                <m:t>β</m:t>
-              </m:r>
-            </m:e>
-            <m:sub>
-              <m:r>
-                <w:rPr>
-                  <w:rFonts w:ascii="Cambria Math" w:hAnsi="Cambria Math"/>
-                </w:rPr>
-                <m:t>2</m:t>
-              </m:r>
-            </m:sub>
-          </m:sSub>
-          <m:r>
-            <w:rPr>
-              <w:rFonts w:ascii="Cambria Math" w:hAnsi="Cambria Math"/>
-            </w:rPr>
-            <m:t>IC</m:t>
-          </m:r>
-          <m:sSub>
-            <m:sSubPr>
-              <m:ctrlPr>
-                <w:rPr>
-                  <w:rFonts w:ascii="Cambria Math" w:hAnsi="Cambria Math"/>
-                </w:rPr>
-              </m:ctrlPr>
-            </m:sSubPr>
-            <m:e>
-              <m:r>
-                <w:rPr>
-                  <w:rFonts w:ascii="Cambria Math" w:hAnsi="Cambria Math"/>
-                </w:rPr>
-                <m:t>T</m:t>
-              </m:r>
-            </m:e>
-            <m:sub>
-              <m:r>
-                <w:rPr>
-                  <w:rFonts w:ascii="Cambria Math" w:hAnsi="Cambria Math"/>
-                </w:rPr>
-                <m:t>it</m:t>
-              </m:r>
-            </m:sub>
-          </m:sSub>
-          <m:r>
-            <w:rPr>
-              <w:rFonts w:ascii="Cambria Math" w:hAnsi="Cambria Math"/>
-            </w:rPr>
-            <m:t>+</m:t>
-          </m:r>
-          <m:sSub>
-            <m:sSubPr>
-              <m:ctrlPr>
-                <w:rPr>
-                  <w:rFonts w:ascii="Cambria Math" w:hAnsi="Cambria Math"/>
-                </w:rPr>
-              </m:ctrlPr>
-            </m:sSubPr>
-            <m:e>
-              <m:r>
-                <w:rPr>
-                  <w:rFonts w:ascii="Cambria Math" w:hAnsi="Cambria Math"/>
-                </w:rPr>
-                <m:t>β</m:t>
-              </m:r>
-            </m:e>
-            <m:sub>
-              <m:r>
-                <w:rPr>
-                  <w:rFonts w:ascii="Cambria Math" w:hAnsi="Cambria Math"/>
-                </w:rPr>
-                <m:t>3</m:t>
-              </m:r>
-            </m:sub>
-          </m:sSub>
-          <m:r>
-            <w:rPr>
-              <w:rFonts w:ascii="Cambria Math" w:hAnsi="Cambria Math"/>
-            </w:rPr>
-            <m:t>(AI×ICT</m:t>
-          </m:r>
-          <m:sSub>
-            <m:sSubPr>
-              <m:ctrlPr>
-                <w:rPr>
-                  <w:rFonts w:ascii="Cambria Math" w:hAnsi="Cambria Math"/>
-                </w:rPr>
-              </m:ctrlPr>
-            </m:sSubPr>
-            <m:e>
-              <m:r>
-                <w:rPr>
-                  <w:rFonts w:ascii="Cambria Math" w:hAnsi="Cambria Math"/>
-                </w:rPr>
-                <m:t>)</m:t>
-              </m:r>
-            </m:e>
-            <m:sub>
-              <m:r>
-                <w:rPr>
-                  <w:rFonts w:ascii="Cambria Math" w:hAnsi="Cambria Math"/>
-                </w:rPr>
-                <m:t>it</m:t>
-              </m:r>
-            </m:sub>
-          </m:sSub>
-          <m:r>
-            <w:rPr>
-              <w:rFonts w:ascii="Cambria Math" w:hAnsi="Cambria Math"/>
-            </w:rPr>
-            <m:t>+γ</m:t>
-          </m:r>
-          <m:sSub>
-            <m:sSubPr>
-              <m:ctrlPr>
-                <w:rPr>
-                  <w:rFonts w:ascii="Cambria Math" w:hAnsi="Cambria Math"/>
-                </w:rPr>
-              </m:ctrlPr>
-            </m:sSubPr>
-            <m:e>
-              <m:r>
-                <m:rPr>
-                  <m:sty m:val="b"/>
-                </m:rPr>
-                <w:rPr>
-                  <w:rFonts w:ascii="Cambria Math" w:hAnsi="Cambria Math"/>
-                </w:rPr>
-                <m:t>X</m:t>
-              </m:r>
-            </m:e>
-            <m:sub>
-              <m:r>
-                <w:rPr>
-                  <w:rFonts w:ascii="Cambria Math" w:hAnsi="Cambria Math"/>
-                </w:rPr>
-                <m:t>it</m:t>
-              </m:r>
-            </m:sub>
-          </m:sSub>
-          <m:r>
-            <w:rPr>
-              <w:rFonts w:ascii="Cambria Math" w:hAnsi="Cambria Math"/>
-            </w:rPr>
-            <m:t>+</m:t>
-          </m:r>
-          <m:sSub>
-            <m:sSubPr>
-              <m:ctrlPr>
-                <w:rPr>
-                  <w:rFonts w:ascii="Cambria Math" w:hAnsi="Cambria Math"/>
-                </w:rPr>
-              </m:ctrlPr>
-            </m:sSubPr>
-            <m:e>
-              <m:r>
-                <w:rPr>
-                  <w:rFonts w:ascii="Cambria Math" w:hAnsi="Cambria Math"/>
-                </w:rPr>
-                <m:t>ε</m:t>
-              </m:r>
-            </m:e>
-            <m:sub>
-              <m:r>
-                <w:rPr>
-                  <w:rFonts w:ascii="Cambria Math" w:hAnsi="Cambria Math"/>
-                </w:rPr>
-                <m:t>it</m:t>
-              </m:r>
-            </m:sub>
-          </m:sSub>
-          <m:r>
-            <w:br/>
-          </m:r>
-        </m:oMath>
-      </m:oMathPara>
-    </w:p>
-    <w:p>
-      <w:pPr>
-        <w:ind w:left="720"/>
-      </w:pPr>
-      <w:r>
-        <w:t>Where:</w:t>
-      </w:r>
-    </w:p>
-    <w:p>
-      <w:pPr>
-        <w:ind w:left="720"/>
-      </w:pPr>
-      <m:oMath>
-        <m:sSub>
-          <m:sSubPr>
-            <m:ctrlPr>
-              <w:rPr>
-                <w:rFonts w:ascii="Cambria Math" w:hAnsi="Cambria Math"/>
-              </w:rPr>
-            </m:ctrlPr>
-          </m:sSubPr>
-          <m:e>
-            <m:r>
-              <w:rPr>
-                <w:rFonts w:ascii="Cambria Math" w:hAnsi="Cambria Math"/>
-              </w:rPr>
-              <m:t>α</m:t>
-            </m:r>
-          </m:e>
-          <m:sub>
-            <m:r>
-              <w:rPr>
-                <w:rFonts w:ascii="Cambria Math" w:hAnsi="Cambria Math"/>
-              </w:rPr>
-              <m:t>i</m:t>
-            </m:r>
-          </m:sub>
-        </m:sSub>
-      </m:oMath>
-      <w:r>
-        <w:t> is the entity fixed effect (unobserved, time-invariant traits for entity </w:t>
-      </w:r>
-      <m:oMath>
-        <m:r>
-          <w:rPr>
-            <w:rFonts w:ascii="Cambria Math" w:hAnsi="Cambria Math"/>
-          </w:rPr>
-          <m:t>i</m:t>
-        </m:r>
-      </m:oMath>
-      <w:r>
-        <w:t>).</w:t>
-      </w:r>
-    </w:p>
-    <w:p>
-      <w:pPr>
-        <w:ind w:left="720"/>
-      </w:pPr>
-      <m:oMath>
-        <m:sSub>
-          <m:sSubPr>
-            <m:ctrlPr>
-              <w:rPr>
-                <w:rFonts w:ascii="Cambria Math" w:hAnsi="Cambria Math"/>
-              </w:rPr>
-            </m:ctrlPr>
-          </m:sSubPr>
-          <m:e>
-            <m:r>
-              <w:rPr>
-                <w:rFonts w:ascii="Cambria Math" w:hAnsi="Cambria Math"/>
-              </w:rPr>
-              <m:t>λ</m:t>
-            </m:r>
-          </m:e>
-          <m:sub>
-            <m:r>
-              <w:rPr>
-                <w:rFonts w:ascii="Cambria Math" w:hAnsi="Cambria Math"/>
-              </w:rPr>
-              <m:t>t</m:t>
-            </m:r>
-          </m:sub>
-        </m:sSub>
-      </m:oMath>
-      <w:r>
-        <w:t> is the time fixed effect (macroeconomic shocks in year </w:t>
-      </w:r>
-      <m:oMath>
-        <m:r>
-          <w:rPr>
-            <w:rFonts w:ascii="Cambria Math" w:hAnsi="Cambria Math"/>
-          </w:rPr>
-          <m:t>t</m:t>
-        </m:r>
-      </m:oMath>
-      <w:r>
-        <w:t>).</w:t>
-      </w:r>
-    </w:p>
-    <w:p>
-      <w:pPr>
-        <w:ind w:left="720"/>
-        <w:rPr>
-          <w:b/>
-          <w:bCs/>
-        </w:rPr>
-      </w:pPr>
-      <w:r>
-        <w:rPr>
-          <w:b/>
-          <w:bCs/>
-        </w:rPr>
-        <w:lastRenderedPageBreak/>
-        <w:t>3. Correlated Random Effects (CRE) / Mundlak Model</w:t>
-      </w:r>
-    </w:p>
-    <w:p>
-      <w:pPr>
-        <w:ind w:left="720"/>
-      </w:pPr>
-      <w:r>
-        <w:t>The Correlated Random Effects model (Mundlak, 1978) resolves the trade-off between Fixed Effects (which drops time-invariant variables) and Random Effects (which assumes unobserved effects are uncorrelated with regressors).</w:t>
-      </w:r>
-    </w:p>
-    <w:p>
-      <w:pPr>
-        <w:ind w:left="720"/>
-      </w:pPr>
-      <w:r>
-        <w:t>The CRE model addresses this by explicitly modeling the unobserved entity effect </w:t>
-      </w:r>
-      <m:oMath>
-        <m:sSub>
-          <m:sSubPr>
-            <m:ctrlPr>
-              <w:rPr>
-                <w:rFonts w:ascii="Cambria Math" w:hAnsi="Cambria Math"/>
-              </w:rPr>
-            </m:ctrlPr>
-          </m:sSubPr>
-          <m:e>
-            <m:r>
-              <w:rPr>
-                <w:rFonts w:ascii="Cambria Math" w:hAnsi="Cambria Math"/>
-              </w:rPr>
-              <m:t>α</m:t>
-            </m:r>
-          </m:e>
-          <m:sub>
-            <m:r>
-              <w:rPr>
-                <w:rFonts w:ascii="Cambria Math" w:hAnsi="Cambria Math"/>
-              </w:rPr>
-              <m:t>i</m:t>
-            </m:r>
-          </m:sub>
-        </m:sSub>
-      </m:oMath>
-      <w:r>
-        <w:t> as a linear function of the within-entity time averages (means) of all time-varying regressors:</w:t>
-      </w:r>
-    </w:p>
-    <w:p>
-      <w:pPr>
-        <w:ind w:left="720"/>
-      </w:pPr>
-      <m:oMathPara>
-        <m:oMath>
-          <m:sSub>
-            <m:sSubPr>
-              <m:ctrlPr>
-                <w:rPr>
-                  <w:rFonts w:ascii="Cambria Math" w:hAnsi="Cambria Math"/>
-                </w:rPr>
-              </m:ctrlPr>
-            </m:sSubPr>
-            <m:e>
-              <m:r>
-                <w:rPr>
-                  <w:rFonts w:ascii="Cambria Math" w:hAnsi="Cambria Math"/>
-                </w:rPr>
-                <m:t>α</m:t>
-              </m:r>
-            </m:e>
-            <m:sub>
-              <m:r>
-                <w:rPr>
-                  <w:rFonts w:ascii="Cambria Math" w:hAnsi="Cambria Math"/>
-                </w:rPr>
-                <m:t>i</m:t>
-              </m:r>
-            </m:sub>
-          </m:sSub>
-          <m:r>
-            <w:rPr>
-              <w:rFonts w:ascii="Cambria Math" w:hAnsi="Cambria Math"/>
-            </w:rPr>
-            <m:t>=θ</m:t>
-          </m:r>
-          <m:sSub>
-            <m:sSubPr>
-              <m:ctrlPr>
-                <w:rPr>
-                  <w:rFonts w:ascii="Cambria Math" w:hAnsi="Cambria Math"/>
-                </w:rPr>
-              </m:ctrlPr>
-            </m:sSubPr>
-            <m:e>
-              <m:acc>
-                <m:accPr>
-                  <m:chr m:val="ˉ"/>
-                  <m:ctrlPr>
-                    <w:rPr>
-                      <w:rFonts w:ascii="Cambria Math" w:hAnsi="Cambria Math"/>
-                    </w:rPr>
-                  </m:ctrlPr>
-                </m:accPr>
-                <m:e>
-                  <m:r>
-                    <m:rPr>
-                      <m:sty m:val="b"/>
-                    </m:rPr>
-                    <w:rPr>
-                      <w:rFonts w:ascii="Cambria Math" w:hAnsi="Cambria Math"/>
-                    </w:rPr>
-                    <m:t>X</m:t>
-                  </m:r>
-                </m:e>
-              </m:acc>
-            </m:e>
-            <m:sub>
-              <m:r>
-                <w:rPr>
-                  <w:rFonts w:ascii="Cambria Math" w:hAnsi="Cambria Math"/>
-                </w:rPr>
-                <m:t>i</m:t>
-              </m:r>
-            </m:sub>
-          </m:sSub>
-          <m:r>
-            <w:rPr>
-              <w:rFonts w:ascii="Cambria Math" w:hAnsi="Cambria Math"/>
-            </w:rPr>
-            <m:t>+</m:t>
-          </m:r>
-          <m:sSub>
-            <m:sSubPr>
-              <m:ctrlPr>
-                <w:rPr>
-                  <w:rFonts w:ascii="Cambria Math" w:hAnsi="Cambria Math"/>
-                </w:rPr>
-              </m:ctrlPr>
-            </m:sSubPr>
-            <m:e>
-              <m:r>
-                <w:rPr>
-                  <w:rFonts w:ascii="Cambria Math" w:hAnsi="Cambria Math"/>
-                </w:rPr>
-                <m:t>ξ</m:t>
-              </m:r>
-            </m:e>
-            <m:sub>
-              <m:r>
-                <w:rPr>
-                  <w:rFonts w:ascii="Cambria Math" w:hAnsi="Cambria Math"/>
-                </w:rPr>
-                <m:t>i</m:t>
-              </m:r>
-            </m:sub>
-          </m:sSub>
-          <m:r>
-            <w:br/>
-          </m:r>
-        </m:oMath>
-      </m:oMathPara>
-    </w:p>
-    <w:p>
-      <w:pPr>
-        <w:ind w:left="720"/>
-      </w:pPr>
-      <w:r>
-        <w:t>By substituting this into the random effects equation, the model simultaneously estimates the "within" effects (the traditional Fixed Effects coefficients) and the "between/structural" effects (how structurally different sectors vary from one another).</w:t>
-      </w:r>
-    </w:p>
-    <w:p>
-      <w:pPr>
-        <w:ind w:left="720"/>
-      </w:pPr>
-      <w:r>
-        <w:rPr>
-          <w:b/>
-          <w:bCs/>
-        </w:rPr>
-        <w:t>Formula:</w:t>
-      </w:r>
-    </w:p>
-    <w:p>
-      <w:pPr>
-        <w:ind w:left="720"/>
-      </w:pPr>
-      <m:oMathPara>
-        <m:oMath>
-          <m:r>
-            <m:rPr>
-              <m:sty m:val="p"/>
-            </m:rPr>
-            <w:rPr>
-              <w:rFonts w:ascii="Cambria Math" w:hAnsi="Cambria Math"/>
-            </w:rPr>
-            <m:t>ln</m:t>
-          </m:r>
-          <m:r>
-            <w:rPr>
-              <w:rFonts w:ascii="Cambria Math" w:hAnsi="Cambria Math"/>
-            </w:rPr>
-            <m:t>⁡(Wage</m:t>
-          </m:r>
-          <m:sSub>
-            <m:sSubPr>
-              <m:ctrlPr>
-                <w:rPr>
-                  <w:rFonts w:ascii="Cambria Math" w:hAnsi="Cambria Math"/>
-                </w:rPr>
-              </m:ctrlPr>
-            </m:sSubPr>
-            <m:e>
-              <m:r>
-                <w:rPr>
-                  <w:rFonts w:ascii="Cambria Math" w:hAnsi="Cambria Math"/>
-                </w:rPr>
-                <m:t>)</m:t>
-              </m:r>
-            </m:e>
-            <m:sub>
-              <m:r>
-                <w:rPr>
-                  <w:rFonts w:ascii="Cambria Math" w:hAnsi="Cambria Math"/>
-                </w:rPr>
-                <m:t>it</m:t>
-              </m:r>
-            </m:sub>
-          </m:sSub>
-          <m:r>
-            <w:rPr>
-              <w:rFonts w:ascii="Cambria Math" w:hAnsi="Cambria Math"/>
-            </w:rPr>
-            <m:t>=</m:t>
-          </m:r>
-          <m:sSub>
-            <m:sSubPr>
-              <m:ctrlPr>
-                <w:rPr>
-                  <w:rFonts w:ascii="Cambria Math" w:hAnsi="Cambria Math"/>
-                </w:rPr>
-              </m:ctrlPr>
-            </m:sSubPr>
-            <m:e>
-              <m:r>
-                <w:rPr>
-                  <w:rFonts w:ascii="Cambria Math" w:hAnsi="Cambria Math"/>
-                </w:rPr>
-                <m:t>β</m:t>
-              </m:r>
-            </m:e>
-            <m:sub>
-              <m:r>
-                <w:rPr>
-                  <w:rFonts w:ascii="Cambria Math" w:hAnsi="Cambria Math"/>
-                </w:rPr>
-                <m:t>0</m:t>
-              </m:r>
-            </m:sub>
-          </m:sSub>
-          <m:r>
-            <w:rPr>
-              <w:rFonts w:ascii="Cambria Math" w:hAnsi="Cambria Math"/>
-            </w:rPr>
-            <m:t>+</m:t>
-          </m:r>
-          <m:sSub>
-            <m:sSubPr>
-              <m:ctrlPr>
-                <w:rPr>
-                  <w:rFonts w:ascii="Cambria Math" w:hAnsi="Cambria Math"/>
-                </w:rPr>
-              </m:ctrlPr>
-            </m:sSubPr>
-            <m:e>
-              <m:r>
-                <w:rPr>
-                  <w:rFonts w:ascii="Cambria Math" w:hAnsi="Cambria Math"/>
-                </w:rPr>
-                <m:t>β</m:t>
-              </m:r>
-            </m:e>
-            <m:sub>
-              <m:r>
-                <w:rPr>
-                  <w:rFonts w:ascii="Cambria Math" w:hAnsi="Cambria Math"/>
-                </w:rPr>
-                <m:t>w1</m:t>
-              </m:r>
-            </m:sub>
-          </m:sSub>
-          <m:r>
-            <w:rPr>
-              <w:rFonts w:ascii="Cambria Math" w:hAnsi="Cambria Math"/>
-            </w:rPr>
-            <m:t>A</m:t>
-          </m:r>
-          <m:sSub>
-            <m:sSubPr>
-              <m:ctrlPr>
-                <w:rPr>
-                  <w:rFonts w:ascii="Cambria Math" w:hAnsi="Cambria Math"/>
-                </w:rPr>
-              </m:ctrlPr>
-            </m:sSubPr>
-            <m:e>
-              <m:r>
-                <w:rPr>
-                  <w:rFonts w:ascii="Cambria Math" w:hAnsi="Cambria Math"/>
-                </w:rPr>
-                <m:t>I</m:t>
-              </m:r>
-            </m:e>
-            <m:sub>
-              <m:r>
-                <w:rPr>
-                  <w:rFonts w:ascii="Cambria Math" w:hAnsi="Cambria Math"/>
-                </w:rPr>
-                <m:t>it</m:t>
-              </m:r>
-            </m:sub>
-          </m:sSub>
-          <m:r>
-            <w:rPr>
-              <w:rFonts w:ascii="Cambria Math" w:hAnsi="Cambria Math"/>
-            </w:rPr>
-            <m:t>+</m:t>
-          </m:r>
-          <m:sSub>
-            <m:sSubPr>
-              <m:ctrlPr>
-                <w:rPr>
-                  <w:rFonts w:ascii="Cambria Math" w:hAnsi="Cambria Math"/>
-                </w:rPr>
-              </m:ctrlPr>
-            </m:sSubPr>
-            <m:e>
-              <m:r>
-                <w:rPr>
-                  <w:rFonts w:ascii="Cambria Math" w:hAnsi="Cambria Math"/>
-                </w:rPr>
-                <m:t>β</m:t>
-              </m:r>
-            </m:e>
-            <m:sub>
-              <m:r>
-                <w:rPr>
-                  <w:rFonts w:ascii="Cambria Math" w:hAnsi="Cambria Math"/>
-                </w:rPr>
-                <m:t>w2</m:t>
-              </m:r>
-            </m:sub>
-          </m:sSub>
-          <m:r>
-            <w:rPr>
-              <w:rFonts w:ascii="Cambria Math" w:hAnsi="Cambria Math"/>
-            </w:rPr>
-            <m:t>IC</m:t>
-          </m:r>
-          <m:sSub>
-            <m:sSubPr>
-              <m:ctrlPr>
-                <w:rPr>
-                  <w:rFonts w:ascii="Cambria Math" w:hAnsi="Cambria Math"/>
-                </w:rPr>
-              </m:ctrlPr>
-            </m:sSubPr>
-            <m:e>
-              <m:r>
-                <w:rPr>
-                  <w:rFonts w:ascii="Cambria Math" w:hAnsi="Cambria Math"/>
-                </w:rPr>
-                <m:t>T</m:t>
-              </m:r>
-            </m:e>
-            <m:sub>
-              <m:r>
-                <w:rPr>
-                  <w:rFonts w:ascii="Cambria Math" w:hAnsi="Cambria Math"/>
-                </w:rPr>
-                <m:t>it</m:t>
-              </m:r>
-            </m:sub>
-          </m:sSub>
-          <m:r>
-            <w:rPr>
-              <w:rFonts w:ascii="Cambria Math" w:hAnsi="Cambria Math"/>
-            </w:rPr>
-            <m:t>+</m:t>
-          </m:r>
-          <m:sSub>
-            <m:sSubPr>
-              <m:ctrlPr>
-                <w:rPr>
-                  <w:rFonts w:ascii="Cambria Math" w:hAnsi="Cambria Math"/>
-                </w:rPr>
-              </m:ctrlPr>
-            </m:sSubPr>
-            <m:e>
-              <m:r>
-                <w:rPr>
-                  <w:rFonts w:ascii="Cambria Math" w:hAnsi="Cambria Math"/>
-                </w:rPr>
-                <m:t>β</m:t>
-              </m:r>
-            </m:e>
-            <m:sub>
-              <m:r>
-                <w:rPr>
-                  <w:rFonts w:ascii="Cambria Math" w:hAnsi="Cambria Math"/>
-                </w:rPr>
-                <m:t>w3</m:t>
-              </m:r>
-            </m:sub>
-          </m:sSub>
-          <m:r>
-            <w:rPr>
-              <w:rFonts w:ascii="Cambria Math" w:hAnsi="Cambria Math"/>
-            </w:rPr>
-            <m:t>(AI×ICT</m:t>
-          </m:r>
-          <m:sSub>
-            <m:sSubPr>
-              <m:ctrlPr>
-                <w:rPr>
-                  <w:rFonts w:ascii="Cambria Math" w:hAnsi="Cambria Math"/>
-                </w:rPr>
-              </m:ctrlPr>
-            </m:sSubPr>
-            <m:e>
-              <m:r>
-                <w:rPr>
-                  <w:rFonts w:ascii="Cambria Math" w:hAnsi="Cambria Math"/>
-                </w:rPr>
-                <m:t>)</m:t>
-              </m:r>
-            </m:e>
-            <m:sub>
-              <m:r>
-                <w:rPr>
-                  <w:rFonts w:ascii="Cambria Math" w:hAnsi="Cambria Math"/>
-                </w:rPr>
-                <m:t>it</m:t>
-              </m:r>
-            </m:sub>
-          </m:sSub>
-          <m:r>
-            <w:rPr>
-              <w:rFonts w:ascii="Cambria Math" w:hAnsi="Cambria Math"/>
-            </w:rPr>
-            <m:t>+</m:t>
-          </m:r>
-          <m:sSub>
-            <m:sSubPr>
-              <m:ctrlPr>
-                <w:rPr>
-                  <w:rFonts w:ascii="Cambria Math" w:hAnsi="Cambria Math"/>
-                </w:rPr>
-              </m:ctrlPr>
-            </m:sSubPr>
-            <m:e>
-              <m:r>
-                <w:rPr>
-                  <w:rFonts w:ascii="Cambria Math" w:hAnsi="Cambria Math"/>
-                </w:rPr>
-                <m:t>γ</m:t>
-              </m:r>
-            </m:e>
-            <m:sub>
-              <m:r>
-                <w:rPr>
-                  <w:rFonts w:ascii="Cambria Math" w:hAnsi="Cambria Math"/>
-                </w:rPr>
-                <m:t>w</m:t>
-              </m:r>
-            </m:sub>
-          </m:sSub>
-          <m:sSub>
-            <m:sSubPr>
-              <m:ctrlPr>
-                <w:rPr>
-                  <w:rFonts w:ascii="Cambria Math" w:hAnsi="Cambria Math"/>
-                </w:rPr>
-              </m:ctrlPr>
-            </m:sSubPr>
-            <m:e>
-              <m:r>
-                <m:rPr>
-                  <m:sty m:val="b"/>
-                </m:rPr>
-                <w:rPr>
-                  <w:rFonts w:ascii="Cambria Math" w:hAnsi="Cambria Math"/>
-                </w:rPr>
-                <m:t>X</m:t>
-              </m:r>
-            </m:e>
-            <m:sub>
-              <m:r>
-                <w:rPr>
-                  <w:rFonts w:ascii="Cambria Math" w:hAnsi="Cambria Math"/>
-                </w:rPr>
-                <m:t>it</m:t>
-              </m:r>
-            </m:sub>
-          </m:sSub>
-          <m:r>
-            <w:rPr>
-              <w:rFonts w:ascii="Cambria Math" w:hAnsi="Cambria Math"/>
-            </w:rPr>
-            <m:t>+</m:t>
-          </m:r>
-          <m:sSub>
-            <m:sSubPr>
-              <m:ctrlPr>
-                <w:rPr>
-                  <w:rFonts w:ascii="Cambria Math" w:hAnsi="Cambria Math"/>
-                </w:rPr>
-              </m:ctrlPr>
-            </m:sSubPr>
-            <m:e>
-              <m:r>
-                <w:rPr>
-                  <w:rFonts w:ascii="Cambria Math" w:hAnsi="Cambria Math"/>
-                </w:rPr>
-                <m:t>θ</m:t>
-              </m:r>
-            </m:e>
-            <m:sub>
-              <m:r>
-                <w:rPr>
-                  <w:rFonts w:ascii="Cambria Math" w:hAnsi="Cambria Math"/>
-                </w:rPr>
-                <m:t>1</m:t>
-              </m:r>
-            </m:sub>
-          </m:sSub>
-          <m:sSub>
-            <m:sSubPr>
-              <m:ctrlPr>
-                <w:rPr>
-                  <w:rFonts w:ascii="Cambria Math" w:hAnsi="Cambria Math"/>
-                </w:rPr>
-              </m:ctrlPr>
-            </m:sSubPr>
-            <m:e>
-              <m:acc>
-                <m:accPr>
-                  <m:chr m:val="‾"/>
-                  <m:ctrlPr>
-                    <w:rPr>
-                      <w:rFonts w:ascii="Cambria Math" w:hAnsi="Cambria Math"/>
-                    </w:rPr>
-                  </m:ctrlPr>
-                </m:accPr>
-                <m:e>
-                  <m:r>
-                    <w:rPr>
-                      <w:rFonts w:ascii="Cambria Math" w:hAnsi="Cambria Math"/>
-                    </w:rPr>
-                    <m:t>AI</m:t>
-                  </m:r>
-                </m:e>
-              </m:acc>
-            </m:e>
-            <m:sub>
-              <m:r>
-                <w:rPr>
-                  <w:rFonts w:ascii="Cambria Math" w:hAnsi="Cambria Math"/>
-                </w:rPr>
-                <m:t>i</m:t>
-              </m:r>
-            </m:sub>
-          </m:sSub>
-          <m:r>
-            <w:rPr>
-              <w:rFonts w:ascii="Cambria Math" w:hAnsi="Cambria Math"/>
-            </w:rPr>
-            <m:t>+</m:t>
-          </m:r>
-          <m:sSub>
-            <m:sSubPr>
-              <m:ctrlPr>
-                <w:rPr>
-                  <w:rFonts w:ascii="Cambria Math" w:hAnsi="Cambria Math"/>
-                </w:rPr>
-              </m:ctrlPr>
-            </m:sSubPr>
-            <m:e>
-              <m:r>
-                <w:rPr>
-                  <w:rFonts w:ascii="Cambria Math" w:hAnsi="Cambria Math"/>
-                </w:rPr>
-                <m:t>θ</m:t>
-              </m:r>
-            </m:e>
-            <m:sub>
-              <m:r>
-                <w:rPr>
-                  <w:rFonts w:ascii="Cambria Math" w:hAnsi="Cambria Math"/>
-                </w:rPr>
-                <m:t>2</m:t>
-              </m:r>
-            </m:sub>
-          </m:sSub>
-          <m:sSub>
-            <m:sSubPr>
-              <m:ctrlPr>
-                <w:rPr>
-                  <w:rFonts w:ascii="Cambria Math" w:hAnsi="Cambria Math"/>
-                </w:rPr>
-              </m:ctrlPr>
-            </m:sSubPr>
-            <m:e>
-              <m:acc>
-                <m:accPr>
-                  <m:chr m:val="‾"/>
-                  <m:ctrlPr>
-                    <w:rPr>
-                      <w:rFonts w:ascii="Cambria Math" w:hAnsi="Cambria Math"/>
-                    </w:rPr>
-                  </m:ctrlPr>
-                </m:accPr>
-                <m:e>
-                  <m:r>
-                    <w:rPr>
-                      <w:rFonts w:ascii="Cambria Math" w:hAnsi="Cambria Math"/>
-                    </w:rPr>
-                    <m:t>ICT</m:t>
-                  </m:r>
-                </m:e>
-              </m:acc>
-            </m:e>
-            <m:sub>
-              <m:r>
-                <w:rPr>
-                  <w:rFonts w:ascii="Cambria Math" w:hAnsi="Cambria Math"/>
-                </w:rPr>
-                <m:t>i</m:t>
-              </m:r>
-            </m:sub>
-          </m:sSub>
-          <m:r>
-            <w:rPr>
-              <w:rFonts w:ascii="Cambria Math" w:hAnsi="Cambria Math"/>
-            </w:rPr>
-            <m:t>+</m:t>
-          </m:r>
-          <m:sSub>
-            <m:sSubPr>
-              <m:ctrlPr>
-                <w:rPr>
-                  <w:rFonts w:ascii="Cambria Math" w:hAnsi="Cambria Math"/>
-                </w:rPr>
-              </m:ctrlPr>
-            </m:sSubPr>
-            <m:e>
-              <m:r>
-                <w:rPr>
-                  <w:rFonts w:ascii="Cambria Math" w:hAnsi="Cambria Math"/>
-                </w:rPr>
-                <m:t>θ</m:t>
-              </m:r>
-            </m:e>
-            <m:sub>
-              <m:r>
-                <w:rPr>
-                  <w:rFonts w:ascii="Cambria Math" w:hAnsi="Cambria Math"/>
-                </w:rPr>
-                <m:t>3</m:t>
-              </m:r>
-            </m:sub>
-          </m:sSub>
-          <m:r>
-            <w:rPr>
-              <w:rFonts w:ascii="Cambria Math" w:hAnsi="Cambria Math"/>
-            </w:rPr>
-            <m:t>(</m:t>
-          </m:r>
-          <m:acc>
-            <m:accPr>
-              <m:chr m:val="‾"/>
-              <m:ctrlPr>
-                <w:rPr>
-                  <w:rFonts w:ascii="Cambria Math" w:hAnsi="Cambria Math"/>
-                </w:rPr>
-              </m:ctrlPr>
-            </m:accPr>
-            <m:e>
-              <m:r>
-                <w:rPr>
-                  <w:rFonts w:ascii="Cambria Math" w:hAnsi="Cambria Math"/>
-                </w:rPr>
-                <m:t>AI×ICT</m:t>
-              </m:r>
-            </m:e>
-          </m:acc>
-          <m:sSub>
-            <m:sSubPr>
-              <m:ctrlPr>
-                <w:rPr>
-                  <w:rFonts w:ascii="Cambria Math" w:hAnsi="Cambria Math"/>
-                </w:rPr>
-              </m:ctrlPr>
-            </m:sSubPr>
-            <m:e>
-              <m:r>
-                <w:rPr>
-                  <w:rFonts w:ascii="Cambria Math" w:hAnsi="Cambria Math"/>
-                </w:rPr>
-                <m:t>)</m:t>
-              </m:r>
-            </m:e>
-            <m:sub>
-              <m:r>
-                <w:rPr>
-                  <w:rFonts w:ascii="Cambria Math" w:hAnsi="Cambria Math"/>
-                </w:rPr>
-                <m:t>i</m:t>
-              </m:r>
-            </m:sub>
-          </m:sSub>
-          <m:r>
-            <w:rPr>
-              <w:rFonts w:ascii="Cambria Math" w:hAnsi="Cambria Math"/>
-            </w:rPr>
-            <m:t>+ϕ</m:t>
-          </m:r>
-          <m:sSub>
-            <m:sSubPr>
-              <m:ctrlPr>
-                <w:rPr>
-                  <w:rFonts w:ascii="Cambria Math" w:hAnsi="Cambria Math"/>
-                </w:rPr>
-              </m:ctrlPr>
-            </m:sSubPr>
-            <m:e>
-              <m:acc>
-                <m:accPr>
-                  <m:chr m:val="ˉ"/>
-                  <m:ctrlPr>
-                    <w:rPr>
-                      <w:rFonts w:ascii="Cambria Math" w:hAnsi="Cambria Math"/>
-                    </w:rPr>
-                  </m:ctrlPr>
-                </m:accPr>
-                <m:e>
-                  <m:r>
-                    <m:rPr>
-                      <m:sty m:val="b"/>
-                    </m:rPr>
-                    <w:rPr>
-                      <w:rFonts w:ascii="Cambria Math" w:hAnsi="Cambria Math"/>
-                    </w:rPr>
-                    <m:t>X</m:t>
-                  </m:r>
-                </m:e>
-              </m:acc>
-            </m:e>
-            <m:sub>
-              <m:r>
-                <w:rPr>
-                  <w:rFonts w:ascii="Cambria Math" w:hAnsi="Cambria Math"/>
-                </w:rPr>
-                <m:t>i</m:t>
-              </m:r>
-            </m:sub>
-          </m:sSub>
-          <m:r>
-            <w:rPr>
-              <w:rFonts w:ascii="Cambria Math" w:hAnsi="Cambria Math"/>
-            </w:rPr>
-            <m:t>+</m:t>
-          </m:r>
-          <m:sSub>
-            <m:sSubPr>
-              <m:ctrlPr>
-                <w:rPr>
-                  <w:rFonts w:ascii="Cambria Math" w:hAnsi="Cambria Math"/>
-                </w:rPr>
-              </m:ctrlPr>
-            </m:sSubPr>
-            <m:e>
-              <m:r>
-                <w:rPr>
-                  <w:rFonts w:ascii="Cambria Math" w:hAnsi="Cambria Math"/>
-                </w:rPr>
-                <m:t>ξ</m:t>
-              </m:r>
-            </m:e>
-            <m:sub>
-              <m:r>
-                <w:rPr>
-                  <w:rFonts w:ascii="Cambria Math" w:hAnsi="Cambria Math"/>
-                </w:rPr>
-                <m:t>i</m:t>
-              </m:r>
-            </m:sub>
-          </m:sSub>
-          <m:r>
-            <w:rPr>
-              <w:rFonts w:ascii="Cambria Math" w:hAnsi="Cambria Math"/>
-            </w:rPr>
-            <m:t>+</m:t>
-          </m:r>
-          <m:sSub>
-            <m:sSubPr>
-              <m:ctrlPr>
-                <w:rPr>
-                  <w:rFonts w:ascii="Cambria Math" w:hAnsi="Cambria Math"/>
-                </w:rPr>
-              </m:ctrlPr>
-            </m:sSubPr>
-            <m:e>
-              <m:r>
-                <w:rPr>
-                  <w:rFonts w:ascii="Cambria Math" w:hAnsi="Cambria Math"/>
-                </w:rPr>
-                <m:t>ε</m:t>
-              </m:r>
-            </m:e>
-            <m:sub>
-              <m:r>
-                <w:rPr>
-                  <w:rFonts w:ascii="Cambria Math" w:hAnsi="Cambria Math"/>
-                </w:rPr>
-                <m:t>it</m:t>
-              </m:r>
-            </m:sub>
-          </m:sSub>
-          <m:r>
-            <w:br/>
-          </m:r>
-        </m:oMath>
-      </m:oMathPara>
-    </w:p>
-    <w:p>
-      <w:pPr>
-        <w:ind w:left="720"/>
-      </w:pPr>
-      <w:r>
-        <w:t>Where:</w:t>
-      </w:r>
-    </w:p>
-    <w:p>
-      <w:pPr>
-        <w:ind w:left="720"/>
-      </w:pPr>
-      <m:oMath>
-        <m:sSub>
-          <m:sSubPr>
-            <m:ctrlPr>
-              <w:rPr>
-                <w:rFonts w:ascii="Cambria Math" w:hAnsi="Cambria Math"/>
-              </w:rPr>
-            </m:ctrlPr>
-          </m:sSubPr>
-          <m:e>
-            <m:r>
-              <w:rPr>
-                <w:rFonts w:ascii="Cambria Math" w:hAnsi="Cambria Math"/>
-              </w:rPr>
-              <m:t>β</m:t>
-            </m:r>
-          </m:e>
-          <m:sub>
-            <m:r>
-              <w:rPr>
-                <w:rFonts w:ascii="Cambria Math" w:hAnsi="Cambria Math"/>
-              </w:rPr>
-              <m:t>w</m:t>
-            </m:r>
-          </m:sub>
-        </m:sSub>
-      </m:oMath>
-      <w:r>
-        <w:t> vectors represent the </w:t>
-      </w:r>
-      <w:r>
-        <w:rPr>
-          <w:b/>
-          <w:bCs/>
-        </w:rPr>
-        <w:t>Within-effects</w:t>
-      </w:r>
-      <w:r>
-        <w:t> (FE-equivalent estimators for temporal changes).</w:t>
-      </w:r>
-    </w:p>
-    <w:p>
-      <w:pPr>
-        <w:ind w:left="720"/>
-      </w:pPr>
-      <m:oMath>
-        <m:r>
-          <w:rPr>
-            <w:rFonts w:ascii="Cambria Math" w:hAnsi="Cambria Math"/>
-          </w:rPr>
-          <m:t>θ</m:t>
-        </m:r>
-      </m:oMath>
-      <w:r>
-        <w:t> vectors and </w:t>
-      </w:r>
-      <m:oMath>
-        <m:r>
-          <w:rPr>
-            <w:rFonts w:ascii="Cambria Math" w:hAnsi="Cambria Math"/>
-          </w:rPr>
-          <m:t>ϕ</m:t>
-        </m:r>
-      </m:oMath>
-      <w:r>
-        <w:t> represent the </w:t>
-      </w:r>
-      <w:r>
-        <w:rPr>
-          <w:b/>
-          <w:bCs/>
-        </w:rPr>
-        <w:t>Between-effects</w:t>
-      </w:r>
-      <w:r>
-        <w:t> (</w:t>
-      </w:r>
-      <m:oMath>
-        <m:sSub>
-          <m:sSubPr>
-            <m:ctrlPr>
-              <w:rPr>
-                <w:rFonts w:ascii="Cambria Math" w:hAnsi="Cambria Math"/>
-              </w:rPr>
-            </m:ctrlPr>
-          </m:sSubPr>
-          <m:e>
-            <m:acc>
-              <m:accPr>
-                <m:chr m:val="ˉ"/>
-                <m:ctrlPr>
-                  <w:rPr>
-                    <w:rFonts w:ascii="Cambria Math" w:hAnsi="Cambria Math"/>
-                  </w:rPr>
-                </m:ctrlPr>
-              </m:accPr>
-              <m:e>
-                <m:r>
-                  <m:rPr>
-                    <m:sty m:val="b"/>
-                  </m:rPr>
-                  <w:rPr>
-                    <w:rFonts w:ascii="Cambria Math" w:hAnsi="Cambria Math"/>
-                  </w:rPr>
-                  <m:t>X</m:t>
-                </m:r>
-              </m:e>
-            </m:acc>
-          </m:e>
-          <m:sub>
-            <m:r>
-              <w:rPr>
-                <w:rFonts w:ascii="Cambria Math" w:hAnsi="Cambria Math"/>
-              </w:rPr>
-              <m:t>i</m:t>
-            </m:r>
-          </m:sub>
-        </m:sSub>
-      </m:oMath>
-      <w:r>
-        <w:t> are the time-averaged means for entity </w:t>
-      </w:r>
-      <m:oMath>
-        <m:r>
-          <w:rPr>
-            <w:rFonts w:ascii="Cambria Math" w:hAnsi="Cambria Math"/>
-          </w:rPr>
-          <m:t>i</m:t>
-        </m:r>
-      </m:oMath>
-      <w:r>
-        <w:t>), capturing the cross-sectional, structural differences between sectors.</w:t>
-      </w:r>
-    </w:p>
-    <w:p>
-      <w:pPr>
-        <w:ind w:left="720"/>
-      </w:pPr>
-      <m:oMath>
-        <m:sSub>
-          <m:sSubPr>
-            <m:ctrlPr>
-              <w:rPr>
-                <w:rFonts w:ascii="Cambria Math" w:hAnsi="Cambria Math"/>
-              </w:rPr>
-            </m:ctrlPr>
-          </m:sSubPr>
-          <m:e>
-            <m:r>
-              <w:rPr>
-                <w:rFonts w:ascii="Cambria Math" w:hAnsi="Cambria Math"/>
-              </w:rPr>
-              <m:t>ξ</m:t>
-            </m:r>
-          </m:e>
-          <m:sub>
-            <m:r>
-              <w:rPr>
-                <w:rFonts w:ascii="Cambria Math" w:hAnsi="Cambria Math"/>
-              </w:rPr>
-              <m:t>i</m:t>
-            </m:r>
-          </m:sub>
-        </m:sSub>
-      </m:oMath>
-      <w:r>
-        <w:t> is the independent, identically distributed random error for the entity.</w:t>
-      </w:r>
-    </w:p>
-    <w:p>
-      <w:pPr>
-        <w:ind w:left="720"/>
-      </w:pPr>
-    </w:p>
-    <w:p>
-      <w:pPr>
-        <w:pStyle w:val="ListParagraph"/>
-        <w:numPr>
-          <w:ilvl w:val="0"/>
-          <w:numId w:val="15"/>
-        </w:numPr>
-        <w:rPr>
-          <w:b/>
-          <w:bCs/>
-        </w:rPr>
-      </w:pPr>
-      <w:r>
-        <w:rPr>
-          <w:b/>
-          <w:bCs/>
-        </w:rPr>
-        <w:t>Describe then data retrieval process</w:t>
-      </w:r>
-    </w:p>
-    <w:p>
-      <w:r>
-        <w:t>The data extraction relies entirely on the eurostat Python library, which pulls datasets directly from the Eurostat API using specific table codes (e.g., isoc_eb_ain2, lc_lci_lev).</w:t>
-      </w:r>
-    </w:p>
-    <w:p>
-      <w:r>
-        <w:t>Once a dataset is fetched, the typical pipeline for each table is as follows:</w:t>
-      </w:r>
-    </w:p>
-    <w:p>
-      <w:pPr>
-        <w:numPr>
-          <w:ilvl w:val="0"/>
-          <w:numId w:val="5"/>
-        </w:numPr>
-      </w:pPr>
-      <w:r>
-        <w:rPr>
-          <w:b/>
-          <w:bCs/>
-        </w:rPr>
-        <w:t>Filtering:</w:t>
-      </w:r>
-      <w:r>
-        <w:t> The data is restricted to European Union (EU) and EFTA countries. Specific indicator codes (e.g., na_item, unit, size_emp) are applied to isolate the exact metric required.</w:t>
-      </w:r>
-    </w:p>
-    <w:p>
-      <w:pPr>
-        <w:numPr>
-          <w:ilvl w:val="0"/>
-          <w:numId w:val="5"/>
-        </w:numPr>
-      </w:pPr>
-      <w:r>
-        <w:rPr>
-          <w:b/>
-          <w:bCs/>
-        </w:rPr>
-        <w:t>NACE Harmonization:</w:t>
-      </w:r>
-      <w:r>
-        <w:t> A custom function extracts the 1-digit NACE Rev. 2 economic sector letter from the original sector codes using regular expressions.</w:t>
-      </w:r>
-    </w:p>
-    <w:p>
-      <w:pPr>
-        <w:numPr>
-          <w:ilvl w:val="0"/>
-          <w:numId w:val="5"/>
-        </w:numPr>
-      </w:pPr>
-      <w:r>
-        <w:rPr>
-          <w:b/>
-          <w:bCs/>
-        </w:rPr>
-        <w:t>Imputation:</w:t>
-      </w:r>
-      <w:r>
-        <w:t> For indicators collected biennially (every two years), missing intermediate years (e.g., 2021, 2022, or 2023) are imputed by calculating the arithmetic mean of the preceding and succeeding years.</w:t>
-      </w:r>
-    </w:p>
-    <w:p>
-      <w:pPr>
-        <w:numPr>
-          <w:ilvl w:val="0"/>
-          <w:numId w:val="5"/>
-        </w:numPr>
-      </w:pPr>
-      <w:r>
-        <w:rPr>
-          <w:b/>
-          <w:bCs/>
-        </w:rPr>
-        <w:t>Reshaping:</w:t>
-      </w:r>
-      <w:r>
-        <w:t> The data is transformed from a "wide" format (where years are separate columns) to a "long" panel format (where years become a single column) using the pandas.melt() function.</w:t>
-      </w:r>
-    </w:p>
-    <w:p>
-      <w:pPr>
-        <w:numPr>
-          <w:ilvl w:val="0"/>
-          <w:numId w:val="5"/>
-        </w:numPr>
-      </w:pPr>
-      <w:r>
-        <w:rPr>
-          <w:b/>
-          <w:bCs/>
-        </w:rPr>
-        <w:lastRenderedPageBreak/>
-        <w:t>Panel Assembly:</w:t>
-      </w:r>
-      <w:r>
-        <w:t> Finally, all individual, harmonized datasets are combined into a master dataset using sequential left joins on three primary keys: country (geo), economic sector (nace_r2), and time (year).</w:t>
-      </w:r>
-    </w:p>
-    <w:p>
-      <w:pPr>
-        <w:rPr>
-          <w:b/>
-          <w:bCs/>
-        </w:rPr>
-      </w:pPr>
-      <w:r>
-        <w:rPr>
-          <w:b/>
-          <w:bCs/>
-        </w:rPr>
-        <w:t>Core Variables and Modifications</w:t>
-      </w:r>
-    </w:p>
-    <w:p>
-      <w:r>
-        <w:rPr>
-          <w:b/>
-          <w:bCs/>
-        </w:rPr>
-        <w:t>AI Adoption (ai_adoption)</w:t>
-      </w:r>
-    </w:p>
-    <w:p>
-      <w:pPr>
-        <w:numPr>
-          <w:ilvl w:val="0"/>
-          <w:numId w:val="6"/>
-        </w:numPr>
-      </w:pPr>
-      <w:r>
-        <w:rPr>
-          <w:b/>
-          <w:bCs/>
-        </w:rPr>
-        <w:t>Definition:</w:t>
-      </w:r>
-      <w:r>
-        <w:t> Percentage of enterprises using at least one artificial intelligence technology.</w:t>
-      </w:r>
-    </w:p>
-    <w:p>
-      <w:pPr>
-        <w:numPr>
-          <w:ilvl w:val="0"/>
-          <w:numId w:val="6"/>
-        </w:numPr>
-      </w:pPr>
-      <w:r>
-        <w:rPr>
-          <w:b/>
-          <w:bCs/>
-        </w:rPr>
-        <w:t>Type:</w:t>
-      </w:r>
-      <w:r>
-        <w:t> Share (Percentage).</w:t>
-      </w:r>
-    </w:p>
-    <w:p>
-      <w:pPr>
-        <w:numPr>
-          <w:ilvl w:val="0"/>
-          <w:numId w:val="6"/>
-        </w:numPr>
-      </w:pPr>
-      <w:r>
-        <w:rPr>
-          <w:b/>
-          <w:bCs/>
-        </w:rPr>
-        <w:t>Modifications:</w:t>
-      </w:r>
-      <w:r>
-        <w:t> Data for 2022 was missing from the Eurostat table (isoc_eb_ain2) and was imputed by averaging the values of 2021 and 2023.</w:t>
-      </w:r>
-    </w:p>
-    <w:p>
-      <w:r>
-        <w:rPr>
-          <w:b/>
-          <w:bCs/>
-        </w:rPr>
-        <w:t>ICT Training (training_ict)</w:t>
-      </w:r>
-    </w:p>
-    <w:p>
-      <w:pPr>
-        <w:numPr>
-          <w:ilvl w:val="0"/>
-          <w:numId w:val="7"/>
-        </w:numPr>
-      </w:pPr>
-      <w:r>
-        <w:rPr>
-          <w:b/>
-          <w:bCs/>
-        </w:rPr>
-        <w:t>Definition:</w:t>
-      </w:r>
-      <w:r>
-        <w:t> Percentage of enterprises that provided training to their personnel to develop their ICT skills.</w:t>
-      </w:r>
-    </w:p>
-    <w:p>
-      <w:pPr>
-        <w:numPr>
-          <w:ilvl w:val="0"/>
-          <w:numId w:val="7"/>
-        </w:numPr>
-      </w:pPr>
-      <w:r>
-        <w:rPr>
-          <w:b/>
-          <w:bCs/>
-        </w:rPr>
-        <w:t>Type:</w:t>
-      </w:r>
-      <w:r>
-        <w:t> Share (Percentage).</w:t>
-      </w:r>
-    </w:p>
-    <w:p>
-      <w:pPr>
-        <w:numPr>
-          <w:ilvl w:val="0"/>
-          <w:numId w:val="7"/>
-        </w:numPr>
-      </w:pPr>
-      <w:r>
-        <w:rPr>
-          <w:b/>
-          <w:bCs/>
-        </w:rPr>
-        <w:t>Modifications:</w:t>
-      </w:r>
-      <w:r>
-        <w:t> Data for 2021 was imputed as the average of 2020 and 2022, and data for 2023 was imputed as the average of 2022 and 2024.</w:t>
-      </w:r>
-    </w:p>
-    <w:p>
-      <w:r>
-        <w:rPr>
-          <w:b/>
-          <w:bCs/>
-        </w:rPr>
-        <w:t>ICT Specialists (spec_ict)</w:t>
-      </w:r>
-    </w:p>
-    <w:p>
-      <w:pPr>
-        <w:numPr>
-          <w:ilvl w:val="0"/>
-          <w:numId w:val="8"/>
-        </w:numPr>
-      </w:pPr>
-      <w:r>
-        <w:rPr>
-          <w:b/>
-          <w:bCs/>
-        </w:rPr>
-        <w:t>Definition:</w:t>
-      </w:r>
-      <w:r>
-        <w:t> Percentage of enterprises employing ICT/IT specialists.</w:t>
-      </w:r>
-    </w:p>
-    <w:p>
-      <w:pPr>
-        <w:numPr>
-          <w:ilvl w:val="0"/>
-          <w:numId w:val="8"/>
-        </w:numPr>
-      </w:pPr>
-      <w:r>
-        <w:rPr>
-          <w:b/>
-          <w:bCs/>
-        </w:rPr>
-        <w:t>Type:</w:t>
-      </w:r>
-      <w:r>
-        <w:t> Share (Percentage).</w:t>
-      </w:r>
-    </w:p>
-    <w:p>
-      <w:pPr>
-        <w:numPr>
-          <w:ilvl w:val="0"/>
-          <w:numId w:val="8"/>
-        </w:numPr>
-      </w:pPr>
-      <w:r>
-        <w:rPr>
-          <w:b/>
-          <w:bCs/>
-        </w:rPr>
-        <w:t>Modifications:</w:t>
-      </w:r>
-      <w:r>
-        <w:t> Similar to ICT training, missing intermediate years (2021 and 2023) were calculated as the arithmetic average of their surrounding years.</w:t>
-      </w:r>
-    </w:p>
-    <w:p>
-      <w:r>
-        <w:rPr>
-          <w:b/>
-          <w:bCs/>
-        </w:rPr>
-        <w:t>Real Wage (real_wage and log_wage)</w:t>
-      </w:r>
-    </w:p>
-    <w:p>
-      <w:pPr>
-        <w:numPr>
-          <w:ilvl w:val="0"/>
-          <w:numId w:val="9"/>
-        </w:numPr>
-      </w:pPr>
-      <w:r>
-        <w:rPr>
-          <w:b/>
-          <w:bCs/>
-        </w:rPr>
-        <w:t>Definition:</w:t>
-      </w:r>
-      <w:r>
-        <w:t> Wages and salaries per employee in full-time equivalents (per hour), adjusted for inflation.</w:t>
-      </w:r>
-    </w:p>
-    <w:p>
-      <w:pPr>
-        <w:numPr>
-          <w:ilvl w:val="0"/>
-          <w:numId w:val="9"/>
-        </w:numPr>
-      </w:pPr>
-      <w:r>
-        <w:rPr>
-          <w:b/>
-          <w:bCs/>
-        </w:rPr>
-        <w:t>Type:</w:t>
-      </w:r>
-      <w:r>
-        <w:t> Continuous numeric value (Euros</w:t>
-      </w:r>
-      <w:r>
-        <w:t xml:space="preserve"> per hour</w:t>
-      </w:r>
-      <w:r>
-        <w:t>) and its natural logarithm.</w:t>
-      </w:r>
-    </w:p>
-    <w:p>
-      <w:pPr>
-        <w:numPr>
-          <w:ilvl w:val="0"/>
-          <w:numId w:val="9"/>
-        </w:numPr>
-      </w:pPr>
-      <w:r>
-        <w:rPr>
-          <w:b/>
-          <w:bCs/>
-        </w:rPr>
-        <w:t>Modifications:</w:t>
-      </w:r>
-      <w:r>
-        <w:t> Nominal wages (lc_lci_lev) were merged with the Harmonised Index of Consumer Prices (prc_hicp_aind). The real wage was manually calculated by dividing the nominal wage by the HICP index and multiplying by 100. A logarithmic transformation (log_wage) was added to the final master panel.</w:t>
-      </w:r>
-    </w:p>
-    <w:p>
-      <w:r>
-        <w:rPr>
-          <w:b/>
-          <w:bCs/>
-        </w:rPr>
-        <w:t>Productivity (productivity and log_prod)</w:t>
-      </w:r>
-    </w:p>
-    <w:p>
-      <w:pPr>
-        <w:numPr>
-          <w:ilvl w:val="0"/>
-          <w:numId w:val="10"/>
-        </w:numPr>
-      </w:pPr>
-      <w:r>
-        <w:rPr>
-          <w:b/>
-          <w:bCs/>
-        </w:rPr>
-        <w:t>Definition:</w:t>
-      </w:r>
-      <w:r>
-        <w:t> Gross value added (GVA) generated per employed person.</w:t>
-      </w:r>
-    </w:p>
-    <w:p>
-      <w:pPr>
-        <w:numPr>
-          <w:ilvl w:val="0"/>
-          <w:numId w:val="10"/>
-        </w:numPr>
-      </w:pPr>
-      <w:r>
-        <w:rPr>
-          <w:b/>
-          <w:bCs/>
-        </w:rPr>
-        <w:t>Type:</w:t>
-      </w:r>
-      <w:r>
-        <w:t> Continuous numeric value (Euros per employee) and its natural logarithm.</w:t>
-      </w:r>
-    </w:p>
-    <w:p>
-      <w:pPr>
-        <w:numPr>
-          <w:ilvl w:val="0"/>
-          <w:numId w:val="10"/>
-        </w:numPr>
-      </w:pPr>
-      <w:r>
-        <w:rPr>
-          <w:b/>
-          <w:bCs/>
-        </w:rPr>
-        <w:t>Modifications:</w:t>
-      </w:r>
-      <w:r>
-        <w:t> Constructed by merging GVA in current prices (millions of EUR) and domestic employment figures (thousands of persons). Productivity was calculated as GVA / Employment (mathematically scaled to calculate exact EUR per person). The natural logarithm (log_prod) was computed in the master panel.</w:t>
-      </w:r>
-    </w:p>
-    <w:p>
-      <w:r>
-        <w:rPr>
-          <w:b/>
-          <w:bCs/>
-        </w:rPr>
-        <w:t>Firm Size Index (FSI)</w:t>
-      </w:r>
-    </w:p>
-    <w:p>
-      <w:pPr>
-        <w:numPr>
-          <w:ilvl w:val="0"/>
-          <w:numId w:val="11"/>
-        </w:numPr>
-      </w:pPr>
-      <w:r>
-        <w:rPr>
-          <w:b/>
-          <w:bCs/>
-        </w:rPr>
-        <w:lastRenderedPageBreak/>
-        <w:t>Definition:</w:t>
-      </w:r>
-      <w:r>
-        <w:t> The share of employees working in large enterprises (250+ employees) relative to the total workforce in a given sector.</w:t>
-      </w:r>
-    </w:p>
-    <w:p>
-      <w:pPr>
-        <w:numPr>
-          <w:ilvl w:val="0"/>
-          <w:numId w:val="11"/>
-        </w:numPr>
-      </w:pPr>
-      <w:r>
-        <w:rPr>
-          <w:b/>
-          <w:bCs/>
-        </w:rPr>
-        <w:t>Type:</w:t>
-      </w:r>
-      <w:r>
-        <w:t> Share (Percentage).</w:t>
-      </w:r>
-    </w:p>
-    <w:p>
-      <w:pPr>
-        <w:numPr>
-          <w:ilvl w:val="0"/>
-          <w:numId w:val="11"/>
-        </w:numPr>
-      </w:pPr>
-      <w:r>
-        <w:rPr>
-          <w:b/>
-          <w:bCs/>
-        </w:rPr>
-        <w:t>Modifications:</w:t>
-      </w:r>
-      <w:r>
-        <w:t> Calculated by dividing the number of employees in firms sized GE250 by the total number of employees (TOTAL) and multiplying by 100.</w:t>
-      </w:r>
-    </w:p>
-    <w:p>
-      <w:r>
-        <w:rPr>
-          <w:b/>
-          <w:bCs/>
-        </w:rPr>
-        <w:t>Tertiary Education (tert_edu)</w:t>
-      </w:r>
-    </w:p>
-    <w:p>
-      <w:pPr>
-        <w:numPr>
-          <w:ilvl w:val="0"/>
-          <w:numId w:val="12"/>
-        </w:numPr>
-      </w:pPr>
-      <w:r>
-        <w:rPr>
-          <w:b/>
-          <w:bCs/>
-        </w:rPr>
-        <w:t>Definition:</w:t>
-      </w:r>
-      <w:r>
-        <w:t> The percentage of individuals aged 18-69 who have completed tertiary education (ISCED levels 5-8).</w:t>
-      </w:r>
-    </w:p>
-    <w:p>
-      <w:pPr>
-        <w:numPr>
-          <w:ilvl w:val="0"/>
-          <w:numId w:val="12"/>
-        </w:numPr>
-      </w:pPr>
-      <w:r>
-        <w:rPr>
-          <w:b/>
-          <w:bCs/>
-        </w:rPr>
-        <w:t>Type:</w:t>
-      </w:r>
-      <w:r>
-        <w:t> Share (Percentage).</w:t>
-      </w:r>
-    </w:p>
-    <w:p>
-      <w:pPr>
-        <w:numPr>
-          <w:ilvl w:val="0"/>
-          <w:numId w:val="12"/>
-        </w:numPr>
-      </w:pPr>
-      <w:r>
-        <w:rPr>
-          <w:b/>
-          <w:bCs/>
-        </w:rPr>
-        <w:t>Modifications:</w:t>
-      </w:r>
-      <w:r>
-        <w:t> Filtered strictly for the Y18-69 age group and ED5-8 education level before reshaping into the long panel format.</w:t>
-      </w:r>
-    </w:p>
-    <w:p>
-      <w:r>
-        <w:rPr>
-          <w:b/>
-          <w:bCs/>
-        </w:rPr>
-        <w:t>Share of High-Skill Occupations (share_high_skill)</w:t>
-      </w:r>
-    </w:p>
-    <w:p>
-      <w:pPr>
-        <w:numPr>
-          <w:ilvl w:val="0"/>
-          <w:numId w:val="13"/>
-        </w:numPr>
-      </w:pPr>
-      <w:r>
-        <w:rPr>
-          <w:b/>
-          <w:bCs/>
-        </w:rPr>
-        <w:t>Definition:</w:t>
-      </w:r>
-      <w:r>
-        <w:t> The proportion of the workforce employed in high-skill occupational roles (Managers, Professionals, and Technicians).</w:t>
-      </w:r>
-    </w:p>
-    <w:p>
-      <w:pPr>
-        <w:numPr>
-          <w:ilvl w:val="0"/>
-          <w:numId w:val="13"/>
-        </w:numPr>
-      </w:pPr>
-      <w:r>
-        <w:rPr>
-          <w:b/>
-          <w:bCs/>
-        </w:rPr>
-        <w:t>Type:</w:t>
-      </w:r>
-      <w:r>
-        <w:t> Share (Percentage).</w:t>
-      </w:r>
-    </w:p>
-    <w:p>
-      <w:pPr>
-        <w:numPr>
-          <w:ilvl w:val="0"/>
-          <w:numId w:val="13"/>
-        </w:numPr>
-      </w:pPr>
-      <w:r>
-        <w:rPr>
-          <w:b/>
-          <w:bCs/>
-        </w:rPr>
-        <w:t>Modifications:</w:t>
-      </w:r>
-      <w:r>
-        <w:t> Extracted total employment for ISCO-08 categories OC1 (Managers), OC2 (Professionals), and OC3 (Technicians). These categories were summed to calculate total high-skill employment, which was then divided by the total occupied population to generate a percentage.</w:t>
-      </w:r>
-    </w:p>
-    <w:p>
-      <w:pPr>
-        <w:rPr>
-          <w:b/>
-          <w:bCs/>
-        </w:rPr>
-      </w:pPr>
-      <w:r>
-        <w:rPr>
-          <w:b/>
-          <w:bCs/>
-        </w:rPr>
-        <w:t>Macroeconomic Control Variables</w:t>
-      </w:r>
-    </w:p>
-    <w:p>
-      <w:r>
-        <w:t>These metrics were merged onto the panel purely at the country-year level (without sector breakdown) to serve as macroeconomic controls:</w:t>
-      </w:r>
-    </w:p>
-    <w:p>
-      <w:pPr>
-        <w:numPr>
-          <w:ilvl w:val="0"/>
-          <w:numId w:val="14"/>
-        </w:numPr>
-      </w:pPr>
-      <w:r>
-        <w:rPr>
-          <w:b/>
-          <w:bCs/>
-        </w:rPr>
-        <w:t>Unemployment Rate (unempl_r):</w:t>
-      </w:r>
-      <w:r>
-        <w:t> The percentage of the active population in the labor force that is unemployed. Kept as a percentage.</w:t>
-      </w:r>
-    </w:p>
-    <w:p>
-      <w:pPr>
-        <w:numPr>
-          <w:ilvl w:val="0"/>
-          <w:numId w:val="14"/>
-        </w:numPr>
-      </w:pPr>
-      <w:r>
-        <w:rPr>
-          <w:b/>
-          <w:bCs/>
-        </w:rPr>
-        <w:t>Inflation Rate (infl_r):</w:t>
-      </w:r>
-      <w:r>
-        <w:t> Annual inflation rate derived from the consumer price index. Kept as a percentage.</w:t>
-      </w:r>
-    </w:p>
-    <w:p>
-      <w:pPr>
-        <w:numPr>
-          <w:ilvl w:val="0"/>
-          <w:numId w:val="14"/>
-        </w:numPr>
-      </w:pPr>
-      <w:r>
-        <w:rPr>
-          <w:b/>
-          <w:bCs/>
-        </w:rPr>
-        <w:t>GDP per Capita (gdp and log_gdp):</w:t>
-      </w:r>
-      <w:r>
-        <w:t> Gross domestic product at market prices per inhabitant. Originally retrieved as current prices in Euros per capita; later transformed into its natural logarithm (log_gdp).</w:t>
-      </w:r>
-    </w:p>
-    <w:p/>
-    <w:p>
-      <w:pPr>
-        <w:pStyle w:val="ListParagraph"/>
-        <w:ind w:left="1080"/>
-      </w:pPr>
-    </w:p>
-    <w:p>
-      <w:r>
-        <w:br/>
-      </w:r>
-      <w:r>
-        <w:br/>
-      </w:r>
-    </w:p>
-    <w:p>
-      <w:pPr>
-        <w:rPr>
-          <w:rFonts w:ascii="Times New Roman" w:hAnsi="Times New Roman" w:cs="Times New Roman"/>
-          <w:sz w:val="24"/>
-          <w:szCs w:val="24"/>
-        </w:rPr>
-      </w:pPr>
-      <w:r>
-        <w:rPr>
-          <w:rFonts w:ascii="Times New Roman" w:hAnsi="Times New Roman" w:cs="Times New Roman"/>
-          <w:sz w:val="24"/>
-          <w:szCs w:val="24"/>
-        </w:rPr>
-        <w:t>CRE</w:t>
-      </w:r>
-    </w:p>
-    <w:p>
-      <w:pPr>
-        <w:rPr>
-          <w:rFonts w:ascii="Times New Roman" w:hAnsi="Times New Roman" w:cs="Times New Roman"/>
-          <w:sz w:val="24"/>
-          <w:szCs w:val="24"/>
-        </w:rPr>
-      </w:pPr>
-      <w:r>
-        <w:rPr>
-          <w:rFonts w:ascii="Times New Roman" w:hAnsi="Times New Roman" w:cs="Times New Roman"/>
-          <w:sz w:val="24"/>
-          <w:szCs w:val="24"/>
-        </w:rPr>
-        <w:t>To test</w:t>
-      </w:r>
-      <w:r>
-        <w:rPr>
-          <w:rFonts w:ascii="Times New Roman" w:hAnsi="Times New Roman" w:cs="Times New Roman"/>
-          <w:sz w:val="24"/>
-          <w:szCs w:val="24"/>
-        </w:rPr>
-        <w:t xml:space="preserve"> the second hypothesis,</w:t>
-      </w:r>
-      <w:r>
-        <w:rPr>
-          <w:rFonts w:ascii="Times New Roman" w:hAnsi="Times New Roman" w:cs="Times New Roman"/>
-          <w:sz w:val="24"/>
-          <w:szCs w:val="24"/>
-        </w:rPr>
-        <w:t xml:space="preserve"> the analysis employs the Correlated Random Effects (CRE) model introduced by Mundlak (1978) and generalised by Chamberlain (1982) </w:t>
-      </w:r>
-      <w:r>
-        <w:rPr>
-          <w:rFonts w:ascii="Times New Roman" w:hAnsi="Times New Roman" w:cs="Times New Roman"/>
-          <w:sz w:val="24"/>
-          <w:szCs w:val="24"/>
-          <w:highlight w:val="yellow"/>
-        </w:rPr>
-        <w:t xml:space="preserve">[Mundlak, </w:t>
-      </w:r>
-      <w:r>
-        <w:rPr>
-          <w:rFonts w:ascii="Times New Roman" w:hAnsi="Times New Roman" w:cs="Times New Roman"/>
-          <w:sz w:val="24"/>
-          <w:szCs w:val="24"/>
-          <w:highlight w:val="yellow"/>
-        </w:rPr>
-        <w:lastRenderedPageBreak/>
-        <w:t>1978; Chamberlain, 198</w:t>
-      </w:r>
-      <w:r>
-        <w:rPr>
-          <w:rFonts w:ascii="Times New Roman" w:hAnsi="Times New Roman" w:cs="Times New Roman"/>
-          <w:sz w:val="24"/>
-          <w:szCs w:val="24"/>
-        </w:rPr>
-        <w:t>2]. The CRE model extends the standard random effects estimator by explicitly modelling the correlation between unobserved entity-specific effects and the regressors, substituting </w:t>
-      </w:r>
-      <m:oMath>
-        <m:sSub>
-          <m:sSubPr>
-            <m:ctrlPr>
-              <w:rPr>
-                <w:rFonts w:ascii="Cambria Math" w:hAnsi="Cambria Math" w:cs="Times New Roman"/>
-                <w:sz w:val="24"/>
-                <w:szCs w:val="24"/>
-              </w:rPr>
-            </m:ctrlPr>
-          </m:sSubPr>
-          <m:e>
-            <m:r>
-              <w:rPr>
-                <w:rFonts w:ascii="Cambria Math" w:hAnsi="Cambria Math" w:cs="Times New Roman"/>
-                <w:sz w:val="24"/>
-                <w:szCs w:val="24"/>
-              </w:rPr>
-              <m:t>α</m:t>
-            </m:r>
-          </m:e>
-          <m:sub>
-            <m:r>
-              <w:rPr>
-                <w:rFonts w:ascii="Cambria Math" w:hAnsi="Cambria Math" w:cs="Times New Roman"/>
-                <w:sz w:val="24"/>
-                <w:szCs w:val="24"/>
-              </w:rPr>
-              <m:t>i</m:t>
-            </m:r>
-          </m:sub>
-        </m:sSub>
         <m:r>
           <w:rPr>
             <w:rFonts w:ascii="Cambria Math" w:hAnsi="Cambria Math" w:cs="Times New Roman"/>
             <w:sz w:val="24"/>
             <w:szCs w:val="24"/>
           </w:rPr>
-          <m:t>=θ⋅</m:t>
+          <m:t>ai</m:t>
         </m:r>
-        <m:sSub>
-          <m:sSubPr>
-            <m:ctrlPr>
-              <w:rPr>
-                <w:rFonts w:ascii="Cambria Math" w:hAnsi="Cambria Math" w:cs="Times New Roman"/>
-                <w:sz w:val="24"/>
-                <w:szCs w:val="24"/>
-              </w:rPr>
-            </m:ctrlPr>
-          </m:sSubPr>
-          <m:e>
-            <m:acc>
-              <m:accPr>
-                <m:chr m:val="ˉ"/>
-                <m:ctrlPr>
-                  <w:rPr>
-                    <w:rFonts w:ascii="Cambria Math" w:hAnsi="Cambria Math" w:cs="Times New Roman"/>
-                    <w:sz w:val="24"/>
-                    <w:szCs w:val="24"/>
-                  </w:rPr>
-                </m:ctrlPr>
-              </m:accPr>
-              <m:e>
-                <m:r>
-                  <w:rPr>
-                    <w:rFonts w:ascii="Cambria Math" w:hAnsi="Cambria Math" w:cs="Times New Roman"/>
-                    <w:sz w:val="24"/>
-                    <w:szCs w:val="24"/>
-                  </w:rPr>
-                  <m:t>x</m:t>
-                </m:r>
-              </m:e>
-            </m:acc>
-          </m:e>
-          <m:sub>
-            <m:r>
-              <w:rPr>
-                <w:rFonts w:ascii="Cambria Math" w:hAnsi="Cambria Math" w:cs="Times New Roman"/>
-                <w:sz w:val="24"/>
-                <w:szCs w:val="24"/>
-              </w:rPr>
-              <m:t>i</m:t>
-            </m:r>
-          </m:sub>
-        </m:sSub>
+        <m:r>
+          <m:rPr>
+            <m:sty m:val="p"/>
+          </m:rPr>
+          <w:rPr>
+            <w:rFonts w:ascii="Cambria Math" w:hAnsi="Cambria Math" w:cs="Times New Roman"/>
+            <w:sz w:val="24"/>
+            <w:szCs w:val="24"/>
+          </w:rPr>
+          <m:t>_</m:t>
+        </m:r>
         <m:r>
           <w:rPr>
             <w:rFonts w:ascii="Cambria Math" w:hAnsi="Cambria Math" w:cs="Times New Roman"/>
             <w:sz w:val="24"/>
             <w:szCs w:val="24"/>
           </w:rPr>
-          <m:t>+</m:t>
+          <m:t>x</m:t>
         </m:r>
-        <m:sSub>
-          <m:sSubPr>
-            <m:ctrlPr>
-              <w:rPr>
-                <w:rFonts w:ascii="Cambria Math" w:hAnsi="Cambria Math" w:cs="Times New Roman"/>
-                <w:sz w:val="24"/>
-                <w:szCs w:val="24"/>
-              </w:rPr>
-            </m:ctrlPr>
-          </m:sSubPr>
-          <m:e>
-            <m:r>
-              <w:rPr>
-                <w:rFonts w:ascii="Cambria Math" w:hAnsi="Cambria Math" w:cs="Times New Roman"/>
-                <w:sz w:val="24"/>
-                <w:szCs w:val="24"/>
-              </w:rPr>
-              <m:t>ξ</m:t>
-            </m:r>
-          </m:e>
-          <m:sub>
-            <m:r>
-              <w:rPr>
-                <w:rFonts w:ascii="Cambria Math" w:hAnsi="Cambria Math" w:cs="Times New Roman"/>
-                <w:sz w:val="24"/>
-                <w:szCs w:val="24"/>
-              </w:rPr>
-              <m:t>i</m:t>
-            </m:r>
-          </m:sub>
-        </m:sSub>
+        <m:r>
+          <m:rPr>
+            <m:sty m:val="p"/>
+          </m:rPr>
+          <w:rPr>
+            <w:rFonts w:ascii="Cambria Math" w:hAnsi="Cambria Math" w:cs="Times New Roman"/>
+            <w:sz w:val="24"/>
+            <w:szCs w:val="24"/>
+          </w:rPr>
+          <m:t>_</m:t>
+        </m:r>
+        <m:r>
+          <w:rPr>
+            <w:rFonts w:ascii="Cambria Math" w:hAnsi="Cambria Math" w:cs="Times New Roman"/>
+            <w:sz w:val="24"/>
+            <w:szCs w:val="24"/>
+          </w:rPr>
+          <m:t>ict</m:t>
+        </m:r>
       </m:oMath>
       <w:r>
         <w:rPr>
@@ -8499,784 +6659,12 @@
           <w:sz w:val="24"/>
           <w:szCs w:val="24"/>
         </w:rPr>
-        <w:t> into the panel equation. The resulting mode</w:t>
-      </w:r>
-      <w:r>
-        <w:rPr>
-          <w:rFonts w:ascii="Times New Roman" w:hAnsi="Times New Roman" w:cs="Times New Roman"/>
-          <w:sz w:val="24"/>
-          <w:szCs w:val="24"/>
-        </w:rPr>
-        <w:t>l</w:t>
-      </w:r>
-      <w:r>
-        <w:rPr>
-          <w:rFonts w:ascii="Times New Roman" w:hAnsi="Times New Roman" w:cs="Times New Roman"/>
-          <w:sz w:val="24"/>
-          <w:szCs w:val="24"/>
-        </w:rPr>
-        <w:br/>
-        <w:t>simultaneously estimates two sets of coefficients: β, the </w:t>
-      </w:r>
-      <w:r>
-        <w:rPr>
-          <w:rFonts w:ascii="Times New Roman" w:hAnsi="Times New Roman" w:cs="Times New Roman"/>
-          <w:b/>
-          <w:bCs/>
-          <w:sz w:val="24"/>
-          <w:szCs w:val="24"/>
-        </w:rPr>
-        <w:t>within-entity</w:t>
-      </w:r>
-      <w:r>
-        <w:rPr>
-          <w:rFonts w:ascii="Times New Roman" w:hAnsi="Times New Roman" w:cs="Times New Roman"/>
-          <w:sz w:val="24"/>
-          <w:szCs w:val="24"/>
-        </w:rPr>
-        <w:t> effects equivalent to the FE estimator, and θ, the </w:t>
-      </w:r>
-      <w:r>
-        <w:rPr>
-          <w:rFonts w:ascii="Times New Roman" w:hAnsi="Times New Roman" w:cs="Times New Roman"/>
-          <w:b/>
-          <w:bCs/>
-          <w:sz w:val="24"/>
-          <w:szCs w:val="24"/>
-        </w:rPr>
-        <w:t>between-entity</w:t>
-      </w:r>
-      <w:r>
-        <w:rPr>
-          <w:rFonts w:ascii="Times New Roman" w:hAnsi="Times New Roman" w:cs="Times New Roman"/>
-          <w:sz w:val="24"/>
-          <w:szCs w:val="24"/>
-        </w:rPr>
-        <w:t> (structural) effects associated with each entity's time-averaged regressors [Wooldridge, 2010; Bell, Fairbrother and Jones, 2019]. It is the θ coefficients — specifically </w:t>
-      </w:r>
-      <m:oMath>
-        <m:sSub>
-          <m:sSubPr>
-            <m:ctrlPr>
-              <w:rPr>
-                <w:rFonts w:ascii="Cambria Math" w:hAnsi="Cambria Math" w:cs="Times New Roman"/>
-                <w:sz w:val="24"/>
-                <w:szCs w:val="24"/>
-              </w:rPr>
-            </m:ctrlPr>
-          </m:sSubPr>
-          <m:e>
-            <m:r>
-              <w:rPr>
-                <w:rFonts w:ascii="Cambria Math" w:hAnsi="Cambria Math" w:cs="Times New Roman"/>
-                <w:sz w:val="24"/>
-                <w:szCs w:val="24"/>
-              </w:rPr>
-              <m:t>θ</m:t>
-            </m:r>
-          </m:e>
-          <m:sub>
-            <m:acc>
-              <m:accPr>
-                <m:chr m:val="‾"/>
-                <m:ctrlPr>
-                  <w:rPr>
-                    <w:rFonts w:ascii="Cambria Math" w:hAnsi="Cambria Math" w:cs="Times New Roman"/>
-                    <w:sz w:val="24"/>
-                    <w:szCs w:val="24"/>
-                  </w:rPr>
-                </m:ctrlPr>
-              </m:accPr>
-              <m:e>
-                <m:r>
-                  <m:rPr>
-                    <m:nor/>
-                  </m:rPr>
-                  <w:rPr>
-                    <w:rFonts w:ascii="Times New Roman" w:hAnsi="Times New Roman" w:cs="Times New Roman"/>
-                    <w:sz w:val="24"/>
-                    <w:szCs w:val="24"/>
-                  </w:rPr>
-                  <m:t>AI</m:t>
-                </m:r>
-              </m:e>
-            </m:acc>
-          </m:sub>
-        </m:sSub>
-      </m:oMath>
-      <w:r>
-        <w:rPr>
-          <w:rFonts w:ascii="Times New Roman" w:hAnsi="Times New Roman" w:cs="Times New Roman"/>
-          <w:sz w:val="24"/>
-          <w:szCs w:val="24"/>
-        </w:rPr>
-        <w:t> and </w:t>
-      </w:r>
-      <m:oMath>
-        <m:sSub>
-          <m:sSubPr>
-            <m:ctrlPr>
-              <w:rPr>
-                <w:rFonts w:ascii="Cambria Math" w:hAnsi="Cambria Math" w:cs="Times New Roman"/>
-                <w:sz w:val="24"/>
-                <w:szCs w:val="24"/>
-              </w:rPr>
-            </m:ctrlPr>
-          </m:sSubPr>
-          <m:e>
-            <m:r>
-              <w:rPr>
-                <w:rFonts w:ascii="Cambria Math" w:hAnsi="Cambria Math" w:cs="Times New Roman"/>
-                <w:sz w:val="24"/>
-                <w:szCs w:val="24"/>
-              </w:rPr>
-              <m:t>θ</m:t>
-            </m:r>
-          </m:e>
-          <m:sub>
-            <m:acc>
-              <m:accPr>
-                <m:chr m:val="‾"/>
-                <m:ctrlPr>
-                  <w:rPr>
-                    <w:rFonts w:ascii="Cambria Math" w:hAnsi="Cambria Math" w:cs="Times New Roman"/>
-                    <w:sz w:val="24"/>
-                    <w:szCs w:val="24"/>
-                  </w:rPr>
-                </m:ctrlPr>
-              </m:accPr>
-              <m:e>
-                <m:r>
-                  <m:rPr>
-                    <m:nor/>
-                  </m:rPr>
-                  <w:rPr>
-                    <w:rFonts w:ascii="Times New Roman" w:hAnsi="Times New Roman" w:cs="Times New Roman"/>
-                    <w:sz w:val="24"/>
-                    <w:szCs w:val="24"/>
-                  </w:rPr>
-                  <m:t>AI</m:t>
-                </m:r>
-                <m:r>
-                  <w:rPr>
-                    <w:rFonts w:ascii="Cambria Math" w:hAnsi="Cambria Math" w:cs="Times New Roman"/>
-                    <w:sz w:val="24"/>
-                    <w:szCs w:val="24"/>
-                  </w:rPr>
-                  <m:t>×</m:t>
-                </m:r>
-                <m:r>
-                  <m:rPr>
-                    <m:nor/>
-                  </m:rPr>
-                  <w:rPr>
-                    <w:rFonts w:ascii="Times New Roman" w:hAnsi="Times New Roman" w:cs="Times New Roman"/>
-                    <w:sz w:val="24"/>
-                    <w:szCs w:val="24"/>
-                  </w:rPr>
-                  <m:t>ICT</m:t>
-                </m:r>
-              </m:e>
-            </m:acc>
-          </m:sub>
-        </m:sSub>
-      </m:oMath>
-      <w:r>
-        <w:rPr>
-          <w:rFonts w:ascii="Times New Roman" w:hAnsi="Times New Roman" w:cs="Times New Roman"/>
-          <w:sz w:val="24"/>
-          <w:szCs w:val="24"/>
-        </w:rPr>
-        <w:t> — that directly test H2's prediction about the structural between-sector wage hierarchy.</w:t>
-      </w:r>
-    </w:p>
-    <w:p>
-      <w:pPr>
-        <w:rPr>
-          <w:rFonts w:ascii="Times New Roman" w:hAnsi="Times New Roman" w:cs="Times New Roman"/>
-          <w:sz w:val="24"/>
-          <w:szCs w:val="24"/>
-        </w:rPr>
-      </w:pPr>
-      <w:r>
-        <w:rPr>
-          <w:rFonts w:ascii="Times New Roman" w:hAnsi="Times New Roman" w:cs="Times New Roman"/>
-          <w:sz w:val="24"/>
-          <w:szCs w:val="24"/>
-        </w:rPr>
-        <w:t>Variables:</w:t>
-      </w:r>
-    </w:p>
-    <w:p>
-      <w:pPr>
-        <w:rPr>
-          <w:rFonts w:ascii="Times New Roman" w:hAnsi="Times New Roman" w:cs="Times New Roman"/>
-          <w:sz w:val="24"/>
-          <w:szCs w:val="24"/>
-        </w:rPr>
-      </w:pPr>
-      <w:r>
-        <w:rPr>
-          <w:rFonts w:ascii="Times New Roman" w:hAnsi="Times New Roman" w:cs="Times New Roman"/>
-          <w:sz w:val="24"/>
-          <w:szCs w:val="24"/>
-        </w:rPr>
-        <w:t xml:space="preserve">NACE Rev 2. </w:t>
-      </w:r>
-      <w:r>
-        <w:rPr>
-          <w:rFonts w:ascii="Times New Roman" w:hAnsi="Times New Roman" w:cs="Times New Roman"/>
-          <w:sz w:val="24"/>
-          <w:szCs w:val="24"/>
-        </w:rPr>
-        <w:t>- Statistical Classification of Economic Activities in the European Community) is the standard, mandated framework for categorizing industries and economic activities in the EU</w:t>
-      </w:r>
-    </w:p>
-    <w:p>
-      <w:pPr>
-        <w:rPr>
-          <w:rFonts w:ascii="Times New Roman" w:hAnsi="Times New Roman" w:cs="Times New Roman"/>
-          <w:sz w:val="24"/>
-          <w:szCs w:val="24"/>
-        </w:rPr>
-      </w:pPr>
-      <w:r>
-        <w:rPr>
-          <w:rFonts w:ascii="Times New Roman" w:hAnsi="Times New Roman" w:cs="Times New Roman"/>
-          <w:sz w:val="24"/>
-          <w:szCs w:val="24"/>
-        </w:rPr>
-        <w:t>Geo and year</w:t>
-      </w:r>
-      <w:r>
-        <w:rPr>
-          <w:rFonts w:ascii="Times New Roman" w:hAnsi="Times New Roman" w:cs="Times New Roman"/>
-          <w:sz w:val="24"/>
-          <w:szCs w:val="24"/>
-        </w:rPr>
-        <w:t xml:space="preserve"> – country code and </w:t>
-      </w:r>
-      <w:r>
-        <w:rPr>
-          <w:rFonts w:ascii="Times New Roman" w:hAnsi="Times New Roman" w:cs="Times New Roman"/>
-          <w:sz w:val="24"/>
-          <w:szCs w:val="24"/>
-        </w:rPr>
-        <w:t xml:space="preserve">calendar </w:t>
-      </w:r>
-      <w:r>
-        <w:rPr>
-          <w:rFonts w:ascii="Times New Roman" w:hAnsi="Times New Roman" w:cs="Times New Roman"/>
-          <w:sz w:val="24"/>
-          <w:szCs w:val="24"/>
-        </w:rPr>
-        <w:t>year</w:t>
-      </w:r>
-      <w:r>
-        <w:rPr>
-          <w:rFonts w:ascii="Times New Roman" w:hAnsi="Times New Roman" w:cs="Times New Roman"/>
-          <w:sz w:val="24"/>
-          <w:szCs w:val="24"/>
-        </w:rPr>
-        <w:t xml:space="preserve"> </w:t>
-      </w:r>
-    </w:p>
-    <w:p>
-      <w:pPr>
-        <w:rPr>
-          <w:rFonts w:ascii="Times New Roman" w:hAnsi="Times New Roman" w:cs="Times New Roman"/>
-          <w:sz w:val="24"/>
-          <w:szCs w:val="24"/>
-        </w:rPr>
-      </w:pPr>
-      <w:r>
-        <w:rPr>
-          <w:rFonts w:ascii="Times New Roman" w:hAnsi="Times New Roman" w:cs="Times New Roman"/>
-          <w:sz w:val="24"/>
-          <w:szCs w:val="24"/>
-        </w:rPr>
-        <w:t xml:space="preserve">Ai adoption rate - proportion of firms within each country - sector using at least one type of AI </w:t>
-      </w:r>
-      <w:r>
-        <w:rPr>
-          <w:rFonts w:ascii="Times New Roman" w:hAnsi="Times New Roman" w:cs="Times New Roman"/>
-          <w:sz w:val="24"/>
-          <w:szCs w:val="24"/>
-        </w:rPr>
-        <w:t>withing the reported year</w:t>
-      </w:r>
-      <w:r>
-        <w:rPr>
-          <w:rFonts w:ascii="Times New Roman" w:hAnsi="Times New Roman" w:cs="Times New Roman"/>
-          <w:sz w:val="24"/>
-          <w:szCs w:val="24"/>
-        </w:rPr>
-        <w:t>. Unit of measurement - share of the firms. PC_ENT</w:t>
-      </w:r>
-      <w:r>
-        <w:rPr>
-          <w:rFonts w:ascii="Times New Roman" w:hAnsi="Times New Roman" w:cs="Times New Roman"/>
-          <w:sz w:val="24"/>
-          <w:szCs w:val="24"/>
-        </w:rPr>
-        <w:t>, per industry and country</w:t>
-      </w:r>
-    </w:p>
-    <w:p>
-      <w:pPr>
-        <w:rPr>
-          <w:rFonts w:ascii="Times New Roman" w:hAnsi="Times New Roman" w:cs="Times New Roman"/>
-          <w:sz w:val="24"/>
-          <w:szCs w:val="24"/>
-        </w:rPr>
-      </w:pPr>
-      <w:r>
-        <w:rPr>
-          <w:rFonts w:ascii="Times New Roman" w:hAnsi="Times New Roman" w:cs="Times New Roman"/>
-          <w:sz w:val="24"/>
-          <w:szCs w:val="24"/>
-        </w:rPr>
-        <w:t>Artificial intelligence refers to systems that use technologies such as: text mining, computer vision, speech recognition, natural language generation, machine learning, deep learning to gather and/or use data to predict, recommend or decide, with varying levels of autonomy, the best action to achieve specific goals</w:t>
-      </w:r>
-      <w:r>
-        <w:rPr>
-          <w:rFonts w:ascii="Times New Roman" w:hAnsi="Times New Roman" w:cs="Times New Roman"/>
-          <w:sz w:val="24"/>
-          <w:szCs w:val="24"/>
-        </w:rPr>
-        <w:t xml:space="preserve"> [</w:t>
-      </w:r>
-      <w:r>
-        <w:rPr>
-          <w:rFonts w:ascii="Times New Roman" w:hAnsi="Times New Roman" w:cs="Times New Roman"/>
-          <w:sz w:val="24"/>
-          <w:szCs w:val="24"/>
-        </w:rPr>
-        <w:t>https://ec.europa.eu/eurostat/statistics-explained/index.php?title=Glossary:Artificial_intelligence_(AI)</w:t>
-      </w:r>
-      <w:r>
-        <w:rPr>
-          <w:rFonts w:ascii="Times New Roman" w:hAnsi="Times New Roman" w:cs="Times New Roman"/>
-          <w:sz w:val="24"/>
-          <w:szCs w:val="24"/>
-        </w:rPr>
-        <w:t>]</w:t>
-      </w:r>
-      <w:r>
-        <w:rPr>
-          <w:rFonts w:ascii="Times New Roman" w:hAnsi="Times New Roman" w:cs="Times New Roman"/>
-          <w:sz w:val="24"/>
-          <w:szCs w:val="24"/>
-        </w:rPr>
-        <w:t>.</w:t>
-      </w:r>
-      <w:r>
-        <w:rPr>
-          <w:rFonts w:ascii="Times New Roman" w:hAnsi="Times New Roman" w:cs="Times New Roman"/>
-          <w:sz w:val="24"/>
-          <w:szCs w:val="24"/>
-        </w:rPr>
-        <w:t xml:space="preserve"> </w:t>
-      </w:r>
-    </w:p>
-    <w:p>
-      <w:pPr>
-        <w:rPr>
-          <w:rFonts w:ascii="Times New Roman" w:hAnsi="Times New Roman" w:cs="Times New Roman"/>
-          <w:sz w:val="24"/>
-          <w:szCs w:val="24"/>
-        </w:rPr>
-      </w:pPr>
-      <w:r>
-        <w:rPr>
-          <w:rFonts w:ascii="Times New Roman" w:hAnsi="Times New Roman" w:cs="Times New Roman"/>
-          <w:sz w:val="24"/>
-          <w:szCs w:val="24"/>
-        </w:rPr>
-        <w:t xml:space="preserve">ICT training - </w:t>
-      </w:r>
-      <w:r>
-        <w:rPr>
-          <w:rFonts w:ascii="Times New Roman" w:hAnsi="Times New Roman" w:cs="Times New Roman"/>
-          <w:sz w:val="24"/>
-          <w:szCs w:val="24"/>
-        </w:rPr>
-        <w:t>Enterprise provided training to their personnel to develop their ICT skills</w:t>
-      </w:r>
-      <w:r>
-        <w:rPr>
-          <w:rFonts w:ascii="Times New Roman" w:hAnsi="Times New Roman" w:cs="Times New Roman"/>
-          <w:sz w:val="24"/>
-          <w:szCs w:val="24"/>
-        </w:rPr>
-        <w:t xml:space="preserve">. </w:t>
-      </w:r>
-      <w:r>
-        <w:rPr>
-          <w:rFonts w:ascii="Times New Roman" w:hAnsi="Times New Roman" w:cs="Times New Roman"/>
-          <w:sz w:val="24"/>
-          <w:szCs w:val="24"/>
-        </w:rPr>
-        <w:t>Unit of measurement - share of the firms. PC_ENT</w:t>
-      </w:r>
-      <w:r>
-        <w:rPr>
-          <w:rFonts w:ascii="Times New Roman" w:hAnsi="Times New Roman" w:cs="Times New Roman"/>
-          <w:sz w:val="24"/>
-          <w:szCs w:val="24"/>
-        </w:rPr>
-        <w:t>, per industry and country</w:t>
-      </w:r>
-    </w:p>
-    <w:p>
-      <w:pPr>
-        <w:rPr>
-          <w:rFonts w:ascii="Times New Roman" w:hAnsi="Times New Roman" w:cs="Times New Roman"/>
-          <w:sz w:val="24"/>
-          <w:szCs w:val="24"/>
-        </w:rPr>
-      </w:pPr>
-      <w:r>
-        <w:rPr>
-          <w:rFonts w:ascii="Times New Roman" w:hAnsi="Times New Roman" w:cs="Times New Roman"/>
-          <w:sz w:val="24"/>
-          <w:szCs w:val="24"/>
-        </w:rPr>
-        <w:t xml:space="preserve">ICT Specialist - </w:t>
-      </w:r>
-      <w:r>
-        <w:rPr>
-          <w:rFonts w:ascii="Times New Roman" w:hAnsi="Times New Roman" w:cs="Times New Roman"/>
-          <w:sz w:val="24"/>
-          <w:szCs w:val="24"/>
-        </w:rPr>
-        <w:t>Enterprise employed ICT/IT specialists (reduced comparability with 2007)</w:t>
-      </w:r>
-      <w:r>
-        <w:rPr>
-          <w:rFonts w:ascii="Times New Roman" w:hAnsi="Times New Roman" w:cs="Times New Roman"/>
-          <w:sz w:val="24"/>
-          <w:szCs w:val="24"/>
-        </w:rPr>
-        <w:t xml:space="preserve">. </w:t>
-      </w:r>
-      <w:r>
-        <w:rPr>
-          <w:rFonts w:ascii="Times New Roman" w:hAnsi="Times New Roman" w:cs="Times New Roman"/>
-          <w:sz w:val="24"/>
-          <w:szCs w:val="24"/>
-        </w:rPr>
-        <w:t>Unit of measurement - share of the firms. PC_ENT</w:t>
-      </w:r>
-      <w:r>
-        <w:rPr>
-          <w:rFonts w:ascii="Times New Roman" w:hAnsi="Times New Roman" w:cs="Times New Roman"/>
-          <w:sz w:val="24"/>
-          <w:szCs w:val="24"/>
-        </w:rPr>
-        <w:t>, per industry and country</w:t>
-      </w:r>
-    </w:p>
-    <w:p>
-      <w:pPr>
-        <w:rPr>
-          <w:rFonts w:ascii="Times New Roman" w:hAnsi="Times New Roman" w:cs="Times New Roman"/>
-          <w:sz w:val="24"/>
-          <w:szCs w:val="24"/>
-        </w:rPr>
-      </w:pPr>
-      <w:r>
-        <w:rPr>
-          <w:rFonts w:ascii="Times New Roman" w:hAnsi="Times New Roman" w:cs="Times New Roman"/>
-          <w:sz w:val="24"/>
-          <w:szCs w:val="24"/>
-        </w:rPr>
-        <w:t>Wages – real wages, EUR per hour</w:t>
-      </w:r>
-      <w:r>
-        <w:rPr>
-          <w:rFonts w:ascii="Times New Roman" w:hAnsi="Times New Roman" w:cs="Times New Roman"/>
-          <w:sz w:val="24"/>
-          <w:szCs w:val="24"/>
-        </w:rPr>
-        <w:t>, per industry and country</w:t>
-      </w:r>
-    </w:p>
-    <w:p>
-      <w:pPr>
-        <w:rPr>
-          <w:rFonts w:ascii="Times New Roman" w:hAnsi="Times New Roman" w:cs="Times New Roman"/>
-          <w:sz w:val="24"/>
-          <w:szCs w:val="24"/>
-        </w:rPr>
-      </w:pPr>
-      <w:r>
-        <w:rPr>
-          <w:rFonts w:ascii="Times New Roman" w:hAnsi="Times New Roman" w:cs="Times New Roman"/>
-          <w:sz w:val="24"/>
-          <w:szCs w:val="24"/>
-        </w:rPr>
-        <w:t>Productivity –</w:t>
-      </w:r>
-      <w:r>
-        <w:rPr>
-          <w:rFonts w:ascii="Times New Roman" w:hAnsi="Times New Roman" w:cs="Times New Roman"/>
-          <w:sz w:val="24"/>
-          <w:szCs w:val="24"/>
-        </w:rPr>
-        <w:t xml:space="preserve"> in thousand EUR per person</w:t>
-      </w:r>
-      <w:r>
-        <w:rPr>
-          <w:rFonts w:ascii="Times New Roman" w:hAnsi="Times New Roman" w:cs="Times New Roman"/>
-          <w:sz w:val="24"/>
-          <w:szCs w:val="24"/>
-        </w:rPr>
-        <w:t>, per industry and country</w:t>
-      </w:r>
-      <w:r>
-        <w:rPr>
-          <w:rFonts w:ascii="Times New Roman" w:hAnsi="Times New Roman" w:cs="Times New Roman"/>
-          <w:sz w:val="24"/>
-          <w:szCs w:val="24"/>
-        </w:rPr>
-        <w:t xml:space="preserve"> (gross value added in current prices, million EUR ; employment, domestic concept in thousand of persons)</w:t>
-      </w:r>
-    </w:p>
-    <w:p>
-      <w:pPr>
-        <w:rPr>
-          <w:rFonts w:ascii="Times New Roman" w:hAnsi="Times New Roman" w:cs="Times New Roman"/>
-          <w:sz w:val="24"/>
-          <w:szCs w:val="24"/>
-        </w:rPr>
-      </w:pPr>
-      <w:r>
-        <w:rPr>
-          <w:rFonts w:ascii="Times New Roman" w:hAnsi="Times New Roman" w:cs="Times New Roman"/>
-          <w:sz w:val="24"/>
-          <w:szCs w:val="24"/>
-        </w:rPr>
-        <w:t xml:space="preserve">FSI – </w:t>
-      </w:r>
-      <w:r>
-        <w:rPr>
-          <w:rFonts w:ascii="Times New Roman" w:hAnsi="Times New Roman" w:cs="Times New Roman"/>
-          <w:sz w:val="24"/>
-          <w:szCs w:val="24"/>
-        </w:rPr>
-        <w:t xml:space="preserve"> Share of the companies with employees more than 250, percent , per industry and country (Person employed in number, GE250 – 250 persons employed and more, TOTAL - total) </w:t>
-      </w:r>
-    </w:p>
-    <w:p>
-      <w:pPr>
-        <w:rPr>
-          <w:rFonts w:ascii="Times New Roman" w:hAnsi="Times New Roman" w:cs="Times New Roman"/>
-          <w:sz w:val="24"/>
-          <w:szCs w:val="24"/>
-        </w:rPr>
-      </w:pPr>
-      <w:r>
-        <w:rPr>
-          <w:rFonts w:ascii="Times New Roman" w:hAnsi="Times New Roman" w:cs="Times New Roman"/>
-          <w:sz w:val="24"/>
-          <w:szCs w:val="24"/>
-        </w:rPr>
-        <w:t xml:space="preserve">Education – </w:t>
-      </w:r>
-      <w:r>
-        <w:rPr>
-          <w:rFonts w:ascii="Times New Roman" w:hAnsi="Times New Roman" w:cs="Times New Roman"/>
-          <w:sz w:val="24"/>
-          <w:szCs w:val="24"/>
-        </w:rPr>
-        <w:t>share of the people (across all genders) in the age group Y18-69 who has tertiary education (levels 5 -8 ), percent , per industry and country</w:t>
-      </w:r>
-    </w:p>
-    <w:p>
-      <w:pPr>
-        <w:rPr>
-          <w:rFonts w:ascii="Times New Roman" w:hAnsi="Times New Roman" w:cs="Times New Roman"/>
-          <w:sz w:val="24"/>
-          <w:szCs w:val="24"/>
-        </w:rPr>
-      </w:pPr>
-      <w:r>
-        <w:rPr>
-          <w:rFonts w:ascii="Times New Roman" w:hAnsi="Times New Roman" w:cs="Times New Roman"/>
-          <w:sz w:val="24"/>
-          <w:szCs w:val="24"/>
-        </w:rPr>
-        <w:t xml:space="preserve">High skills – </w:t>
-      </w:r>
-      <w:r>
-        <w:rPr>
-          <w:rFonts w:ascii="Times New Roman" w:hAnsi="Times New Roman" w:cs="Times New Roman"/>
-          <w:sz w:val="24"/>
-          <w:szCs w:val="24"/>
-        </w:rPr>
-        <w:t>share of the occupation with high skills (OC1, OC2, OC3) across all occupation (TOTAL ) (OC1+OC2+OC3) / TOTAL, across all genders, in age group Y20-64</w:t>
-      </w:r>
-      <w:r>
-        <w:rPr>
-          <w:rFonts w:ascii="Times New Roman" w:hAnsi="Times New Roman" w:cs="Times New Roman"/>
-          <w:sz w:val="24"/>
-          <w:szCs w:val="24"/>
-        </w:rPr>
-        <w:tab/>
-      </w:r>
-      <w:r>
-        <w:rPr>
-          <w:rFonts w:ascii="Times New Roman" w:hAnsi="Times New Roman" w:cs="Times New Roman"/>
-          <w:sz w:val="24"/>
-          <w:szCs w:val="24"/>
-        </w:rPr>
-        <w:t>Percent, per industry and country</w:t>
-      </w:r>
-      <w:r>
-        <w:rPr>
-          <w:rFonts w:ascii="Times New Roman" w:hAnsi="Times New Roman" w:cs="Times New Roman"/>
-          <w:sz w:val="24"/>
-          <w:szCs w:val="24"/>
-        </w:rPr>
-        <w:t xml:space="preserve"> (OC1 – managers , OC2- professionals,,  OC3- technicians  and associate professionals </w:t>
-      </w:r>
-      <w:r>
-        <w:rPr>
-          <w:rFonts w:ascii="Times New Roman" w:hAnsi="Times New Roman" w:cs="Times New Roman"/>
-          <w:sz w:val="24"/>
-          <w:szCs w:val="24"/>
-          <w:highlight w:val="yellow"/>
-        </w:rPr>
-        <w:t>) [link to the occupations classification]</w:t>
-      </w:r>
-    </w:p>
-    <w:p>
-      <w:pPr>
-        <w:rPr>
-          <w:rFonts w:ascii="Times New Roman" w:hAnsi="Times New Roman" w:cs="Times New Roman"/>
-          <w:sz w:val="24"/>
-          <w:szCs w:val="24"/>
-        </w:rPr>
-      </w:pPr>
-      <w:r>
-        <w:rPr>
-          <w:rFonts w:ascii="Times New Roman" w:hAnsi="Times New Roman" w:cs="Times New Roman"/>
-          <w:sz w:val="24"/>
-          <w:szCs w:val="24"/>
-        </w:rPr>
-        <w:t xml:space="preserve">Unemployment </w:t>
-      </w:r>
-      <w:r>
-        <w:rPr>
-          <w:rFonts w:ascii="Times New Roman" w:hAnsi="Times New Roman" w:cs="Times New Roman"/>
-          <w:sz w:val="24"/>
-          <w:szCs w:val="24"/>
-        </w:rPr>
-        <w:t>– unemployment rate, Y15-74 default age class, total gender is a default, unit of measure is percentage of population in labou</w:t>
-      </w:r>
-      <w:r>
-        <w:rPr>
-          <w:rFonts w:ascii="Times New Roman" w:hAnsi="Times New Roman" w:cs="Times New Roman"/>
-          <w:sz w:val="24"/>
-          <w:szCs w:val="24"/>
-        </w:rPr>
-        <w:t>r</w:t>
-      </w:r>
-      <w:r>
-        <w:rPr>
-          <w:rFonts w:ascii="Times New Roman" w:hAnsi="Times New Roman" w:cs="Times New Roman"/>
-          <w:sz w:val="24"/>
-          <w:szCs w:val="24"/>
-        </w:rPr>
-        <w:t xml:space="preserve"> force</w:t>
-      </w:r>
-      <w:r>
-        <w:rPr>
-          <w:rFonts w:ascii="Times New Roman" w:hAnsi="Times New Roman" w:cs="Times New Roman"/>
-          <w:sz w:val="24"/>
-          <w:szCs w:val="24"/>
-        </w:rPr>
-        <w:t xml:space="preserve">, per country </w:t>
-      </w:r>
-    </w:p>
-    <w:p>
-      <w:pPr>
-        <w:rPr>
-          <w:rFonts w:ascii="Times New Roman" w:hAnsi="Times New Roman" w:cs="Times New Roman"/>
-          <w:sz w:val="24"/>
-          <w:szCs w:val="24"/>
-        </w:rPr>
-      </w:pPr>
-      <w:r>
-        <w:rPr>
-          <w:rFonts w:ascii="Times New Roman" w:hAnsi="Times New Roman" w:cs="Times New Roman"/>
-          <w:sz w:val="24"/>
-          <w:szCs w:val="24"/>
-        </w:rPr>
-        <w:lastRenderedPageBreak/>
-        <w:t xml:space="preserve">Inflation – </w:t>
-      </w:r>
-      <w:r>
-        <w:rPr>
-          <w:rFonts w:ascii="Times New Roman" w:hAnsi="Times New Roman" w:cs="Times New Roman"/>
-          <w:sz w:val="24"/>
-          <w:szCs w:val="24"/>
-        </w:rPr>
-        <w:t xml:space="preserve">hicp inflation rate (related year 2020), </w:t>
-      </w:r>
-      <w:r>
-        <w:rPr>
-          <w:rFonts w:ascii="Times New Roman" w:hAnsi="Times New Roman" w:cs="Times New Roman"/>
-          <w:sz w:val="24"/>
-          <w:szCs w:val="24"/>
-        </w:rPr>
-        <w:t>Annual average rate of change</w:t>
-      </w:r>
-      <w:r>
-        <w:rPr>
-          <w:rFonts w:ascii="Times New Roman" w:hAnsi="Times New Roman" w:cs="Times New Roman"/>
-          <w:sz w:val="24"/>
-          <w:szCs w:val="24"/>
-        </w:rPr>
-        <w:t>, per country,</w:t>
-      </w:r>
-    </w:p>
-    <w:p>
-      <w:pPr>
-        <w:rPr>
-          <w:rFonts w:ascii="Times New Roman" w:hAnsi="Times New Roman" w:cs="Times New Roman"/>
-          <w:sz w:val="24"/>
-          <w:szCs w:val="24"/>
-        </w:rPr>
-      </w:pPr>
-      <w:r>
-        <w:rPr>
-          <w:rFonts w:ascii="Times New Roman" w:hAnsi="Times New Roman" w:cs="Times New Roman"/>
-          <w:sz w:val="24"/>
-          <w:szCs w:val="24"/>
-        </w:rPr>
-        <w:t xml:space="preserve">Gdp </w:t>
-      </w:r>
-      <w:r>
-        <w:rPr>
-          <w:rFonts w:ascii="Times New Roman" w:hAnsi="Times New Roman" w:cs="Times New Roman"/>
-          <w:sz w:val="24"/>
-          <w:szCs w:val="24"/>
-        </w:rPr>
-        <w:t>- Gross domestic product at market prices in current price (EUR per capita)</w:t>
-      </w:r>
-      <w:r>
-        <w:rPr>
-          <w:rFonts w:ascii="Times New Roman" w:hAnsi="Times New Roman" w:cs="Times New Roman"/>
-          <w:sz w:val="24"/>
-          <w:szCs w:val="24"/>
-        </w:rPr>
-        <w:t xml:space="preserve">. </w:t>
-      </w:r>
-    </w:p>
-    <w:p>
-      <w:pPr>
+        <w:t>) is computed as the product of ai_adoption and spec_ict (Specification A) or training_ict (Specification B) after all variables have been standardised to the analytic scale used in the model.</w:t>
+      </w:r>
+    </w:p>
+    <w:p>
+      <w:pPr>
+        <w:jc w:val="both"/>
         <w:rPr>
           <w:rFonts w:ascii="Times New Roman" w:hAnsi="Times New Roman" w:cs="Times New Roman"/>
           <w:sz w:val="24"/>
@@ -9405,6 +6793,7 @@
           <w:sz w:val="24"/>
           <w:szCs w:val="24"/>
         </w:rPr>
+        <w:lastRenderedPageBreak/>
         <w:t>F</w:t>
       </w:r>
       <w:r>
@@ -9802,8 +7191,183 @@
           <w:sz w:val="24"/>
           <w:szCs w:val="24"/>
         </w:rPr>
-        <w:t xml:space="preserve">raditional sectors such as Manufacturing (C), Wholesale and Retail Trade (G), and Construction (F) exhibit near-perfect data availability across almost all 25 </w:t>
-      </w:r>
+        <w:t>raditional sectors such as Manufacturing (C), Wholesale and Retail Trade (G), and Construction (F) exhibit near-perfect data availability across almost all 25 participating countries. The Information and Communication sector (J), which serves as a baseline for AI adoption, is also highly balanced.</w:t>
+      </w:r>
+      <w:r>
+        <w:rPr>
+          <w:rFonts w:ascii="Times New Roman" w:hAnsi="Times New Roman" w:cs="Times New Roman"/>
+          <w:sz w:val="24"/>
+          <w:szCs w:val="24"/>
+        </w:rPr>
+        <w:t xml:space="preserve"> However, we can notice that Austria, Belgium, Cyprus, Netherlands and Portugal are not presented in the dataset.</w:t>
+      </w:r>
+      <w:r>
+        <w:rPr>
+          <w:rFonts w:ascii="Times New Roman" w:hAnsi="Times New Roman" w:cs="Times New Roman"/>
+          <w:sz w:val="24"/>
+          <w:szCs w:val="24"/>
+        </w:rPr>
+        <w:t xml:space="preserve"> Notably, m</w:t>
+      </w:r>
+      <w:r>
+        <w:rPr>
+          <w:rFonts w:ascii="Times New Roman" w:hAnsi="Times New Roman" w:cs="Times New Roman"/>
+          <w:sz w:val="24"/>
+          <w:szCs w:val="24"/>
+        </w:rPr>
+        <w:t>issing observations are systematically concentrated in two specific service sectors</w:t>
+      </w:r>
+      <w:r>
+        <w:rPr>
+          <w:rFonts w:ascii="Times New Roman" w:hAnsi="Times New Roman" w:cs="Times New Roman"/>
+          <w:sz w:val="24"/>
+          <w:szCs w:val="24"/>
+        </w:rPr>
+        <w:t>, specifically</w:t>
+      </w:r>
+      <w:r>
+        <w:rPr>
+          <w:rFonts w:ascii="Times New Roman" w:hAnsi="Times New Roman" w:cs="Times New Roman"/>
+          <w:sz w:val="24"/>
+          <w:szCs w:val="24"/>
+        </w:rPr>
+        <w:t xml:space="preserve"> Accommodation and Food Service Activities (I) and </w:t>
+      </w:r>
+      <w:r>
+        <w:rPr>
+          <w:rFonts w:ascii="Times New Roman" w:hAnsi="Times New Roman" w:cs="Times New Roman"/>
+          <w:sz w:val="24"/>
+          <w:szCs w:val="24"/>
+        </w:rPr>
+        <w:t xml:space="preserve">partially for the </w:t>
+      </w:r>
+      <w:r>
+        <w:rPr>
+          <w:rFonts w:ascii="Times New Roman" w:hAnsi="Times New Roman" w:cs="Times New Roman"/>
+          <w:sz w:val="24"/>
+          <w:szCs w:val="24"/>
+        </w:rPr>
+        <w:t xml:space="preserve">Administrative and Support Service Activities (N). For instance, Sector I is </w:t>
+      </w:r>
+      <w:r>
+        <w:rPr>
+          <w:rFonts w:ascii="Times New Roman" w:hAnsi="Times New Roman" w:cs="Times New Roman"/>
+          <w:sz w:val="24"/>
+          <w:szCs w:val="24"/>
+        </w:rPr>
+        <w:t>only</w:t>
+      </w:r>
+      <w:r>
+        <w:rPr>
+          <w:rFonts w:ascii="Times New Roman" w:hAnsi="Times New Roman" w:cs="Times New Roman"/>
+          <w:sz w:val="24"/>
+          <w:szCs w:val="24"/>
+        </w:rPr>
+        <w:t xml:space="preserve"> observed for several countries, including Belgium, </w:t>
+      </w:r>
+      <w:r>
+        <w:rPr>
+          <w:rFonts w:ascii="Times New Roman" w:hAnsi="Times New Roman" w:cs="Times New Roman"/>
+          <w:sz w:val="24"/>
+          <w:szCs w:val="24"/>
+        </w:rPr>
+        <w:t>Chechia, Spain, France, Italy and Poland</w:t>
+      </w:r>
+      <w:r>
+        <w:rPr>
+          <w:rFonts w:ascii="Times New Roman" w:hAnsi="Times New Roman" w:cs="Times New Roman"/>
+          <w:sz w:val="24"/>
+          <w:szCs w:val="24"/>
+        </w:rPr>
+        <w:t>.</w:t>
+      </w:r>
+      <w:r>
+        <w:rPr>
+          <w:rFonts w:ascii="Times New Roman" w:hAnsi="Times New Roman" w:cs="Times New Roman"/>
+          <w:sz w:val="24"/>
+          <w:szCs w:val="24"/>
+        </w:rPr>
+        <w:t xml:space="preserve"> Additionally, certain </w:t>
+      </w:r>
+      <w:r>
+        <w:rPr>
+          <w:rFonts w:ascii="Times New Roman" w:hAnsi="Times New Roman" w:cs="Times New Roman"/>
+          <w:sz w:val="24"/>
+          <w:szCs w:val="24"/>
+        </w:rPr>
+        <w:t>countries exhibit significant gaps across multiple industries. Most notably, the Netherlands (NL) lacks data for five out of the seven analy</w:t>
+      </w:r>
+      <w:r>
+        <w:rPr>
+          <w:rFonts w:ascii="Times New Roman" w:hAnsi="Times New Roman" w:cs="Times New Roman"/>
+          <w:sz w:val="24"/>
+          <w:szCs w:val="24"/>
+        </w:rPr>
+        <w:t>s</w:t>
+      </w:r>
+      <w:r>
+        <w:rPr>
+          <w:rFonts w:ascii="Times New Roman" w:hAnsi="Times New Roman" w:cs="Times New Roman"/>
+          <w:sz w:val="24"/>
+          <w:szCs w:val="24"/>
+        </w:rPr>
+        <w:t>ed sectors, and Finland (FI) and Belgium (BE) lack data for three sectors.</w:t>
+      </w:r>
+      <w:r>
+        <w:rPr>
+          <w:rFonts w:ascii="Times New Roman" w:hAnsi="Times New Roman" w:cs="Times New Roman"/>
+          <w:sz w:val="24"/>
+          <w:szCs w:val="24"/>
+        </w:rPr>
+        <w:t xml:space="preserve"> </w:t>
+      </w:r>
+    </w:p>
+    <w:p>
+      <w:pPr>
+        <w:jc w:val="both"/>
+        <w:rPr>
+          <w:rFonts w:ascii="Times New Roman" w:hAnsi="Times New Roman" w:cs="Times New Roman"/>
+          <w:sz w:val="24"/>
+          <w:szCs w:val="24"/>
+        </w:rPr>
+      </w:pPr>
+      <w:r>
+        <w:rPr>
+          <w:rFonts w:ascii="Times New Roman" w:hAnsi="Times New Roman" w:cs="Times New Roman"/>
+          <w:sz w:val="24"/>
+          <w:szCs w:val="24"/>
+          <w:highlight w:val="yellow"/>
+        </w:rPr>
+        <w:t>Because the missing observations in this dataset are structurally missing for the entire four-year period rather than randomly missing single years, imputation methods cannot be reliably applied without introducing severe bias.</w:t>
+      </w:r>
+      <w:r>
+        <w:rPr>
+          <w:rFonts w:ascii="Times New Roman" w:hAnsi="Times New Roman" w:cs="Times New Roman"/>
+          <w:sz w:val="24"/>
+          <w:szCs w:val="24"/>
+          <w:highlight w:val="yellow"/>
+        </w:rPr>
+        <w:t xml:space="preserve"> [imput]</w:t>
+      </w:r>
+      <w:r>
+        <w:rPr>
+          <w:rFonts w:ascii="Times New Roman" w:hAnsi="Times New Roman" w:cs="Times New Roman"/>
+          <w:sz w:val="24"/>
+          <w:szCs w:val="24"/>
+          <w:highlight w:val="yellow"/>
+        </w:rPr>
+        <w:t xml:space="preserve"> Therefore, the primary econometric estimations will be conducted on the unbalanced panel, utilizing robust estimators that inherently account for unequally spaced observation groups across the cross-section.</w:t>
+      </w:r>
+    </w:p>
+    <w:p>
+      <w:pPr>
+        <w:jc w:val="both"/>
+        <w:rPr>
+          <w:rFonts w:ascii="Times New Roman" w:hAnsi="Times New Roman" w:cs="Times New Roman"/>
+          <w:sz w:val="24"/>
+          <w:szCs w:val="24"/>
+        </w:rPr>
+      </w:pPr>
       <w:r>
         <w:rPr>
           <w:rFonts w:ascii="Times New Roman" w:hAnsi="Times New Roman" w:cs="Times New Roman"/>
@@ -9811,189 +7375,6 @@
           <w:szCs w:val="24"/>
         </w:rPr>
         <w:lastRenderedPageBreak/>
-        <w:t>participating countries. The Information and Communication sector (J), which serves as a baseline for AI adoption, is also highly balanced.</w:t>
-      </w:r>
-      <w:r>
-        <w:rPr>
-          <w:rFonts w:ascii="Times New Roman" w:hAnsi="Times New Roman" w:cs="Times New Roman"/>
-          <w:sz w:val="24"/>
-          <w:szCs w:val="24"/>
-        </w:rPr>
-        <w:t xml:space="preserve"> However, we can notice that Austria, Belgium, Cyprus, Netherlands and Portugal are not presented in the dataset.</w:t>
-      </w:r>
-      <w:r>
-        <w:rPr>
-          <w:rFonts w:ascii="Times New Roman" w:hAnsi="Times New Roman" w:cs="Times New Roman"/>
-          <w:sz w:val="24"/>
-          <w:szCs w:val="24"/>
-        </w:rPr>
-        <w:t xml:space="preserve"> Notably, m</w:t>
-      </w:r>
-      <w:r>
-        <w:rPr>
-          <w:rFonts w:ascii="Times New Roman" w:hAnsi="Times New Roman" w:cs="Times New Roman"/>
-          <w:sz w:val="24"/>
-          <w:szCs w:val="24"/>
-        </w:rPr>
-        <w:t>issing observations are systematically concentrated in two specific service sectors</w:t>
-      </w:r>
-      <w:r>
-        <w:rPr>
-          <w:rFonts w:ascii="Times New Roman" w:hAnsi="Times New Roman" w:cs="Times New Roman"/>
-          <w:sz w:val="24"/>
-          <w:szCs w:val="24"/>
-        </w:rPr>
-        <w:t>, specifically</w:t>
-      </w:r>
-      <w:r>
-        <w:rPr>
-          <w:rFonts w:ascii="Times New Roman" w:hAnsi="Times New Roman" w:cs="Times New Roman"/>
-          <w:sz w:val="24"/>
-          <w:szCs w:val="24"/>
-        </w:rPr>
-        <w:t xml:space="preserve"> Accommodation and Food Service Activities (I) and </w:t>
-      </w:r>
-      <w:r>
-        <w:rPr>
-          <w:rFonts w:ascii="Times New Roman" w:hAnsi="Times New Roman" w:cs="Times New Roman"/>
-          <w:sz w:val="24"/>
-          <w:szCs w:val="24"/>
-        </w:rPr>
-        <w:t xml:space="preserve">partially for the </w:t>
-      </w:r>
-      <w:r>
-        <w:rPr>
-          <w:rFonts w:ascii="Times New Roman" w:hAnsi="Times New Roman" w:cs="Times New Roman"/>
-          <w:sz w:val="24"/>
-          <w:szCs w:val="24"/>
-        </w:rPr>
-        <w:t xml:space="preserve">Administrative and Support Service Activities (N). For instance, Sector I is </w:t>
-      </w:r>
-      <w:r>
-        <w:rPr>
-          <w:rFonts w:ascii="Times New Roman" w:hAnsi="Times New Roman" w:cs="Times New Roman"/>
-          <w:sz w:val="24"/>
-          <w:szCs w:val="24"/>
-        </w:rPr>
-        <w:t>only</w:t>
-      </w:r>
-      <w:r>
-        <w:rPr>
-          <w:rFonts w:ascii="Times New Roman" w:hAnsi="Times New Roman" w:cs="Times New Roman"/>
-          <w:sz w:val="24"/>
-          <w:szCs w:val="24"/>
-        </w:rPr>
-        <w:t xml:space="preserve"> observed for several countries, including Belgium, </w:t>
-      </w:r>
-      <w:r>
-        <w:rPr>
-          <w:rFonts w:ascii="Times New Roman" w:hAnsi="Times New Roman" w:cs="Times New Roman"/>
-          <w:sz w:val="24"/>
-          <w:szCs w:val="24"/>
-        </w:rPr>
-        <w:t>Chechia, Spain, France, Italy and Poland</w:t>
-      </w:r>
-      <w:r>
-        <w:rPr>
-          <w:rFonts w:ascii="Times New Roman" w:hAnsi="Times New Roman" w:cs="Times New Roman"/>
-          <w:sz w:val="24"/>
-          <w:szCs w:val="24"/>
-        </w:rPr>
-        <w:t>.</w:t>
-      </w:r>
-      <w:r>
-        <w:rPr>
-          <w:rFonts w:ascii="Times New Roman" w:hAnsi="Times New Roman" w:cs="Times New Roman"/>
-          <w:sz w:val="24"/>
-          <w:szCs w:val="24"/>
-        </w:rPr>
-        <w:t xml:space="preserve"> Additionally, certain </w:t>
-      </w:r>
-      <w:r>
-        <w:rPr>
-          <w:rFonts w:ascii="Times New Roman" w:hAnsi="Times New Roman" w:cs="Times New Roman"/>
-          <w:sz w:val="24"/>
-          <w:szCs w:val="24"/>
-        </w:rPr>
-        <w:t>countries exhibit significant gaps across multiple industries. Most notably, the Netherlands (NL) lacks data for five out of the seven analy</w:t>
-      </w:r>
-      <w:r>
-        <w:rPr>
-          <w:rFonts w:ascii="Times New Roman" w:hAnsi="Times New Roman" w:cs="Times New Roman"/>
-          <w:sz w:val="24"/>
-          <w:szCs w:val="24"/>
-        </w:rPr>
-        <w:t>s</w:t>
-      </w:r>
-      <w:r>
-        <w:rPr>
-          <w:rFonts w:ascii="Times New Roman" w:hAnsi="Times New Roman" w:cs="Times New Roman"/>
-          <w:sz w:val="24"/>
-          <w:szCs w:val="24"/>
-        </w:rPr>
-        <w:t>ed sectors, and Finland (FI) and Belgium (BE) lack data for three sectors.</w:t>
-      </w:r>
-      <w:r>
-        <w:rPr>
-          <w:rFonts w:ascii="Times New Roman" w:hAnsi="Times New Roman" w:cs="Times New Roman"/>
-          <w:sz w:val="24"/>
-          <w:szCs w:val="24"/>
-        </w:rPr>
-        <w:t xml:space="preserve"> </w:t>
-      </w:r>
-    </w:p>
-    <w:p>
-      <w:pPr>
-        <w:jc w:val="both"/>
-        <w:rPr>
-          <w:rFonts w:ascii="Times New Roman" w:hAnsi="Times New Roman" w:cs="Times New Roman"/>
-          <w:sz w:val="24"/>
-          <w:szCs w:val="24"/>
-        </w:rPr>
-      </w:pPr>
-      <w:r>
-        <w:rPr>
-          <w:rFonts w:ascii="Times New Roman" w:hAnsi="Times New Roman" w:cs="Times New Roman"/>
-          <w:sz w:val="24"/>
-          <w:szCs w:val="24"/>
-          <w:highlight w:val="yellow"/>
-        </w:rPr>
-        <w:t>Because the missing observations in this dataset are structurally missing for the entire four-year period rather than randomly missing single years, imputation methods cannot be reliably applied without introducing severe bias.</w:t>
-      </w:r>
-      <w:r>
-        <w:rPr>
-          <w:rFonts w:ascii="Times New Roman" w:hAnsi="Times New Roman" w:cs="Times New Roman"/>
-          <w:sz w:val="24"/>
-          <w:szCs w:val="24"/>
-          <w:highlight w:val="yellow"/>
-        </w:rPr>
-        <w:t xml:space="preserve"> [imput]</w:t>
-      </w:r>
-      <w:r>
-        <w:rPr>
-          <w:rFonts w:ascii="Times New Roman" w:hAnsi="Times New Roman" w:cs="Times New Roman"/>
-          <w:sz w:val="24"/>
-          <w:szCs w:val="24"/>
-          <w:highlight w:val="yellow"/>
-        </w:rPr>
-        <w:t xml:space="preserve"> Therefore, the primary econometric estimations will be conducted on the unbalanced panel, utilizing robust estimators that inherently account for unequally spaced observation groups across the cross-section.</w:t>
-      </w:r>
-    </w:p>
-    <w:p>
-      <w:pPr>
-        <w:jc w:val="both"/>
-        <w:rPr>
-          <w:rFonts w:ascii="Times New Roman" w:hAnsi="Times New Roman" w:cs="Times New Roman"/>
-          <w:sz w:val="24"/>
-          <w:szCs w:val="24"/>
-        </w:rPr>
-      </w:pPr>
-      <w:r>
-        <w:rPr>
-          <w:rFonts w:ascii="Times New Roman" w:hAnsi="Times New Roman" w:cs="Times New Roman"/>
-          <w:sz w:val="24"/>
-          <w:szCs w:val="24"/>
-        </w:rPr>
         <w:t>Looking at the Mean, Min, and Max values of the variables, it gives a snapshot of the European labour and digital landscape between 2021 and 2024</w:t>
       </w:r>
       <w:r>
@@ -12591,7 +9972,234 @@
           <w:sz w:val="24"/>
           <w:szCs w:val="24"/>
         </w:rPr>
-        <w:t xml:space="preserve">eviation (1.95). This </w:t>
+        <w:t>eviation (1.95). This mathematically proves that inflation was a time-series shock</w:t>
+      </w:r>
+      <w:r>
+        <w:rPr>
+          <w:rFonts w:ascii="Times New Roman" w:hAnsi="Times New Roman" w:cs="Times New Roman"/>
+          <w:sz w:val="24"/>
+          <w:szCs w:val="24"/>
+        </w:rPr>
+        <w:t xml:space="preserve"> </w:t>
+      </w:r>
+      <w:r>
+        <w:rPr>
+          <w:rFonts w:ascii="Times New Roman" w:hAnsi="Times New Roman" w:cs="Times New Roman"/>
+          <w:sz w:val="24"/>
+          <w:szCs w:val="24"/>
+        </w:rPr>
+        <w:t>(affecting all countries simultaneously over time) rather than a structural cross-country difference.</w:t>
+      </w:r>
+      <w:r>
+        <w:rPr>
+          <w:rFonts w:ascii="Times New Roman" w:hAnsi="Times New Roman" w:cs="Times New Roman"/>
+          <w:sz w:val="24"/>
+          <w:szCs w:val="24"/>
+        </w:rPr>
+        <w:t xml:space="preserve"> </w:t>
+      </w:r>
+      <w:r>
+        <w:rPr>
+          <w:rFonts w:ascii="Times New Roman" w:hAnsi="Times New Roman" w:cs="Times New Roman"/>
+          <w:sz w:val="24"/>
+          <w:szCs w:val="24"/>
+          <w:highlight w:val="yellow"/>
+        </w:rPr>
+        <w:t>[]</w:t>
+      </w:r>
+      <w:r>
+        <w:rPr>
+          <w:rFonts w:ascii="Times New Roman" w:hAnsi="Times New Roman" w:cs="Times New Roman"/>
+          <w:sz w:val="24"/>
+          <w:szCs w:val="24"/>
+        </w:rPr>
+        <w:t> </w:t>
+      </w:r>
+      <w:r>
+        <w:rPr>
+          <w:rFonts w:ascii="Times New Roman" w:hAnsi="Times New Roman" w:cs="Times New Roman"/>
+          <w:sz w:val="24"/>
+          <w:szCs w:val="24"/>
+        </w:rPr>
+        <w:t xml:space="preserve"> </w:t>
+      </w:r>
+      <w:r>
+        <w:rPr>
+          <w:rFonts w:ascii="Times New Roman" w:hAnsi="Times New Roman" w:cs="Times New Roman"/>
+          <w:sz w:val="24"/>
+          <w:szCs w:val="24"/>
+        </w:rPr>
+        <w:t xml:space="preserve">Regarding the unemployment rate, it </w:t>
+      </w:r>
+      <w:r>
+        <w:rPr>
+          <w:rFonts w:ascii="Times New Roman" w:hAnsi="Times New Roman" w:cs="Times New Roman"/>
+          <w:sz w:val="24"/>
+          <w:szCs w:val="24"/>
+        </w:rPr>
+        <w:t>averages 5.79%, representing a relatively tight labour market across Europe, though it ranges from 2.20% to 14.90%. Unlike inflation, unemployment is primarily structural (Between_Std = 2.33 vs Within_Std = 0.60). Countries with high unemployment at the start of the panel generally maintained high unemployment throughout the four years.</w:t>
+      </w:r>
+      <w:r>
+        <w:rPr>
+          <w:rFonts w:ascii="Times New Roman" w:hAnsi="Times New Roman" w:cs="Times New Roman"/>
+          <w:sz w:val="24"/>
+          <w:szCs w:val="24"/>
+        </w:rPr>
+        <w:t xml:space="preserve"> Looking next at GDP per capita in EUR, it shows massive cross-sectional variation. The minimum is 10,960 </w:t>
+      </w:r>
+      <w:r>
+        <w:rPr>
+          <w:rFonts w:ascii="Times New Roman" w:hAnsi="Times New Roman" w:cs="Times New Roman"/>
+          <w:sz w:val="24"/>
+          <w:szCs w:val="24"/>
+        </w:rPr>
+        <w:t xml:space="preserve">EUR </w:t>
+      </w:r>
+      <w:r>
+        <w:rPr>
+          <w:rFonts w:ascii="Times New Roman" w:hAnsi="Times New Roman" w:cs="Times New Roman"/>
+          <w:sz w:val="24"/>
+          <w:szCs w:val="24"/>
+        </w:rPr>
+        <w:t>while the maximum is 104,510</w:t>
+      </w:r>
+      <w:r>
+        <w:rPr>
+          <w:rFonts w:ascii="Times New Roman" w:hAnsi="Times New Roman" w:cs="Times New Roman"/>
+          <w:sz w:val="24"/>
+          <w:szCs w:val="24"/>
+        </w:rPr>
+        <w:t xml:space="preserve"> EUR</w:t>
+      </w:r>
+      <w:r>
+        <w:rPr>
+          <w:rFonts w:ascii="Times New Roman" w:hAnsi="Times New Roman" w:cs="Times New Roman"/>
+          <w:sz w:val="24"/>
+          <w:szCs w:val="24"/>
+        </w:rPr>
+        <w:t xml:space="preserve">. Unsurprisingly, 86% of the variance is </w:t>
+      </w:r>
+      <w:r>
+        <w:rPr>
+          <w:rFonts w:ascii="Times New Roman" w:hAnsi="Times New Roman" w:cs="Times New Roman"/>
+          <w:sz w:val="24"/>
+          <w:szCs w:val="24"/>
+        </w:rPr>
+        <w:t>b</w:t>
+      </w:r>
+      <w:r>
+        <w:rPr>
+          <w:rFonts w:ascii="Times New Roman" w:hAnsi="Times New Roman" w:cs="Times New Roman"/>
+          <w:sz w:val="24"/>
+          <w:szCs w:val="24"/>
+        </w:rPr>
+        <w:t>etween variance.</w:t>
+      </w:r>
+    </w:p>
+    <w:p>
+      <w:pPr>
+        <w:jc w:val="both"/>
+        <w:rPr>
+          <w:rFonts w:ascii="Times New Roman" w:hAnsi="Times New Roman" w:cs="Times New Roman"/>
+          <w:sz w:val="24"/>
+          <w:szCs w:val="24"/>
+        </w:rPr>
+      </w:pPr>
+      <w:r>
+        <w:rPr>
+          <w:rFonts w:ascii="Times New Roman" w:hAnsi="Times New Roman" w:cs="Times New Roman"/>
+          <w:sz w:val="24"/>
+          <w:szCs w:val="24"/>
+        </w:rPr>
+        <w:t>Taking next</w:t>
+      </w:r>
+      <w:r>
+        <w:rPr>
+          <w:rFonts w:ascii="Times New Roman" w:hAnsi="Times New Roman" w:cs="Times New Roman"/>
+          <w:sz w:val="24"/>
+          <w:szCs w:val="24"/>
+        </w:rPr>
+        <w:t xml:space="preserve"> the core researched variables, </w:t>
+      </w:r>
+      <w:r>
+        <w:rPr>
+          <w:rFonts w:ascii="Times New Roman" w:hAnsi="Times New Roman" w:cs="Times New Roman"/>
+          <w:sz w:val="24"/>
+          <w:szCs w:val="24"/>
+        </w:rPr>
+        <w:t>t</w:t>
+      </w:r>
+      <w:r>
+        <w:rPr>
+          <w:rFonts w:ascii="Times New Roman" w:hAnsi="Times New Roman" w:cs="Times New Roman"/>
+          <w:sz w:val="24"/>
+          <w:szCs w:val="24"/>
+        </w:rPr>
+        <w:t xml:space="preserve">he average baseline for AI adoption is surprisingly low at 10.87%, meaning roughly 1 in 10 enterprises in an average sector uses AI. However, this ranges from virtually zero (0.05%) to a highly advanced </w:t>
+      </w:r>
+      <w:r>
+        <w:rPr>
+          <w:rFonts w:ascii="Times New Roman" w:hAnsi="Times New Roman" w:cs="Times New Roman"/>
+          <w:sz w:val="24"/>
+          <w:szCs w:val="24"/>
+        </w:rPr>
+        <w:t xml:space="preserve">enterprises with </w:t>
+      </w:r>
+      <w:r>
+        <w:rPr>
+          <w:rFonts w:ascii="Times New Roman" w:hAnsi="Times New Roman" w:cs="Times New Roman"/>
+          <w:sz w:val="24"/>
+          <w:szCs w:val="24"/>
+        </w:rPr>
+        <w:t>68.30%</w:t>
+      </w:r>
+      <w:r>
+        <w:rPr>
+          <w:rFonts w:ascii="Times New Roman" w:hAnsi="Times New Roman" w:cs="Times New Roman"/>
+          <w:sz w:val="24"/>
+          <w:szCs w:val="24"/>
+        </w:rPr>
+        <w:t xml:space="preserve"> AI adoption</w:t>
+      </w:r>
+      <w:r>
+        <w:rPr>
+          <w:rFonts w:ascii="Times New Roman" w:hAnsi="Times New Roman" w:cs="Times New Roman"/>
+          <w:sz w:val="24"/>
+          <w:szCs w:val="24"/>
+        </w:rPr>
+        <w:t>. Furthermore, sectors invest significantly more in generalized ICT training (training_ict, mean = 25.89%) and hiring ICT specialists (spec_ict, mean = 26.59%) than they do in advanced AI systems.</w:t>
+      </w:r>
+      <w:r>
+        <w:rPr>
+          <w:rFonts w:ascii="Times New Roman" w:hAnsi="Times New Roman" w:cs="Times New Roman"/>
+          <w:sz w:val="24"/>
+          <w:szCs w:val="24"/>
+        </w:rPr>
+        <w:t xml:space="preserve"> </w:t>
+      </w:r>
+      <w:r>
+        <w:rPr>
+          <w:rFonts w:ascii="Times New Roman" w:hAnsi="Times New Roman" w:cs="Times New Roman"/>
+          <w:sz w:val="24"/>
+          <w:szCs w:val="24"/>
+        </w:rPr>
+        <w:t>For the AI adoption variable overall standard deviation is 11.63. The Between_Std is 10.73, while the Within_Std is only 4.54. This</w:t>
+      </w:r>
+      <w:r>
+        <w:rPr>
+          <w:rFonts w:ascii="Times New Roman" w:hAnsi="Times New Roman" w:cs="Times New Roman"/>
+          <w:sz w:val="24"/>
+          <w:szCs w:val="24"/>
+        </w:rPr>
+        <w:t xml:space="preserve"> also proves that</w:t>
+      </w:r>
+      <w:r>
+        <w:rPr>
+          <w:rFonts w:ascii="Times New Roman" w:hAnsi="Times New Roman" w:cs="Times New Roman"/>
+          <w:sz w:val="24"/>
+          <w:szCs w:val="24"/>
+        </w:rPr>
+        <w:t xml:space="preserve"> the vast majority of the </w:t>
       </w:r>
       <w:r>
         <w:rPr>
@@ -12600,7 +10208,120 @@
           <w:szCs w:val="24"/>
         </w:rPr>
         <w:lastRenderedPageBreak/>
-        <w:t>mathematically proves that inflation was a time-series shock</w:t>
+        <w:t>differences in AI adoption come from the fact that</w:t>
+      </w:r>
+      <w:r>
+        <w:rPr>
+          <w:rFonts w:ascii="Times New Roman" w:hAnsi="Times New Roman" w:cs="Times New Roman"/>
+          <w:sz w:val="24"/>
+          <w:szCs w:val="24"/>
+        </w:rPr>
+        <w:t xml:space="preserve"> different industries utilize the AI differently across countries</w:t>
+      </w:r>
+      <w:r>
+        <w:rPr>
+          <w:rFonts w:ascii="Times New Roman" w:hAnsi="Times New Roman" w:cs="Times New Roman"/>
+          <w:sz w:val="24"/>
+          <w:szCs w:val="24"/>
+        </w:rPr>
+        <w:t>. Very little of the variance comes from a single firm adopting AI rapidly between 2021 and 2024.</w:t>
+      </w:r>
+    </w:p>
+    <w:p>
+      <w:pPr>
+        <w:jc w:val="both"/>
+        <w:rPr>
+          <w:rFonts w:ascii="Times New Roman" w:hAnsi="Times New Roman" w:cs="Times New Roman"/>
+          <w:sz w:val="24"/>
+          <w:szCs w:val="24"/>
+        </w:rPr>
+      </w:pPr>
+      <w:r>
+        <w:rPr>
+          <w:rFonts w:ascii="Times New Roman" w:hAnsi="Times New Roman" w:cs="Times New Roman"/>
+          <w:sz w:val="24"/>
+          <w:szCs w:val="24"/>
+        </w:rPr>
+        <w:t xml:space="preserve">This </w:t>
+      </w:r>
+      <w:r>
+        <w:rPr>
+          <w:rFonts w:ascii="Times New Roman" w:hAnsi="Times New Roman" w:cs="Times New Roman"/>
+          <w:sz w:val="24"/>
+          <w:szCs w:val="24"/>
+        </w:rPr>
+        <w:t xml:space="preserve">FSI (Firm Size Index) </w:t>
+      </w:r>
+      <w:r>
+        <w:rPr>
+          <w:rFonts w:ascii="Times New Roman" w:hAnsi="Times New Roman" w:cs="Times New Roman"/>
+          <w:sz w:val="24"/>
+          <w:szCs w:val="24"/>
+        </w:rPr>
+        <w:t xml:space="preserve">variable, representing the share of large firms (250+ employees) within a sector, averages 32.35%. This means that in the average European sector, roughly one-third of the workforce is employed by large corporations. The variance is almost entirely cross-sectional (Between_Std = 15.45, Within_Std = 1.36). </w:t>
+      </w:r>
+      <w:r>
+        <w:rPr>
+          <w:rFonts w:ascii="Times New Roman" w:hAnsi="Times New Roman" w:cs="Times New Roman"/>
+          <w:sz w:val="24"/>
+          <w:szCs w:val="24"/>
+          <w:highlight w:val="yellow"/>
+        </w:rPr>
+        <w:t xml:space="preserve">This confirms that firm market structure is highly </w:t>
+      </w:r>
+      <w:r>
+        <w:rPr>
+          <w:rFonts w:ascii="Times New Roman" w:hAnsi="Times New Roman" w:cs="Times New Roman"/>
+          <w:sz w:val="24"/>
+          <w:szCs w:val="24"/>
+          <w:highlight w:val="yellow"/>
+        </w:rPr>
+        <w:t>solid</w:t>
+      </w:r>
+      <w:r>
+        <w:rPr>
+          <w:rFonts w:ascii="Times New Roman" w:hAnsi="Times New Roman" w:cs="Times New Roman"/>
+          <w:sz w:val="24"/>
+          <w:szCs w:val="24"/>
+          <w:highlight w:val="yellow"/>
+        </w:rPr>
+        <w:t xml:space="preserve"> in the short term</w:t>
+      </w:r>
+      <w:r>
+        <w:rPr>
+          <w:rFonts w:ascii="Times New Roman" w:hAnsi="Times New Roman" w:cs="Times New Roman"/>
+          <w:sz w:val="24"/>
+          <w:szCs w:val="24"/>
+          <w:highlight w:val="yellow"/>
+        </w:rPr>
+        <w:t xml:space="preserve"> and a</w:t>
+      </w:r>
+      <w:r>
+        <w:rPr>
+          <w:rFonts w:ascii="Times New Roman" w:hAnsi="Times New Roman" w:cs="Times New Roman"/>
+          <w:sz w:val="24"/>
+          <w:szCs w:val="24"/>
+          <w:highlight w:val="yellow"/>
+        </w:rPr>
+        <w:t xml:space="preserve"> sector dominated by small-to-medium enterprises (SMEs) doesn</w:t>
+      </w:r>
+      <w:r>
+        <w:rPr>
+          <w:rFonts w:ascii="Times New Roman" w:hAnsi="Times New Roman" w:cs="Times New Roman"/>
+          <w:sz w:val="24"/>
+          <w:szCs w:val="24"/>
+          <w:highlight w:val="yellow"/>
+        </w:rPr>
+        <w:t>’</w:t>
+      </w:r>
+      <w:r>
+        <w:rPr>
+          <w:rFonts w:ascii="Times New Roman" w:hAnsi="Times New Roman" w:cs="Times New Roman"/>
+          <w:sz w:val="24"/>
+          <w:szCs w:val="24"/>
+          <w:highlight w:val="yellow"/>
+        </w:rPr>
+        <w:t>t suddenly consolidate into large corporations within a four-year window.</w:t>
       </w:r>
       <w:r>
         <w:rPr>
@@ -12615,8 +10336,43 @@
           <w:rFonts w:ascii="Times New Roman" w:hAnsi="Times New Roman" w:cs="Times New Roman"/>
           <w:sz w:val="24"/>
           <w:szCs w:val="24"/>
-        </w:rPr>
-        <w:t>(affecting all countries simultaneously over time) rather than a structural cross-country difference.</w:t>
+          <w:highlight w:val="yellow"/>
+        </w:rPr>
+        <w:t>[]</w:t>
+      </w:r>
+    </w:p>
+    <w:p>
+      <w:pPr>
+        <w:jc w:val="both"/>
+        <w:rPr>
+          <w:rFonts w:ascii="Times New Roman" w:hAnsi="Times New Roman" w:cs="Times New Roman"/>
+          <w:sz w:val="24"/>
+          <w:szCs w:val="24"/>
+        </w:rPr>
+      </w:pPr>
+      <w:r>
+        <w:rPr>
+          <w:rFonts w:ascii="Times New Roman" w:hAnsi="Times New Roman" w:cs="Times New Roman"/>
+          <w:sz w:val="24"/>
+          <w:szCs w:val="24"/>
+        </w:rPr>
+        <w:t xml:space="preserve">Across the sampled countries, an average of 31.06% of the population possesses tertiary education. The range is vast, from 4.60% to 85.50%. Regarding the share of high-skilled workers, it averages 36.04%. Because share_high_skill is closely related to tert_edu, both exhibit nearly identical standard deviations (Overall between 18-23). Both variables are fundamentally time-invariant over this short panel (Within_Std around 1.5). Educational </w:t>
+      </w:r>
+      <w:r>
+        <w:rPr>
+          <w:rFonts w:ascii="Times New Roman" w:hAnsi="Times New Roman" w:cs="Times New Roman"/>
+          <w:sz w:val="24"/>
+          <w:szCs w:val="24"/>
+        </w:rPr>
+        <w:t xml:space="preserve">achievements </w:t>
+      </w:r>
+      <w:r>
+        <w:rPr>
+          <w:rFonts w:ascii="Times New Roman" w:hAnsi="Times New Roman" w:cs="Times New Roman"/>
+          <w:sz w:val="24"/>
+          <w:szCs w:val="24"/>
+        </w:rPr>
+        <w:t>at the national level takes decades to shift, meaning these variables serve strictly as structural baseline controls rather than dynamic time-series predictors.</w:t>
       </w:r>
       <w:r>
         <w:rPr>
@@ -12635,381 +10391,6 @@
         </w:rPr>
         <w:t>[]</w:t>
       </w:r>
-      <w:r>
-        <w:rPr>
-          <w:rFonts w:ascii="Times New Roman" w:hAnsi="Times New Roman" w:cs="Times New Roman"/>
-          <w:sz w:val="24"/>
-          <w:szCs w:val="24"/>
-        </w:rPr>
-        <w:t> </w:t>
-      </w:r>
-      <w:r>
-        <w:rPr>
-          <w:rFonts w:ascii="Times New Roman" w:hAnsi="Times New Roman" w:cs="Times New Roman"/>
-          <w:sz w:val="24"/>
-          <w:szCs w:val="24"/>
-        </w:rPr>
-        <w:t xml:space="preserve"> </w:t>
-      </w:r>
-      <w:r>
-        <w:rPr>
-          <w:rFonts w:ascii="Times New Roman" w:hAnsi="Times New Roman" w:cs="Times New Roman"/>
-          <w:sz w:val="24"/>
-          <w:szCs w:val="24"/>
-        </w:rPr>
-        <w:t xml:space="preserve">Regarding the unemployment rate, it </w:t>
-      </w:r>
-      <w:r>
-        <w:rPr>
-          <w:rFonts w:ascii="Times New Roman" w:hAnsi="Times New Roman" w:cs="Times New Roman"/>
-          <w:sz w:val="24"/>
-          <w:szCs w:val="24"/>
-        </w:rPr>
-        <w:t>averages 5.79%, representing a relatively tight labour market across Europe, though it ranges from 2.20% to 14.90%. Unlike inflation, unemployment is primarily structural (Between_Std = 2.33 vs Within_Std = 0.60). Countries with high unemployment at the start of the panel generally maintained high unemployment throughout the four years.</w:t>
-      </w:r>
-      <w:r>
-        <w:rPr>
-          <w:rFonts w:ascii="Times New Roman" w:hAnsi="Times New Roman" w:cs="Times New Roman"/>
-          <w:sz w:val="24"/>
-          <w:szCs w:val="24"/>
-        </w:rPr>
-        <w:t xml:space="preserve"> Looking next at GDP per capita in EUR, it shows massive cross-sectional variation. The minimum is 10,960 </w:t>
-      </w:r>
-      <w:r>
-        <w:rPr>
-          <w:rFonts w:ascii="Times New Roman" w:hAnsi="Times New Roman" w:cs="Times New Roman"/>
-          <w:sz w:val="24"/>
-          <w:szCs w:val="24"/>
-        </w:rPr>
-        <w:t xml:space="preserve">EUR </w:t>
-      </w:r>
-      <w:r>
-        <w:rPr>
-          <w:rFonts w:ascii="Times New Roman" w:hAnsi="Times New Roman" w:cs="Times New Roman"/>
-          <w:sz w:val="24"/>
-          <w:szCs w:val="24"/>
-        </w:rPr>
-        <w:t>while the maximum is 104,510</w:t>
-      </w:r>
-      <w:r>
-        <w:rPr>
-          <w:rFonts w:ascii="Times New Roman" w:hAnsi="Times New Roman" w:cs="Times New Roman"/>
-          <w:sz w:val="24"/>
-          <w:szCs w:val="24"/>
-        </w:rPr>
-        <w:t xml:space="preserve"> EUR</w:t>
-      </w:r>
-      <w:r>
-        <w:rPr>
-          <w:rFonts w:ascii="Times New Roman" w:hAnsi="Times New Roman" w:cs="Times New Roman"/>
-          <w:sz w:val="24"/>
-          <w:szCs w:val="24"/>
-        </w:rPr>
-        <w:t xml:space="preserve">. Unsurprisingly, 86% of the variance is </w:t>
-      </w:r>
-      <w:r>
-        <w:rPr>
-          <w:rFonts w:ascii="Times New Roman" w:hAnsi="Times New Roman" w:cs="Times New Roman"/>
-          <w:sz w:val="24"/>
-          <w:szCs w:val="24"/>
-        </w:rPr>
-        <w:t>b</w:t>
-      </w:r>
-      <w:r>
-        <w:rPr>
-          <w:rFonts w:ascii="Times New Roman" w:hAnsi="Times New Roman" w:cs="Times New Roman"/>
-          <w:sz w:val="24"/>
-          <w:szCs w:val="24"/>
-        </w:rPr>
-        <w:t>etween variance.</w:t>
-      </w:r>
-    </w:p>
-    <w:p>
-      <w:pPr>
-        <w:jc w:val="both"/>
-        <w:rPr>
-          <w:rFonts w:ascii="Times New Roman" w:hAnsi="Times New Roman" w:cs="Times New Roman"/>
-          <w:sz w:val="24"/>
-          <w:szCs w:val="24"/>
-        </w:rPr>
-      </w:pPr>
-      <w:r>
-        <w:rPr>
-          <w:rFonts w:ascii="Times New Roman" w:hAnsi="Times New Roman" w:cs="Times New Roman"/>
-          <w:sz w:val="24"/>
-          <w:szCs w:val="24"/>
-        </w:rPr>
-        <w:t>Taking next</w:t>
-      </w:r>
-      <w:r>
-        <w:rPr>
-          <w:rFonts w:ascii="Times New Roman" w:hAnsi="Times New Roman" w:cs="Times New Roman"/>
-          <w:sz w:val="24"/>
-          <w:szCs w:val="24"/>
-        </w:rPr>
-        <w:t xml:space="preserve"> the core researched variables, </w:t>
-      </w:r>
-      <w:r>
-        <w:rPr>
-          <w:rFonts w:ascii="Times New Roman" w:hAnsi="Times New Roman" w:cs="Times New Roman"/>
-          <w:sz w:val="24"/>
-          <w:szCs w:val="24"/>
-        </w:rPr>
-        <w:t>t</w:t>
-      </w:r>
-      <w:r>
-        <w:rPr>
-          <w:rFonts w:ascii="Times New Roman" w:hAnsi="Times New Roman" w:cs="Times New Roman"/>
-          <w:sz w:val="24"/>
-          <w:szCs w:val="24"/>
-        </w:rPr>
-        <w:t xml:space="preserve">he average baseline for AI adoption is surprisingly low at 10.87%, meaning roughly 1 in 10 enterprises in an average sector uses AI. However, this ranges from virtually zero (0.05%) to a highly advanced </w:t>
-      </w:r>
-      <w:r>
-        <w:rPr>
-          <w:rFonts w:ascii="Times New Roman" w:hAnsi="Times New Roman" w:cs="Times New Roman"/>
-          <w:sz w:val="24"/>
-          <w:szCs w:val="24"/>
-        </w:rPr>
-        <w:t xml:space="preserve">enterprises with </w:t>
-      </w:r>
-      <w:r>
-        <w:rPr>
-          <w:rFonts w:ascii="Times New Roman" w:hAnsi="Times New Roman" w:cs="Times New Roman"/>
-          <w:sz w:val="24"/>
-          <w:szCs w:val="24"/>
-        </w:rPr>
-        <w:t>68.30%</w:t>
-      </w:r>
-      <w:r>
-        <w:rPr>
-          <w:rFonts w:ascii="Times New Roman" w:hAnsi="Times New Roman" w:cs="Times New Roman"/>
-          <w:sz w:val="24"/>
-          <w:szCs w:val="24"/>
-        </w:rPr>
-        <w:t xml:space="preserve"> AI adoption</w:t>
-      </w:r>
-      <w:r>
-        <w:rPr>
-          <w:rFonts w:ascii="Times New Roman" w:hAnsi="Times New Roman" w:cs="Times New Roman"/>
-          <w:sz w:val="24"/>
-          <w:szCs w:val="24"/>
-        </w:rPr>
-        <w:t>. Furthermore, sectors invest significantly more in generalized ICT training (training_ict, mean = 25.89%) and hiring ICT specialists (spec_ict, mean = 26.59%) than they do in advanced AI systems.</w:t>
-      </w:r>
-      <w:r>
-        <w:rPr>
-          <w:rFonts w:ascii="Times New Roman" w:hAnsi="Times New Roman" w:cs="Times New Roman"/>
-          <w:sz w:val="24"/>
-          <w:szCs w:val="24"/>
-        </w:rPr>
-        <w:t xml:space="preserve"> </w:t>
-      </w:r>
-      <w:r>
-        <w:rPr>
-          <w:rFonts w:ascii="Times New Roman" w:hAnsi="Times New Roman" w:cs="Times New Roman"/>
-          <w:sz w:val="24"/>
-          <w:szCs w:val="24"/>
-        </w:rPr>
-        <w:t>For the AI adoption variable overall standard deviation is 11.63. The Between_Std is 10.73, while the Within_Std is only 4.54. This</w:t>
-      </w:r>
-      <w:r>
-        <w:rPr>
-          <w:rFonts w:ascii="Times New Roman" w:hAnsi="Times New Roman" w:cs="Times New Roman"/>
-          <w:sz w:val="24"/>
-          <w:szCs w:val="24"/>
-        </w:rPr>
-        <w:t xml:space="preserve"> also proves that</w:t>
-      </w:r>
-      <w:r>
-        <w:rPr>
-          <w:rFonts w:ascii="Times New Roman" w:hAnsi="Times New Roman" w:cs="Times New Roman"/>
-          <w:sz w:val="24"/>
-          <w:szCs w:val="24"/>
-        </w:rPr>
-        <w:t xml:space="preserve"> the vast majority of the differences in AI adoption come from the fact that</w:t>
-      </w:r>
-      <w:r>
-        <w:rPr>
-          <w:rFonts w:ascii="Times New Roman" w:hAnsi="Times New Roman" w:cs="Times New Roman"/>
-          <w:sz w:val="24"/>
-          <w:szCs w:val="24"/>
-        </w:rPr>
-        <w:t xml:space="preserve"> different industries utilize the AI differently across countries</w:t>
-      </w:r>
-      <w:r>
-        <w:rPr>
-          <w:rFonts w:ascii="Times New Roman" w:hAnsi="Times New Roman" w:cs="Times New Roman"/>
-          <w:sz w:val="24"/>
-          <w:szCs w:val="24"/>
-        </w:rPr>
-        <w:t>. Very little of the variance comes from a single firm adopting AI rapidly between 2021 and 2024.</w:t>
-      </w:r>
-    </w:p>
-    <w:p>
-      <w:pPr>
-        <w:jc w:val="both"/>
-        <w:rPr>
-          <w:rFonts w:ascii="Times New Roman" w:hAnsi="Times New Roman" w:cs="Times New Roman"/>
-          <w:sz w:val="24"/>
-          <w:szCs w:val="24"/>
-        </w:rPr>
-      </w:pPr>
-      <w:r>
-        <w:rPr>
-          <w:rFonts w:ascii="Times New Roman" w:hAnsi="Times New Roman" w:cs="Times New Roman"/>
-          <w:sz w:val="24"/>
-          <w:szCs w:val="24"/>
-        </w:rPr>
-        <w:t xml:space="preserve">This </w:t>
-      </w:r>
-      <w:r>
-        <w:rPr>
-          <w:rFonts w:ascii="Times New Roman" w:hAnsi="Times New Roman" w:cs="Times New Roman"/>
-          <w:sz w:val="24"/>
-          <w:szCs w:val="24"/>
-        </w:rPr>
-        <w:t xml:space="preserve">FSI (Firm Size Index) </w:t>
-      </w:r>
-      <w:r>
-        <w:rPr>
-          <w:rFonts w:ascii="Times New Roman" w:hAnsi="Times New Roman" w:cs="Times New Roman"/>
-          <w:sz w:val="24"/>
-          <w:szCs w:val="24"/>
-        </w:rPr>
-        <w:t xml:space="preserve">variable, representing the share of large firms (250+ employees) within a sector, averages 32.35%. This means that in the average European sector, roughly one-third of the workforce is employed by large corporations. The variance is almost entirely cross-sectional (Between_Std = 15.45, Within_Std = 1.36). </w:t>
-      </w:r>
-      <w:r>
-        <w:rPr>
-          <w:rFonts w:ascii="Times New Roman" w:hAnsi="Times New Roman" w:cs="Times New Roman"/>
-          <w:sz w:val="24"/>
-          <w:szCs w:val="24"/>
-          <w:highlight w:val="yellow"/>
-        </w:rPr>
-        <w:t xml:space="preserve">This confirms that firm market structure is highly </w:t>
-      </w:r>
-      <w:r>
-        <w:rPr>
-          <w:rFonts w:ascii="Times New Roman" w:hAnsi="Times New Roman" w:cs="Times New Roman"/>
-          <w:sz w:val="24"/>
-          <w:szCs w:val="24"/>
-          <w:highlight w:val="yellow"/>
-        </w:rPr>
-        <w:t>solid</w:t>
-      </w:r>
-      <w:r>
-        <w:rPr>
-          <w:rFonts w:ascii="Times New Roman" w:hAnsi="Times New Roman" w:cs="Times New Roman"/>
-          <w:sz w:val="24"/>
-          <w:szCs w:val="24"/>
-          <w:highlight w:val="yellow"/>
-        </w:rPr>
-        <w:t xml:space="preserve"> in the short term</w:t>
-      </w:r>
-      <w:r>
-        <w:rPr>
-          <w:rFonts w:ascii="Times New Roman" w:hAnsi="Times New Roman" w:cs="Times New Roman"/>
-          <w:sz w:val="24"/>
-          <w:szCs w:val="24"/>
-          <w:highlight w:val="yellow"/>
-        </w:rPr>
-        <w:t xml:space="preserve"> and a</w:t>
-      </w:r>
-      <w:r>
-        <w:rPr>
-          <w:rFonts w:ascii="Times New Roman" w:hAnsi="Times New Roman" w:cs="Times New Roman"/>
-          <w:sz w:val="24"/>
-          <w:szCs w:val="24"/>
-          <w:highlight w:val="yellow"/>
-        </w:rPr>
-        <w:t xml:space="preserve"> sector dominated by small-to-medium enterprises (SMEs) doesn</w:t>
-      </w:r>
-      <w:r>
-        <w:rPr>
-          <w:rFonts w:ascii="Times New Roman" w:hAnsi="Times New Roman" w:cs="Times New Roman"/>
-          <w:sz w:val="24"/>
-          <w:szCs w:val="24"/>
-          <w:highlight w:val="yellow"/>
-        </w:rPr>
-        <w:t>’</w:t>
-      </w:r>
-      <w:r>
-        <w:rPr>
-          <w:rFonts w:ascii="Times New Roman" w:hAnsi="Times New Roman" w:cs="Times New Roman"/>
-          <w:sz w:val="24"/>
-          <w:szCs w:val="24"/>
-          <w:highlight w:val="yellow"/>
-        </w:rPr>
-        <w:t>t suddenly consolidate into large corporations within a four-year window.</w:t>
-      </w:r>
-      <w:r>
-        <w:rPr>
-          <w:rFonts w:ascii="Times New Roman" w:hAnsi="Times New Roman" w:cs="Times New Roman"/>
-          <w:sz w:val="24"/>
-          <w:szCs w:val="24"/>
-        </w:rPr>
-        <w:t xml:space="preserve"> </w:t>
-      </w:r>
-      <w:r>
-        <w:rPr>
-          <w:rFonts w:ascii="Times New Roman" w:hAnsi="Times New Roman" w:cs="Times New Roman"/>
-          <w:sz w:val="24"/>
-          <w:szCs w:val="24"/>
-          <w:highlight w:val="yellow"/>
-        </w:rPr>
-        <w:t>[]</w:t>
-      </w:r>
-    </w:p>
-    <w:p>
-      <w:pPr>
-        <w:jc w:val="both"/>
-        <w:rPr>
-          <w:rFonts w:ascii="Times New Roman" w:hAnsi="Times New Roman" w:cs="Times New Roman"/>
-          <w:sz w:val="24"/>
-          <w:szCs w:val="24"/>
-        </w:rPr>
-      </w:pPr>
-      <w:r>
-        <w:rPr>
-          <w:rFonts w:ascii="Times New Roman" w:hAnsi="Times New Roman" w:cs="Times New Roman"/>
-          <w:sz w:val="24"/>
-          <w:szCs w:val="24"/>
-        </w:rPr>
-        <w:t xml:space="preserve">Across the sampled countries, an average of 31.06% of the population possesses tertiary education. The range is vast, from 4.60% to 85.50%. Regarding the share of high-skilled workers, it averages 36.04%. Because share_high_skill is closely related to tert_edu, both exhibit nearly identical standard deviations (Overall between 18-23). Both variables are fundamentally time-invariant over this short panel (Within_Std around 1.5). Educational </w:t>
-      </w:r>
-      <w:r>
-        <w:rPr>
-          <w:rFonts w:ascii="Times New Roman" w:hAnsi="Times New Roman" w:cs="Times New Roman"/>
-          <w:sz w:val="24"/>
-          <w:szCs w:val="24"/>
-        </w:rPr>
-        <w:t xml:space="preserve">achievements </w:t>
-      </w:r>
-      <w:r>
-        <w:rPr>
-          <w:rFonts w:ascii="Times New Roman" w:hAnsi="Times New Roman" w:cs="Times New Roman"/>
-          <w:sz w:val="24"/>
-          <w:szCs w:val="24"/>
-        </w:rPr>
-        <w:t>at the national level takes decades to shift, meaning these variables serve strictly as structural baseline controls rather than dynamic time-series predictors.</w:t>
-      </w:r>
-      <w:r>
-        <w:rPr>
-          <w:rFonts w:ascii="Times New Roman" w:hAnsi="Times New Roman" w:cs="Times New Roman"/>
-          <w:sz w:val="24"/>
-          <w:szCs w:val="24"/>
-        </w:rPr>
-        <w:t xml:space="preserve"> </w:t>
-      </w:r>
-      <w:r>
-        <w:rPr>
-          <w:rFonts w:ascii="Times New Roman" w:hAnsi="Times New Roman" w:cs="Times New Roman"/>
-          <w:sz w:val="24"/>
-          <w:szCs w:val="24"/>
-          <w:highlight w:val="yellow"/>
-        </w:rPr>
-        <w:t>[]</w:t>
-      </w:r>
     </w:p>
     <w:p>
       <w:pPr>
@@ -13026,7 +10407,6 @@
           <w:sz w:val="24"/>
           <w:szCs w:val="24"/>
         </w:rPr>
-        <w:lastRenderedPageBreak/>
         <w:drawing>
           <wp:inline distT="0" distB="0" distL="0" distR="0" wp14:anchorId="75E0B5B7" wp14:editId="7448C0B5">
             <wp:extent cx="5731510" cy="4744720"/>
@@ -13097,7 +10477,16 @@
           <w:sz w:val="24"/>
           <w:szCs w:val="24"/>
         </w:rPr>
-        <w:t>A visual inspection of the density plots and histograms (Figure Y) reveals significant heterogeneity in the distribution of the variables across the 2021–2024 panel. The data exhibits varying degrees of skewness, and tail behavio</w:t>
+        <w:t xml:space="preserve">A visual inspection of the density plots and histograms (Figure Y) reveals significant heterogeneity in the distribution of the variables across the 2021–2024 panel. The data exhibits </w:t>
+      </w:r>
+      <w:r>
+        <w:rPr>
+          <w:rFonts w:ascii="Times New Roman" w:hAnsi="Times New Roman" w:cs="Times New Roman"/>
+          <w:sz w:val="24"/>
+          <w:szCs w:val="24"/>
+        </w:rPr>
+        <w:lastRenderedPageBreak/>
+        <w:t>varying degrees of skewness, and tail behavio</w:t>
       </w:r>
       <w:r>
         <w:rPr>
@@ -13350,205 +10739,197 @@
           <w:sz w:val="24"/>
           <w:szCs w:val="24"/>
         </w:rPr>
-        <w:t xml:space="preserve">The share of ICT specialists and ICT training also skew right, but </w:t>
-      </w:r>
-      <w:r>
-        <w:rPr>
-          <w:rFonts w:ascii="Times New Roman" w:hAnsi="Times New Roman" w:cs="Times New Roman"/>
+        <w:t>The share of ICT specialists and ICT training also skew right, but with much fatter bodies around their means (26.6% and 25.9%, respectively). spec_ict notably has a small secondary cluster on the extreme right (near 80-100%), representing specific IT-dedicated industries.</w:t>
+      </w:r>
+    </w:p>
+    <w:p>
+      <w:pPr>
+        <w:jc w:val="both"/>
+        <w:rPr>
+          <w:rFonts w:ascii="Times New Roman" w:hAnsi="Times New Roman" w:cs="Times New Roman"/>
+          <w:sz w:val="24"/>
+          <w:szCs w:val="24"/>
+        </w:rPr>
+      </w:pPr>
+      <w:r>
+        <w:rPr>
+          <w:rFonts w:ascii="Times New Roman" w:hAnsi="Times New Roman" w:cs="Times New Roman"/>
+          <w:sz w:val="24"/>
+          <w:szCs w:val="24"/>
+        </w:rPr>
+        <w:t>A particularly interesting finding is the visual evidence of "bimodal" (two-peaked) distributions in several structural variables, which indicates the presence of two distinct underlying groups within the panel data.</w:t>
+      </w:r>
+      <w:r>
+        <w:rPr>
+          <w:rFonts w:ascii="Times New Roman" w:hAnsi="Times New Roman" w:cs="Times New Roman"/>
+          <w:sz w:val="24"/>
+          <w:szCs w:val="24"/>
+        </w:rPr>
+        <w:t xml:space="preserve"> </w:t>
+      </w:r>
+      <w:r>
+        <w:rPr>
+          <w:rFonts w:ascii="Times New Roman" w:hAnsi="Times New Roman" w:cs="Times New Roman"/>
+          <w:sz w:val="24"/>
+          <w:szCs w:val="24"/>
+          <w:highlight w:val="yellow"/>
+        </w:rPr>
+        <w:t>[]</w:t>
+      </w:r>
+      <w:r>
+        <w:rPr>
+          <w:rFonts w:ascii="Times New Roman" w:hAnsi="Times New Roman" w:cs="Times New Roman"/>
+          <w:sz w:val="24"/>
+          <w:szCs w:val="24"/>
+        </w:rPr>
+        <w:t xml:space="preserve"> For instance, share of high skills variable </w:t>
+      </w:r>
+      <w:r>
+        <w:rPr>
+          <w:rFonts w:ascii="Times New Roman" w:hAnsi="Times New Roman" w:cs="Times New Roman"/>
+          <w:sz w:val="24"/>
+          <w:szCs w:val="24"/>
+        </w:rPr>
+        <w:t>displays a clear bimodal distribution. The primary, massive peak occurs around 20-30%, representing traditional sectors (e.g., Construction, Manufacturing, Retail).</w:t>
+      </w:r>
+      <w:r>
+        <w:rPr>
+          <w:rFonts w:ascii="Times New Roman" w:hAnsi="Times New Roman" w:cs="Times New Roman"/>
+          <w:sz w:val="24"/>
+          <w:szCs w:val="24"/>
+        </w:rPr>
+        <w:t xml:space="preserve"> </w:t>
+      </w:r>
+      <w:r>
+        <w:rPr>
+          <w:rFonts w:ascii="Times New Roman" w:hAnsi="Times New Roman" w:cs="Times New Roman"/>
+          <w:sz w:val="24"/>
+          <w:szCs w:val="24"/>
+          <w:highlight w:val="yellow"/>
+        </w:rPr>
+        <w:t>[]</w:t>
+      </w:r>
+      <w:r>
+        <w:rPr>
+          <w:rFonts w:ascii="Times New Roman" w:hAnsi="Times New Roman" w:cs="Times New Roman"/>
+          <w:sz w:val="24"/>
+          <w:szCs w:val="24"/>
+        </w:rPr>
+        <w:t xml:space="preserve"> However, there is a distinct secondary peak on the far right side of the graph near 80-90%. This secondary peak exclusively represents highly technical sectors where high-skill labo</w:t>
+      </w:r>
+      <w:r>
+        <w:rPr>
+          <w:rFonts w:ascii="Times New Roman" w:hAnsi="Times New Roman" w:cs="Times New Roman"/>
+          <w:sz w:val="24"/>
+          <w:szCs w:val="24"/>
+        </w:rPr>
+        <w:t>u</w:t>
+      </w:r>
+      <w:r>
+        <w:rPr>
+          <w:rFonts w:ascii="Times New Roman" w:hAnsi="Times New Roman" w:cs="Times New Roman"/>
+          <w:sz w:val="24"/>
+          <w:szCs w:val="24"/>
+        </w:rPr>
+        <w:t>r is a structural necessity rather than a choice.​</w:t>
+      </w:r>
+      <w:r>
+        <w:rPr>
+          <w:rFonts w:ascii="Times New Roman" w:hAnsi="Times New Roman" w:cs="Times New Roman"/>
+          <w:sz w:val="24"/>
+          <w:szCs w:val="24"/>
+        </w:rPr>
+        <w:t xml:space="preserve"> </w:t>
+      </w:r>
+      <w:r>
+        <w:rPr>
+          <w:rFonts w:ascii="Times New Roman" w:hAnsi="Times New Roman" w:cs="Times New Roman"/>
+          <w:sz w:val="24"/>
+          <w:szCs w:val="24"/>
+          <w:highlight w:val="yellow"/>
+        </w:rPr>
+        <w:t>[]</w:t>
+      </w:r>
+    </w:p>
+    <w:p>
+      <w:pPr>
+        <w:jc w:val="both"/>
+        <w:rPr>
+          <w:rFonts w:ascii="Times New Roman" w:hAnsi="Times New Roman" w:cs="Times New Roman"/>
+          <w:sz w:val="24"/>
+          <w:szCs w:val="24"/>
+        </w:rPr>
+      </w:pPr>
+      <w:r>
+        <w:rPr>
+          <w:rFonts w:ascii="Times New Roman" w:hAnsi="Times New Roman" w:cs="Times New Roman"/>
+          <w:sz w:val="24"/>
+          <w:szCs w:val="24"/>
+        </w:rPr>
+        <w:t>The distribution of large firms is extremely wide and somewhat uniform or multi-modal, lacking a strong central peak. This reflects deep structural differences between countries with consolidated corporate markets versus those dominated by Small and Medium Enterprises (SMEs).</w:t>
+      </w:r>
+      <w:r>
+        <w:rPr>
+          <w:rFonts w:ascii="Times New Roman" w:hAnsi="Times New Roman" w:cs="Times New Roman"/>
+          <w:sz w:val="24"/>
+          <w:szCs w:val="24"/>
+        </w:rPr>
+        <w:t xml:space="preserve"> </w:t>
+      </w:r>
+      <w:r>
+        <w:rPr>
+          <w:rFonts w:ascii="Times New Roman" w:hAnsi="Times New Roman" w:cs="Times New Roman"/>
+          <w:sz w:val="24"/>
+          <w:szCs w:val="24"/>
+        </w:rPr>
+        <w:t>The inflation rate exhibits a wide but generally normal distribution centered around its 6.0% mean. Interestingly, it features a slight bimodal tendency, likely capturing the pre-crisis baseline inflation (around 2-3%) on the left, and the massive energy-crisis inflationary shock of 2022-2023 on the right (around 8-12%).</w:t>
+      </w:r>
+      <w:r>
+        <w:rPr>
+          <w:rFonts w:ascii="Times New Roman" w:hAnsi="Times New Roman" w:cs="Times New Roman"/>
+          <w:sz w:val="24"/>
+          <w:szCs w:val="24"/>
+        </w:rPr>
+        <w:t xml:space="preserve"> </w:t>
+      </w:r>
+      <w:r>
+        <w:rPr>
+          <w:rFonts w:ascii="Times New Roman" w:hAnsi="Times New Roman" w:cs="Times New Roman"/>
+          <w:sz w:val="24"/>
+          <w:szCs w:val="24"/>
+          <w:highlight w:val="yellow"/>
+        </w:rPr>
+        <w:t>[]</w:t>
+      </w:r>
+    </w:p>
+    <w:p>
+      <w:pPr>
+        <w:jc w:val="both"/>
+        <w:rPr>
+          <w:rFonts w:ascii="Times New Roman" w:hAnsi="Times New Roman" w:cs="Times New Roman"/>
+          <w:noProof/>
+          <w:sz w:val="24"/>
+          <w:szCs w:val="24"/>
+        </w:rPr>
+      </w:pPr>
+    </w:p>
+    <w:p>
+      <w:pPr>
+        <w:jc w:val="center"/>
+        <w:rPr>
+          <w:rFonts w:ascii="Times New Roman" w:hAnsi="Times New Roman" w:cs="Times New Roman"/>
+          <w:sz w:val="24"/>
+          <w:szCs w:val="24"/>
+        </w:rPr>
+      </w:pPr>
+      <w:r>
+        <w:rPr>
+          <w:rFonts w:ascii="Times New Roman" w:hAnsi="Times New Roman" w:cs="Times New Roman"/>
+          <w:noProof/>
           <w:sz w:val="24"/>
           <w:szCs w:val="24"/>
         </w:rPr>
         <w:lastRenderedPageBreak/>
-        <w:t>with much fatter bodies around their means (26.6% and 25.9%, respectively). spec_ict notably has a small secondary cluster on the extreme right (near 80-100%), representing specific IT-dedicated industries.</w:t>
-      </w:r>
-    </w:p>
-    <w:p>
-      <w:pPr>
-        <w:jc w:val="both"/>
-        <w:rPr>
-          <w:rFonts w:ascii="Times New Roman" w:hAnsi="Times New Roman" w:cs="Times New Roman"/>
-          <w:sz w:val="24"/>
-          <w:szCs w:val="24"/>
-        </w:rPr>
-      </w:pPr>
-      <w:r>
-        <w:rPr>
-          <w:rFonts w:ascii="Times New Roman" w:hAnsi="Times New Roman" w:cs="Times New Roman"/>
-          <w:sz w:val="24"/>
-          <w:szCs w:val="24"/>
-        </w:rPr>
-        <w:t>A particularly interesting finding is the visual evidence of "bimodal" (two-peaked) distributions in several structural variables, which indicates the presence of two distinct underlying groups within the panel data.</w:t>
-      </w:r>
-      <w:r>
-        <w:rPr>
-          <w:rFonts w:ascii="Times New Roman" w:hAnsi="Times New Roman" w:cs="Times New Roman"/>
-          <w:sz w:val="24"/>
-          <w:szCs w:val="24"/>
-        </w:rPr>
-        <w:t xml:space="preserve"> </w:t>
-      </w:r>
-      <w:r>
-        <w:rPr>
-          <w:rFonts w:ascii="Times New Roman" w:hAnsi="Times New Roman" w:cs="Times New Roman"/>
-          <w:sz w:val="24"/>
-          <w:szCs w:val="24"/>
-          <w:highlight w:val="yellow"/>
-        </w:rPr>
-        <w:t>[]</w:t>
-      </w:r>
-      <w:r>
-        <w:rPr>
-          <w:rFonts w:ascii="Times New Roman" w:hAnsi="Times New Roman" w:cs="Times New Roman"/>
-          <w:sz w:val="24"/>
-          <w:szCs w:val="24"/>
-        </w:rPr>
-        <w:t xml:space="preserve"> For instance, share of high skills variable </w:t>
-      </w:r>
-      <w:r>
-        <w:rPr>
-          <w:rFonts w:ascii="Times New Roman" w:hAnsi="Times New Roman" w:cs="Times New Roman"/>
-          <w:sz w:val="24"/>
-          <w:szCs w:val="24"/>
-        </w:rPr>
-        <w:t>displays a clear bimodal distribution. The primary, massive peak occurs around 20-30%, representing traditional sectors (e.g., Construction, Manufacturing, Retail).</w:t>
-      </w:r>
-      <w:r>
-        <w:rPr>
-          <w:rFonts w:ascii="Times New Roman" w:hAnsi="Times New Roman" w:cs="Times New Roman"/>
-          <w:sz w:val="24"/>
-          <w:szCs w:val="24"/>
-        </w:rPr>
-        <w:t xml:space="preserve"> </w:t>
-      </w:r>
-      <w:r>
-        <w:rPr>
-          <w:rFonts w:ascii="Times New Roman" w:hAnsi="Times New Roman" w:cs="Times New Roman"/>
-          <w:sz w:val="24"/>
-          <w:szCs w:val="24"/>
-          <w:highlight w:val="yellow"/>
-        </w:rPr>
-        <w:t>[]</w:t>
-      </w:r>
-      <w:r>
-        <w:rPr>
-          <w:rFonts w:ascii="Times New Roman" w:hAnsi="Times New Roman" w:cs="Times New Roman"/>
-          <w:sz w:val="24"/>
-          <w:szCs w:val="24"/>
-        </w:rPr>
-        <w:t xml:space="preserve"> However, there is a distinct secondary peak on the far right side of the graph near 80-90%. This secondary peak exclusively represents highly technical sectors where high-skill labo</w:t>
-      </w:r>
-      <w:r>
-        <w:rPr>
-          <w:rFonts w:ascii="Times New Roman" w:hAnsi="Times New Roman" w:cs="Times New Roman"/>
-          <w:sz w:val="24"/>
-          <w:szCs w:val="24"/>
-        </w:rPr>
-        <w:t>u</w:t>
-      </w:r>
-      <w:r>
-        <w:rPr>
-          <w:rFonts w:ascii="Times New Roman" w:hAnsi="Times New Roman" w:cs="Times New Roman"/>
-          <w:sz w:val="24"/>
-          <w:szCs w:val="24"/>
-        </w:rPr>
-        <w:t>r is a structural necessity rather than a choice.​</w:t>
-      </w:r>
-      <w:r>
-        <w:rPr>
-          <w:rFonts w:ascii="Times New Roman" w:hAnsi="Times New Roman" w:cs="Times New Roman"/>
-          <w:sz w:val="24"/>
-          <w:szCs w:val="24"/>
-        </w:rPr>
-        <w:t xml:space="preserve"> </w:t>
-      </w:r>
-      <w:r>
-        <w:rPr>
-          <w:rFonts w:ascii="Times New Roman" w:hAnsi="Times New Roman" w:cs="Times New Roman"/>
-          <w:sz w:val="24"/>
-          <w:szCs w:val="24"/>
-          <w:highlight w:val="yellow"/>
-        </w:rPr>
-        <w:t>[]</w:t>
-      </w:r>
-    </w:p>
-    <w:p>
-      <w:pPr>
-        <w:jc w:val="both"/>
-        <w:rPr>
-          <w:rFonts w:ascii="Times New Roman" w:hAnsi="Times New Roman" w:cs="Times New Roman"/>
-          <w:sz w:val="24"/>
-          <w:szCs w:val="24"/>
-        </w:rPr>
-      </w:pPr>
-      <w:r>
-        <w:rPr>
-          <w:rFonts w:ascii="Times New Roman" w:hAnsi="Times New Roman" w:cs="Times New Roman"/>
-          <w:sz w:val="24"/>
-          <w:szCs w:val="24"/>
-        </w:rPr>
-        <w:t>The distribution of large firms is extremely wide and somewhat uniform or multi-modal, lacking a strong central peak. This reflects deep structural differences between countries with consolidated corporate markets versus those dominated by Small and Medium Enterprises (SMEs).</w:t>
-      </w:r>
-      <w:r>
-        <w:rPr>
-          <w:rFonts w:ascii="Times New Roman" w:hAnsi="Times New Roman" w:cs="Times New Roman"/>
-          <w:sz w:val="24"/>
-          <w:szCs w:val="24"/>
-        </w:rPr>
-        <w:t xml:space="preserve"> </w:t>
-      </w:r>
-      <w:r>
-        <w:rPr>
-          <w:rFonts w:ascii="Times New Roman" w:hAnsi="Times New Roman" w:cs="Times New Roman"/>
-          <w:sz w:val="24"/>
-          <w:szCs w:val="24"/>
-        </w:rPr>
-        <w:t>The inflation rate exhibits a wide but generally normal distribution centered around its 6.0% mean. Interestingly, it features a slight bimodal tendency, likely capturing the pre-crisis baseline inflation (around 2-3%) on the left, and the massive energy-crisis inflationary shock of 2022-2023 on the right (around 8-12%).</w:t>
-      </w:r>
-      <w:r>
-        <w:rPr>
-          <w:rFonts w:ascii="Times New Roman" w:hAnsi="Times New Roman" w:cs="Times New Roman"/>
-          <w:sz w:val="24"/>
-          <w:szCs w:val="24"/>
-        </w:rPr>
-        <w:t xml:space="preserve"> </w:t>
-      </w:r>
-      <w:r>
-        <w:rPr>
-          <w:rFonts w:ascii="Times New Roman" w:hAnsi="Times New Roman" w:cs="Times New Roman"/>
-          <w:sz w:val="24"/>
-          <w:szCs w:val="24"/>
-          <w:highlight w:val="yellow"/>
-        </w:rPr>
-        <w:t>[]</w:t>
-      </w:r>
-    </w:p>
-    <w:p>
-      <w:pPr>
-        <w:jc w:val="both"/>
-        <w:rPr>
-          <w:rFonts w:ascii="Times New Roman" w:hAnsi="Times New Roman" w:cs="Times New Roman"/>
-          <w:noProof/>
-          <w:sz w:val="24"/>
-          <w:szCs w:val="24"/>
-        </w:rPr>
-      </w:pPr>
-    </w:p>
-    <w:p>
-      <w:pPr>
-        <w:jc w:val="center"/>
-        <w:rPr>
-          <w:rFonts w:ascii="Times New Roman" w:hAnsi="Times New Roman" w:cs="Times New Roman"/>
-          <w:sz w:val="24"/>
-          <w:szCs w:val="24"/>
-        </w:rPr>
-      </w:pPr>
-      <w:r>
-        <w:rPr>
-          <w:rFonts w:ascii="Times New Roman" w:hAnsi="Times New Roman" w:cs="Times New Roman"/>
-          <w:noProof/>
-          <w:sz w:val="24"/>
-          <w:szCs w:val="24"/>
-        </w:rPr>
         <w:drawing>
           <wp:inline distT="0" distB="0" distL="0" distR="0" wp14:anchorId="6A1CE198" wp14:editId="62B7D28A">
             <wp:extent cx="3953848" cy="3042138"/>
@@ -13695,16 +11076,7 @@
           <w:sz w:val="24"/>
           <w:szCs w:val="24"/>
         </w:rPr>
-        <w:t xml:space="preserve">surpassing an index of 150). This confirms that the Nordics operate at a structural AI adoption rate vastly superior to the rest of the continent. Germany and parts of Western Europe form a secondary </w:t>
-      </w:r>
-      <w:r>
-        <w:rPr>
-          <w:rFonts w:ascii="Times New Roman" w:hAnsi="Times New Roman" w:cs="Times New Roman"/>
-          <w:sz w:val="24"/>
-          <w:szCs w:val="24"/>
-        </w:rPr>
-        <w:lastRenderedPageBreak/>
-        <w:t xml:space="preserve">tier of high intensity. </w:t>
+        <w:t xml:space="preserve">surpassing an index of 150). This confirms that the Nordics operate at a structural AI adoption rate vastly superior to the rest of the continent. Germany and parts of Western Europe form a secondary tier of high intensity. </w:t>
       </w:r>
       <w:r>
         <w:rPr>
@@ -13856,6 +11228,7 @@
           <w:sz w:val="24"/>
           <w:szCs w:val="24"/>
         </w:rPr>
+        <w:lastRenderedPageBreak/>
         <w:drawing>
           <wp:inline distT="0" distB="0" distL="0" distR="0" wp14:anchorId="6C569CD6" wp14:editId="6124CE2A">
             <wp:extent cx="5731510" cy="4126865"/>
@@ -13936,7 +11309,77 @@
           <w:sz w:val="24"/>
           <w:szCs w:val="24"/>
         </w:rPr>
-        <w:t xml:space="preserve">We can notice the first most striking visual patter, related to the absolute </w:t>
+        <w:t xml:space="preserve">We can notice the first most striking visual patter, related to the absolute dominance of the  Information and Communication sector across almost all digital metrics. Sector J operates in an entirely separate statistical distribution compared to the rest of the economy. Between 60% and 80% of the workforce in Sector J are classified as ICT Specialists, and roughly 60% of enterprises provide formal ICT Training. In stark contrast, no other sector exceeds a median of 25% for either metric. However, despite sector J's absolute leadership in AI adoption and high-skill human capital, its real wage distribution is surprisingly similar to traditional sectors like Manufacturing (sector C) and Wholesale/Retail (sector G). While the upper-bound outliers in Sector J do command the highest wages in the panel (approaching 50 EUR/hour), the median wage is only marginally higher than the rest of the sectors. </w:t>
+      </w:r>
+      <w:r>
+        <w:rPr>
+          <w:rFonts w:ascii="Times New Roman" w:hAnsi="Times New Roman" w:cs="Times New Roman"/>
+          <w:sz w:val="24"/>
+          <w:szCs w:val="24"/>
+          <w:highlight w:val="yellow"/>
+        </w:rPr>
+        <w:t>[]</w:t>
+      </w:r>
+    </w:p>
+    <w:p>
+      <w:pPr>
+        <w:jc w:val="both"/>
+        <w:rPr>
+          <w:rFonts w:ascii="Times New Roman" w:hAnsi="Times New Roman" w:cs="Times New Roman"/>
+          <w:sz w:val="24"/>
+          <w:szCs w:val="24"/>
+        </w:rPr>
+      </w:pPr>
+      <w:r>
+        <w:rPr>
+          <w:rFonts w:ascii="Times New Roman" w:hAnsi="Times New Roman" w:cs="Times New Roman"/>
+          <w:sz w:val="24"/>
+          <w:szCs w:val="24"/>
+        </w:rPr>
+        <w:t>Looking across the time dimension (from the green 2021 boxes to the pink 2024 boxes), a clear synchronized growth trend is visible between AI technology and upskilling.</w:t>
+      </w:r>
+      <w:r>
+        <w:rPr>
+          <w:rFonts w:ascii="Times New Roman" w:hAnsi="Times New Roman" w:cs="Times New Roman"/>
+          <w:sz w:val="24"/>
+          <w:szCs w:val="24"/>
+        </w:rPr>
+        <w:t xml:space="preserve"> AI Adoption exhibits aggressive, compounding growth, culminating in a severe upward spike in 2024 across nearly all sectors, likely driven by the mainstream commercialization of generative AI. </w:t>
+      </w:r>
+      <w:r>
+        <w:rPr>
+          <w:rFonts w:ascii="Times New Roman" w:hAnsi="Times New Roman" w:cs="Times New Roman"/>
+          <w:sz w:val="24"/>
+          <w:szCs w:val="24"/>
+          <w:highlight w:val="yellow"/>
+        </w:rPr>
+        <w:t>[]</w:t>
+      </w:r>
+      <w:r>
+        <w:rPr>
+          <w:rFonts w:ascii="Times New Roman" w:hAnsi="Times New Roman" w:cs="Times New Roman"/>
+          <w:sz w:val="24"/>
+          <w:szCs w:val="24"/>
+        </w:rPr>
+        <w:t xml:space="preserve"> Moreover, ICT Training mirrors this exact growth trajectory. As sectors integrate more AI, the share of enterprises providing ICT training steadily expands year-over-year. This visualizes a complementary relationship: physical technological adoption forces firms to continuously upskill their existing workforce to interact with new systems.</w:t>
+      </w:r>
+    </w:p>
+    <w:p>
+      <w:pPr>
+        <w:jc w:val="both"/>
+        <w:rPr>
+          <w:rFonts w:ascii="Times New Roman" w:hAnsi="Times New Roman" w:cs="Times New Roman"/>
+          <w:sz w:val="24"/>
+          <w:szCs w:val="24"/>
+        </w:rPr>
+      </w:pPr>
+      <w:r>
+        <w:rPr>
+          <w:rFonts w:ascii="Times New Roman" w:hAnsi="Times New Roman" w:cs="Times New Roman"/>
+          <w:sz w:val="24"/>
+          <w:szCs w:val="24"/>
+        </w:rPr>
+        <w:t xml:space="preserve">In sharp contrast to the rapid growth of AI and Training, the distribution of ICT Specialists remains remarkably stagnant from 2021 to 2024. The boxes for Specialists barely shift upward in any sector. This reveals a critical labour market constraint: while firms can </w:t>
       </w:r>
       <w:r>
         <w:rPr>
@@ -13945,77 +11388,7 @@
           <w:szCs w:val="24"/>
         </w:rPr>
         <w:lastRenderedPageBreak/>
-        <w:t xml:space="preserve">dominance of the  Information and Communication sector across almost all digital metrics. Sector J operates in an entirely separate statistical distribution compared to the rest of the economy. Between 60% and 80% of the workforce in Sector J are classified as ICT Specialists, and roughly 60% of enterprises provide formal ICT Training. In stark contrast, no other sector exceeds a median of 25% for either metric. However, despite sector J's absolute leadership in AI adoption and high-skill human capital, its real wage distribution is surprisingly similar to traditional sectors like Manufacturing (sector C) and Wholesale/Retail (sector G). While the upper-bound outliers in Sector J do command the highest wages in the panel (approaching 50 EUR/hour), the median wage is only marginally higher than the rest of the sectors. </w:t>
-      </w:r>
-      <w:r>
-        <w:rPr>
-          <w:rFonts w:ascii="Times New Roman" w:hAnsi="Times New Roman" w:cs="Times New Roman"/>
-          <w:sz w:val="24"/>
-          <w:szCs w:val="24"/>
-          <w:highlight w:val="yellow"/>
-        </w:rPr>
-        <w:t>[]</w:t>
-      </w:r>
-    </w:p>
-    <w:p>
-      <w:pPr>
-        <w:jc w:val="both"/>
-        <w:rPr>
-          <w:rFonts w:ascii="Times New Roman" w:hAnsi="Times New Roman" w:cs="Times New Roman"/>
-          <w:sz w:val="24"/>
-          <w:szCs w:val="24"/>
-        </w:rPr>
-      </w:pPr>
-      <w:r>
-        <w:rPr>
-          <w:rFonts w:ascii="Times New Roman" w:hAnsi="Times New Roman" w:cs="Times New Roman"/>
-          <w:sz w:val="24"/>
-          <w:szCs w:val="24"/>
-        </w:rPr>
-        <w:t>Looking across the time dimension (from the green 2021 boxes to the pink 2024 boxes), a clear synchronized growth trend is visible between AI technology and upskilling.</w:t>
-      </w:r>
-      <w:r>
-        <w:rPr>
-          <w:rFonts w:ascii="Times New Roman" w:hAnsi="Times New Roman" w:cs="Times New Roman"/>
-          <w:sz w:val="24"/>
-          <w:szCs w:val="24"/>
-        </w:rPr>
-        <w:t xml:space="preserve"> AI Adoption exhibits aggressive, compounding growth, culminating in a severe upward spike in 2024 across nearly all sectors, likely driven by the mainstream commercialization of generative AI. </w:t>
-      </w:r>
-      <w:r>
-        <w:rPr>
-          <w:rFonts w:ascii="Times New Roman" w:hAnsi="Times New Roman" w:cs="Times New Roman"/>
-          <w:sz w:val="24"/>
-          <w:szCs w:val="24"/>
-          <w:highlight w:val="yellow"/>
-        </w:rPr>
-        <w:t>[]</w:t>
-      </w:r>
-      <w:r>
-        <w:rPr>
-          <w:rFonts w:ascii="Times New Roman" w:hAnsi="Times New Roman" w:cs="Times New Roman"/>
-          <w:sz w:val="24"/>
-          <w:szCs w:val="24"/>
-        </w:rPr>
-        <w:t xml:space="preserve"> Moreover, ICT Training mirrors this exact growth trajectory. As sectors integrate more AI, the share of enterprises providing ICT training steadily expands year-over-year. This visualizes a complementary relationship: physical technological adoption forces firms to continuously upskill their existing workforce to interact with new systems.</w:t>
-      </w:r>
-    </w:p>
-    <w:p>
-      <w:pPr>
-        <w:jc w:val="both"/>
-        <w:rPr>
-          <w:rFonts w:ascii="Times New Roman" w:hAnsi="Times New Roman" w:cs="Times New Roman"/>
-          <w:sz w:val="24"/>
-          <w:szCs w:val="24"/>
-        </w:rPr>
-      </w:pPr>
-      <w:r>
-        <w:rPr>
-          <w:rFonts w:ascii="Times New Roman" w:hAnsi="Times New Roman" w:cs="Times New Roman"/>
-          <w:sz w:val="24"/>
-          <w:szCs w:val="24"/>
-        </w:rPr>
-        <w:t>In sharp contrast to the rapid growth of AI and Training, the distribution of ICT Specialists remains remarkably stagnant from 2021 to 2024. The boxes for Specialists barely shift upward in any sector. This reveals a critical labour market constraint: while firms can easily purchase AI software and provide short-term training to current employees (driving those metrics up), hiring dedicated, highly-educated ICT specialists is structurally difficult due to inelastic labour supply. The share of specialists acts as a rigid, time-invariant endowment rather than a dynamic variable.</w:t>
+        <w:t>easily purchase AI software and provide short-term training to current employees (driving those metrics up), hiring dedicated, highly-educated ICT specialists is structurally difficult due to inelastic labour supply. The share of specialists acts as a rigid, time-invariant endowment rather than a dynamic variable.</w:t>
       </w:r>
       <w:r>
         <w:rPr>
@@ -14033,11 +11406,11 @@
         <w:tblLook w:val="04A0" w:firstRow="1" w:lastRow="0" w:firstColumn="1" w:lastColumn="0" w:noHBand="0" w:noVBand="1"/>
       </w:tblPr>
       <w:tblGrid>
-        <w:gridCol w:w="1270"/>
-        <w:gridCol w:w="1240"/>
-        <w:gridCol w:w="1772"/>
-        <w:gridCol w:w="3222"/>
-        <w:gridCol w:w="1563"/>
+        <w:gridCol w:w="1271"/>
+        <w:gridCol w:w="1276"/>
+        <w:gridCol w:w="1843"/>
+        <w:gridCol w:w="3402"/>
+        <w:gridCol w:w="1275"/>
       </w:tblGrid>
       <w:tr>
         <w:tc>
@@ -14677,161 +12050,161 @@
           <w:szCs w:val="24"/>
           <w:highlight w:val="yellow"/>
         </w:rPr>
+        <w:t xml:space="preserve">Conditional Interquartile Range (IQR) methodology. Bounds were calculated dynamically for each NACE sector within each year </w:t>
+      </w:r>
+      <w:r>
+        <w:rPr>
+          <w:rFonts w:ascii="Times New Roman" w:hAnsi="Times New Roman" w:cs="Times New Roman"/>
+          <w:sz w:val="24"/>
+          <w:szCs w:val="24"/>
+          <w:highlight w:val="yellow"/>
+        </w:rPr>
+        <w:t xml:space="preserve">[IQR = Q3 - Q1; lower_bound = Q1 - 1.5 * IQR ; upper_bound = Q3 + 1.5 * IQR] </w:t>
+      </w:r>
+      <w:r>
+        <w:rPr>
+          <w:rFonts w:ascii="Times New Roman" w:hAnsi="Times New Roman" w:cs="Times New Roman"/>
+          <w:sz w:val="24"/>
+          <w:szCs w:val="24"/>
+          <w:highlight w:val="yellow"/>
+        </w:rPr>
+        <w:t>to ensure that naturally high adoption rates in the IT sector were not falsely flagged as anomalies</w:t>
+      </w:r>
+      <w:r>
+        <w:rPr>
+          <w:rFonts w:ascii="Times New Roman" w:hAnsi="Times New Roman" w:cs="Times New Roman"/>
+          <w:sz w:val="24"/>
+          <w:szCs w:val="24"/>
+        </w:rPr>
+        <w:t>.</w:t>
+      </w:r>
+    </w:p>
+    <w:p>
+      <w:pPr>
+        <w:jc w:val="both"/>
+        <w:rPr>
+          <w:rFonts w:ascii="Times New Roman" w:hAnsi="Times New Roman" w:cs="Times New Roman"/>
+          <w:sz w:val="24"/>
+          <w:szCs w:val="24"/>
+        </w:rPr>
+      </w:pPr>
+      <w:r>
+        <w:rPr>
+          <w:rFonts w:ascii="Times New Roman" w:hAnsi="Times New Roman" w:cs="Times New Roman"/>
+          <w:sz w:val="24"/>
+          <w:szCs w:val="24"/>
+        </w:rPr>
+        <w:t xml:space="preserve">As detailed in </w:t>
+      </w:r>
+      <w:r>
+        <w:rPr>
+          <w:rFonts w:ascii="Times New Roman" w:hAnsi="Times New Roman" w:cs="Times New Roman"/>
+          <w:sz w:val="24"/>
+          <w:szCs w:val="24"/>
+          <w:highlight w:val="yellow"/>
+        </w:rPr>
+        <w:t>Table X</w:t>
+      </w:r>
+      <w:r>
+        <w:rPr>
+          <w:rFonts w:ascii="Times New Roman" w:hAnsi="Times New Roman" w:cs="Times New Roman"/>
+          <w:sz w:val="24"/>
+          <w:szCs w:val="24"/>
+        </w:rPr>
+        <w:t xml:space="preserve">, the </w:t>
+      </w:r>
+      <w:r>
+        <w:rPr>
+          <w:rFonts w:ascii="Times New Roman" w:hAnsi="Times New Roman" w:cs="Times New Roman"/>
+          <w:sz w:val="24"/>
+          <w:szCs w:val="24"/>
+        </w:rPr>
+        <w:t>given methodology</w:t>
+      </w:r>
+      <w:r>
+        <w:rPr>
+          <w:rFonts w:ascii="Times New Roman" w:hAnsi="Times New Roman" w:cs="Times New Roman"/>
+          <w:sz w:val="24"/>
+          <w:szCs w:val="24"/>
+        </w:rPr>
+        <w:t xml:space="preserve"> identified several country-specific structural outliers. Denmark (DK) consistently breached the upper IQR bounds for AI adoption across multiple traditional sectors (Manufacturing, Retail, Transport) in 2021 and 2022, representing a "frontier" economy operating far ahead of the European curve.</w:t>
+      </w:r>
+      <w:r>
+        <w:rPr>
+          <w:rFonts w:ascii="Times New Roman" w:hAnsi="Times New Roman" w:cs="Times New Roman"/>
+          <w:sz w:val="24"/>
+          <w:szCs w:val="24"/>
+        </w:rPr>
+        <w:t xml:space="preserve"> </w:t>
+      </w:r>
+      <w:r>
+        <w:rPr>
+          <w:rFonts w:ascii="Times New Roman" w:hAnsi="Times New Roman" w:cs="Times New Roman"/>
+          <w:sz w:val="24"/>
+          <w:szCs w:val="24"/>
+          <w:highlight w:val="yellow"/>
+        </w:rPr>
+        <w:t>[link to the table in appendix</w:t>
+      </w:r>
+      <w:r>
+        <w:rPr>
+          <w:rFonts w:ascii="Times New Roman" w:hAnsi="Times New Roman" w:cs="Times New Roman"/>
+          <w:sz w:val="24"/>
+          <w:szCs w:val="24"/>
+        </w:rPr>
+        <w:t>]</w:t>
+      </w:r>
+      <w:r>
+        <w:rPr>
+          <w:rFonts w:ascii="Times New Roman" w:hAnsi="Times New Roman" w:cs="Times New Roman"/>
+          <w:sz w:val="24"/>
+          <w:szCs w:val="24"/>
+        </w:rPr>
+        <w:t xml:space="preserve"> Similarly, Cyprus (CY) and Hungary (HU) were flagged as upper-bound outliers for their concentration of ICT specialists within the Transportation sector (NACE H), reflecting unique, highly digitized logistics industries. Conversely, France (FR) emerged as the sole lower-bound outlier for ICT training in the Accommodation sector (NACE I), indicating severe systemic underinvestment compared to the European median.</w:t>
+      </w:r>
+      <w:r>
+        <w:rPr>
+          <w:rFonts w:ascii="Times New Roman" w:hAnsi="Times New Roman" w:cs="Times New Roman"/>
+          <w:sz w:val="24"/>
+          <w:szCs w:val="24"/>
+        </w:rPr>
+        <w:t xml:space="preserve"> </w:t>
+      </w:r>
+      <w:r>
+        <w:rPr>
+          <w:rFonts w:ascii="Times New Roman" w:hAnsi="Times New Roman" w:cs="Times New Roman"/>
+          <w:sz w:val="24"/>
+          <w:szCs w:val="24"/>
+          <w:highlight w:val="yellow"/>
+        </w:rPr>
+        <w:t>Because these flagged observations represent genuine structural variations in the European digital landscape rather than measurement errors, they were strictly retained in the dataset. Removing them would artificially truncate the technological frontier and introduce severe selection bias. However, to ensure these high-leverage outliers do not disproportionately bias the pooled estimations, all subsequent panel regressions will be estimated utilizing robust standard errors clustered at the country level</w:t>
+      </w:r>
+      <w:r>
+        <w:rPr>
+          <w:rFonts w:ascii="Times New Roman" w:hAnsi="Times New Roman" w:cs="Times New Roman"/>
+          <w:sz w:val="24"/>
+          <w:szCs w:val="24"/>
+        </w:rPr>
+        <w:t>.</w:t>
+      </w:r>
+    </w:p>
+    <w:p>
+      <w:pPr>
+        <w:jc w:val="both"/>
+        <w:rPr>
+          <w:rFonts w:ascii="Times New Roman" w:hAnsi="Times New Roman" w:cs="Times New Roman"/>
+          <w:sz w:val="24"/>
+          <w:szCs w:val="24"/>
+        </w:rPr>
+      </w:pPr>
+      <w:r>
+        <w:rPr>
+          <w:rFonts w:ascii="Times New Roman" w:hAnsi="Times New Roman" w:cs="Times New Roman"/>
+          <w:noProof/>
+          <w:sz w:val="24"/>
+          <w:szCs w:val="24"/>
+        </w:rPr>
         <w:lastRenderedPageBreak/>
-        <w:t xml:space="preserve">Conditional Interquartile Range (IQR) methodology. Bounds were calculated dynamically for each NACE sector within each year </w:t>
-      </w:r>
-      <w:r>
-        <w:rPr>
-          <w:rFonts w:ascii="Times New Roman" w:hAnsi="Times New Roman" w:cs="Times New Roman"/>
-          <w:sz w:val="24"/>
-          <w:szCs w:val="24"/>
-          <w:highlight w:val="yellow"/>
-        </w:rPr>
-        <w:t xml:space="preserve">[IQR = Q3 - Q1; lower_bound = Q1 - 1.5 * IQR ; upper_bound = Q3 + 1.5 * IQR] </w:t>
-      </w:r>
-      <w:r>
-        <w:rPr>
-          <w:rFonts w:ascii="Times New Roman" w:hAnsi="Times New Roman" w:cs="Times New Roman"/>
-          <w:sz w:val="24"/>
-          <w:szCs w:val="24"/>
-          <w:highlight w:val="yellow"/>
-        </w:rPr>
-        <w:t>to ensure that naturally high adoption rates in the IT sector were not falsely flagged as anomalies</w:t>
-      </w:r>
-      <w:r>
-        <w:rPr>
-          <w:rFonts w:ascii="Times New Roman" w:hAnsi="Times New Roman" w:cs="Times New Roman"/>
-          <w:sz w:val="24"/>
-          <w:szCs w:val="24"/>
-        </w:rPr>
-        <w:t>.</w:t>
-      </w:r>
-    </w:p>
-    <w:p>
-      <w:pPr>
-        <w:jc w:val="both"/>
-        <w:rPr>
-          <w:rFonts w:ascii="Times New Roman" w:hAnsi="Times New Roman" w:cs="Times New Roman"/>
-          <w:sz w:val="24"/>
-          <w:szCs w:val="24"/>
-        </w:rPr>
-      </w:pPr>
-      <w:r>
-        <w:rPr>
-          <w:rFonts w:ascii="Times New Roman" w:hAnsi="Times New Roman" w:cs="Times New Roman"/>
-          <w:sz w:val="24"/>
-          <w:szCs w:val="24"/>
-        </w:rPr>
-        <w:t xml:space="preserve">As detailed in </w:t>
-      </w:r>
-      <w:r>
-        <w:rPr>
-          <w:rFonts w:ascii="Times New Roman" w:hAnsi="Times New Roman" w:cs="Times New Roman"/>
-          <w:sz w:val="24"/>
-          <w:szCs w:val="24"/>
-          <w:highlight w:val="yellow"/>
-        </w:rPr>
-        <w:t>Table X</w:t>
-      </w:r>
-      <w:r>
-        <w:rPr>
-          <w:rFonts w:ascii="Times New Roman" w:hAnsi="Times New Roman" w:cs="Times New Roman"/>
-          <w:sz w:val="24"/>
-          <w:szCs w:val="24"/>
-        </w:rPr>
-        <w:t xml:space="preserve">, the </w:t>
-      </w:r>
-      <w:r>
-        <w:rPr>
-          <w:rFonts w:ascii="Times New Roman" w:hAnsi="Times New Roman" w:cs="Times New Roman"/>
-          <w:sz w:val="24"/>
-          <w:szCs w:val="24"/>
-        </w:rPr>
-        <w:t>given methodology</w:t>
-      </w:r>
-      <w:r>
-        <w:rPr>
-          <w:rFonts w:ascii="Times New Roman" w:hAnsi="Times New Roman" w:cs="Times New Roman"/>
-          <w:sz w:val="24"/>
-          <w:szCs w:val="24"/>
-        </w:rPr>
-        <w:t xml:space="preserve"> identified several country-specific structural outliers. Denmark (DK) consistently breached the upper IQR bounds for AI adoption across multiple traditional sectors (Manufacturing, Retail, Transport) in 2021 and 2022, representing a "frontier" economy operating far ahead of the European curve.</w:t>
-      </w:r>
-      <w:r>
-        <w:rPr>
-          <w:rFonts w:ascii="Times New Roman" w:hAnsi="Times New Roman" w:cs="Times New Roman"/>
-          <w:sz w:val="24"/>
-          <w:szCs w:val="24"/>
-        </w:rPr>
-        <w:t xml:space="preserve"> </w:t>
-      </w:r>
-      <w:r>
-        <w:rPr>
-          <w:rFonts w:ascii="Times New Roman" w:hAnsi="Times New Roman" w:cs="Times New Roman"/>
-          <w:sz w:val="24"/>
-          <w:szCs w:val="24"/>
-          <w:highlight w:val="yellow"/>
-        </w:rPr>
-        <w:t>[link to the table in appendix</w:t>
-      </w:r>
-      <w:r>
-        <w:rPr>
-          <w:rFonts w:ascii="Times New Roman" w:hAnsi="Times New Roman" w:cs="Times New Roman"/>
-          <w:sz w:val="24"/>
-          <w:szCs w:val="24"/>
-        </w:rPr>
-        <w:t>]</w:t>
-      </w:r>
-      <w:r>
-        <w:rPr>
-          <w:rFonts w:ascii="Times New Roman" w:hAnsi="Times New Roman" w:cs="Times New Roman"/>
-          <w:sz w:val="24"/>
-          <w:szCs w:val="24"/>
-        </w:rPr>
-        <w:t xml:space="preserve"> Similarly, Cyprus (CY) and Hungary (HU) were flagged as upper-bound outliers for their concentration of ICT specialists within the Transportation sector (NACE H), reflecting unique, highly digitized logistics industries. Conversely, France (FR) emerged as the sole lower-bound outlier for ICT training in the Accommodation sector (NACE I), indicating severe systemic underinvestment compared to the European median.</w:t>
-      </w:r>
-      <w:r>
-        <w:rPr>
-          <w:rFonts w:ascii="Times New Roman" w:hAnsi="Times New Roman" w:cs="Times New Roman"/>
-          <w:sz w:val="24"/>
-          <w:szCs w:val="24"/>
-        </w:rPr>
-        <w:t xml:space="preserve"> </w:t>
-      </w:r>
-      <w:r>
-        <w:rPr>
-          <w:rFonts w:ascii="Times New Roman" w:hAnsi="Times New Roman" w:cs="Times New Roman"/>
-          <w:sz w:val="24"/>
-          <w:szCs w:val="24"/>
-          <w:highlight w:val="yellow"/>
-        </w:rPr>
-        <w:t>Because these flagged observations represent genuine structural variations in the European digital landscape rather than measurement errors, they were strictly retained in the dataset. Removing them would artificially truncate the technological frontier and introduce severe selection bias. However, to ensure these high-leverage outliers do not disproportionately bias the pooled estimations, all subsequent panel regressions will be estimated utilizing robust standard errors clustered at the country level</w:t>
-      </w:r>
-      <w:r>
-        <w:rPr>
-          <w:rFonts w:ascii="Times New Roman" w:hAnsi="Times New Roman" w:cs="Times New Roman"/>
-          <w:sz w:val="24"/>
-          <w:szCs w:val="24"/>
-        </w:rPr>
-        <w:t>.</w:t>
-      </w:r>
-    </w:p>
-    <w:p>
-      <w:pPr>
-        <w:jc w:val="both"/>
-        <w:rPr>
-          <w:rFonts w:ascii="Times New Roman" w:hAnsi="Times New Roman" w:cs="Times New Roman"/>
-          <w:sz w:val="24"/>
-          <w:szCs w:val="24"/>
-        </w:rPr>
-      </w:pPr>
-      <w:r>
-        <w:rPr>
-          <w:rFonts w:ascii="Times New Roman" w:hAnsi="Times New Roman" w:cs="Times New Roman"/>
-          <w:noProof/>
-          <w:sz w:val="24"/>
-          <w:szCs w:val="24"/>
-        </w:rPr>
         <w:drawing>
           <wp:inline distT="0" distB="0" distL="0" distR="0" wp14:anchorId="0CEC9A44" wp14:editId="3548FB29">
             <wp:extent cx="5731510" cy="1125855"/>
@@ -14998,16 +12371,7 @@
           <w:sz w:val="24"/>
           <w:szCs w:val="24"/>
         </w:rPr>
-        <w:t xml:space="preserve">ral difference between dark (low training) and bright yellow-green bubbles (high training) as AI adoption increases. At low adoption levels (0–10%), dark and bright bubbles are distributed similarly along the Y-axis, with wages </w:t>
-      </w:r>
-      <w:r>
-        <w:rPr>
-          <w:rFonts w:ascii="Times New Roman" w:hAnsi="Times New Roman" w:cs="Times New Roman"/>
-          <w:sz w:val="24"/>
-          <w:szCs w:val="24"/>
-        </w:rPr>
-        <w:lastRenderedPageBreak/>
-        <w:t xml:space="preserve">clustered in the 5–15 EUR/hour range. However, at higher adoption levels (20%+), the highest-wage observations are almost exclusively represented by large, bright yellow-green bubbles </w:t>
+        <w:t xml:space="preserve">ral difference between dark (low training) and bright yellow-green bubbles (high training) as AI adoption increases. At low adoption levels (0–10%), dark and bright bubbles are distributed similarly along the Y-axis, with wages clustered in the 5–15 EUR/hour range. However, at higher adoption levels (20%+), the highest-wage observations are almost exclusively represented by large, bright yellow-green bubbles </w:t>
       </w:r>
       <w:r>
         <w:rPr>
@@ -15162,7 +12526,16 @@
           <w:sz w:val="24"/>
           <w:szCs w:val="24"/>
         </w:rPr>
-        <w:t>omparing the four panels over time, the entire "cloud" of observations gradually shifts rightward along the X-axis. In 2021, nearly all observations cluster between 0–20% AI adoption. By 2024, the distribution stretches significantly further right, with several observations exceeding 50% adoption. Critically, this expansion is not uniform. A subset of high-skill, high-training observations are the ones jumping furthest right while maintaining high wages, while the dense cluster of low-skill, low-adoption observations in the bottom-left of each panel barely moves over the four years. This visual widening of the cloud over time is the graphic proof of the growing digital divide we identified in the boxplots earlier.</w:t>
+        <w:t xml:space="preserve">omparing the four panels over time, the entire "cloud" of observations gradually shifts rightward along the X-axis. In 2021, nearly all observations cluster between 0–20% AI adoption. By 2024, the distribution stretches significantly further right, with several observations exceeding 50% adoption. Critically, this expansion is not uniform. A subset of high-skill, high-training observations are the ones jumping furthest right while maintaining high </w:t>
+      </w:r>
+      <w:r>
+        <w:rPr>
+          <w:rFonts w:ascii="Times New Roman" w:hAnsi="Times New Roman" w:cs="Times New Roman"/>
+          <w:sz w:val="24"/>
+          <w:szCs w:val="24"/>
+        </w:rPr>
+        <w:lastRenderedPageBreak/>
+        <w:t>wages, while the dense cluster of low-skill, low-adoption observations in the bottom-left of each panel barely moves over the four years. This visual widening of the cloud over time is the graphic proof of the growing digital divide we identified in the boxplots earlier.</w:t>
       </w:r>
     </w:p>
     <w:p>
@@ -15392,7 +12765,6 @@
           <w:sz w:val="24"/>
           <w:szCs w:val="24"/>
         </w:rPr>
-        <w:lastRenderedPageBreak/>
         <w:t>Results</w:t>
       </w:r>
       <w:bookmarkEnd w:id="6"/>
@@ -15403,6 +12775,14 @@
           <w:szCs w:val="24"/>
         </w:rPr>
         <w:t xml:space="preserve"> </w:t>
+      </w:r>
+      <w:r>
+        <w:rPr>
+          <w:rFonts w:ascii="Times New Roman" w:hAnsi="Times New Roman" w:cs="Times New Roman"/>
+          <w:sz w:val="24"/>
+          <w:szCs w:val="24"/>
+        </w:rPr>
+        <w:tab/>
       </w:r>
     </w:p>
     <w:p>
@@ -15493,7 +12873,16 @@
           <w:sz w:val="24"/>
           <w:szCs w:val="24"/>
         </w:rPr>
-        <w:t>, the displacement effect on wages is a structural equilibrium outcome: sectors that adopted automation earlier and more intensively exhibit permanently lower task shares for routine workers and persistently suppressed wages for affected groups</w:t>
+        <w:t xml:space="preserve">, the displacement effect on wages is a structural equilibrium outcome: sectors that adopted automation earlier and more intensively exhibit permanently lower task shares for routine workers and persistently suppressed wages </w:t>
+      </w:r>
+      <w:r>
+        <w:rPr>
+          <w:rFonts w:ascii="Times New Roman" w:hAnsi="Times New Roman" w:cs="Times New Roman"/>
+          <w:sz w:val="24"/>
+          <w:szCs w:val="24"/>
+        </w:rPr>
+        <w:lastRenderedPageBreak/>
+        <w:t>for affected groups</w:t>
       </w:r>
       <w:r>
         <w:rPr>
@@ -15696,7 +13085,6 @@
           <w:sz w:val="24"/>
           <w:szCs w:val="24"/>
         </w:rPr>
-        <w:lastRenderedPageBreak/>
         <w:t>The Ramsey RESET test was applied to assess whether the linear functional form is adequate. The test examines whether non-linear combinations of fitted values carry additional explanatory power</w:t>
       </w:r>
       <w:r>
@@ -15853,6 +13241,7 @@
           <w:sz w:val="24"/>
           <w:szCs w:val="24"/>
         </w:rPr>
+        <w:lastRenderedPageBreak/>
         <w:t>[</w:t>
       </w:r>
       <w:r>
@@ -16206,7 +13595,6 @@
           <w:szCs w:val="24"/>
           <w:highlight w:val="yellow"/>
         </w:rPr>
-        <w:lastRenderedPageBreak/>
         <w:t>Schwarz, 1978</w:t>
       </w:r>
       <w:r>
@@ -16386,7 +13774,16 @@
           <w:sz w:val="24"/>
           <w:szCs w:val="24"/>
         </w:rPr>
-        <w:t>First, the AIC and BIC consistently favour interaction specifications over additive models across all four years, confirming that the interaction between AI adoption and ICT capacity provides a statistically superior description of the wage-determination process. Second, the jump in R² from 0.804 (no country FE) to 0.981 (with country FE) confirms that national wage-setting institutions explain approximately 18% of wage variation that sector-level variables alone cannot capture. Omitting country fixed effects would produce severe omitted variable bias. Third, HC3-corrected standard errors are mandatory for all wage-level specifications, as the Breusch-Pagan test confirmed heteroskedasticity in all 28 models (p &lt; 0.05 in every case). The HC3 estimator is preferred over HC0 given the modest sample of 134 observations per cross-section, where HC0 would systematically over-reject the null. Fourth, although all wage-level models fail the RESET test</w:t>
+        <w:t xml:space="preserve">First, the AIC and BIC consistently favour interaction specifications over additive models across all four years, confirming that the interaction between AI adoption and ICT capacity provides a statistically superior description of the wage-determination process. Second, the jump in R² from 0.804 (no country FE) to 0.981 (with country FE) confirms that national wage-setting institutions explain approximately 18% of wage variation that sector-level variables alone cannot capture. Omitting country fixed effects would produce severe omitted variable bias. Third, HC3-corrected standard errors are mandatory for all wage-level specifications, as the Breusch-Pagan test confirmed heteroskedasticity in all 28 models (p &lt; 0.05 in every case). The HC3 estimator is preferred over HC0 given the modest sample of 134 observations per cross-section, where HC0 would systematically over-reject the null. Fourth, although all wage-level </w:t>
+      </w:r>
+      <w:r>
+        <w:rPr>
+          <w:rFonts w:ascii="Times New Roman" w:hAnsi="Times New Roman" w:cs="Times New Roman"/>
+          <w:sz w:val="24"/>
+          <w:szCs w:val="24"/>
+        </w:rPr>
+        <w:lastRenderedPageBreak/>
+        <w:t>models fail the RESET test</w:t>
       </w:r>
       <w:r>
         <w:rPr>
@@ -16689,16 +14086,7 @@
           <w:sz w:val="24"/>
           <w:szCs w:val="24"/>
         </w:rPr>
-        <w:t xml:space="preserve"> by less than 0.05 percentage points, and the </w:t>
-      </w:r>
-      <w:r>
-        <w:rPr>
-          <w:rFonts w:ascii="Times New Roman" w:hAnsi="Times New Roman" w:cs="Times New Roman"/>
-          <w:sz w:val="24"/>
-          <w:szCs w:val="24"/>
-        </w:rPr>
-        <w:lastRenderedPageBreak/>
-        <w:t>approximation is used throughout for readability. This is not an elasticity, which would require both variables to be log-transformed</w:t>
+        <w:t xml:space="preserve"> by less than 0.05 percentage points, and the approximation is used throughout for readability. This is not an elasticity, which would require both variables to be log-transformed</w:t>
       </w:r>
       <w:r>
         <w:rPr>
@@ -18914,16 +16302,7 @@
           <w:sz w:val="24"/>
           <w:szCs w:val="24"/>
         </w:rPr>
-        <w:t xml:space="preserve">1.3% lower real hourly wages in the cross-section. This is the net effect of AI adoption in the average European sector, where displacement pressures are not offset by complementary ICT investment. This finding aligns with Acemoglu and Restrepo, whose wage-displacement </w:t>
-      </w:r>
-      <w:r>
-        <w:rPr>
-          <w:rFonts w:ascii="Times New Roman" w:hAnsi="Times New Roman" w:cs="Times New Roman"/>
-          <w:sz w:val="24"/>
-          <w:szCs w:val="24"/>
-        </w:rPr>
-        <w:lastRenderedPageBreak/>
-        <w:t xml:space="preserve">regressions yield a coefficient of </w:t>
+        <w:t xml:space="preserve">1.3% lower real hourly wages in the cross-section. This is the net effect of AI adoption in the average European sector, where displacement pressures are not offset by complementary ICT investment. This finding aligns with Acemoglu and Restrepo, whose wage-displacement regressions yield a coefficient of </w:t>
       </w:r>
       <w:r>
         <w:rPr>
@@ -19132,7 +16511,16 @@
           <w:sz w:val="24"/>
           <w:szCs w:val="24"/>
         </w:rPr>
-        <w:t xml:space="preserve"> this, reporting a 2.6% wage increase for each additional ICT skill deployed at work (p &lt; 0.001), stable across all model specifications</w:t>
+        <w:t xml:space="preserve"> this, reporting a 2.6% wage increase for each additional ICT skill </w:t>
+      </w:r>
+      <w:r>
+        <w:rPr>
+          <w:rFonts w:ascii="Times New Roman" w:hAnsi="Times New Roman" w:cs="Times New Roman"/>
+          <w:sz w:val="24"/>
+          <w:szCs w:val="24"/>
+        </w:rPr>
+        <w:lastRenderedPageBreak/>
+        <w:t>deployed at work (p &lt; 0.001), stable across all model specifications</w:t>
       </w:r>
       <w:r>
         <w:rPr>
@@ -19261,16 +16649,7 @@
           <w:sz w:val="24"/>
           <w:szCs w:val="24"/>
         </w:rPr>
-        <w:t xml:space="preserve">Upon introduction of the AI × ICT interaction term, a systematic sign reversal occurs in the AI adoption coefficient: it shifts from negative and highly significant (−0.009 to −0.013) in the additive specifications to positive (0.004–0.012) and statistically insignificant in the interaction specifications. As Brambor, Clark, and Golder establish, coefficients in interaction models are almost certain to change with the inclusion of an interaction term, and this should not be </w:t>
-      </w:r>
-      <w:r>
-        <w:rPr>
-          <w:rFonts w:ascii="Times New Roman" w:hAnsi="Times New Roman" w:cs="Times New Roman"/>
-          <w:sz w:val="24"/>
-          <w:szCs w:val="24"/>
-        </w:rPr>
-        <w:lastRenderedPageBreak/>
-        <w:t>interpreted as a sign of multicollinearity or model instability [</w:t>
+        <w:t>Upon introduction of the AI × ICT interaction term, a systematic sign reversal occurs in the AI adoption coefficient: it shifts from negative and highly significant (−0.009 to −0.013) in the additive specifications to positive (0.004–0.012) and statistically insignificant in the interaction specifications. As Brambor, Clark, and Golder establish, coefficients in interaction models are almost certain to change with the inclusion of an interaction term, and this should not be interpreted as a sign of multicollinearity or model instability [</w:t>
       </w:r>
       <w:r>
         <w:rPr>
@@ -19622,7 +17001,16 @@
           <w:sz w:val="24"/>
           <w:szCs w:val="24"/>
         </w:rPr>
-        <w:t xml:space="preserve"> explain, including the interaction term allows the specialist variable to capture its pure, non-AI-related contribution to wages more cleanly, isolating the portion of the wage–specialist correlation that is not mediated by AI adoption</w:t>
+        <w:t xml:space="preserve"> explain, including the interaction term allows the specialist variable to capture its pure, non-AI-</w:t>
+      </w:r>
+      <w:r>
+        <w:rPr>
+          <w:rFonts w:ascii="Times New Roman" w:hAnsi="Times New Roman" w:cs="Times New Roman"/>
+          <w:sz w:val="24"/>
+          <w:szCs w:val="24"/>
+        </w:rPr>
+        <w:lastRenderedPageBreak/>
+        <w:t>related contribution to wages more cleanly, isolating the portion of the wage–specialist correlation that is not mediated by AI adoption</w:t>
       </w:r>
       <w:r>
         <w:rPr>
@@ -20658,16 +18046,7 @@
           <w:sz w:val="24"/>
           <w:szCs w:val="24"/>
         </w:rPr>
-        <w:t xml:space="preserve">Two findings emerge directly from marginal effects table. First, the marginal effect of AI adoption on wages is positive at low and median ICT levels but diminishes monotonically as </w:t>
-      </w:r>
-      <w:r>
-        <w:rPr>
-          <w:rFonts w:ascii="Times New Roman" w:hAnsi="Times New Roman" w:cs="Times New Roman"/>
-          <w:sz w:val="24"/>
-          <w:szCs w:val="24"/>
-        </w:rPr>
-        <w:lastRenderedPageBreak/>
-        <w:t>ICT capacity increases. Looking at ICT training specification 2021 year as an example, the AI wage premium falls from +0.82% to +0.36% when moving from a low-training to a high-training environment</w:t>
+        <w:t>Two findings emerge directly from marginal effects table. First, the marginal effect of AI adoption on wages is positive at low and median ICT levels but diminishes monotonically as ICT capacity increases. Looking at ICT training specification 2021 year as an example, the AI wage premium falls from +0.82% to +0.36% when moving from a low-training to a high-training environment</w:t>
       </w:r>
       <w:r>
         <w:rPr>
@@ -20777,7 +18156,16 @@
           <w:sz w:val="24"/>
           <w:szCs w:val="24"/>
         </w:rPr>
-        <w:t>Second, the 2022 spike visible in the ICT specialists track, where the low-ICT marginal effect jumps to +0.87% before declining, is consistent with the nominal wage acceleration observed across the EU in 2022, during which AI-adopting sectors appear to have transmitted inflationary wage pressure more strongly [</w:t>
+        <w:t xml:space="preserve">Second, the 2022 spike visible in the ICT specialists track, where the low-ICT marginal effect jumps to +0.87% before declining, is consistent with the nominal wage acceleration observed across the EU in 2022, during which AI-adopting sectors appear to have transmitted inflationary </w:t>
+      </w:r>
+      <w:r>
+        <w:rPr>
+          <w:rFonts w:ascii="Times New Roman" w:hAnsi="Times New Roman" w:cs="Times New Roman"/>
+          <w:sz w:val="24"/>
+          <w:szCs w:val="24"/>
+        </w:rPr>
+        <w:lastRenderedPageBreak/>
+        <w:t>wage pressure more strongly [</w:t>
       </w:r>
       <w:r>
         <w:rPr>
@@ -20960,7 +18348,6 @@
           <w:bCs/>
           <w:highlight w:val="yellow"/>
         </w:rPr>
-        <w:lastRenderedPageBreak/>
         <w:t>RESET failure across all wage-level models</w:t>
       </w:r>
       <w:r>
@@ -21113,6 +18500,7 @@
           <w:sz w:val="24"/>
           <w:szCs w:val="24"/>
         </w:rPr>
+        <w:lastRenderedPageBreak/>
         <w:t>To test whether within-sector increases in AI adoption are associated with negative wage pressures (H1), which is explicitly about within</w:t>
       </w:r>
       <w:r>
@@ -22034,7 +19422,6 @@
                 <w:sz w:val="24"/>
                 <w:szCs w:val="24"/>
               </w:rPr>
-              <w:lastRenderedPageBreak/>
               <w:t xml:space="preserve">(p-value </w:t>
             </w:r>
             <w:r>
@@ -22073,7 +19460,6 @@
                 <w:sz w:val="24"/>
                 <w:szCs w:val="24"/>
               </w:rPr>
-              <w:lastRenderedPageBreak/>
               <w:t>χ²</w:t>
             </w:r>
             <w:r>
@@ -22099,7 +19485,6 @@
                 <w:sz w:val="24"/>
                 <w:szCs w:val="24"/>
               </w:rPr>
-              <w:lastRenderedPageBreak/>
               <w:t xml:space="preserve">(p-value </w:t>
             </w:r>
             <w:r>
@@ -22140,7 +19525,6 @@
                 <w:sz w:val="24"/>
                 <w:szCs w:val="24"/>
               </w:rPr>
-              <w:lastRenderedPageBreak/>
               <w:t xml:space="preserve">Variance BETWEEN Sectors </w:t>
             </w:r>
           </w:p>
@@ -22483,7 +19867,16 @@
           <w:sz w:val="24"/>
           <w:szCs w:val="24"/>
         </w:rPr>
-        <w:t>s Clark and Linzer note, a non-significant Hausman test on a short panel (T = 4) typically reflects low statistical power rather than RE consistency and using FE is the safer choice, guaranteeing unbiasedness at a small cost in precision [</w:t>
+        <w:t xml:space="preserve">s Clark and Linzer note, a non-significant Hausman test on a short panel (T = 4) typically reflects low statistical power rather </w:t>
+      </w:r>
+      <w:r>
+        <w:rPr>
+          <w:rFonts w:ascii="Times New Roman" w:hAnsi="Times New Roman" w:cs="Times New Roman"/>
+          <w:sz w:val="24"/>
+          <w:szCs w:val="24"/>
+        </w:rPr>
+        <w:lastRenderedPageBreak/>
+        <w:t>than RE consistency and using FE is the safer choice, guaranteeing unbiasedness at a small cost in precision [</w:t>
       </w:r>
       <w:r>
         <w:rPr>
@@ -22628,16 +20021,7 @@
           <w:sz w:val="24"/>
           <w:szCs w:val="24"/>
         </w:rPr>
-        <w:t xml:space="preserve"> both specifications (White test p &lt; 0.001), and all models use entity-clustered standard errors. An important structural feature of the data is the high between/within variance ratio (115.2 / 20.6 = 5.58): wage variation across country–sector </w:t>
-      </w:r>
-      <w:r>
-        <w:rPr>
-          <w:rFonts w:ascii="Times New Roman" w:hAnsi="Times New Roman" w:cs="Times New Roman"/>
-          <w:sz w:val="24"/>
-          <w:szCs w:val="24"/>
-        </w:rPr>
-        <w:lastRenderedPageBreak/>
-        <w:t>entities is roughly 5.6 times larger than variation within entities over time, consistent with the structural stability of European wage hierarchies</w:t>
+        <w:t xml:space="preserve"> both specifications (White test p &lt; 0.001), and all models use entity-clustered standard errors. An important structural feature of the data is the high between/within variance ratio (115.2 / 20.6 = 5.58): wage variation across country–sector entities is roughly 5.6 times larger than variation within entities over time, consistent with the structural stability of European wage hierarchies</w:t>
       </w:r>
       <w:r>
         <w:rPr>
@@ -23279,7 +20663,16 @@
           <w:sz w:val="24"/>
           <w:szCs w:val="24"/>
         </w:rPr>
-        <w:t xml:space="preserve">]. The interaction term AI × ICT specialists is positive but not statistically significant in the two-way FE model (2.86e-05, p = 0.136). The joint Wald test for the technology block also fails to reject the null of joint insignificance (χ² = 4.87, p = 0.181), indicating that within-sector variation in the AI–ICT channel does not explain short-run wage dynamics over 2021–2024. This is consistent with the finding of </w:t>
+        <w:t xml:space="preserve">]. The interaction term AI × ICT specialists is positive but not statistically significant in the two-way </w:t>
+      </w:r>
+      <w:r>
+        <w:rPr>
+          <w:rFonts w:ascii="Times New Roman" w:hAnsi="Times New Roman" w:cs="Times New Roman"/>
+          <w:sz w:val="24"/>
+          <w:szCs w:val="24"/>
+        </w:rPr>
+        <w:lastRenderedPageBreak/>
+        <w:t xml:space="preserve">FE model (2.86e-05, p = 0.136). The joint Wald test for the technology block also fails to reject the null of joint insignificance (χ² = 4.87, p = 0.181), indicating that within-sector variation in the AI–ICT channel does not explain short-run wage dynamics over 2021–2024. This is consistent with the finding of </w:t>
       </w:r>
       <w:r>
         <w:rPr>
@@ -23446,16 +20839,7 @@
           <w:sz w:val="24"/>
           <w:szCs w:val="24"/>
         </w:rPr>
-        <w:t xml:space="preserve"> find that a one percentage point increase in workforce training is associated with a 0.3% increase in hourly wages in British industries </w:t>
-      </w:r>
-      <w:r>
-        <w:rPr>
-          <w:rFonts w:ascii="Times New Roman" w:hAnsi="Times New Roman" w:cs="Times New Roman"/>
-          <w:sz w:val="24"/>
-          <w:szCs w:val="24"/>
-        </w:rPr>
-        <w:lastRenderedPageBreak/>
-        <w:t>[</w:t>
+        <w:t xml:space="preserve"> find that a one percentage point increase in workforce training is associated with a 0.3% increase in hourly wages in British industries [</w:t>
       </w:r>
       <w:r>
         <w:rPr>
@@ -23727,7 +21111,16 @@
           <w:sz w:val="24"/>
           <w:szCs w:val="24"/>
         </w:rPr>
-        <w:t xml:space="preserve">) this displacement is reduced in sectors with higher ICT training investment. </w:t>
+        <w:t xml:space="preserve">) this displacement is reduced in sectors with higher ICT </w:t>
+      </w:r>
+      <w:r>
+        <w:rPr>
+          <w:rFonts w:ascii="Times New Roman" w:hAnsi="Times New Roman" w:cs="Times New Roman"/>
+          <w:sz w:val="24"/>
+          <w:szCs w:val="24"/>
+        </w:rPr>
+        <w:lastRenderedPageBreak/>
+        <w:t xml:space="preserve">training investment. </w:t>
       </w:r>
       <w:r>
         <w:rPr>
@@ -23900,7 +21293,6 @@
           <w:sz w:val="24"/>
           <w:szCs w:val="24"/>
         </w:rPr>
-        <w:lastRenderedPageBreak/>
         <w:t>To test the second hypothesis, Correlated Random Effects (Mundlak) models with year and sector fixed effects for both ICT specifications</w:t>
       </w:r>
       <w:r>
@@ -24592,6 +21984,7 @@
                 <w:lang w:eastAsia="en-GB"/>
                 <w14:ligatures w14:val="none"/>
               </w:rPr>
+              <w:lastRenderedPageBreak/>
               <w:t xml:space="preserve">training_ict_mean                  </w:t>
             </w:r>
           </w:p>
@@ -25098,16 +22491,7 @@
           <w:szCs w:val="24"/>
         </w:rPr>
         <w:noBreakHyphen/>
-        <w:t xml:space="preserve">point increase in average AI adoption is associated with roughly a 0.6–0.7% increase in wages, conditional on productivity, firm size, sector and year effects. The </w:t>
-      </w:r>
-      <w:r>
-        <w:rPr>
-          <w:rFonts w:ascii="Times New Roman" w:hAnsi="Times New Roman" w:cs="Times New Roman"/>
-          <w:sz w:val="24"/>
-          <w:szCs w:val="24"/>
-        </w:rPr>
-        <w:lastRenderedPageBreak/>
-        <w:t>structural ICT capacity variables (spec_ict_mean and training_ict_mean) are not independently significant in the baseline CRE models, indicating that the between</w:t>
+        <w:t>point increase in average AI adoption is associated with roughly a 0.6–0.7% increase in wages, conditional on productivity, firm size, sector and year effects. The structural ICT capacity variables (spec_ict_mean and training_ict_mean) are not independently significant in the baseline CRE models, indicating that the between</w:t>
       </w:r>
       <w:r>
         <w:rPr>
@@ -25161,7 +22545,16 @@
           <w:sz w:val="24"/>
           <w:szCs w:val="24"/>
         </w:rPr>
-        <w:t>The key between-effects are robust to the choice of time controls. When year dummies are replaced by macro-level controls (unemployment rate, inflation rate), the between AI coefficient rises slightly to 0.074 (ICT specialist) and 0.071 (ICT training), and the between interaction term becomes more negative (−0.00054 and −0.00065, respectively), both remaining highly significant. This confirms that the structural AI wage premium and its moderation by ICT capacity are not artefacts of how common time variation is controlled. Labour productivity is consistently positive and significant across all specifications (+0.54–0.57, p &lt; 0.001), and firm size index (FSI) carries a small but significant positive effect (+0.007, p &lt; 0.01), both expected on standard economic grounds.</w:t>
+        <w:t>The key between-effects are robust to the choice of time controls. When year dummies are replaced by macro-level controls (unemployment rate, inflation rate), the between AI coefficient rises slightly to 0.074 (ICT specialist) and 0.071 (ICT training), and the between interaction term becomes more negative (−0.00054 and −0.00065, respectively), both remaining highly significant. This confirms that the structural AI wage premium and its moderation by ICT capacity are not artefacts of how common time variation is controlled. Labour productivity is consistently positive and significant across all specifications (+0.54–</w:t>
+      </w:r>
+      <w:r>
+        <w:rPr>
+          <w:rFonts w:ascii="Times New Roman" w:hAnsi="Times New Roman" w:cs="Times New Roman"/>
+          <w:sz w:val="24"/>
+          <w:szCs w:val="24"/>
+        </w:rPr>
+        <w:lastRenderedPageBreak/>
+        <w:t>0.57, p &lt; 0.001), and firm size index (FSI) carries a small but significant positive effect (+0.007, p &lt; 0.01), both expected on standard economic grounds.</w:t>
       </w:r>
     </w:p>
     <w:p>
@@ -25196,24 +22589,39 @@
           <w:sz w:val="24"/>
           <w:szCs w:val="24"/>
         </w:rPr>
-        <w:t xml:space="preserve">The positive structural association between wages and AI adoption described above is consistent with the reinstatement mechanism in </w:t>
-      </w:r>
-      <w:r>
-        <w:rPr>
-          <w:rFonts w:ascii="Times New Roman" w:hAnsi="Times New Roman" w:cs="Times New Roman"/>
-          <w:sz w:val="24"/>
-          <w:szCs w:val="24"/>
-          <w:highlight w:val="yellow"/>
-        </w:rPr>
-        <w:t>Acemoglu and Restrepo (2019)</w:t>
-      </w:r>
-      <w:r>
-        <w:rPr>
-          <w:rFonts w:ascii="Times New Roman" w:hAnsi="Times New Roman" w:cs="Times New Roman"/>
-          <w:sz w:val="24"/>
-          <w:szCs w:val="24"/>
-        </w:rPr>
-        <w:t>, where the creation of new, labour</w:t>
+        <w:t>The second component of H2</w:t>
+      </w:r>
+      <w:r>
+        <w:rPr>
+          <w:rFonts w:ascii="Times New Roman" w:hAnsi="Times New Roman" w:cs="Times New Roman"/>
+          <w:sz w:val="24"/>
+          <w:szCs w:val="24"/>
+        </w:rPr>
+        <w:t>,</w:t>
+      </w:r>
+      <w:r>
+        <w:rPr>
+          <w:rFonts w:ascii="Times New Roman" w:hAnsi="Times New Roman" w:cs="Times New Roman"/>
+          <w:sz w:val="24"/>
+          <w:szCs w:val="24"/>
+        </w:rPr>
+        <w:t xml:space="preserve"> that the AI–wage relationship is moderated by ICT capacity</w:t>
+      </w:r>
+      <w:r>
+        <w:rPr>
+          <w:rFonts w:ascii="Times New Roman" w:hAnsi="Times New Roman" w:cs="Times New Roman"/>
+          <w:sz w:val="24"/>
+          <w:szCs w:val="24"/>
+        </w:rPr>
+        <w:t>,</w:t>
+      </w:r>
+      <w:r>
+        <w:rPr>
+          <w:rFonts w:ascii="Times New Roman" w:hAnsi="Times New Roman" w:cs="Times New Roman"/>
+          <w:sz w:val="24"/>
+          <w:szCs w:val="24"/>
+        </w:rPr>
+        <w:t xml:space="preserve"> is confirmed in both the CRE and the yearly cross</w:t>
       </w:r>
       <w:r>
         <w:rPr>
@@ -25222,7 +22630,7 @@
           <w:szCs w:val="24"/>
         </w:rPr>
         <w:noBreakHyphen/>
-        <w:t>intensive tasks in technology</w:t>
+        <w:t>sectional models. In the cross</w:t>
       </w:r>
       <w:r>
         <w:rPr>
@@ -25231,68 +22639,7 @@
           <w:szCs w:val="24"/>
         </w:rPr>
         <w:noBreakHyphen/>
-        <w:t>adopting sectors tends to raise labour demand and the labour share in the long run, producing a positive structural wage premium for sectors that have advanced furthest along the automation frontier</w:t>
-      </w:r>
-      <w:r>
-        <w:rPr>
-          <w:rFonts w:ascii="Times New Roman" w:hAnsi="Times New Roman" w:cs="Times New Roman"/>
-          <w:sz w:val="24"/>
-          <w:szCs w:val="24"/>
-        </w:rPr>
-        <w:t xml:space="preserve"> </w:t>
-      </w:r>
-      <w:r>
-        <w:rPr>
-          <w:rFonts w:ascii="Times New Roman" w:hAnsi="Times New Roman" w:cs="Times New Roman"/>
-          <w:sz w:val="24"/>
-          <w:szCs w:val="24"/>
-          <w:highlight w:val="yellow"/>
-        </w:rPr>
-        <w:t>[]</w:t>
-      </w:r>
-      <w:r>
-        <w:rPr>
-          <w:rFonts w:ascii="Times New Roman" w:hAnsi="Times New Roman" w:cs="Times New Roman"/>
-          <w:sz w:val="24"/>
-          <w:szCs w:val="24"/>
-          <w:highlight w:val="yellow"/>
-        </w:rPr>
-        <w:t>.</w:t>
-      </w:r>
-      <w:r>
-        <w:rPr>
-          <w:rFonts w:ascii="Times New Roman" w:hAnsi="Times New Roman" w:cs="Times New Roman"/>
-          <w:sz w:val="24"/>
-          <w:szCs w:val="24"/>
-        </w:rPr>
-        <w:t xml:space="preserve"> The between</w:t>
-      </w:r>
-      <w:r>
-        <w:rPr>
-          <w:rFonts w:ascii="Times New Roman" w:hAnsi="Times New Roman" w:cs="Times New Roman"/>
-          <w:sz w:val="24"/>
-          <w:szCs w:val="24"/>
-        </w:rPr>
-        <w:noBreakHyphen/>
-        <w:t>entity interaction term is negative and highly significant in both specifications, implying that the structural AI wage premium is largest in sectors with low or moderate ICT capacity and compresses toward zero as ICT intensity rises. This pattern is consistent with the diminishing marginal returns to complementary human capital investment: when a sector already has a high share of ICT specialists or ICT</w:t>
-      </w:r>
-      <w:r>
-        <w:rPr>
-          <w:rFonts w:ascii="Times New Roman" w:hAnsi="Times New Roman" w:cs="Times New Roman"/>
-          <w:sz w:val="24"/>
-          <w:szCs w:val="24"/>
-        </w:rPr>
-        <w:noBreakHyphen/>
-        <w:t>trained workers, the additional wage benefit of further AI adoption shrinks because the workers who could exploit AI complementarity have already been hired or trained [</w:t>
-      </w:r>
-      <w:r>
-        <w:rPr>
-          <w:rFonts w:ascii="Times New Roman" w:hAnsi="Times New Roman" w:cs="Times New Roman"/>
-          <w:sz w:val="24"/>
-          <w:szCs w:val="24"/>
-          <w:highlight w:val="yellow"/>
-        </w:rPr>
-        <w:t>Goldin and Katz, 2008; 13].</w:t>
+        <w:t xml:space="preserve">sectional specifications, the interaction term AI × ICT is consistently negative and significant, and the marginal effects of AI adoption decline monotonically across the ICT distribution. This result is fully aligned with the CRE between interaction. </w:t>
       </w:r>
     </w:p>
     <w:p>
@@ -25301,201 +22648,7 @@
         <w:jc w:val="both"/>
         <w:rPr>
           <w:rFonts w:ascii="Times New Roman" w:hAnsi="Times New Roman" w:cs="Times New Roman"/>
-          <w:sz w:val="24"/>
-          <w:szCs w:val="24"/>
-        </w:rPr>
-      </w:pPr>
-      <w:r>
-        <w:rPr>
-          <w:rFonts w:ascii="Times New Roman" w:hAnsi="Times New Roman" w:cs="Times New Roman"/>
-          <w:sz w:val="24"/>
-          <w:szCs w:val="24"/>
-        </w:rPr>
-        <w:lastRenderedPageBreak/>
-        <w:t> The second component of H2</w:t>
-      </w:r>
-      <w:r>
-        <w:rPr>
-          <w:rFonts w:ascii="Times New Roman" w:hAnsi="Times New Roman" w:cs="Times New Roman"/>
-          <w:sz w:val="24"/>
-          <w:szCs w:val="24"/>
-        </w:rPr>
-        <w:t>,</w:t>
-      </w:r>
-      <w:r>
-        <w:rPr>
-          <w:rFonts w:ascii="Times New Roman" w:hAnsi="Times New Roman" w:cs="Times New Roman"/>
-          <w:sz w:val="24"/>
-          <w:szCs w:val="24"/>
-        </w:rPr>
-        <w:t xml:space="preserve"> that the AI–wage relationship is moderated by ICT capacity</w:t>
-      </w:r>
-      <w:r>
-        <w:rPr>
-          <w:rFonts w:ascii="Times New Roman" w:hAnsi="Times New Roman" w:cs="Times New Roman"/>
-          <w:sz w:val="24"/>
-          <w:szCs w:val="24"/>
-        </w:rPr>
-        <w:t>,</w:t>
-      </w:r>
-      <w:r>
-        <w:rPr>
-          <w:rFonts w:ascii="Times New Roman" w:hAnsi="Times New Roman" w:cs="Times New Roman"/>
-          <w:sz w:val="24"/>
-          <w:szCs w:val="24"/>
-        </w:rPr>
-        <w:t xml:space="preserve"> is confirmed in both the CRE and the yearly cross</w:t>
-      </w:r>
-      <w:r>
-        <w:rPr>
-          <w:rFonts w:ascii="Times New Roman" w:hAnsi="Times New Roman" w:cs="Times New Roman"/>
-          <w:sz w:val="24"/>
-          <w:szCs w:val="24"/>
-        </w:rPr>
-        <w:noBreakHyphen/>
-        <w:t>sectional models. In the cross</w:t>
-      </w:r>
-      <w:r>
-        <w:rPr>
-          <w:rFonts w:ascii="Times New Roman" w:hAnsi="Times New Roman" w:cs="Times New Roman"/>
-          <w:sz w:val="24"/>
-          <w:szCs w:val="24"/>
-        </w:rPr>
-        <w:noBreakHyphen/>
-        <w:t>sectional specifications, the interaction term AI × ICT is consistently negative and significant, and the marginal effects of AI adoption decline monotonically across the ICT distribution. This result is fully aligned with the CRE between interaction. The first component of H2, however, yields mixed evidence across model families. The CRE model, which identifies the structural between</w:t>
-      </w:r>
-      <w:r>
-        <w:rPr>
-          <w:rFonts w:ascii="Times New Roman" w:hAnsi="Times New Roman" w:cs="Times New Roman"/>
-          <w:sz w:val="24"/>
-          <w:szCs w:val="24"/>
-        </w:rPr>
-        <w:noBreakHyphen/>
-        <w:t>sector level difference, shows a positive association between average AI adoption and wages. The yearly cross</w:t>
-      </w:r>
-      <w:r>
-        <w:rPr>
-          <w:rFonts w:ascii="Times New Roman" w:hAnsi="Times New Roman" w:cs="Times New Roman"/>
-          <w:sz w:val="24"/>
-          <w:szCs w:val="24"/>
-        </w:rPr>
-        <w:noBreakHyphen/>
-        <w:t>sectional additive models, by contrast, produce a negative AI coefficient within each year conditional on country, sector, and ICT controls. This divergence reflects the different estimands: the CRE between coefficient captures the long</w:t>
-      </w:r>
-      <w:r>
-        <w:rPr>
-          <w:rFonts w:ascii="Times New Roman" w:hAnsi="Times New Roman" w:cs="Times New Roman"/>
-          <w:sz w:val="24"/>
-          <w:szCs w:val="24"/>
-        </w:rPr>
-        <w:noBreakHyphen/>
-        <w:t>run structural wage hierarchy across country–sectors, while the cross</w:t>
-      </w:r>
-      <w:r>
-        <w:rPr>
-          <w:rFonts w:ascii="Times New Roman" w:hAnsi="Times New Roman" w:cs="Times New Roman"/>
-          <w:sz w:val="24"/>
-          <w:szCs w:val="24"/>
-        </w:rPr>
-        <w:noBreakHyphen/>
-        <w:t>sectional AI coefficient captures a conditional partial slope within a single year. Both patterns are interpretable within the Acemoglu–Restrepo framework: sectors further advanced on the AI frontier have had more time to create complementary tasks and accumulate reinstatement gains (positive between), while within any given year and conditional on ICT capacity, the marginal displacement of additional AI adoption still exerts downward wage pressure (negative cross</w:t>
-      </w:r>
-      <w:r>
-        <w:rPr>
-          <w:rFonts w:ascii="Times New Roman" w:hAnsi="Times New Roman" w:cs="Times New Roman"/>
-          <w:sz w:val="24"/>
-          <w:szCs w:val="24"/>
-        </w:rPr>
-        <w:noBreakHyphen/>
-        <w:t>sectional slope).</w:t>
-      </w:r>
-      <w:r>
-        <w:rPr>
-          <w:rFonts w:ascii="Times New Roman" w:hAnsi="Times New Roman" w:cs="Times New Roman"/>
-          <w:sz w:val="24"/>
-          <w:szCs w:val="24"/>
-        </w:rPr>
-        <w:t xml:space="preserve"> Thus, </w:t>
-      </w:r>
-      <w:r>
-        <w:rPr>
-          <w:rFonts w:ascii="Times New Roman" w:hAnsi="Times New Roman" w:cs="Times New Roman"/>
-          <w:sz w:val="24"/>
-          <w:szCs w:val="24"/>
-        </w:rPr>
-        <w:t>H2 is partially supported. The moderating role of ICT capacity in the AI–wage relationship is robustly confirmed across all specifications. The existence of a positive structural AI wage premium is supported by the CRE between estimates but not in the yearly cross</w:t>
-      </w:r>
-      <w:r>
-        <w:rPr>
-          <w:rFonts w:ascii="Times New Roman" w:hAnsi="Times New Roman" w:cs="Times New Roman"/>
-          <w:sz w:val="24"/>
-          <w:szCs w:val="24"/>
-        </w:rPr>
-        <w:noBreakHyphen/>
-        <w:t>sectional models, making the first component of H2 model</w:t>
-      </w:r>
-      <w:r>
-        <w:rPr>
-          <w:rFonts w:ascii="Times New Roman" w:hAnsi="Times New Roman" w:cs="Times New Roman"/>
-          <w:sz w:val="24"/>
-          <w:szCs w:val="24"/>
-        </w:rPr>
-        <w:noBreakHyphen/>
-        <w:t>dependent. Formally, H2 is not fully accepted; its second component holds robustly, and its first component holds conditionally in the long</w:t>
-      </w:r>
-      <w:r>
-        <w:rPr>
-          <w:rFonts w:ascii="Times New Roman" w:hAnsi="Times New Roman" w:cs="Times New Roman"/>
-          <w:sz w:val="24"/>
-          <w:szCs w:val="24"/>
-        </w:rPr>
-        <w:noBreakHyphen/>
-        <w:t>run structural perspective identified by the CRE estimator.</w:t>
-      </w:r>
-    </w:p>
-    <w:p>
-      <w:pPr>
-        <w:spacing w:line="360" w:lineRule="auto"/>
-        <w:jc w:val="both"/>
-        <w:rPr>
-          <w:rFonts w:ascii="Times New Roman" w:hAnsi="Times New Roman" w:cs="Times New Roman"/>
-          <w:sz w:val="24"/>
-          <w:szCs w:val="24"/>
-        </w:rPr>
-      </w:pPr>
-      <w:r>
-        <w:rPr>
-          <w:rFonts w:ascii="Times New Roman" w:hAnsi="Times New Roman" w:cs="Times New Roman"/>
-          <w:sz w:val="24"/>
-          <w:szCs w:val="24"/>
-        </w:rPr>
-        <w:t>The second component of H2 — that the AI–wage relationship is moderated by ICT capacity — is confirmed in both the CRE and the yearly cross</w:t>
-      </w:r>
-      <w:r>
-        <w:rPr>
-          <w:rFonts w:ascii="Times New Roman" w:hAnsi="Times New Roman" w:cs="Times New Roman"/>
-          <w:sz w:val="24"/>
-          <w:szCs w:val="24"/>
-        </w:rPr>
-        <w:noBreakHyphen/>
-        <w:t>sectional models. In the cross</w:t>
-      </w:r>
-      <w:r>
-        <w:rPr>
-          <w:rFonts w:ascii="Times New Roman" w:hAnsi="Times New Roman" w:cs="Times New Roman"/>
-          <w:sz w:val="24"/>
-          <w:szCs w:val="24"/>
-        </w:rPr>
-        <w:noBreakHyphen/>
-        <w:t xml:space="preserve">sectional specifications, the interaction term AI × ICT is consistently negative and significant, and the marginal effects of AI adoption decline monotonically across the ICT distribution. This result is fully aligned with the CRE between interaction. </w:t>
-      </w:r>
-    </w:p>
-    <w:p>
-      <w:pPr>
-        <w:spacing w:line="360" w:lineRule="auto"/>
-        <w:jc w:val="both"/>
-        <w:rPr>
-          <w:rFonts w:ascii="Times New Roman" w:hAnsi="Times New Roman" w:cs="Times New Roman"/>
+          <w:strike/>
           <w:sz w:val="24"/>
           <w:szCs w:val="24"/>
         </w:rPr>
@@ -25540,16 +22693,7 @@
           <w:sz w:val="24"/>
           <w:szCs w:val="24"/>
         </w:rPr>
-        <w:t xml:space="preserve">they reflect the fact that the two models answer genuinely different questions. The CRE between coefficient describes which country–sector entities </w:t>
-      </w:r>
-      <w:r>
-        <w:rPr>
-          <w:rFonts w:ascii="Times New Roman" w:hAnsi="Times New Roman" w:cs="Times New Roman"/>
-          <w:sz w:val="24"/>
-          <w:szCs w:val="24"/>
-        </w:rPr>
-        <w:lastRenderedPageBreak/>
-        <w:t>occupy a structurally higher position in the wage hierarchy on average across 2021–2024, identifying a long</w:t>
+        <w:t>they reflect the fact that the two models answer different questions. The CRE between coefficient describes which country–sector entities occupy a structurally higher position in the wage hierarchy on average across 2021–2024, identifying a long</w:t>
       </w:r>
       <w:r>
         <w:rPr>
@@ -25662,23 +22806,24 @@
           <w:szCs w:val="24"/>
         </w:rPr>
         <w:noBreakHyphen/>
-        <w:t>sectional slope)</w:t>
-      </w:r>
-      <w:r>
-        <w:rPr>
-          <w:rFonts w:ascii="Times New Roman" w:hAnsi="Times New Roman" w:cs="Times New Roman"/>
-          <w:sz w:val="24"/>
-          <w:szCs w:val="24"/>
-        </w:rPr>
-        <w:t xml:space="preserve"> []</w:t>
-      </w:r>
-      <w:r>
-        <w:rPr>
-          <w:rFonts w:ascii="Times New Roman" w:hAnsi="Times New Roman" w:cs="Times New Roman"/>
-          <w:sz w:val="24"/>
-          <w:szCs w:val="24"/>
-        </w:rPr>
-        <w:t>. Formally, H2 is partially supported: its second component</w:t>
+        <w:t>sectional slope</w:t>
+      </w:r>
+      <w:r>
+        <w:rPr>
+          <w:rFonts w:ascii="Times New Roman" w:hAnsi="Times New Roman" w:cs="Times New Roman"/>
+          <w:sz w:val="24"/>
+          <w:szCs w:val="24"/>
+          <w:highlight w:val="yellow"/>
+        </w:rPr>
+        <w:t>) [].</w:t>
+      </w:r>
+      <w:r>
+        <w:rPr>
+          <w:rFonts w:ascii="Times New Roman" w:hAnsi="Times New Roman" w:cs="Times New Roman"/>
+          <w:sz w:val="24"/>
+          <w:szCs w:val="24"/>
+        </w:rPr>
+        <w:t xml:space="preserve"> Formally, H2 is partially supported: its second component</w:t>
       </w:r>
       <w:r>
         <w:rPr>
@@ -25751,7 +22896,32 @@
           <w:szCs w:val="24"/>
         </w:rPr>
         <w:noBreakHyphen/>
-        <w:t>run structural perspective identified by the CRE estimator but not in the yearly cross</w:t>
+        <w:t xml:space="preserve">run structural </w:t>
+      </w:r>
+      <w:r>
+        <w:rPr>
+          <w:rFonts w:ascii="Times New Roman" w:hAnsi="Times New Roman" w:cs="Times New Roman"/>
+          <w:sz w:val="24"/>
+          <w:szCs w:val="24"/>
+        </w:rPr>
+        <w:lastRenderedPageBreak/>
+        <w:t>perspective identified by the CRE estimator</w:t>
+      </w:r>
+      <w:r>
+        <w:rPr>
+          <w:rFonts w:ascii="Times New Roman" w:hAnsi="Times New Roman" w:cs="Times New Roman"/>
+          <w:sz w:val="24"/>
+          <w:szCs w:val="24"/>
+        </w:rPr>
+        <w:t>,</w:t>
+      </w:r>
+      <w:r>
+        <w:rPr>
+          <w:rFonts w:ascii="Times New Roman" w:hAnsi="Times New Roman" w:cs="Times New Roman"/>
+          <w:sz w:val="24"/>
+          <w:szCs w:val="24"/>
+        </w:rPr>
+        <w:t xml:space="preserve"> but not in the yearly cross</w:t>
       </w:r>
       <w:r>
         <w:rPr>
@@ -25789,16 +22959,7 @@
           <w:szCs w:val="24"/>
           <w:highlight w:val="yellow"/>
         </w:rPr>
-        <w:t>C</w:t>
-      </w:r>
-      <w:r>
-        <w:rPr>
-          <w:rFonts w:ascii="Times New Roman" w:hAnsi="Times New Roman" w:cs="Times New Roman"/>
-          <w:sz w:val="24"/>
-          <w:szCs w:val="24"/>
-          <w:highlight w:val="yellow"/>
-        </w:rPr>
-        <w:t>onclusion</w:t>
+        <w:t>Conclusion</w:t>
       </w:r>
     </w:p>
     <w:p>
@@ -27017,6 +24178,7 @@
           <w:sz w:val="24"/>
           <w:szCs w:val="24"/>
         </w:rPr>
+        <w:lastRenderedPageBreak/>
         <w:t xml:space="preserve">Brynjolfsson E., Rock D., Syverson C. The Productivity J-Curve: How Intangibles complement General Purpose Technologies. NBER Working Paper No. 25148, January 2020. </w:t>
       </w:r>
       <w:r>
@@ -28953,7 +26115,6 @@
           <w:szCs w:val="24"/>
           <w:lang w:val="pl-PL"/>
         </w:rPr>
-        <w:lastRenderedPageBreak/>
         <w:t xml:space="preserve">CB1 - </w:t>
       </w:r>
       <w:hyperlink r:id="rId39" w:history="1">
@@ -28992,7 +26153,16 @@
           <w:sz w:val="24"/>
           <w:szCs w:val="24"/>
         </w:rPr>
-        <w:t>R 1969 - https://watermark02.silverchair.com/jrsssb_31_2_350.pdf?token=AQECAHi208BE49Ooan9kkhW_Ercy7Dm3ZL_9Cf3qfKAc485ysgAAA2cwggNjBgkqhkiG9w0BBwagggNUMIIDUAIBADCCA0kGCSqGSIb3DQEHATAeBglghkgBZQMEAS4wEQQMQvpMyfGmE6ifJcViAgEQgIIDGmWCBJMcEQla02TtdufRewBkuYAlZYCk1BkE_9MmOrltbsqAL7aqXZk6iT-_t6APjV74sTLTpzo0Rgfn0Mnaga1rY7Xr2AvNWvSDB4IgndPW8g6uLuOUKkrcv2TMmM0Q8TlSMG29ndLCfFzhKHfth-H5OeWWsUZBy_lK2ZCZ9GCEMgu0xE93Smu_zqYqHKCQRSg7ff37Ty8cTEaHuOuGVw2monLH9WxzYm52lRgPRszswc3I3BbyOWoptHM_I45oAKvL4YDmenP8Lou8iaKqzdCNNcqQbXC2W4EzKEswEaAimC4tWTEjCc70SA9BRKyM3J6cYi_qxH8o_9zoPhWZIg8Rx57z3kpT8ACHy1WryUXWdQH3qgp061uWXE-OSa7ppd8-yq4P64JwyUlANsAe-PEF1lLLnzo9j1pOe9MW93Gyf2BmP4Pfp0XZXJpWXzOnWygh5A_LjpYUPyyU7Qh8K9jWaS53oHWT50y52UGjaA1zqALL5FKBAGMJ0f5wbfMl10YVIBze68EGVi7eapZYxZP7R0yjHmxLoPFbTTv6seWURo5fSesvZOODjIQU3CKEzwGqTKEc1tt4xxalfTw121m4k0IzlFZ6AgNndTi7gKj6OOb-qCjpfRqAlVXZJ3zDDDI4_tXOhsDLX0_RDkBgeZB34A3lspmiR31v1XOCqP66xzpyAPZEYQvEVtJfi6xpBkcYSljLvSVKpgHDAo76o7M8g_U_JAzdNaHdxb85XwUsttK9-IlDrjx9VW45vA7Wruiz-S-SrtefmEgpIRBlXWD4D_8Qqx2YCipC7OR7SNy87Oirb6LkN1zQEPi93klEMZtTlB8HkU03fiYH9nApmCrDNMVzO-J-QygyurOKd_pfzhuWRuoli0YjbJvj7st3RhLMCxR_mxR8ieAUvNiHFhx1V4hyES9j71JZIoEEVuuxQWqyh2wcLael68jvlJQhupJ9093wepzqNpQ0V3CEvYu39Kei3LXflgrIotS5o7f7DMdZqp5U8PBK5gWlyn3snG_7YoM8ljyZpJxLLGfF0lRYSLvDPhomJRO9</w:t>
+        <w:t>R 1969 - https://watermark02.silverchair.com/jrsssb_31_2_350.pdf?token=AQECAHi208BE49Ooan9kkhW_Ercy7Dm3ZL_9Cf3qfKAc485ysgAAA2cwggNjBgkqhkiG9w0BBwagggNUMIIDUAIBADCCA0kGCSqGSIb3DQEHATAeBglghkgBZQMEAS4wEQQMQvpMyfGmE6ifJcViAgEQgIIDGmWCBJMcEQla02TtdufRewBkuYAlZYCk1BkE_9MmOrltbsqAL7aqXZk6iT-_t6APjV74sTLTpzo0Rgfn0Mnaga1rY7Xr2AvNWvSDB4IgndPW8g6uLuOUKkrcv2TMmM0Q8TlSMG29ndLCfFzhKHfth-H5OeWWsUZBy_lK2ZCZ9GCEMgu0xE93Smu_zqYqHKCQRSg7ff37Ty8cTEaHuOuGVw2monLH9WxzYm52lRgPRszswc3I3BbyOWoptHM_I45oAKvL4YDmenP8Lou8iaKqzdCNNcqQbXC2W4EzKEswEaAimC4tWTEjCc70SA9BRKyM3J6cYi_qxH8o_9zoPhWZIg8Rx57z3kpT8ACHy1WryUXWdQH3qgp061uWXE-OSa7ppd8-yq4P64JwyUlANsAe-PEF1lLLnzo9j1pOe9MW93Gyf2BmP4Pfp0XZXJpWXzOnWygh5A_LjpYUPyyU7Qh8K9jWaS53oHWT50y52UGjaA1zqALL5FKBAGMJ0f5wbfMl10YVIBze68EGVi7eapZYxZP7R0yjHmxLoPFbTTv6seWURo5fSesvZOODjIQU3CKEzwGqTKEc1tt4xxalfTw121m4k0IzlFZ</w:t>
+      </w:r>
+      <w:r>
+        <w:rPr>
+          <w:rFonts w:ascii="Times New Roman" w:hAnsi="Times New Roman" w:cs="Times New Roman"/>
+          <w:sz w:val="24"/>
+          <w:szCs w:val="24"/>
+        </w:rPr>
+        <w:lastRenderedPageBreak/>
+        <w:t>6AgNndTi7gKj6OOb-qCjpfRqAlVXZJ3zDDDI4_tXOhsDLX0_RDkBgeZB34A3lspmiR31v1XOCqP66xzpyAPZEYQvEVtJfi6xpBkcYSljLvSVKpgHDAo76o7M8g_U_JAzdNaHdxb85XwUsttK9-IlDrjx9VW45vA7Wruiz-S-SrtefmEgpIRBlXWD4D_8Qqx2YCipC7OR7SNy87Oirb6LkN1zQEPi93klEMZtTlB8HkU03fiYH9nApmCrDNMVzO-J-QygyurOKd_pfzhuWRuoli0YjbJvj7st3RhLMCxR_mxR8ieAUvNiHFhx1V4hyES9j71JZIoEEVuuxQWqyh2wcLael68jvlJQhupJ9093wepzqNpQ0V3CEvYu39Kei3LXflgrIotS5o7f7DMdZqp5U8PBK5gWlyn3snG_7YoM8ljyZpJxLLGfF0lRYSLvDPhomJRO9</w:t>
       </w:r>
     </w:p>
     <w:p>
@@ -29294,7 +26464,6 @@
           <w:sz w:val="24"/>
           <w:szCs w:val="24"/>
         </w:rPr>
-        <w:lastRenderedPageBreak/>
         <w:t> Wooldridge, J.M. (2010). </w:t>
       </w:r>
       <w:r>
@@ -29369,6 +26538,59 @@
           <w:szCs w:val="24"/>
         </w:rPr>
       </w:pPr>
+      <w:r>
+        <w:rPr>
+          <w:rFonts w:ascii="Times New Roman" w:hAnsi="Times New Roman" w:cs="Times New Roman"/>
+          <w:sz w:val="24"/>
+          <w:szCs w:val="24"/>
+        </w:rPr>
+        <w:t xml:space="preserve">Acemoglu and </w:t>
+      </w:r>
+      <w:r>
+        <w:rPr>
+          <w:rFonts w:ascii="Times New Roman" w:hAnsi="Times New Roman" w:cs="Times New Roman"/>
+          <w:sz w:val="24"/>
+          <w:szCs w:val="24"/>
+        </w:rPr>
+        <w:t xml:space="preserve">Restrepo 2019 </w:t>
+      </w:r>
+      <w:r>
+        <w:rPr>
+          <w:rFonts w:ascii="Times New Roman" w:hAnsi="Times New Roman" w:cs="Times New Roman"/>
+          <w:sz w:val="24"/>
+          <w:szCs w:val="24"/>
+        </w:rPr>
+        <w:t>Automation and New Tasks: How Technology Displaces and Reinstates Labor</w:t>
+      </w:r>
+      <w:hyperlink r:id="rId49" w:history="1">
+        <w:r>
+          <w:rPr>
+            <w:rStyle w:val="Hyperlink"/>
+            <w:rFonts w:ascii="Times New Roman" w:hAnsi="Times New Roman" w:cs="Times New Roman"/>
+            <w:sz w:val="24"/>
+            <w:szCs w:val="24"/>
+          </w:rPr>
+          <w:t>https://economics.mit.edu/sites/default/files/publications/Automation%20and%20New%20Tasks%20-%20How%20Technology%20Displace.pdf</w:t>
+        </w:r>
+      </w:hyperlink>
+    </w:p>
+    <w:p>
+      <w:pPr>
+        <w:rPr>
+          <w:rFonts w:ascii="Times New Roman" w:hAnsi="Times New Roman" w:cs="Times New Roman"/>
+          <w:sz w:val="24"/>
+          <w:szCs w:val="24"/>
+        </w:rPr>
+      </w:pPr>
+    </w:p>
+    <w:p>
+      <w:pPr>
+        <w:rPr>
+          <w:rFonts w:ascii="Times New Roman" w:hAnsi="Times New Roman" w:cs="Times New Roman"/>
+          <w:sz w:val="24"/>
+          <w:szCs w:val="24"/>
+        </w:rPr>
+      </w:pPr>
     </w:p>
     <w:p>
       <w:pPr>
@@ -29386,6 +26608,7 @@
           <w:sz w:val="24"/>
           <w:szCs w:val="24"/>
         </w:rPr>
+        <w:lastRenderedPageBreak/>
         <w:t>Appendix</w:t>
       </w:r>
       <w:bookmarkEnd w:id="13"/>
@@ -49042,9 +46265,9 @@
     </w:lvl>
   </w:abstractNum>
   <w:abstractNum w:abstractNumId="1" w15:restartNumberingAfterBreak="0">
-    <w:nsid w:val="205770EF"/>
+    <w:nsid w:val="1C8B488F"/>
     <w:multiLevelType w:val="multilevel"/>
-    <w:tmpl w:val="C42EB24C"/>
+    <w:tmpl w:val="B37C2946"/>
     <w:lvl w:ilvl="0">
       <w:start w:val="1"/>
       <w:numFmt w:val="bullet"/>
@@ -49191,9 +46414,9 @@
     </w:lvl>
   </w:abstractNum>
   <w:abstractNum w:abstractNumId="2" w15:restartNumberingAfterBreak="0">
-    <w:nsid w:val="247A0A74"/>
+    <w:nsid w:val="205770EF"/>
     <w:multiLevelType w:val="multilevel"/>
-    <w:tmpl w:val="8562859A"/>
+    <w:tmpl w:val="C42EB24C"/>
     <w:lvl w:ilvl="0">
       <w:start w:val="1"/>
       <w:numFmt w:val="bullet"/>
@@ -49340,9 +46563,9 @@
     </w:lvl>
   </w:abstractNum>
   <w:abstractNum w:abstractNumId="3" w15:restartNumberingAfterBreak="0">
-    <w:nsid w:val="428D5BBE"/>
+    <w:nsid w:val="247A0A74"/>
     <w:multiLevelType w:val="multilevel"/>
-    <w:tmpl w:val="8C644AB2"/>
+    <w:tmpl w:val="8562859A"/>
     <w:lvl w:ilvl="0">
       <w:start w:val="1"/>
       <w:numFmt w:val="bullet"/>
@@ -49489,440 +46712,9 @@
     </w:lvl>
   </w:abstractNum>
   <w:abstractNum w:abstractNumId="4" w15:restartNumberingAfterBreak="0">
-    <w:nsid w:val="43C06F16"/>
+    <w:nsid w:val="2CF74751"/>
     <w:multiLevelType w:val="multilevel"/>
-    <w:tmpl w:val="494AF40A"/>
-    <w:lvl w:ilvl="0">
-      <w:start w:val="1"/>
-      <w:numFmt w:val="decimal"/>
-      <w:lvlText w:val="%1."/>
-      <w:lvlJc w:val="left"/>
-      <w:pPr>
-        <w:tabs>
-          <w:tab w:val="num" w:pos="720"/>
-        </w:tabs>
-        <w:ind w:left="720" w:hanging="360"/>
-      </w:pPr>
-      <w:rPr>
-        <w:rFonts w:asciiTheme="minorHAnsi" w:eastAsiaTheme="minorHAnsi" w:hAnsiTheme="minorHAnsi" w:cstheme="minorBidi"/>
-      </w:rPr>
-    </w:lvl>
-    <w:lvl w:ilvl="1" w:tentative="1">
-      <w:start w:val="1"/>
-      <w:numFmt w:val="decimal"/>
-      <w:lvlText w:val="%2."/>
-      <w:lvlJc w:val="left"/>
-      <w:pPr>
-        <w:tabs>
-          <w:tab w:val="num" w:pos="1440"/>
-        </w:tabs>
-        <w:ind w:left="1440" w:hanging="360"/>
-      </w:pPr>
-    </w:lvl>
-    <w:lvl w:ilvl="2" w:tentative="1">
-      <w:start w:val="1"/>
-      <w:numFmt w:val="decimal"/>
-      <w:lvlText w:val="%3."/>
-      <w:lvlJc w:val="left"/>
-      <w:pPr>
-        <w:tabs>
-          <w:tab w:val="num" w:pos="2160"/>
-        </w:tabs>
-        <w:ind w:left="2160" w:hanging="360"/>
-      </w:pPr>
-    </w:lvl>
-    <w:lvl w:ilvl="3" w:tentative="1">
-      <w:start w:val="1"/>
-      <w:numFmt w:val="decimal"/>
-      <w:lvlText w:val="%4."/>
-      <w:lvlJc w:val="left"/>
-      <w:pPr>
-        <w:tabs>
-          <w:tab w:val="num" w:pos="2880"/>
-        </w:tabs>
-        <w:ind w:left="2880" w:hanging="360"/>
-      </w:pPr>
-    </w:lvl>
-    <w:lvl w:ilvl="4" w:tentative="1">
-      <w:start w:val="1"/>
-      <w:numFmt w:val="decimal"/>
-      <w:lvlText w:val="%5."/>
-      <w:lvlJc w:val="left"/>
-      <w:pPr>
-        <w:tabs>
-          <w:tab w:val="num" w:pos="3600"/>
-        </w:tabs>
-        <w:ind w:left="3600" w:hanging="360"/>
-      </w:pPr>
-    </w:lvl>
-    <w:lvl w:ilvl="5" w:tentative="1">
-      <w:start w:val="1"/>
-      <w:numFmt w:val="decimal"/>
-      <w:lvlText w:val="%6."/>
-      <w:lvlJc w:val="left"/>
-      <w:pPr>
-        <w:tabs>
-          <w:tab w:val="num" w:pos="4320"/>
-        </w:tabs>
-        <w:ind w:left="4320" w:hanging="360"/>
-      </w:pPr>
-    </w:lvl>
-    <w:lvl w:ilvl="6" w:tentative="1">
-      <w:start w:val="1"/>
-      <w:numFmt w:val="decimal"/>
-      <w:lvlText w:val="%7."/>
-      <w:lvlJc w:val="left"/>
-      <w:pPr>
-        <w:tabs>
-          <w:tab w:val="num" w:pos="5040"/>
-        </w:tabs>
-        <w:ind w:left="5040" w:hanging="360"/>
-      </w:pPr>
-    </w:lvl>
-    <w:lvl w:ilvl="7" w:tentative="1">
-      <w:start w:val="1"/>
-      <w:numFmt w:val="decimal"/>
-      <w:lvlText w:val="%8."/>
-      <w:lvlJc w:val="left"/>
-      <w:pPr>
-        <w:tabs>
-          <w:tab w:val="num" w:pos="5760"/>
-        </w:tabs>
-        <w:ind w:left="5760" w:hanging="360"/>
-      </w:pPr>
-    </w:lvl>
-    <w:lvl w:ilvl="8" w:tentative="1">
-      <w:start w:val="1"/>
-      <w:numFmt w:val="decimal"/>
-      <w:lvlText w:val="%9."/>
-      <w:lvlJc w:val="left"/>
-      <w:pPr>
-        <w:tabs>
-          <w:tab w:val="num" w:pos="6480"/>
-        </w:tabs>
-        <w:ind w:left="6480" w:hanging="360"/>
-      </w:pPr>
-    </w:lvl>
-  </w:abstractNum>
-  <w:abstractNum w:abstractNumId="5" w15:restartNumberingAfterBreak="0">
-    <w:nsid w:val="474D1AC4"/>
-    <w:multiLevelType w:val="multilevel"/>
-    <w:tmpl w:val="2B2EFFCC"/>
-    <w:lvl w:ilvl="0">
-      <w:start w:val="1"/>
-      <w:numFmt w:val="decimal"/>
-      <w:lvlText w:val="%1."/>
-      <w:lvlJc w:val="left"/>
-      <w:pPr>
-        <w:tabs>
-          <w:tab w:val="num" w:pos="720"/>
-        </w:tabs>
-        <w:ind w:left="720" w:hanging="360"/>
-      </w:pPr>
-    </w:lvl>
-    <w:lvl w:ilvl="1" w:tentative="1">
-      <w:start w:val="1"/>
-      <w:numFmt w:val="decimal"/>
-      <w:lvlText w:val="%2."/>
-      <w:lvlJc w:val="left"/>
-      <w:pPr>
-        <w:tabs>
-          <w:tab w:val="num" w:pos="1440"/>
-        </w:tabs>
-        <w:ind w:left="1440" w:hanging="360"/>
-      </w:pPr>
-    </w:lvl>
-    <w:lvl w:ilvl="2" w:tentative="1">
-      <w:start w:val="1"/>
-      <w:numFmt w:val="decimal"/>
-      <w:lvlText w:val="%3."/>
-      <w:lvlJc w:val="left"/>
-      <w:pPr>
-        <w:tabs>
-          <w:tab w:val="num" w:pos="2160"/>
-        </w:tabs>
-        <w:ind w:left="2160" w:hanging="360"/>
-      </w:pPr>
-    </w:lvl>
-    <w:lvl w:ilvl="3" w:tentative="1">
-      <w:start w:val="1"/>
-      <w:numFmt w:val="decimal"/>
-      <w:lvlText w:val="%4."/>
-      <w:lvlJc w:val="left"/>
-      <w:pPr>
-        <w:tabs>
-          <w:tab w:val="num" w:pos="2880"/>
-        </w:tabs>
-        <w:ind w:left="2880" w:hanging="360"/>
-      </w:pPr>
-    </w:lvl>
-    <w:lvl w:ilvl="4" w:tentative="1">
-      <w:start w:val="1"/>
-      <w:numFmt w:val="decimal"/>
-      <w:lvlText w:val="%5."/>
-      <w:lvlJc w:val="left"/>
-      <w:pPr>
-        <w:tabs>
-          <w:tab w:val="num" w:pos="3600"/>
-        </w:tabs>
-        <w:ind w:left="3600" w:hanging="360"/>
-      </w:pPr>
-    </w:lvl>
-    <w:lvl w:ilvl="5" w:tentative="1">
-      <w:start w:val="1"/>
-      <w:numFmt w:val="decimal"/>
-      <w:lvlText w:val="%6."/>
-      <w:lvlJc w:val="left"/>
-      <w:pPr>
-        <w:tabs>
-          <w:tab w:val="num" w:pos="4320"/>
-        </w:tabs>
-        <w:ind w:left="4320" w:hanging="360"/>
-      </w:pPr>
-    </w:lvl>
-    <w:lvl w:ilvl="6" w:tentative="1">
-      <w:start w:val="1"/>
-      <w:numFmt w:val="decimal"/>
-      <w:lvlText w:val="%7."/>
-      <w:lvlJc w:val="left"/>
-      <w:pPr>
-        <w:tabs>
-          <w:tab w:val="num" w:pos="5040"/>
-        </w:tabs>
-        <w:ind w:left="5040" w:hanging="360"/>
-      </w:pPr>
-    </w:lvl>
-    <w:lvl w:ilvl="7" w:tentative="1">
-      <w:start w:val="1"/>
-      <w:numFmt w:val="decimal"/>
-      <w:lvlText w:val="%8."/>
-      <w:lvlJc w:val="left"/>
-      <w:pPr>
-        <w:tabs>
-          <w:tab w:val="num" w:pos="5760"/>
-        </w:tabs>
-        <w:ind w:left="5760" w:hanging="360"/>
-      </w:pPr>
-    </w:lvl>
-    <w:lvl w:ilvl="8" w:tentative="1">
-      <w:start w:val="1"/>
-      <w:numFmt w:val="decimal"/>
-      <w:lvlText w:val="%9."/>
-      <w:lvlJc w:val="left"/>
-      <w:pPr>
-        <w:tabs>
-          <w:tab w:val="num" w:pos="6480"/>
-        </w:tabs>
-        <w:ind w:left="6480" w:hanging="360"/>
-      </w:pPr>
-    </w:lvl>
-  </w:abstractNum>
-  <w:abstractNum w:abstractNumId="6" w15:restartNumberingAfterBreak="0">
-    <w:nsid w:val="52AA0E4D"/>
-    <w:multiLevelType w:val="multilevel"/>
-    <w:tmpl w:val="BF7C9C36"/>
-    <w:lvl w:ilvl="0">
-      <w:start w:val="1"/>
-      <w:numFmt w:val="decimal"/>
-      <w:lvlText w:val="%1."/>
-      <w:lvlJc w:val="left"/>
-      <w:pPr>
-        <w:tabs>
-          <w:tab w:val="num" w:pos="720"/>
-        </w:tabs>
-        <w:ind w:left="720" w:hanging="360"/>
-      </w:pPr>
-    </w:lvl>
-    <w:lvl w:ilvl="1" w:tentative="1">
-      <w:start w:val="1"/>
-      <w:numFmt w:val="decimal"/>
-      <w:lvlText w:val="%2."/>
-      <w:lvlJc w:val="left"/>
-      <w:pPr>
-        <w:tabs>
-          <w:tab w:val="num" w:pos="1440"/>
-        </w:tabs>
-        <w:ind w:left="1440" w:hanging="360"/>
-      </w:pPr>
-    </w:lvl>
-    <w:lvl w:ilvl="2" w:tentative="1">
-      <w:start w:val="1"/>
-      <w:numFmt w:val="decimal"/>
-      <w:lvlText w:val="%3."/>
-      <w:lvlJc w:val="left"/>
-      <w:pPr>
-        <w:tabs>
-          <w:tab w:val="num" w:pos="2160"/>
-        </w:tabs>
-        <w:ind w:left="2160" w:hanging="360"/>
-      </w:pPr>
-    </w:lvl>
-    <w:lvl w:ilvl="3" w:tentative="1">
-      <w:start w:val="1"/>
-      <w:numFmt w:val="decimal"/>
-      <w:lvlText w:val="%4."/>
-      <w:lvlJc w:val="left"/>
-      <w:pPr>
-        <w:tabs>
-          <w:tab w:val="num" w:pos="2880"/>
-        </w:tabs>
-        <w:ind w:left="2880" w:hanging="360"/>
-      </w:pPr>
-    </w:lvl>
-    <w:lvl w:ilvl="4" w:tentative="1">
-      <w:start w:val="1"/>
-      <w:numFmt w:val="decimal"/>
-      <w:lvlText w:val="%5."/>
-      <w:lvlJc w:val="left"/>
-      <w:pPr>
-        <w:tabs>
-          <w:tab w:val="num" w:pos="3600"/>
-        </w:tabs>
-        <w:ind w:left="3600" w:hanging="360"/>
-      </w:pPr>
-    </w:lvl>
-    <w:lvl w:ilvl="5" w:tentative="1">
-      <w:start w:val="1"/>
-      <w:numFmt w:val="decimal"/>
-      <w:lvlText w:val="%6."/>
-      <w:lvlJc w:val="left"/>
-      <w:pPr>
-        <w:tabs>
-          <w:tab w:val="num" w:pos="4320"/>
-        </w:tabs>
-        <w:ind w:left="4320" w:hanging="360"/>
-      </w:pPr>
-    </w:lvl>
-    <w:lvl w:ilvl="6" w:tentative="1">
-      <w:start w:val="1"/>
-      <w:numFmt w:val="decimal"/>
-      <w:lvlText w:val="%7."/>
-      <w:lvlJc w:val="left"/>
-      <w:pPr>
-        <w:tabs>
-          <w:tab w:val="num" w:pos="5040"/>
-        </w:tabs>
-        <w:ind w:left="5040" w:hanging="360"/>
-      </w:pPr>
-    </w:lvl>
-    <w:lvl w:ilvl="7" w:tentative="1">
-      <w:start w:val="1"/>
-      <w:numFmt w:val="decimal"/>
-      <w:lvlText w:val="%8."/>
-      <w:lvlJc w:val="left"/>
-      <w:pPr>
-        <w:tabs>
-          <w:tab w:val="num" w:pos="5760"/>
-        </w:tabs>
-        <w:ind w:left="5760" w:hanging="360"/>
-      </w:pPr>
-    </w:lvl>
-    <w:lvl w:ilvl="8" w:tentative="1">
-      <w:start w:val="1"/>
-      <w:numFmt w:val="decimal"/>
-      <w:lvlText w:val="%9."/>
-      <w:lvlJc w:val="left"/>
-      <w:pPr>
-        <w:tabs>
-          <w:tab w:val="num" w:pos="6480"/>
-        </w:tabs>
-        <w:ind w:left="6480" w:hanging="360"/>
-      </w:pPr>
-    </w:lvl>
-  </w:abstractNum>
-  <w:abstractNum w:abstractNumId="7" w15:restartNumberingAfterBreak="0">
-    <w:nsid w:val="54951739"/>
-    <w:multiLevelType w:val="hybridMultilevel"/>
-    <w:tmpl w:val="C7E88982"/>
-    <w:lvl w:ilvl="0" w:tplc="0809000F">
-      <w:start w:val="1"/>
-      <w:numFmt w:val="decimal"/>
-      <w:lvlText w:val="%1."/>
-      <w:lvlJc w:val="left"/>
-      <w:pPr>
-        <w:ind w:left="720" w:hanging="360"/>
-      </w:pPr>
-      <w:rPr>
-        <w:rFonts w:hint="default"/>
-      </w:rPr>
-    </w:lvl>
-    <w:lvl w:ilvl="1" w:tplc="08090019" w:tentative="1">
-      <w:start w:val="1"/>
-      <w:numFmt w:val="lowerLetter"/>
-      <w:lvlText w:val="%2."/>
-      <w:lvlJc w:val="left"/>
-      <w:pPr>
-        <w:ind w:left="1440" w:hanging="360"/>
-      </w:pPr>
-    </w:lvl>
-    <w:lvl w:ilvl="2" w:tplc="0809001B" w:tentative="1">
-      <w:start w:val="1"/>
-      <w:numFmt w:val="lowerRoman"/>
-      <w:lvlText w:val="%3."/>
-      <w:lvlJc w:val="right"/>
-      <w:pPr>
-        <w:ind w:left="2160" w:hanging="180"/>
-      </w:pPr>
-    </w:lvl>
-    <w:lvl w:ilvl="3" w:tplc="0809000F" w:tentative="1">
-      <w:start w:val="1"/>
-      <w:numFmt w:val="decimal"/>
-      <w:lvlText w:val="%4."/>
-      <w:lvlJc w:val="left"/>
-      <w:pPr>
-        <w:ind w:left="2880" w:hanging="360"/>
-      </w:pPr>
-    </w:lvl>
-    <w:lvl w:ilvl="4" w:tplc="08090019" w:tentative="1">
-      <w:start w:val="1"/>
-      <w:numFmt w:val="lowerLetter"/>
-      <w:lvlText w:val="%5."/>
-      <w:lvlJc w:val="left"/>
-      <w:pPr>
-        <w:ind w:left="3600" w:hanging="360"/>
-      </w:pPr>
-    </w:lvl>
-    <w:lvl w:ilvl="5" w:tplc="0809001B" w:tentative="1">
-      <w:start w:val="1"/>
-      <w:numFmt w:val="lowerRoman"/>
-      <w:lvlText w:val="%6."/>
-      <w:lvlJc w:val="right"/>
-      <w:pPr>
-        <w:ind w:left="4320" w:hanging="180"/>
-      </w:pPr>
-    </w:lvl>
-    <w:lvl w:ilvl="6" w:tplc="0809000F" w:tentative="1">
-      <w:start w:val="1"/>
-      <w:numFmt w:val="decimal"/>
-      <w:lvlText w:val="%7."/>
-      <w:lvlJc w:val="left"/>
-      <w:pPr>
-        <w:ind w:left="5040" w:hanging="360"/>
-      </w:pPr>
-    </w:lvl>
-    <w:lvl w:ilvl="7" w:tplc="08090019" w:tentative="1">
-      <w:start w:val="1"/>
-      <w:numFmt w:val="lowerLetter"/>
-      <w:lvlText w:val="%8."/>
-      <w:lvlJc w:val="left"/>
-      <w:pPr>
-        <w:ind w:left="5760" w:hanging="360"/>
-      </w:pPr>
-    </w:lvl>
-    <w:lvl w:ilvl="8" w:tplc="0809001B" w:tentative="1">
-      <w:start w:val="1"/>
-      <w:numFmt w:val="lowerRoman"/>
-      <w:lvlText w:val="%9."/>
-      <w:lvlJc w:val="right"/>
-      <w:pPr>
-        <w:ind w:left="6480" w:hanging="180"/>
-      </w:pPr>
-    </w:lvl>
-  </w:abstractNum>
-  <w:abstractNum w:abstractNumId="8" w15:restartNumberingAfterBreak="0">
-    <w:nsid w:val="5BDB2C74"/>
-    <w:multiLevelType w:val="multilevel"/>
-    <w:tmpl w:val="1F44ED84"/>
+    <w:tmpl w:val="7E3AE6DC"/>
     <w:lvl w:ilvl="0">
       <w:start w:val="1"/>
       <w:numFmt w:val="bullet"/>
@@ -50068,10 +46860,10 @@
       </w:rPr>
     </w:lvl>
   </w:abstractNum>
-  <w:abstractNum w:abstractNumId="9" w15:restartNumberingAfterBreak="0">
-    <w:nsid w:val="696B7A16"/>
+  <w:abstractNum w:abstractNumId="5" w15:restartNumberingAfterBreak="0">
+    <w:nsid w:val="413E1EB6"/>
     <w:multiLevelType w:val="multilevel"/>
-    <w:tmpl w:val="D9AADD84"/>
+    <w:tmpl w:val="BB9CD27E"/>
     <w:lvl w:ilvl="0">
       <w:start w:val="1"/>
       <w:numFmt w:val="bullet"/>
@@ -50217,10 +47009,10 @@
       </w:rPr>
     </w:lvl>
   </w:abstractNum>
-  <w:abstractNum w:abstractNumId="10" w15:restartNumberingAfterBreak="0">
-    <w:nsid w:val="6FCB10E2"/>
+  <w:abstractNum w:abstractNumId="6" w15:restartNumberingAfterBreak="0">
+    <w:nsid w:val="428D5BBE"/>
     <w:multiLevelType w:val="multilevel"/>
-    <w:tmpl w:val="C91A8B86"/>
+    <w:tmpl w:val="8C644AB2"/>
     <w:lvl w:ilvl="0">
       <w:start w:val="1"/>
       <w:numFmt w:val="bullet"/>
@@ -50366,10 +47158,441 @@
       </w:rPr>
     </w:lvl>
   </w:abstractNum>
+  <w:abstractNum w:abstractNumId="7" w15:restartNumberingAfterBreak="0">
+    <w:nsid w:val="43C06F16"/>
+    <w:multiLevelType w:val="multilevel"/>
+    <w:tmpl w:val="494AF40A"/>
+    <w:lvl w:ilvl="0">
+      <w:start w:val="1"/>
+      <w:numFmt w:val="decimal"/>
+      <w:lvlText w:val="%1."/>
+      <w:lvlJc w:val="left"/>
+      <w:pPr>
+        <w:tabs>
+          <w:tab w:val="num" w:pos="720"/>
+        </w:tabs>
+        <w:ind w:left="720" w:hanging="360"/>
+      </w:pPr>
+      <w:rPr>
+        <w:rFonts w:asciiTheme="minorHAnsi" w:eastAsiaTheme="minorHAnsi" w:hAnsiTheme="minorHAnsi" w:cstheme="minorBidi"/>
+      </w:rPr>
+    </w:lvl>
+    <w:lvl w:ilvl="1" w:tentative="1">
+      <w:start w:val="1"/>
+      <w:numFmt w:val="decimal"/>
+      <w:lvlText w:val="%2."/>
+      <w:lvlJc w:val="left"/>
+      <w:pPr>
+        <w:tabs>
+          <w:tab w:val="num" w:pos="1440"/>
+        </w:tabs>
+        <w:ind w:left="1440" w:hanging="360"/>
+      </w:pPr>
+    </w:lvl>
+    <w:lvl w:ilvl="2" w:tentative="1">
+      <w:start w:val="1"/>
+      <w:numFmt w:val="decimal"/>
+      <w:lvlText w:val="%3."/>
+      <w:lvlJc w:val="left"/>
+      <w:pPr>
+        <w:tabs>
+          <w:tab w:val="num" w:pos="2160"/>
+        </w:tabs>
+        <w:ind w:left="2160" w:hanging="360"/>
+      </w:pPr>
+    </w:lvl>
+    <w:lvl w:ilvl="3" w:tentative="1">
+      <w:start w:val="1"/>
+      <w:numFmt w:val="decimal"/>
+      <w:lvlText w:val="%4."/>
+      <w:lvlJc w:val="left"/>
+      <w:pPr>
+        <w:tabs>
+          <w:tab w:val="num" w:pos="2880"/>
+        </w:tabs>
+        <w:ind w:left="2880" w:hanging="360"/>
+      </w:pPr>
+    </w:lvl>
+    <w:lvl w:ilvl="4" w:tentative="1">
+      <w:start w:val="1"/>
+      <w:numFmt w:val="decimal"/>
+      <w:lvlText w:val="%5."/>
+      <w:lvlJc w:val="left"/>
+      <w:pPr>
+        <w:tabs>
+          <w:tab w:val="num" w:pos="3600"/>
+        </w:tabs>
+        <w:ind w:left="3600" w:hanging="360"/>
+      </w:pPr>
+    </w:lvl>
+    <w:lvl w:ilvl="5" w:tentative="1">
+      <w:start w:val="1"/>
+      <w:numFmt w:val="decimal"/>
+      <w:lvlText w:val="%6."/>
+      <w:lvlJc w:val="left"/>
+      <w:pPr>
+        <w:tabs>
+          <w:tab w:val="num" w:pos="4320"/>
+        </w:tabs>
+        <w:ind w:left="4320" w:hanging="360"/>
+      </w:pPr>
+    </w:lvl>
+    <w:lvl w:ilvl="6" w:tentative="1">
+      <w:start w:val="1"/>
+      <w:numFmt w:val="decimal"/>
+      <w:lvlText w:val="%7."/>
+      <w:lvlJc w:val="left"/>
+      <w:pPr>
+        <w:tabs>
+          <w:tab w:val="num" w:pos="5040"/>
+        </w:tabs>
+        <w:ind w:left="5040" w:hanging="360"/>
+      </w:pPr>
+    </w:lvl>
+    <w:lvl w:ilvl="7" w:tentative="1">
+      <w:start w:val="1"/>
+      <w:numFmt w:val="decimal"/>
+      <w:lvlText w:val="%8."/>
+      <w:lvlJc w:val="left"/>
+      <w:pPr>
+        <w:tabs>
+          <w:tab w:val="num" w:pos="5760"/>
+        </w:tabs>
+        <w:ind w:left="5760" w:hanging="360"/>
+      </w:pPr>
+    </w:lvl>
+    <w:lvl w:ilvl="8" w:tentative="1">
+      <w:start w:val="1"/>
+      <w:numFmt w:val="decimal"/>
+      <w:lvlText w:val="%9."/>
+      <w:lvlJc w:val="left"/>
+      <w:pPr>
+        <w:tabs>
+          <w:tab w:val="num" w:pos="6480"/>
+        </w:tabs>
+        <w:ind w:left="6480" w:hanging="360"/>
+      </w:pPr>
+    </w:lvl>
+  </w:abstractNum>
+  <w:abstractNum w:abstractNumId="8" w15:restartNumberingAfterBreak="0">
+    <w:nsid w:val="474D1AC4"/>
+    <w:multiLevelType w:val="multilevel"/>
+    <w:tmpl w:val="2B2EFFCC"/>
+    <w:lvl w:ilvl="0">
+      <w:start w:val="1"/>
+      <w:numFmt w:val="decimal"/>
+      <w:lvlText w:val="%1."/>
+      <w:lvlJc w:val="left"/>
+      <w:pPr>
+        <w:tabs>
+          <w:tab w:val="num" w:pos="720"/>
+        </w:tabs>
+        <w:ind w:left="720" w:hanging="360"/>
+      </w:pPr>
+    </w:lvl>
+    <w:lvl w:ilvl="1" w:tentative="1">
+      <w:start w:val="1"/>
+      <w:numFmt w:val="decimal"/>
+      <w:lvlText w:val="%2."/>
+      <w:lvlJc w:val="left"/>
+      <w:pPr>
+        <w:tabs>
+          <w:tab w:val="num" w:pos="1440"/>
+        </w:tabs>
+        <w:ind w:left="1440" w:hanging="360"/>
+      </w:pPr>
+    </w:lvl>
+    <w:lvl w:ilvl="2" w:tentative="1">
+      <w:start w:val="1"/>
+      <w:numFmt w:val="decimal"/>
+      <w:lvlText w:val="%3."/>
+      <w:lvlJc w:val="left"/>
+      <w:pPr>
+        <w:tabs>
+          <w:tab w:val="num" w:pos="2160"/>
+        </w:tabs>
+        <w:ind w:left="2160" w:hanging="360"/>
+      </w:pPr>
+    </w:lvl>
+    <w:lvl w:ilvl="3" w:tentative="1">
+      <w:start w:val="1"/>
+      <w:numFmt w:val="decimal"/>
+      <w:lvlText w:val="%4."/>
+      <w:lvlJc w:val="left"/>
+      <w:pPr>
+        <w:tabs>
+          <w:tab w:val="num" w:pos="2880"/>
+        </w:tabs>
+        <w:ind w:left="2880" w:hanging="360"/>
+      </w:pPr>
+    </w:lvl>
+    <w:lvl w:ilvl="4" w:tentative="1">
+      <w:start w:val="1"/>
+      <w:numFmt w:val="decimal"/>
+      <w:lvlText w:val="%5."/>
+      <w:lvlJc w:val="left"/>
+      <w:pPr>
+        <w:tabs>
+          <w:tab w:val="num" w:pos="3600"/>
+        </w:tabs>
+        <w:ind w:left="3600" w:hanging="360"/>
+      </w:pPr>
+    </w:lvl>
+    <w:lvl w:ilvl="5" w:tentative="1">
+      <w:start w:val="1"/>
+      <w:numFmt w:val="decimal"/>
+      <w:lvlText w:val="%6."/>
+      <w:lvlJc w:val="left"/>
+      <w:pPr>
+        <w:tabs>
+          <w:tab w:val="num" w:pos="4320"/>
+        </w:tabs>
+        <w:ind w:left="4320" w:hanging="360"/>
+      </w:pPr>
+    </w:lvl>
+    <w:lvl w:ilvl="6" w:tentative="1">
+      <w:start w:val="1"/>
+      <w:numFmt w:val="decimal"/>
+      <w:lvlText w:val="%7."/>
+      <w:lvlJc w:val="left"/>
+      <w:pPr>
+        <w:tabs>
+          <w:tab w:val="num" w:pos="5040"/>
+        </w:tabs>
+        <w:ind w:left="5040" w:hanging="360"/>
+      </w:pPr>
+    </w:lvl>
+    <w:lvl w:ilvl="7" w:tentative="1">
+      <w:start w:val="1"/>
+      <w:numFmt w:val="decimal"/>
+      <w:lvlText w:val="%8."/>
+      <w:lvlJc w:val="left"/>
+      <w:pPr>
+        <w:tabs>
+          <w:tab w:val="num" w:pos="5760"/>
+        </w:tabs>
+        <w:ind w:left="5760" w:hanging="360"/>
+      </w:pPr>
+    </w:lvl>
+    <w:lvl w:ilvl="8" w:tentative="1">
+      <w:start w:val="1"/>
+      <w:numFmt w:val="decimal"/>
+      <w:lvlText w:val="%9."/>
+      <w:lvlJc w:val="left"/>
+      <w:pPr>
+        <w:tabs>
+          <w:tab w:val="num" w:pos="6480"/>
+        </w:tabs>
+        <w:ind w:left="6480" w:hanging="360"/>
+      </w:pPr>
+    </w:lvl>
+  </w:abstractNum>
+  <w:abstractNum w:abstractNumId="9" w15:restartNumberingAfterBreak="0">
+    <w:nsid w:val="52AA0E4D"/>
+    <w:multiLevelType w:val="multilevel"/>
+    <w:tmpl w:val="BF7C9C36"/>
+    <w:lvl w:ilvl="0">
+      <w:start w:val="1"/>
+      <w:numFmt w:val="decimal"/>
+      <w:lvlText w:val="%1."/>
+      <w:lvlJc w:val="left"/>
+      <w:pPr>
+        <w:tabs>
+          <w:tab w:val="num" w:pos="720"/>
+        </w:tabs>
+        <w:ind w:left="720" w:hanging="360"/>
+      </w:pPr>
+    </w:lvl>
+    <w:lvl w:ilvl="1" w:tentative="1">
+      <w:start w:val="1"/>
+      <w:numFmt w:val="decimal"/>
+      <w:lvlText w:val="%2."/>
+      <w:lvlJc w:val="left"/>
+      <w:pPr>
+        <w:tabs>
+          <w:tab w:val="num" w:pos="1440"/>
+        </w:tabs>
+        <w:ind w:left="1440" w:hanging="360"/>
+      </w:pPr>
+    </w:lvl>
+    <w:lvl w:ilvl="2" w:tentative="1">
+      <w:start w:val="1"/>
+      <w:numFmt w:val="decimal"/>
+      <w:lvlText w:val="%3."/>
+      <w:lvlJc w:val="left"/>
+      <w:pPr>
+        <w:tabs>
+          <w:tab w:val="num" w:pos="2160"/>
+        </w:tabs>
+        <w:ind w:left="2160" w:hanging="360"/>
+      </w:pPr>
+    </w:lvl>
+    <w:lvl w:ilvl="3" w:tentative="1">
+      <w:start w:val="1"/>
+      <w:numFmt w:val="decimal"/>
+      <w:lvlText w:val="%4."/>
+      <w:lvlJc w:val="left"/>
+      <w:pPr>
+        <w:tabs>
+          <w:tab w:val="num" w:pos="2880"/>
+        </w:tabs>
+        <w:ind w:left="2880" w:hanging="360"/>
+      </w:pPr>
+    </w:lvl>
+    <w:lvl w:ilvl="4" w:tentative="1">
+      <w:start w:val="1"/>
+      <w:numFmt w:val="decimal"/>
+      <w:lvlText w:val="%5."/>
+      <w:lvlJc w:val="left"/>
+      <w:pPr>
+        <w:tabs>
+          <w:tab w:val="num" w:pos="3600"/>
+        </w:tabs>
+        <w:ind w:left="3600" w:hanging="360"/>
+      </w:pPr>
+    </w:lvl>
+    <w:lvl w:ilvl="5" w:tentative="1">
+      <w:start w:val="1"/>
+      <w:numFmt w:val="decimal"/>
+      <w:lvlText w:val="%6."/>
+      <w:lvlJc w:val="left"/>
+      <w:pPr>
+        <w:tabs>
+          <w:tab w:val="num" w:pos="4320"/>
+        </w:tabs>
+        <w:ind w:left="4320" w:hanging="360"/>
+      </w:pPr>
+    </w:lvl>
+    <w:lvl w:ilvl="6" w:tentative="1">
+      <w:start w:val="1"/>
+      <w:numFmt w:val="decimal"/>
+      <w:lvlText w:val="%7."/>
+      <w:lvlJc w:val="left"/>
+      <w:pPr>
+        <w:tabs>
+          <w:tab w:val="num" w:pos="5040"/>
+        </w:tabs>
+        <w:ind w:left="5040" w:hanging="360"/>
+      </w:pPr>
+    </w:lvl>
+    <w:lvl w:ilvl="7" w:tentative="1">
+      <w:start w:val="1"/>
+      <w:numFmt w:val="decimal"/>
+      <w:lvlText w:val="%8."/>
+      <w:lvlJc w:val="left"/>
+      <w:pPr>
+        <w:tabs>
+          <w:tab w:val="num" w:pos="5760"/>
+        </w:tabs>
+        <w:ind w:left="5760" w:hanging="360"/>
+      </w:pPr>
+    </w:lvl>
+    <w:lvl w:ilvl="8" w:tentative="1">
+      <w:start w:val="1"/>
+      <w:numFmt w:val="decimal"/>
+      <w:lvlText w:val="%9."/>
+      <w:lvlJc w:val="left"/>
+      <w:pPr>
+        <w:tabs>
+          <w:tab w:val="num" w:pos="6480"/>
+        </w:tabs>
+        <w:ind w:left="6480" w:hanging="360"/>
+      </w:pPr>
+    </w:lvl>
+  </w:abstractNum>
+  <w:abstractNum w:abstractNumId="10" w15:restartNumberingAfterBreak="0">
+    <w:nsid w:val="54951739"/>
+    <w:multiLevelType w:val="hybridMultilevel"/>
+    <w:tmpl w:val="C7E88982"/>
+    <w:lvl w:ilvl="0" w:tplc="0809000F">
+      <w:start w:val="1"/>
+      <w:numFmt w:val="decimal"/>
+      <w:lvlText w:val="%1."/>
+      <w:lvlJc w:val="left"/>
+      <w:pPr>
+        <w:ind w:left="720" w:hanging="360"/>
+      </w:pPr>
+      <w:rPr>
+        <w:rFonts w:hint="default"/>
+      </w:rPr>
+    </w:lvl>
+    <w:lvl w:ilvl="1" w:tplc="08090019" w:tentative="1">
+      <w:start w:val="1"/>
+      <w:numFmt w:val="lowerLetter"/>
+      <w:lvlText w:val="%2."/>
+      <w:lvlJc w:val="left"/>
+      <w:pPr>
+        <w:ind w:left="1440" w:hanging="360"/>
+      </w:pPr>
+    </w:lvl>
+    <w:lvl w:ilvl="2" w:tplc="0809001B" w:tentative="1">
+      <w:start w:val="1"/>
+      <w:numFmt w:val="lowerRoman"/>
+      <w:lvlText w:val="%3."/>
+      <w:lvlJc w:val="right"/>
+      <w:pPr>
+        <w:ind w:left="2160" w:hanging="180"/>
+      </w:pPr>
+    </w:lvl>
+    <w:lvl w:ilvl="3" w:tplc="0809000F" w:tentative="1">
+      <w:start w:val="1"/>
+      <w:numFmt w:val="decimal"/>
+      <w:lvlText w:val="%4."/>
+      <w:lvlJc w:val="left"/>
+      <w:pPr>
+        <w:ind w:left="2880" w:hanging="360"/>
+      </w:pPr>
+    </w:lvl>
+    <w:lvl w:ilvl="4" w:tplc="08090019" w:tentative="1">
+      <w:start w:val="1"/>
+      <w:numFmt w:val="lowerLetter"/>
+      <w:lvlText w:val="%5."/>
+      <w:lvlJc w:val="left"/>
+      <w:pPr>
+        <w:ind w:left="3600" w:hanging="360"/>
+      </w:pPr>
+    </w:lvl>
+    <w:lvl w:ilvl="5" w:tplc="0809001B" w:tentative="1">
+      <w:start w:val="1"/>
+      <w:numFmt w:val="lowerRoman"/>
+      <w:lvlText w:val="%6."/>
+      <w:lvlJc w:val="right"/>
+      <w:pPr>
+        <w:ind w:left="4320" w:hanging="180"/>
+      </w:pPr>
+    </w:lvl>
+    <w:lvl w:ilvl="6" w:tplc="0809000F" w:tentative="1">
+      <w:start w:val="1"/>
+      <w:numFmt w:val="decimal"/>
+      <w:lvlText w:val="%7."/>
+      <w:lvlJc w:val="left"/>
+      <w:pPr>
+        <w:ind w:left="5040" w:hanging="360"/>
+      </w:pPr>
+    </w:lvl>
+    <w:lvl w:ilvl="7" w:tplc="08090019" w:tentative="1">
+      <w:start w:val="1"/>
+      <w:numFmt w:val="lowerLetter"/>
+      <w:lvlText w:val="%8."/>
+      <w:lvlJc w:val="left"/>
+      <w:pPr>
+        <w:ind w:left="5760" w:hanging="360"/>
+      </w:pPr>
+    </w:lvl>
+    <w:lvl w:ilvl="8" w:tplc="0809001B" w:tentative="1">
+      <w:start w:val="1"/>
+      <w:numFmt w:val="lowerRoman"/>
+      <w:lvlText w:val="%9."/>
+      <w:lvlJc w:val="right"/>
+      <w:pPr>
+        <w:ind w:left="6480" w:hanging="180"/>
+      </w:pPr>
+    </w:lvl>
+  </w:abstractNum>
   <w:abstractNum w:abstractNumId="11" w15:restartNumberingAfterBreak="0">
-    <w:nsid w:val="72E2282B"/>
+    <w:nsid w:val="5BDB2C74"/>
     <w:multiLevelType w:val="multilevel"/>
-    <w:tmpl w:val="7C265CA2"/>
+    <w:tmpl w:val="1F44ED84"/>
     <w:lvl w:ilvl="0">
       <w:start w:val="1"/>
       <w:numFmt w:val="bullet"/>
@@ -50516,9 +47739,9 @@
     </w:lvl>
   </w:abstractNum>
   <w:abstractNum w:abstractNumId="12" w15:restartNumberingAfterBreak="0">
-    <w:nsid w:val="742F7B1F"/>
+    <w:nsid w:val="696B7A16"/>
     <w:multiLevelType w:val="multilevel"/>
-    <w:tmpl w:val="6F242DB8"/>
+    <w:tmpl w:val="D9AADD84"/>
     <w:lvl w:ilvl="0">
       <w:start w:val="1"/>
       <w:numFmt w:val="bullet"/>
@@ -50665,98 +47888,9 @@
     </w:lvl>
   </w:abstractNum>
   <w:abstractNum w:abstractNumId="13" w15:restartNumberingAfterBreak="0">
-    <w:nsid w:val="749C553C"/>
-    <w:multiLevelType w:val="hybridMultilevel"/>
-    <w:tmpl w:val="E1CE35BC"/>
-    <w:lvl w:ilvl="0" w:tplc="E918D83A">
-      <w:start w:val="1"/>
-      <w:numFmt w:val="decimal"/>
-      <w:lvlText w:val="%1)"/>
-      <w:lvlJc w:val="left"/>
-      <w:pPr>
-        <w:ind w:left="1080" w:hanging="360"/>
-      </w:pPr>
-      <w:rPr>
-        <w:rFonts w:hint="default"/>
-      </w:rPr>
-    </w:lvl>
-    <w:lvl w:ilvl="1" w:tplc="08090019" w:tentative="1">
-      <w:start w:val="1"/>
-      <w:numFmt w:val="lowerLetter"/>
-      <w:lvlText w:val="%2."/>
-      <w:lvlJc w:val="left"/>
-      <w:pPr>
-        <w:ind w:left="1800" w:hanging="360"/>
-      </w:pPr>
-    </w:lvl>
-    <w:lvl w:ilvl="2" w:tplc="0809001B" w:tentative="1">
-      <w:start w:val="1"/>
-      <w:numFmt w:val="lowerRoman"/>
-      <w:lvlText w:val="%3."/>
-      <w:lvlJc w:val="right"/>
-      <w:pPr>
-        <w:ind w:left="2520" w:hanging="180"/>
-      </w:pPr>
-    </w:lvl>
-    <w:lvl w:ilvl="3" w:tplc="0809000F" w:tentative="1">
-      <w:start w:val="1"/>
-      <w:numFmt w:val="decimal"/>
-      <w:lvlText w:val="%4."/>
-      <w:lvlJc w:val="left"/>
-      <w:pPr>
-        <w:ind w:left="3240" w:hanging="360"/>
-      </w:pPr>
-    </w:lvl>
-    <w:lvl w:ilvl="4" w:tplc="08090019" w:tentative="1">
-      <w:start w:val="1"/>
-      <w:numFmt w:val="lowerLetter"/>
-      <w:lvlText w:val="%5."/>
-      <w:lvlJc w:val="left"/>
-      <w:pPr>
-        <w:ind w:left="3960" w:hanging="360"/>
-      </w:pPr>
-    </w:lvl>
-    <w:lvl w:ilvl="5" w:tplc="0809001B" w:tentative="1">
-      <w:start w:val="1"/>
-      <w:numFmt w:val="lowerRoman"/>
-      <w:lvlText w:val="%6."/>
-      <w:lvlJc w:val="right"/>
-      <w:pPr>
-        <w:ind w:left="4680" w:hanging="180"/>
-      </w:pPr>
-    </w:lvl>
-    <w:lvl w:ilvl="6" w:tplc="0809000F" w:tentative="1">
-      <w:start w:val="1"/>
-      <w:numFmt w:val="decimal"/>
-      <w:lvlText w:val="%7."/>
-      <w:lvlJc w:val="left"/>
-      <w:pPr>
-        <w:ind w:left="5400" w:hanging="360"/>
-      </w:pPr>
-    </w:lvl>
-    <w:lvl w:ilvl="7" w:tplc="08090019" w:tentative="1">
-      <w:start w:val="1"/>
-      <w:numFmt w:val="lowerLetter"/>
-      <w:lvlText w:val="%8."/>
-      <w:lvlJc w:val="left"/>
-      <w:pPr>
-        <w:ind w:left="6120" w:hanging="360"/>
-      </w:pPr>
-    </w:lvl>
-    <w:lvl w:ilvl="8" w:tplc="0809001B" w:tentative="1">
-      <w:start w:val="1"/>
-      <w:numFmt w:val="lowerRoman"/>
-      <w:lvlText w:val="%9."/>
-      <w:lvlJc w:val="right"/>
-      <w:pPr>
-        <w:ind w:left="6840" w:hanging="180"/>
-      </w:pPr>
-    </w:lvl>
-  </w:abstractNum>
-  <w:abstractNum w:abstractNumId="14" w15:restartNumberingAfterBreak="0">
-    <w:nsid w:val="7CB20227"/>
+    <w:nsid w:val="6FCB10E2"/>
     <w:multiLevelType w:val="multilevel"/>
-    <w:tmpl w:val="9FC6D882"/>
+    <w:tmpl w:val="C91A8B86"/>
     <w:lvl w:ilvl="0">
       <w:start w:val="1"/>
       <w:numFmt w:val="bullet"/>
@@ -50902,50 +48036,595 @@
       </w:rPr>
     </w:lvl>
   </w:abstractNum>
+  <w:abstractNum w:abstractNumId="14" w15:restartNumberingAfterBreak="0">
+    <w:nsid w:val="72E2282B"/>
+    <w:multiLevelType w:val="multilevel"/>
+    <w:tmpl w:val="7C265CA2"/>
+    <w:lvl w:ilvl="0">
+      <w:start w:val="1"/>
+      <w:numFmt w:val="bullet"/>
+      <w:lvlText w:val=""/>
+      <w:lvlJc w:val="left"/>
+      <w:pPr>
+        <w:tabs>
+          <w:tab w:val="num" w:pos="720"/>
+        </w:tabs>
+        <w:ind w:left="720" w:hanging="360"/>
+      </w:pPr>
+      <w:rPr>
+        <w:rFonts w:ascii="Symbol" w:hAnsi="Symbol" w:hint="default"/>
+        <w:sz w:val="20"/>
+      </w:rPr>
+    </w:lvl>
+    <w:lvl w:ilvl="1" w:tentative="1">
+      <w:start w:val="1"/>
+      <w:numFmt w:val="bullet"/>
+      <w:lvlText w:val=""/>
+      <w:lvlJc w:val="left"/>
+      <w:pPr>
+        <w:tabs>
+          <w:tab w:val="num" w:pos="1440"/>
+        </w:tabs>
+        <w:ind w:left="1440" w:hanging="360"/>
+      </w:pPr>
+      <w:rPr>
+        <w:rFonts w:ascii="Symbol" w:hAnsi="Symbol" w:hint="default"/>
+        <w:sz w:val="20"/>
+      </w:rPr>
+    </w:lvl>
+    <w:lvl w:ilvl="2" w:tentative="1">
+      <w:start w:val="1"/>
+      <w:numFmt w:val="bullet"/>
+      <w:lvlText w:val=""/>
+      <w:lvlJc w:val="left"/>
+      <w:pPr>
+        <w:tabs>
+          <w:tab w:val="num" w:pos="2160"/>
+        </w:tabs>
+        <w:ind w:left="2160" w:hanging="360"/>
+      </w:pPr>
+      <w:rPr>
+        <w:rFonts w:ascii="Symbol" w:hAnsi="Symbol" w:hint="default"/>
+        <w:sz w:val="20"/>
+      </w:rPr>
+    </w:lvl>
+    <w:lvl w:ilvl="3" w:tentative="1">
+      <w:start w:val="1"/>
+      <w:numFmt w:val="bullet"/>
+      <w:lvlText w:val=""/>
+      <w:lvlJc w:val="left"/>
+      <w:pPr>
+        <w:tabs>
+          <w:tab w:val="num" w:pos="2880"/>
+        </w:tabs>
+        <w:ind w:left="2880" w:hanging="360"/>
+      </w:pPr>
+      <w:rPr>
+        <w:rFonts w:ascii="Symbol" w:hAnsi="Symbol" w:hint="default"/>
+        <w:sz w:val="20"/>
+      </w:rPr>
+    </w:lvl>
+    <w:lvl w:ilvl="4" w:tentative="1">
+      <w:start w:val="1"/>
+      <w:numFmt w:val="bullet"/>
+      <w:lvlText w:val=""/>
+      <w:lvlJc w:val="left"/>
+      <w:pPr>
+        <w:tabs>
+          <w:tab w:val="num" w:pos="3600"/>
+        </w:tabs>
+        <w:ind w:left="3600" w:hanging="360"/>
+      </w:pPr>
+      <w:rPr>
+        <w:rFonts w:ascii="Symbol" w:hAnsi="Symbol" w:hint="default"/>
+        <w:sz w:val="20"/>
+      </w:rPr>
+    </w:lvl>
+    <w:lvl w:ilvl="5" w:tentative="1">
+      <w:start w:val="1"/>
+      <w:numFmt w:val="bullet"/>
+      <w:lvlText w:val=""/>
+      <w:lvlJc w:val="left"/>
+      <w:pPr>
+        <w:tabs>
+          <w:tab w:val="num" w:pos="4320"/>
+        </w:tabs>
+        <w:ind w:left="4320" w:hanging="360"/>
+      </w:pPr>
+      <w:rPr>
+        <w:rFonts w:ascii="Symbol" w:hAnsi="Symbol" w:hint="default"/>
+        <w:sz w:val="20"/>
+      </w:rPr>
+    </w:lvl>
+    <w:lvl w:ilvl="6" w:tentative="1">
+      <w:start w:val="1"/>
+      <w:numFmt w:val="bullet"/>
+      <w:lvlText w:val=""/>
+      <w:lvlJc w:val="left"/>
+      <w:pPr>
+        <w:tabs>
+          <w:tab w:val="num" w:pos="5040"/>
+        </w:tabs>
+        <w:ind w:left="5040" w:hanging="360"/>
+      </w:pPr>
+      <w:rPr>
+        <w:rFonts w:ascii="Symbol" w:hAnsi="Symbol" w:hint="default"/>
+        <w:sz w:val="20"/>
+      </w:rPr>
+    </w:lvl>
+    <w:lvl w:ilvl="7" w:tentative="1">
+      <w:start w:val="1"/>
+      <w:numFmt w:val="bullet"/>
+      <w:lvlText w:val=""/>
+      <w:lvlJc w:val="left"/>
+      <w:pPr>
+        <w:tabs>
+          <w:tab w:val="num" w:pos="5760"/>
+        </w:tabs>
+        <w:ind w:left="5760" w:hanging="360"/>
+      </w:pPr>
+      <w:rPr>
+        <w:rFonts w:ascii="Symbol" w:hAnsi="Symbol" w:hint="default"/>
+        <w:sz w:val="20"/>
+      </w:rPr>
+    </w:lvl>
+    <w:lvl w:ilvl="8" w:tentative="1">
+      <w:start w:val="1"/>
+      <w:numFmt w:val="bullet"/>
+      <w:lvlText w:val=""/>
+      <w:lvlJc w:val="left"/>
+      <w:pPr>
+        <w:tabs>
+          <w:tab w:val="num" w:pos="6480"/>
+        </w:tabs>
+        <w:ind w:left="6480" w:hanging="360"/>
+      </w:pPr>
+      <w:rPr>
+        <w:rFonts w:ascii="Symbol" w:hAnsi="Symbol" w:hint="default"/>
+        <w:sz w:val="20"/>
+      </w:rPr>
+    </w:lvl>
+  </w:abstractNum>
+  <w:abstractNum w:abstractNumId="15" w15:restartNumberingAfterBreak="0">
+    <w:nsid w:val="742F7B1F"/>
+    <w:multiLevelType w:val="multilevel"/>
+    <w:tmpl w:val="6F242DB8"/>
+    <w:lvl w:ilvl="0">
+      <w:start w:val="1"/>
+      <w:numFmt w:val="bullet"/>
+      <w:lvlText w:val=""/>
+      <w:lvlJc w:val="left"/>
+      <w:pPr>
+        <w:tabs>
+          <w:tab w:val="num" w:pos="720"/>
+        </w:tabs>
+        <w:ind w:left="720" w:hanging="360"/>
+      </w:pPr>
+      <w:rPr>
+        <w:rFonts w:ascii="Symbol" w:hAnsi="Symbol" w:hint="default"/>
+        <w:sz w:val="20"/>
+      </w:rPr>
+    </w:lvl>
+    <w:lvl w:ilvl="1" w:tentative="1">
+      <w:start w:val="1"/>
+      <w:numFmt w:val="bullet"/>
+      <w:lvlText w:val=""/>
+      <w:lvlJc w:val="left"/>
+      <w:pPr>
+        <w:tabs>
+          <w:tab w:val="num" w:pos="1440"/>
+        </w:tabs>
+        <w:ind w:left="1440" w:hanging="360"/>
+      </w:pPr>
+      <w:rPr>
+        <w:rFonts w:ascii="Symbol" w:hAnsi="Symbol" w:hint="default"/>
+        <w:sz w:val="20"/>
+      </w:rPr>
+    </w:lvl>
+    <w:lvl w:ilvl="2" w:tentative="1">
+      <w:start w:val="1"/>
+      <w:numFmt w:val="bullet"/>
+      <w:lvlText w:val=""/>
+      <w:lvlJc w:val="left"/>
+      <w:pPr>
+        <w:tabs>
+          <w:tab w:val="num" w:pos="2160"/>
+        </w:tabs>
+        <w:ind w:left="2160" w:hanging="360"/>
+      </w:pPr>
+      <w:rPr>
+        <w:rFonts w:ascii="Symbol" w:hAnsi="Symbol" w:hint="default"/>
+        <w:sz w:val="20"/>
+      </w:rPr>
+    </w:lvl>
+    <w:lvl w:ilvl="3" w:tentative="1">
+      <w:start w:val="1"/>
+      <w:numFmt w:val="bullet"/>
+      <w:lvlText w:val=""/>
+      <w:lvlJc w:val="left"/>
+      <w:pPr>
+        <w:tabs>
+          <w:tab w:val="num" w:pos="2880"/>
+        </w:tabs>
+        <w:ind w:left="2880" w:hanging="360"/>
+      </w:pPr>
+      <w:rPr>
+        <w:rFonts w:ascii="Symbol" w:hAnsi="Symbol" w:hint="default"/>
+        <w:sz w:val="20"/>
+      </w:rPr>
+    </w:lvl>
+    <w:lvl w:ilvl="4" w:tentative="1">
+      <w:start w:val="1"/>
+      <w:numFmt w:val="bullet"/>
+      <w:lvlText w:val=""/>
+      <w:lvlJc w:val="left"/>
+      <w:pPr>
+        <w:tabs>
+          <w:tab w:val="num" w:pos="3600"/>
+        </w:tabs>
+        <w:ind w:left="3600" w:hanging="360"/>
+      </w:pPr>
+      <w:rPr>
+        <w:rFonts w:ascii="Symbol" w:hAnsi="Symbol" w:hint="default"/>
+        <w:sz w:val="20"/>
+      </w:rPr>
+    </w:lvl>
+    <w:lvl w:ilvl="5" w:tentative="1">
+      <w:start w:val="1"/>
+      <w:numFmt w:val="bullet"/>
+      <w:lvlText w:val=""/>
+      <w:lvlJc w:val="left"/>
+      <w:pPr>
+        <w:tabs>
+          <w:tab w:val="num" w:pos="4320"/>
+        </w:tabs>
+        <w:ind w:left="4320" w:hanging="360"/>
+      </w:pPr>
+      <w:rPr>
+        <w:rFonts w:ascii="Symbol" w:hAnsi="Symbol" w:hint="default"/>
+        <w:sz w:val="20"/>
+      </w:rPr>
+    </w:lvl>
+    <w:lvl w:ilvl="6" w:tentative="1">
+      <w:start w:val="1"/>
+      <w:numFmt w:val="bullet"/>
+      <w:lvlText w:val=""/>
+      <w:lvlJc w:val="left"/>
+      <w:pPr>
+        <w:tabs>
+          <w:tab w:val="num" w:pos="5040"/>
+        </w:tabs>
+        <w:ind w:left="5040" w:hanging="360"/>
+      </w:pPr>
+      <w:rPr>
+        <w:rFonts w:ascii="Symbol" w:hAnsi="Symbol" w:hint="default"/>
+        <w:sz w:val="20"/>
+      </w:rPr>
+    </w:lvl>
+    <w:lvl w:ilvl="7" w:tentative="1">
+      <w:start w:val="1"/>
+      <w:numFmt w:val="bullet"/>
+      <w:lvlText w:val=""/>
+      <w:lvlJc w:val="left"/>
+      <w:pPr>
+        <w:tabs>
+          <w:tab w:val="num" w:pos="5760"/>
+        </w:tabs>
+        <w:ind w:left="5760" w:hanging="360"/>
+      </w:pPr>
+      <w:rPr>
+        <w:rFonts w:ascii="Symbol" w:hAnsi="Symbol" w:hint="default"/>
+        <w:sz w:val="20"/>
+      </w:rPr>
+    </w:lvl>
+    <w:lvl w:ilvl="8" w:tentative="1">
+      <w:start w:val="1"/>
+      <w:numFmt w:val="bullet"/>
+      <w:lvlText w:val=""/>
+      <w:lvlJc w:val="left"/>
+      <w:pPr>
+        <w:tabs>
+          <w:tab w:val="num" w:pos="6480"/>
+        </w:tabs>
+        <w:ind w:left="6480" w:hanging="360"/>
+      </w:pPr>
+      <w:rPr>
+        <w:rFonts w:ascii="Symbol" w:hAnsi="Symbol" w:hint="default"/>
+        <w:sz w:val="20"/>
+      </w:rPr>
+    </w:lvl>
+  </w:abstractNum>
+  <w:abstractNum w:abstractNumId="16" w15:restartNumberingAfterBreak="0">
+    <w:nsid w:val="749C553C"/>
+    <w:multiLevelType w:val="hybridMultilevel"/>
+    <w:tmpl w:val="E1CE35BC"/>
+    <w:lvl w:ilvl="0" w:tplc="E918D83A">
+      <w:start w:val="1"/>
+      <w:numFmt w:val="decimal"/>
+      <w:lvlText w:val="%1)"/>
+      <w:lvlJc w:val="left"/>
+      <w:pPr>
+        <w:ind w:left="1080" w:hanging="360"/>
+      </w:pPr>
+      <w:rPr>
+        <w:rFonts w:hint="default"/>
+      </w:rPr>
+    </w:lvl>
+    <w:lvl w:ilvl="1" w:tplc="08090019" w:tentative="1">
+      <w:start w:val="1"/>
+      <w:numFmt w:val="lowerLetter"/>
+      <w:lvlText w:val="%2."/>
+      <w:lvlJc w:val="left"/>
+      <w:pPr>
+        <w:ind w:left="1800" w:hanging="360"/>
+      </w:pPr>
+    </w:lvl>
+    <w:lvl w:ilvl="2" w:tplc="0809001B" w:tentative="1">
+      <w:start w:val="1"/>
+      <w:numFmt w:val="lowerRoman"/>
+      <w:lvlText w:val="%3."/>
+      <w:lvlJc w:val="right"/>
+      <w:pPr>
+        <w:ind w:left="2520" w:hanging="180"/>
+      </w:pPr>
+    </w:lvl>
+    <w:lvl w:ilvl="3" w:tplc="0809000F" w:tentative="1">
+      <w:start w:val="1"/>
+      <w:numFmt w:val="decimal"/>
+      <w:lvlText w:val="%4."/>
+      <w:lvlJc w:val="left"/>
+      <w:pPr>
+        <w:ind w:left="3240" w:hanging="360"/>
+      </w:pPr>
+    </w:lvl>
+    <w:lvl w:ilvl="4" w:tplc="08090019" w:tentative="1">
+      <w:start w:val="1"/>
+      <w:numFmt w:val="lowerLetter"/>
+      <w:lvlText w:val="%5."/>
+      <w:lvlJc w:val="left"/>
+      <w:pPr>
+        <w:ind w:left="3960" w:hanging="360"/>
+      </w:pPr>
+    </w:lvl>
+    <w:lvl w:ilvl="5" w:tplc="0809001B" w:tentative="1">
+      <w:start w:val="1"/>
+      <w:numFmt w:val="lowerRoman"/>
+      <w:lvlText w:val="%6."/>
+      <w:lvlJc w:val="right"/>
+      <w:pPr>
+        <w:ind w:left="4680" w:hanging="180"/>
+      </w:pPr>
+    </w:lvl>
+    <w:lvl w:ilvl="6" w:tplc="0809000F" w:tentative="1">
+      <w:start w:val="1"/>
+      <w:numFmt w:val="decimal"/>
+      <w:lvlText w:val="%7."/>
+      <w:lvlJc w:val="left"/>
+      <w:pPr>
+        <w:ind w:left="5400" w:hanging="360"/>
+      </w:pPr>
+    </w:lvl>
+    <w:lvl w:ilvl="7" w:tplc="08090019" w:tentative="1">
+      <w:start w:val="1"/>
+      <w:numFmt w:val="lowerLetter"/>
+      <w:lvlText w:val="%8."/>
+      <w:lvlJc w:val="left"/>
+      <w:pPr>
+        <w:ind w:left="6120" w:hanging="360"/>
+      </w:pPr>
+    </w:lvl>
+    <w:lvl w:ilvl="8" w:tplc="0809001B" w:tentative="1">
+      <w:start w:val="1"/>
+      <w:numFmt w:val="lowerRoman"/>
+      <w:lvlText w:val="%9."/>
+      <w:lvlJc w:val="right"/>
+      <w:pPr>
+        <w:ind w:left="6840" w:hanging="180"/>
+      </w:pPr>
+    </w:lvl>
+  </w:abstractNum>
+  <w:abstractNum w:abstractNumId="17" w15:restartNumberingAfterBreak="0">
+    <w:nsid w:val="7CB20227"/>
+    <w:multiLevelType w:val="multilevel"/>
+    <w:tmpl w:val="9FC6D882"/>
+    <w:lvl w:ilvl="0">
+      <w:start w:val="1"/>
+      <w:numFmt w:val="bullet"/>
+      <w:lvlText w:val=""/>
+      <w:lvlJc w:val="left"/>
+      <w:pPr>
+        <w:tabs>
+          <w:tab w:val="num" w:pos="720"/>
+        </w:tabs>
+        <w:ind w:left="720" w:hanging="360"/>
+      </w:pPr>
+      <w:rPr>
+        <w:rFonts w:ascii="Symbol" w:hAnsi="Symbol" w:hint="default"/>
+        <w:sz w:val="20"/>
+      </w:rPr>
+    </w:lvl>
+    <w:lvl w:ilvl="1" w:tentative="1">
+      <w:start w:val="1"/>
+      <w:numFmt w:val="bullet"/>
+      <w:lvlText w:val=""/>
+      <w:lvlJc w:val="left"/>
+      <w:pPr>
+        <w:tabs>
+          <w:tab w:val="num" w:pos="1440"/>
+        </w:tabs>
+        <w:ind w:left="1440" w:hanging="360"/>
+      </w:pPr>
+      <w:rPr>
+        <w:rFonts w:ascii="Symbol" w:hAnsi="Symbol" w:hint="default"/>
+        <w:sz w:val="20"/>
+      </w:rPr>
+    </w:lvl>
+    <w:lvl w:ilvl="2" w:tentative="1">
+      <w:start w:val="1"/>
+      <w:numFmt w:val="bullet"/>
+      <w:lvlText w:val=""/>
+      <w:lvlJc w:val="left"/>
+      <w:pPr>
+        <w:tabs>
+          <w:tab w:val="num" w:pos="2160"/>
+        </w:tabs>
+        <w:ind w:left="2160" w:hanging="360"/>
+      </w:pPr>
+      <w:rPr>
+        <w:rFonts w:ascii="Symbol" w:hAnsi="Symbol" w:hint="default"/>
+        <w:sz w:val="20"/>
+      </w:rPr>
+    </w:lvl>
+    <w:lvl w:ilvl="3" w:tentative="1">
+      <w:start w:val="1"/>
+      <w:numFmt w:val="bullet"/>
+      <w:lvlText w:val=""/>
+      <w:lvlJc w:val="left"/>
+      <w:pPr>
+        <w:tabs>
+          <w:tab w:val="num" w:pos="2880"/>
+        </w:tabs>
+        <w:ind w:left="2880" w:hanging="360"/>
+      </w:pPr>
+      <w:rPr>
+        <w:rFonts w:ascii="Symbol" w:hAnsi="Symbol" w:hint="default"/>
+        <w:sz w:val="20"/>
+      </w:rPr>
+    </w:lvl>
+    <w:lvl w:ilvl="4" w:tentative="1">
+      <w:start w:val="1"/>
+      <w:numFmt w:val="bullet"/>
+      <w:lvlText w:val=""/>
+      <w:lvlJc w:val="left"/>
+      <w:pPr>
+        <w:tabs>
+          <w:tab w:val="num" w:pos="3600"/>
+        </w:tabs>
+        <w:ind w:left="3600" w:hanging="360"/>
+      </w:pPr>
+      <w:rPr>
+        <w:rFonts w:ascii="Symbol" w:hAnsi="Symbol" w:hint="default"/>
+        <w:sz w:val="20"/>
+      </w:rPr>
+    </w:lvl>
+    <w:lvl w:ilvl="5" w:tentative="1">
+      <w:start w:val="1"/>
+      <w:numFmt w:val="bullet"/>
+      <w:lvlText w:val=""/>
+      <w:lvlJc w:val="left"/>
+      <w:pPr>
+        <w:tabs>
+          <w:tab w:val="num" w:pos="4320"/>
+        </w:tabs>
+        <w:ind w:left="4320" w:hanging="360"/>
+      </w:pPr>
+      <w:rPr>
+        <w:rFonts w:ascii="Symbol" w:hAnsi="Symbol" w:hint="default"/>
+        <w:sz w:val="20"/>
+      </w:rPr>
+    </w:lvl>
+    <w:lvl w:ilvl="6" w:tentative="1">
+      <w:start w:val="1"/>
+      <w:numFmt w:val="bullet"/>
+      <w:lvlText w:val=""/>
+      <w:lvlJc w:val="left"/>
+      <w:pPr>
+        <w:tabs>
+          <w:tab w:val="num" w:pos="5040"/>
+        </w:tabs>
+        <w:ind w:left="5040" w:hanging="360"/>
+      </w:pPr>
+      <w:rPr>
+        <w:rFonts w:ascii="Symbol" w:hAnsi="Symbol" w:hint="default"/>
+        <w:sz w:val="20"/>
+      </w:rPr>
+    </w:lvl>
+    <w:lvl w:ilvl="7" w:tentative="1">
+      <w:start w:val="1"/>
+      <w:numFmt w:val="bullet"/>
+      <w:lvlText w:val=""/>
+      <w:lvlJc w:val="left"/>
+      <w:pPr>
+        <w:tabs>
+          <w:tab w:val="num" w:pos="5760"/>
+        </w:tabs>
+        <w:ind w:left="5760" w:hanging="360"/>
+      </w:pPr>
+      <w:rPr>
+        <w:rFonts w:ascii="Symbol" w:hAnsi="Symbol" w:hint="default"/>
+        <w:sz w:val="20"/>
+      </w:rPr>
+    </w:lvl>
+    <w:lvl w:ilvl="8" w:tentative="1">
+      <w:start w:val="1"/>
+      <w:numFmt w:val="bullet"/>
+      <w:lvlText w:val=""/>
+      <w:lvlJc w:val="left"/>
+      <w:pPr>
+        <w:tabs>
+          <w:tab w:val="num" w:pos="6480"/>
+        </w:tabs>
+        <w:ind w:left="6480" w:hanging="360"/>
+      </w:pPr>
+      <w:rPr>
+        <w:rFonts w:ascii="Symbol" w:hAnsi="Symbol" w:hint="default"/>
+        <w:sz w:val="20"/>
+      </w:rPr>
+    </w:lvl>
+  </w:abstractNum>
   <w:num w:numId="1" w16cid:durableId="610746491">
+    <w:abstractNumId w:val="9"/>
+  </w:num>
+  <w:num w:numId="2" w16cid:durableId="119735955">
     <w:abstractNumId w:val="6"/>
   </w:num>
-  <w:num w:numId="2" w16cid:durableId="119735955">
-    <w:abstractNumId w:val="3"/>
+  <w:num w:numId="3" w16cid:durableId="1285499782">
+    <w:abstractNumId w:val="10"/>
   </w:num>
-  <w:num w:numId="3" w16cid:durableId="1285499782">
+  <w:num w:numId="4" w16cid:durableId="936056160">
     <w:abstractNumId w:val="7"/>
   </w:num>
-  <w:num w:numId="4" w16cid:durableId="936056160">
-    <w:abstractNumId w:val="4"/>
-  </w:num>
   <w:num w:numId="5" w16cid:durableId="1659378244">
-    <w:abstractNumId w:val="5"/>
+    <w:abstractNumId w:val="8"/>
   </w:num>
   <w:num w:numId="6" w16cid:durableId="1398893691">
-    <w:abstractNumId w:val="9"/>
+    <w:abstractNumId w:val="12"/>
   </w:num>
   <w:num w:numId="7" w16cid:durableId="85078705">
+    <w:abstractNumId w:val="14"/>
+  </w:num>
+  <w:num w:numId="8" w16cid:durableId="1156453506">
     <w:abstractNumId w:val="11"/>
   </w:num>
-  <w:num w:numId="8" w16cid:durableId="1156453506">
-    <w:abstractNumId w:val="8"/>
-  </w:num>
   <w:num w:numId="9" w16cid:durableId="987900129">
-    <w:abstractNumId w:val="14"/>
+    <w:abstractNumId w:val="17"/>
   </w:num>
   <w:num w:numId="10" w16cid:durableId="1747071249">
     <w:abstractNumId w:val="0"/>
   </w:num>
   <w:num w:numId="11" w16cid:durableId="1362512916">
-    <w:abstractNumId w:val="1"/>
+    <w:abstractNumId w:val="2"/>
   </w:num>
   <w:num w:numId="12" w16cid:durableId="2062751798">
-    <w:abstractNumId w:val="10"/>
+    <w:abstractNumId w:val="13"/>
   </w:num>
   <w:num w:numId="13" w16cid:durableId="427892765">
-    <w:abstractNumId w:val="12"/>
+    <w:abstractNumId w:val="15"/>
   </w:num>
   <w:num w:numId="14" w16cid:durableId="2019767168">
-    <w:abstractNumId w:val="2"/>
+    <w:abstractNumId w:val="3"/>
   </w:num>
   <w:num w:numId="15" w16cid:durableId="399445549">
-    <w:abstractNumId w:val="13"/>
+    <w:abstractNumId w:val="16"/>
+  </w:num>
+  <w:num w:numId="16" w16cid:durableId="1541237541">
+    <w:abstractNumId w:val="5"/>
+  </w:num>
+  <w:num w:numId="17" w16cid:durableId="345791927">
+    <w:abstractNumId w:val="4"/>
+  </w:num>
+  <w:num w:numId="18" w16cid:durableId="2017489890">
+    <w:abstractNumId w:val="1"/>
   </w:num>
   <w:numIdMacAtCleanup w:val="15"/>
 </w:numbering>
